--- a/orcid_role_identifier/docs/ORCID-Role-Enrichment-Status-and-Plan.docx
+++ b/orcid_role_identifier/docs/ORCID-Role-Enrichment-Status-and-Plan.docx
@@ -81,6 +81,62 @@
               </w:rPr>
               <w:t>WHAT CHANGED SINCE THE LAST VERSION</w:t>
             </w:r>
+          </w:p>
+          <w:p>
+            <w:pPr>
+              <w:spacing w:after="40"/>
+            </w:pPr>
+            <w:r>
+              <w:rPr>
+                <w:rFonts w:ascii="Calibri" w:hAnsi="Calibri"/>
+                <w:b/>
+                <w:color w:val="464B52"/>
+                <w:sz w:val="20"/>
+              </w:rPr>
+              <w:t>The project has been checked against an outside source for the first time, and it passed.</w:t>
+            </w:r>
+            <w:r>
+              <w:rPr>
+                <w:rFonts w:ascii="Calibri" w:hAnsi="Calibri"/>
+                <w:b w:val="0"/>
+                <w:color w:val="464B52"/>
+                <w:sz w:val="20"/>
+              </w:rPr>
+              <w:t xml:space="preserve"> 81.8% of the people we classified were put in the audience they put themselves in — against a ceiling of 88.9%, which is how often people agree with their own earlier answer. Section 5 is new and covers it.</w:t>
+            </w:r>
+          </w:p>
+          <w:p>
+            <w:pPr>
+              <w:spacing w:after="40"/>
+            </w:pPr>
+          </w:p>
+          <w:p>
+            <w:pPr>
+              <w:spacing w:after="40"/>
+            </w:pPr>
+            <w:r>
+              <w:rPr>
+                <w:rFonts w:ascii="Calibri" w:hAnsi="Calibri"/>
+                <w:b/>
+                <w:color w:val="464B52"/>
+                <w:sz w:val="20"/>
+              </w:rPr>
+              <w:t>Nine more corrections landed</w:t>
+            </w:r>
+            <w:r>
+              <w:rPr>
+                <w:rFonts w:ascii="Calibri" w:hAnsi="Calibri"/>
+                <w:b w:val="0"/>
+                <w:color w:val="464B52"/>
+                <w:sz w:val="20"/>
+              </w:rPr>
+              <w:t xml:space="preserve"> from the synonym check, and all fourteen outstanding corrections are now live in the dictionary.</w:t>
+            </w:r>
+          </w:p>
+          <w:p>
+            <w:pPr>
+              <w:spacing w:after="40"/>
+            </w:pPr>
           </w:p>
           <w:p>
             <w:pPr>
@@ -3337,7 +3393,1090 @@
           <w:color w:val="1C1F23"/>
           <w:sz w:val="32"/>
         </w:rPr>
-        <w:t>5.  How to use the taxonomy well — step by step</w:t>
+        <w:t>5.  The first external check, and what it found</w:t>
+      </w:r>
+    </w:p>
+    <w:p>
+      <w:pPr>
+        <w:spacing w:after="120"/>
+      </w:pPr>
+      <w:r>
+        <w:rPr>
+          <w:rFonts w:ascii="Calibri" w:hAnsi="Calibri"/>
+          <w:b w:val="0"/>
+          <w:i w:val="0"/>
+          <w:color w:val="464B52"/>
+          <w:sz w:val="21"/>
+        </w:rPr>
+        <w:t>Until the end of October every number in this project came from our own pipeline. Market Intelligence then exported two surveys in which people had picked their own job title from a fixed list and given an email address. That let us compare our answer to the person's own answer for the first time.</w:t>
+      </w:r>
+    </w:p>
+    <w:tbl>
+      <w:tblPr>
+        <w:tblStyle w:val="TableGrid"/>
+        <w:tblW w:type="auto" w:w="0"/>
+        <w:jc w:val="left"/>
+        <w:tblLook w:firstColumn="1" w:firstRow="1" w:lastColumn="0" w:lastRow="0" w:noHBand="0" w:noVBand="1" w:val="04A0"/>
+      </w:tblPr>
+      <w:tblGrid>
+        <w:gridCol w:w="3216"/>
+        <w:gridCol w:w="3216"/>
+        <w:gridCol w:w="3216"/>
+      </w:tblGrid>
+      <w:tr>
+        <w:tc>
+          <w:tcPr>
+            <w:tcW w:type="dxa" w:w="3744"/>
+            <w:shd w:val="clear" w:fill="1C1F23"/>
+          </w:tcPr>
+          <w:p>
+            <w:pPr>
+              <w:spacing w:after="20"/>
+            </w:pPr>
+            <w:r>
+              <w:rPr>
+                <w:rFonts w:ascii="Calibri" w:hAnsi="Calibri"/>
+                <w:b/>
+                <w:color w:val="FFFFFF"/>
+                <w:sz w:val="17"/>
+              </w:rPr>
+              <w:t>Source</w:t>
+            </w:r>
+          </w:p>
+        </w:tc>
+        <w:tc>
+          <w:tcPr>
+            <w:tcW w:type="dxa" w:w="1728"/>
+            <w:shd w:val="clear" w:fill="1C1F23"/>
+          </w:tcPr>
+          <w:p>
+            <w:pPr>
+              <w:spacing w:after="20"/>
+            </w:pPr>
+            <w:r>
+              <w:rPr>
+                <w:rFonts w:ascii="Calibri" w:hAnsi="Calibri"/>
+                <w:b/>
+                <w:color w:val="FFFFFF"/>
+                <w:sz w:val="17"/>
+              </w:rPr>
+              <w:t>Rows</w:t>
+            </w:r>
+          </w:p>
+        </w:tc>
+        <w:tc>
+          <w:tcPr>
+            <w:tcW w:type="dxa" w:w="4032"/>
+            <w:shd w:val="clear" w:fill="1C1F23"/>
+          </w:tcPr>
+          <w:p>
+            <w:pPr>
+              <w:spacing w:after="20"/>
+            </w:pPr>
+            <w:r>
+              <w:rPr>
+                <w:rFonts w:ascii="Calibri" w:hAnsi="Calibri"/>
+                <w:b/>
+                <w:color w:val="FFFFFF"/>
+                <w:sz w:val="17"/>
+              </w:rPr>
+              <w:t>Period</w:t>
+            </w:r>
+          </w:p>
+        </w:tc>
+      </w:tr>
+      <w:tr>
+        <w:tc>
+          <w:tcPr>
+            <w:tcW w:type="dxa" w:w="3744"/>
+          </w:tcPr>
+          <w:p>
+            <w:pPr>
+              <w:spacing w:after="20"/>
+            </w:pPr>
+            <w:r>
+              <w:rPr>
+                <w:rFonts w:ascii="Calibri" w:hAnsi="Calibri"/>
+                <w:b w:val="0"/>
+                <w:color w:val="464B52"/>
+                <w:sz w:val="19"/>
+              </w:rPr>
+              <w:t>Researcher Panel</w:t>
+            </w:r>
+          </w:p>
+        </w:tc>
+        <w:tc>
+          <w:tcPr>
+            <w:tcW w:type="dxa" w:w="1728"/>
+          </w:tcPr>
+          <w:p>
+            <w:pPr>
+              <w:spacing w:after="20"/>
+            </w:pPr>
+            <w:r>
+              <w:rPr>
+                <w:rFonts w:ascii="Calibri" w:hAnsi="Calibri"/>
+                <w:b w:val="0"/>
+                <w:color w:val="464B52"/>
+                <w:sz w:val="19"/>
+              </w:rPr>
+              <w:t>232,648</w:t>
+            </w:r>
+          </w:p>
+        </w:tc>
+        <w:tc>
+          <w:tcPr>
+            <w:tcW w:type="dxa" w:w="4032"/>
+          </w:tcPr>
+          <w:p>
+            <w:pPr>
+              <w:spacing w:after="20"/>
+            </w:pPr>
+            <w:r>
+              <w:rPr>
+                <w:rFonts w:ascii="Calibri" w:hAnsi="Calibri"/>
+                <w:b w:val="0"/>
+                <w:color w:val="464B52"/>
+                <w:sz w:val="19"/>
+              </w:rPr>
+              <w:t>June 2022 – October 2026</w:t>
+            </w:r>
+          </w:p>
+        </w:tc>
+      </w:tr>
+      <w:tr>
+        <w:tc>
+          <w:tcPr>
+            <w:tcW w:type="dxa" w:w="3744"/>
+            <w:shd w:val="clear" w:fill="F7F7F6"/>
+          </w:tcPr>
+          <w:p>
+            <w:pPr>
+              <w:spacing w:after="20"/>
+            </w:pPr>
+            <w:r>
+              <w:rPr>
+                <w:rFonts w:ascii="Calibri" w:hAnsi="Calibri"/>
+                <w:b w:val="0"/>
+                <w:color w:val="464B52"/>
+                <w:sz w:val="19"/>
+              </w:rPr>
+              <w:t>Journal Author Satisfaction</w:t>
+            </w:r>
+          </w:p>
+        </w:tc>
+        <w:tc>
+          <w:tcPr>
+            <w:tcW w:type="dxa" w:w="1728"/>
+            <w:shd w:val="clear" w:fill="F7F7F6"/>
+          </w:tcPr>
+          <w:p>
+            <w:pPr>
+              <w:spacing w:after="20"/>
+            </w:pPr>
+            <w:r>
+              <w:rPr>
+                <w:rFonts w:ascii="Calibri" w:hAnsi="Calibri"/>
+                <w:b w:val="0"/>
+                <w:color w:val="464B52"/>
+                <w:sz w:val="19"/>
+              </w:rPr>
+              <w:t>109,396</w:t>
+            </w:r>
+          </w:p>
+        </w:tc>
+        <w:tc>
+          <w:tcPr>
+            <w:tcW w:type="dxa" w:w="4032"/>
+            <w:shd w:val="clear" w:fill="F7F7F6"/>
+          </w:tcPr>
+          <w:p>
+            <w:pPr>
+              <w:spacing w:after="20"/>
+            </w:pPr>
+            <w:r>
+              <w:rPr>
+                <w:rFonts w:ascii="Calibri" w:hAnsi="Calibri"/>
+                <w:b w:val="0"/>
+                <w:color w:val="464B52"/>
+                <w:sz w:val="19"/>
+              </w:rPr>
+              <w:t>April 2024 – October 2026</w:t>
+            </w:r>
+          </w:p>
+        </w:tc>
+      </w:tr>
+      <w:tr>
+        <w:tc>
+          <w:tcPr>
+            <w:tcW w:type="dxa" w:w="3744"/>
+          </w:tcPr>
+          <w:p>
+            <w:pPr>
+              <w:spacing w:after="20"/>
+            </w:pPr>
+            <w:r>
+              <w:rPr>
+                <w:rFonts w:ascii="Calibri" w:hAnsi="Calibri"/>
+                <w:b/>
+                <w:color w:val="464B52"/>
+                <w:sz w:val="19"/>
+              </w:rPr>
+              <w:t>Combined, one answer per person</w:t>
+            </w:r>
+          </w:p>
+        </w:tc>
+        <w:tc>
+          <w:tcPr>
+            <w:tcW w:type="dxa" w:w="1728"/>
+          </w:tcPr>
+          <w:p>
+            <w:pPr>
+              <w:spacing w:after="20"/>
+            </w:pPr>
+            <w:r>
+              <w:rPr>
+                <w:rFonts w:ascii="Calibri" w:hAnsi="Calibri"/>
+                <w:b/>
+                <w:color w:val="464B52"/>
+                <w:sz w:val="19"/>
+              </w:rPr>
+              <w:t>290,045</w:t>
+            </w:r>
+          </w:p>
+        </w:tc>
+        <w:tc>
+          <w:tcPr>
+            <w:tcW w:type="dxa" w:w="4032"/>
+          </w:tcPr>
+          <w:p>
+            <w:pPr>
+              <w:spacing w:after="20"/>
+            </w:pPr>
+            <w:r>
+              <w:rPr>
+                <w:rFonts w:ascii="Calibri" w:hAnsi="Calibri"/>
+                <w:b w:val="0"/>
+                <w:color w:val="464B52"/>
+                <w:sz w:val="19"/>
+              </w:rPr>
+              <w:t>most recent answer kept</w:t>
+            </w:r>
+          </w:p>
+        </w:tc>
+      </w:tr>
+    </w:tbl>
+    <w:p>
+      <w:pPr>
+        <w:spacing w:after="40"/>
+      </w:pPr>
+    </w:p>
+    <w:p>
+      <w:pPr>
+        <w:keepNext/>
+        <w:spacing w:before="280" w:after="80"/>
+      </w:pPr>
+      <w:r>
+        <w:rPr>
+          <w:rFonts w:ascii="Calibri" w:hAnsi="Calibri"/>
+          <w:b/>
+          <w:color w:val="1F6F6A"/>
+          <w:sz w:val="25"/>
+        </w:rPr>
+        <w:t>5.1  We measured the ceiling before measuring ourselves</w:t>
+      </w:r>
+    </w:p>
+    <w:p>
+      <w:pPr>
+        <w:spacing w:after="120"/>
+      </w:pPr>
+      <w:r>
+        <w:rPr>
+          <w:rFonts w:ascii="Calibri" w:hAnsi="Calibri"/>
+          <w:b w:val="0"/>
+          <w:i w:val="0"/>
+          <w:color w:val="464B52"/>
+          <w:sz w:val="21"/>
+        </w:rPr>
+        <w:t>34,372 people appear in both surveys, so they declared their own job twice. That gives something rare: a way to find out how reliable the yardstick is before using it.</w:t>
+      </w:r>
+    </w:p>
+    <w:tbl>
+      <w:tblPr>
+        <w:tblW w:type="auto" w:w="0"/>
+        <w:jc w:val="left"/>
+        <w:tblLook w:firstColumn="1" w:firstRow="1" w:lastColumn="0" w:lastRow="0" w:noHBand="0" w:noVBand="1" w:val="04A0"/>
+        <w:tblBorders>
+          <w:top w:val="none" w:sz="0"/>
+          <w:left w:val="none" w:sz="0"/>
+          <w:bottom w:val="none" w:sz="0"/>
+          <w:right w:val="none" w:sz="0"/>
+          <w:insideH w:val="none" w:sz="0"/>
+          <w:insideV w:val="none" w:sz="0"/>
+        </w:tblBorders>
+      </w:tblPr>
+      <w:tblGrid>
+        <w:gridCol w:w="9648"/>
+      </w:tblGrid>
+      <w:tr>
+        <w:tc>
+          <w:tcPr>
+            <w:tcW w:type="dxa" w:w="9648"/>
+            <w:shd w:val="clear" w:fill="F2F6F5"/>
+          </w:tcPr>
+          <w:p>
+            <w:pPr>
+              <w:spacing w:after="60"/>
+            </w:pPr>
+            <w:r>
+              <w:rPr>
+                <w:rFonts w:ascii="Calibri" w:hAnsi="Calibri"/>
+                <w:b/>
+                <w:color w:val="1F6F6A"/>
+                <w:sz w:val="19"/>
+              </w:rPr>
+              <w:t>PEOPLE DISAGREE WITH THEMSELVES 11% OF THE TIME</w:t>
+            </w:r>
+          </w:p>
+          <w:p>
+            <w:pPr>
+              <w:spacing w:after="40"/>
+            </w:pPr>
+            <w:r>
+              <w:rPr>
+                <w:rFonts w:ascii="Consolas" w:hAnsi="Consolas"/>
+                <w:b w:val="0"/>
+                <w:color w:val="1C1F23"/>
+                <w:sz w:val="19"/>
+              </w:rPr>
+              <w:t>same person, two surveys, same profession   88.9%</w:t>
+            </w:r>
+          </w:p>
+          <w:p>
+            <w:pPr>
+              <w:spacing w:after="40"/>
+            </w:pPr>
+            <w:r>
+              <w:rPr>
+                <w:rFonts w:ascii="Consolas" w:hAnsi="Consolas"/>
+                <w:b w:val="0"/>
+                <w:color w:val="1C1F23"/>
+                <w:sz w:val="19"/>
+              </w:rPr>
+              <w:t>same person, two surveys, same words         60.6%</w:t>
+            </w:r>
+          </w:p>
+          <w:p>
+            <w:pPr>
+              <w:spacing w:after="40"/>
+            </w:pPr>
+          </w:p>
+          <w:p>
+            <w:pPr>
+              <w:spacing w:after="40"/>
+            </w:pPr>
+            <w:r>
+              <w:rPr>
+                <w:rFonts w:ascii="Calibri" w:hAnsi="Calibri"/>
+                <w:b w:val="0"/>
+                <w:color w:val="464B52"/>
+                <w:sz w:val="20"/>
+              </w:rPr>
+              <w:t xml:space="preserve">So </w:t>
+            </w:r>
+            <w:r>
+              <w:rPr>
+                <w:rFonts w:ascii="Calibri" w:hAnsi="Calibri"/>
+                <w:b/>
+                <w:color w:val="464B52"/>
+                <w:sz w:val="20"/>
+              </w:rPr>
+              <w:t>88.9% is the ceiling</w:t>
+            </w:r>
+            <w:r>
+              <w:rPr>
+                <w:rFonts w:ascii="Calibri" w:hAnsi="Calibri"/>
+                <w:b w:val="0"/>
+                <w:color w:val="464B52"/>
+                <w:sz w:val="20"/>
+              </w:rPr>
+              <w:t>. Nothing we do can score meaningfully above it, and 85% would be close to perfect rather than poor.</w:t>
+            </w:r>
+          </w:p>
+          <w:p>
+            <w:pPr>
+              <w:spacing w:after="40"/>
+            </w:pPr>
+          </w:p>
+          <w:p>
+            <w:pPr>
+              <w:spacing w:after="40"/>
+            </w:pPr>
+            <w:r>
+              <w:rPr>
+                <w:rFonts w:ascii="Calibri" w:hAnsi="Calibri"/>
+                <w:b w:val="0"/>
+                <w:color w:val="464B52"/>
+                <w:sz w:val="20"/>
+              </w:rPr>
+              <w:t>Their disagreements are real rather than careless:</w:t>
+            </w:r>
+          </w:p>
+          <w:p>
+            <w:pPr>
+              <w:spacing w:after="40"/>
+            </w:pPr>
+          </w:p>
+          <w:p>
+            <w:pPr>
+              <w:spacing w:after="40"/>
+            </w:pPr>
+            <w:r>
+              <w:rPr>
+                <w:rFonts w:ascii="Consolas" w:hAnsi="Consolas"/>
+                <w:b w:val="0"/>
+                <w:color w:val="1C1F23"/>
+                <w:sz w:val="19"/>
+              </w:rPr>
+              <w:t>627  professor in one, research scientist in the other</w:t>
+            </w:r>
+          </w:p>
+          <w:p>
+            <w:pPr>
+              <w:spacing w:after="40"/>
+            </w:pPr>
+            <w:r>
+              <w:rPr>
+                <w:rFonts w:ascii="Consolas" w:hAnsi="Consolas"/>
+                <w:b w:val="0"/>
+                <w:color w:val="1C1F23"/>
+                <w:sz w:val="19"/>
+              </w:rPr>
+              <w:t>523  professor in one, editor in the other</w:t>
+            </w:r>
+          </w:p>
+          <w:p>
+            <w:pPr>
+              <w:spacing w:after="40"/>
+            </w:pPr>
+            <w:r>
+              <w:rPr>
+                <w:rFonts w:ascii="Consolas" w:hAnsi="Consolas"/>
+                <w:b w:val="0"/>
+                <w:color w:val="1C1F23"/>
+                <w:sz w:val="19"/>
+              </w:rPr>
+              <w:t>288  head of department in one, professor in the other</w:t>
+            </w:r>
+          </w:p>
+          <w:p>
+            <w:pPr>
+              <w:spacing w:after="40"/>
+            </w:pPr>
+            <w:r>
+              <w:rPr>
+                <w:rFonts w:ascii="Consolas" w:hAnsi="Consolas"/>
+                <w:b w:val="0"/>
+                <w:color w:val="1C1F23"/>
+                <w:sz w:val="19"/>
+              </w:rPr>
+              <w:t>180  student in one, academic in the other   (time: people move on)</w:t>
+            </w:r>
+          </w:p>
+          <w:p>
+            <w:pPr>
+              <w:spacing w:after="40"/>
+            </w:pPr>
+          </w:p>
+          <w:p>
+            <w:pPr>
+              <w:spacing w:after="40"/>
+            </w:pPr>
+            <w:r>
+              <w:rPr>
+                <w:rFonts w:ascii="Calibri" w:hAnsi="Calibri"/>
+                <w:b w:val="0"/>
+                <w:color w:val="464B52"/>
+                <w:sz w:val="20"/>
+              </w:rPr>
+              <w:t>Measuring this first is the point. Without it we would have compared our own number against an implied 100% and called a good result a failure.</w:t>
+            </w:r>
+          </w:p>
+        </w:tc>
+      </w:tr>
+    </w:tbl>
+    <w:p>
+      <w:pPr>
+        <w:spacing w:after="40"/>
+      </w:pPr>
+    </w:p>
+    <w:p>
+      <w:pPr>
+        <w:keepNext/>
+        <w:spacing w:before="280" w:after="80"/>
+      </w:pPr>
+      <w:r>
+        <w:rPr>
+          <w:rFonts w:ascii="Calibri" w:hAnsi="Calibri"/>
+          <w:b/>
+          <w:color w:val="1F6F6A"/>
+          <w:sz w:val="25"/>
+        </w:rPr>
+        <w:t>5.2  The result</w:t>
+      </w:r>
+    </w:p>
+    <w:p>
+      <w:pPr>
+        <w:jc w:val="center"/>
+      </w:pPr>
+      <w:r>
+        <w:drawing>
+          <wp:inline xmlns:a="http://schemas.openxmlformats.org/drawingml/2006/main" xmlns:pic="http://schemas.openxmlformats.org/drawingml/2006/picture">
+            <wp:extent cx="5852160" cy="2288260"/>
+            <wp:docPr id="5" name="Picture 5"/>
+            <wp:cNvGraphicFramePr>
+              <a:graphicFrameLocks noChangeAspect="1"/>
+            </wp:cNvGraphicFramePr>
+            <a:graphic>
+              <a:graphicData uri="http://schemas.openxmlformats.org/drawingml/2006/picture">
+                <pic:pic>
+                  <pic:nvPicPr>
+                    <pic:cNvPr id="0" name="validation.png"/>
+                    <pic:cNvPicPr/>
+                  </pic:nvPicPr>
+                  <pic:blipFill>
+                    <a:blip r:embed="rId13"/>
+                    <a:stretch>
+                      <a:fillRect/>
+                    </a:stretch>
+                  </pic:blipFill>
+                  <pic:spPr>
+                    <a:xfrm>
+                      <a:off x="0" y="0"/>
+                      <a:ext cx="5852160" cy="2288260"/>
+                    </a:xfrm>
+                    <a:prstGeom prst="rect"/>
+                  </pic:spPr>
+                </pic:pic>
+              </a:graphicData>
+            </a:graphic>
+          </wp:inline>
+        </w:drawing>
+      </w:r>
+    </w:p>
+    <w:p>
+      <w:pPr>
+        <w:spacing w:after="200"/>
+        <w:jc w:val="center"/>
+      </w:pPr>
+      <w:r>
+        <w:rPr>
+          <w:rFonts w:ascii="Calibri" w:hAnsi="Calibri"/>
+          <w:i/>
+          <w:color w:val="6F757E"/>
+          <w:sz w:val="17"/>
+        </w:rPr>
+        <w:t>Of the people we classified, how many did we put where they put themselves.</w:t>
+      </w:r>
+    </w:p>
+    <w:p>
+      <w:pPr>
+        <w:spacing w:after="120"/>
+      </w:pPr>
+      <w:r>
+        <w:rPr>
+          <w:rFonts w:ascii="Calibri" w:hAnsi="Calibri"/>
+          <w:b/>
+          <w:i w:val="0"/>
+          <w:color w:val="464B52"/>
+          <w:sz w:val="21"/>
+        </w:rPr>
+        <w:t>81.8% overall, against a ceiling of 88.9%</w:t>
+      </w:r>
+      <w:r>
+        <w:rPr>
+          <w:rFonts w:ascii="Calibri" w:hAnsi="Calibri"/>
+          <w:b w:val="0"/>
+          <w:i w:val="0"/>
+          <w:color w:val="464B52"/>
+          <w:sz w:val="21"/>
+        </w:rPr>
+        <w:t xml:space="preserve"> — 92% of the best obtainable. Lecturer is above the ceiling, but that is the test being easier rather than us being better: the ceiling compared one answer to one answer, while this asks whether our answer is among the roles we gave the person.</w:t>
+      </w:r>
+    </w:p>
+    <w:p>
+      <w:pPr>
+        <w:keepNext/>
+        <w:spacing w:before="280" w:after="80"/>
+      </w:pPr>
+      <w:r>
+        <w:rPr>
+          <w:rFonts w:ascii="Calibri" w:hAnsi="Calibri"/>
+          <w:b/>
+          <w:color w:val="1F6F6A"/>
+          <w:sz w:val="25"/>
+        </w:rPr>
+        <w:t>5.3  The real limit is coverage, not accuracy</w:t>
+      </w:r>
+    </w:p>
+    <w:p>
+      <w:pPr>
+        <w:jc w:val="center"/>
+      </w:pPr>
+      <w:r>
+        <w:drawing>
+          <wp:inline xmlns:a="http://schemas.openxmlformats.org/drawingml/2006/main" xmlns:pic="http://schemas.openxmlformats.org/drawingml/2006/picture">
+            <wp:extent cx="5852160" cy="1520243"/>
+            <wp:docPr id="6" name="Picture 6"/>
+            <wp:cNvGraphicFramePr>
+              <a:graphicFrameLocks noChangeAspect="1"/>
+            </wp:cNvGraphicFramePr>
+            <a:graphic>
+              <a:graphicData uri="http://schemas.openxmlformats.org/drawingml/2006/picture">
+                <pic:pic>
+                  <pic:nvPicPr>
+                    <pic:cNvPr id="0" name="validation_funnel.png"/>
+                    <pic:cNvPicPr/>
+                  </pic:nvPicPr>
+                  <pic:blipFill>
+                    <a:blip r:embed="rId14"/>
+                    <a:stretch>
+                      <a:fillRect/>
+                    </a:stretch>
+                  </pic:blipFill>
+                  <pic:spPr>
+                    <a:xfrm>
+                      <a:off x="0" y="0"/>
+                      <a:ext cx="5852160" cy="1520243"/>
+                    </a:xfrm>
+                    <a:prstGeom prst="rect"/>
+                  </pic:spPr>
+                </pic:pic>
+              </a:graphicData>
+            </a:graphic>
+          </wp:inline>
+        </w:drawing>
+      </w:r>
+    </w:p>
+    <w:p>
+      <w:pPr>
+        <w:spacing w:after="200"/>
+        <w:jc w:val="center"/>
+      </w:pPr>
+      <w:r>
+        <w:rPr>
+          <w:rFonts w:ascii="Calibri" w:hAnsi="Calibri"/>
+          <w:i/>
+          <w:color w:val="6F757E"/>
+          <w:sz w:val="17"/>
+        </w:rPr>
+        <w:t>Where the 290,045 survey respondents go.</w:t>
+      </w:r>
+    </w:p>
+    <w:p>
+      <w:pPr>
+        <w:spacing w:after="120"/>
+      </w:pPr>
+      <w:r>
+        <w:rPr>
+          <w:rFonts w:ascii="Calibri" w:hAnsi="Calibri"/>
+          <w:b w:val="0"/>
+          <w:i w:val="0"/>
+          <w:color w:val="464B52"/>
+          <w:sz w:val="21"/>
+        </w:rPr>
+        <w:t xml:space="preserve">We matched 238,440 of them to somebody in the CDP, and then knew the job of only </w:t>
+      </w:r>
+      <w:r>
+        <w:rPr>
+          <w:rFonts w:ascii="Calibri" w:hAnsi="Calibri"/>
+          <w:b/>
+          <w:i w:val="0"/>
+          <w:color w:val="464B52"/>
+          <w:sz w:val="21"/>
+        </w:rPr>
+        <w:t>46,656</w:t>
+      </w:r>
+      <w:r>
+        <w:rPr>
+          <w:rFonts w:ascii="Calibri" w:hAnsi="Calibri"/>
+          <w:b w:val="0"/>
+          <w:i w:val="0"/>
+          <w:color w:val="464B52"/>
+          <w:sz w:val="21"/>
+        </w:rPr>
+        <w:t xml:space="preserve"> — a quarter. The rest have no ORCID employment record we can read.</w:t>
+      </w:r>
+    </w:p>
+    <w:p>
+      <w:pPr>
+        <w:spacing w:after="120"/>
+      </w:pPr>
+      <w:r>
+        <w:rPr>
+          <w:rFonts w:ascii="Calibri" w:hAnsi="Calibri"/>
+          <w:b w:val="0"/>
+          <w:i w:val="0"/>
+          <w:color w:val="464B52"/>
+          <w:sz w:val="21"/>
+        </w:rPr>
+        <w:t xml:space="preserve">This confirms from outside what the project has been saying from inside: the ceiling on this work is </w:t>
+      </w:r>
+      <w:r>
+        <w:rPr>
+          <w:rFonts w:ascii="Calibri" w:hAnsi="Calibri"/>
+          <w:b/>
+          <w:i w:val="0"/>
+          <w:color w:val="464B52"/>
+          <w:sz w:val="21"/>
+        </w:rPr>
+        <w:t>how many people we can say anything about at all</w:t>
+      </w:r>
+      <w:r>
+        <w:rPr>
+          <w:rFonts w:ascii="Calibri" w:hAnsi="Calibri"/>
+          <w:b w:val="0"/>
+          <w:i w:val="0"/>
+          <w:color w:val="464B52"/>
+          <w:sz w:val="21"/>
+        </w:rPr>
+        <w:t>, not how often we are right about the ones we can.</w:t>
+      </w:r>
+    </w:p>
+    <w:p>
+      <w:pPr>
+        <w:keepNext/>
+        <w:spacing w:before="280" w:after="80"/>
+      </w:pPr>
+      <w:r>
+        <w:rPr>
+          <w:rFonts w:ascii="Calibri" w:hAnsi="Calibri"/>
+          <w:b/>
+          <w:color w:val="1F6F6A"/>
+          <w:sz w:val="25"/>
+        </w:rPr>
+        <w:t>5.4  What it found: the one-title-one-group rule</w:t>
+      </w:r>
+    </w:p>
+    <w:p>
+      <w:pPr>
+        <w:spacing w:after="120"/>
+      </w:pPr>
+      <w:r>
+        <w:rPr>
+          <w:rFonts w:ascii="Calibri" w:hAnsi="Calibri"/>
+          <w:b w:val="0"/>
+          <w:i w:val="0"/>
+          <w:color w:val="464B52"/>
+          <w:sz w:val="21"/>
+        </w:rPr>
+        <w:t>Head of Faculty scored 20%, and the Researcher audience 69.9%. The biggest single cause is the same in both, and it is a design choice rather than a bug.</w:t>
+      </w:r>
+    </w:p>
+    <w:tbl>
+      <w:tblPr>
+        <w:tblW w:type="auto" w:w="0"/>
+        <w:jc w:val="left"/>
+        <w:tblLook w:firstColumn="1" w:firstRow="1" w:lastColumn="0" w:lastRow="0" w:noHBand="0" w:noVBand="1" w:val="04A0"/>
+        <w:tblBorders>
+          <w:top w:val="none" w:sz="0"/>
+          <w:left w:val="none" w:sz="0"/>
+          <w:bottom w:val="none" w:sz="0"/>
+          <w:right w:val="none" w:sz="0"/>
+          <w:insideH w:val="none" w:sz="0"/>
+          <w:insideV w:val="none" w:sz="0"/>
+        </w:tblBorders>
+      </w:tblPr>
+      <w:tblGrid>
+        <w:gridCol w:w="9648"/>
+      </w:tblGrid>
+      <w:tr>
+        <w:tc>
+          <w:tcPr>
+            <w:tcW w:type="dxa" w:w="9648"/>
+            <w:shd w:val="clear" w:fill="FBF1EF"/>
+          </w:tcPr>
+          <w:p>
+            <w:pPr>
+              <w:spacing w:after="60"/>
+            </w:pPr>
+            <w:r>
+              <w:rPr>
+                <w:rFonts w:ascii="Calibri" w:hAnsi="Calibri"/>
+                <w:b/>
+                <w:color w:val="9B3B2F"/>
+                <w:sz w:val="19"/>
+              </w:rPr>
+              <w:t>A PROFESSOR CAN ONLY BE ONE THING</w:t>
+            </w:r>
+          </w:p>
+          <w:p>
+            <w:pPr>
+              <w:spacing w:after="40"/>
+            </w:pPr>
+            <w:r>
+              <w:rPr>
+                <w:rFonts w:ascii="Consolas" w:hAnsi="Consolas"/>
+                <w:b w:val="0"/>
+                <w:color w:val="1C1F23"/>
+                <w:sz w:val="19"/>
+              </w:rPr>
+              <w:t>4,210  said "research scientist"   we said teaching academic</w:t>
+            </w:r>
+          </w:p>
+          <w:p>
+            <w:pPr>
+              <w:spacing w:after="40"/>
+            </w:pPr>
+            <w:r>
+              <w:rPr>
+                <w:rFonts w:ascii="Consolas" w:hAnsi="Consolas"/>
+                <w:b w:val="0"/>
+                <w:color w:val="1C1F23"/>
+                <w:sz w:val="19"/>
+              </w:rPr>
+              <w:t xml:space="preserve">  654  said "head of department"   we said teaching academic</w:t>
+            </w:r>
+          </w:p>
+          <w:p>
+            <w:pPr>
+              <w:spacing w:after="40"/>
+            </w:pPr>
+            <w:r>
+              <w:rPr>
+                <w:rFonts w:ascii="Consolas" w:hAnsi="Consolas"/>
+                <w:b w:val="0"/>
+                <w:color w:val="1C1F23"/>
+                <w:sz w:val="19"/>
+              </w:rPr>
+              <w:t>2,602  said "PhD student"          we said teaching academic</w:t>
+            </w:r>
+          </w:p>
+          <w:p>
+            <w:pPr>
+              <w:spacing w:after="40"/>
+            </w:pPr>
+          </w:p>
+          <w:p>
+            <w:pPr>
+              <w:spacing w:after="40"/>
+            </w:pPr>
+            <w:r>
+              <w:rPr>
+                <w:rFonts w:ascii="Calibri" w:hAnsi="Calibri"/>
+                <w:b w:val="0"/>
+                <w:color w:val="464B52"/>
+                <w:sz w:val="20"/>
+              </w:rPr>
+              <w:t xml:space="preserve">All of them have </w:t>
+            </w:r>
+            <w:r>
+              <w:rPr>
+                <w:rFonts w:ascii="Calibri" w:hAnsi="Calibri"/>
+                <w:b/>
+                <w:color w:val="464B52"/>
+                <w:sz w:val="20"/>
+              </w:rPr>
+              <w:t>Professor</w:t>
+            </w:r>
+            <w:r>
+              <w:rPr>
+                <w:rFonts w:ascii="Calibri" w:hAnsi="Calibri"/>
+                <w:b w:val="0"/>
+                <w:color w:val="464B52"/>
+                <w:sz w:val="20"/>
+              </w:rPr>
+              <w:t xml:space="preserve"> recorded as their ORCID job title, and a title belongs to exactly one profession in our system. A professor who researches, runs a department or supervises doctoral students is only a lecturer to us.</w:t>
+            </w:r>
+          </w:p>
+          <w:p>
+            <w:pPr>
+              <w:spacing w:after="40"/>
+            </w:pPr>
+          </w:p>
+          <w:p>
+            <w:pPr>
+              <w:spacing w:after="40"/>
+            </w:pPr>
+            <w:r>
+              <w:rPr>
+                <w:rFonts w:ascii="Calibri" w:hAnsi="Calibri"/>
+                <w:b w:val="0"/>
+                <w:color w:val="464B52"/>
+                <w:sz w:val="20"/>
+              </w:rPr>
+              <w:t xml:space="preserve">This was already an open question — worth 463,603 records — and it was marked low priority because it is a design change rather than a setting. </w:t>
+            </w:r>
+            <w:r>
+              <w:rPr>
+                <w:rFonts w:ascii="Calibri" w:hAnsi="Calibri"/>
+                <w:b/>
+                <w:color w:val="464B52"/>
+                <w:sz w:val="20"/>
+              </w:rPr>
+              <w:t>It now has outside evidence</w:t>
+            </w:r>
+            <w:r>
+              <w:rPr>
+                <w:rFonts w:ascii="Calibri" w:hAnsi="Calibri"/>
+                <w:b w:val="0"/>
+                <w:color w:val="464B52"/>
+                <w:sz w:val="20"/>
+              </w:rPr>
+              <w:t>: more than ten thousand people describe themselves differently from us, and this rule is why.</w:t>
+            </w:r>
+          </w:p>
+        </w:tc>
+      </w:tr>
+    </w:tbl>
+    <w:p>
+      <w:pPr>
+        <w:spacing w:after="40"/>
+      </w:pPr>
+    </w:p>
+    <w:p>
+      <w:pPr>
+        <w:spacing w:after="120"/>
+      </w:pPr>
+      <w:r>
+        <w:rPr>
+          <w:rFonts w:ascii="Calibri" w:hAnsi="Calibri"/>
+          <w:b w:val="0"/>
+          <w:i w:val="0"/>
+          <w:color w:val="464B52"/>
+          <w:sz w:val="21"/>
+        </w:rPr>
+        <w:t>Head of Faculty has two further causes, both of them decisions taken deliberately in the last week: it counts current posts only, and it was narrowed to universities only on 29 October.</w:t>
+      </w:r>
+    </w:p>
+    <w:p>
+      <w:pPr>
+        <w:keepNext/>
+        <w:spacing w:before="280" w:after="80"/>
+      </w:pPr>
+      <w:r>
+        <w:rPr>
+          <w:rFonts w:ascii="Calibri" w:hAnsi="Calibri"/>
+          <w:b/>
+          <w:color w:val="1F6F6A"/>
+          <w:sz w:val="25"/>
+        </w:rPr>
+        <w:t>5.5  What this is not</w:t>
+      </w:r>
+    </w:p>
+    <w:p>
+      <w:pPr>
+        <w:pStyle w:val="ListBullet"/>
+        <w:spacing w:after="60"/>
+        <w:ind w:left="403"/>
+      </w:pPr>
+      <w:r>
+        <w:rPr>
+          <w:rFonts w:ascii="Calibri" w:hAnsi="Calibri"/>
+          <w:b/>
+          <w:color w:val="464B52"/>
+          <w:sz w:val="21"/>
+        </w:rPr>
+        <w:t>It is not an accuracy rate.</w:t>
+      </w:r>
+      <w:r>
+        <w:rPr>
+          <w:rFonts w:ascii="Calibri" w:hAnsi="Calibri"/>
+          <w:b w:val="0"/>
+          <w:color w:val="464B52"/>
+          <w:sz w:val="21"/>
+        </w:rPr>
+        <w:t xml:space="preserve"> Self-declaration is a second opinion, not a fact. People pick one option from a list to describe a life that has several.</w:t>
+      </w:r>
+    </w:p>
+    <w:p>
+      <w:pPr>
+        <w:pStyle w:val="ListBullet"/>
+        <w:spacing w:after="60"/>
+        <w:ind w:left="403"/>
+      </w:pPr>
+      <w:r>
+        <w:rPr>
+          <w:rFonts w:ascii="Calibri" w:hAnsi="Calibri"/>
+          <w:b/>
+          <w:color w:val="464B52"/>
+          <w:sz w:val="21"/>
+        </w:rPr>
+        <w:t>The population is selected.</w:t>
+      </w:r>
+      <w:r>
+        <w:rPr>
+          <w:rFonts w:ascii="Calibri" w:hAnsi="Calibri"/>
+          <w:b w:val="0"/>
+          <w:color w:val="464B52"/>
+          <w:sz w:val="21"/>
+        </w:rPr>
+        <w:t xml:space="preserve"> These are people who publish and who answer surveys. Librarians appear seven times. Students and support staff are barely represented.</w:t>
+      </w:r>
+    </w:p>
+    <w:p>
+      <w:pPr>
+        <w:pStyle w:val="ListBullet"/>
+        <w:spacing w:after="60"/>
+        <w:ind w:left="403"/>
+      </w:pPr>
+      <w:r>
+        <w:rPr>
+          <w:rFonts w:ascii="Calibri" w:hAnsi="Calibri"/>
+          <w:b/>
+          <w:color w:val="464B52"/>
+          <w:sz w:val="21"/>
+        </w:rPr>
+        <w:t>Two audiences cannot be checked this way at all</w:t>
+      </w:r>
+      <w:r>
+        <w:rPr>
+          <w:rFonts w:ascii="Calibri" w:hAnsi="Calibri"/>
+          <w:b w:val="0"/>
+          <w:color w:val="464B52"/>
+          <w:sz w:val="21"/>
+        </w:rPr>
+        <w:t xml:space="preserve"> — the survey offers no pharmacist and no librarian option worth the name.</w:t>
+      </w:r>
+    </w:p>
+    <w:p>
+      <w:pPr>
+        <w:pStyle w:val="ListBullet"/>
+        <w:spacing w:after="60"/>
+        <w:ind w:left="403"/>
+      </w:pPr>
+      <w:r>
+        <w:rPr>
+          <w:rFonts w:ascii="Calibri" w:hAnsi="Calibri"/>
+          <w:b/>
+          <w:color w:val="464B52"/>
+          <w:sz w:val="21"/>
+        </w:rPr>
+        <w:t>It is repeatable.</w:t>
+      </w:r>
+      <w:r>
+        <w:rPr>
+          <w:rFonts w:ascii="Calibri" w:hAnsi="Calibri"/>
+          <w:b w:val="0"/>
+          <w:color w:val="464B52"/>
+          <w:sz w:val="21"/>
+        </w:rPr>
+        <w:t xml:space="preserve"> The comparison is a query, so it can be re-run after every change as a regression check. That is new, and it is worth more than the single number.</w:t>
+      </w:r>
+    </w:p>
+    <w:p>
+      <w:pPr>
+        <w:keepNext/>
+        <w:spacing w:before="400" w:after="120"/>
+      </w:pPr>
+      <w:r>
+        <w:rPr>
+          <w:rFonts w:ascii="Calibri" w:hAnsi="Calibri"/>
+          <w:b/>
+          <w:color w:val="1C1F23"/>
+          <w:sz w:val="32"/>
+        </w:rPr>
+        <w:t>6.  How to use the taxonomy well — step by step</w:t>
       </w:r>
     </w:p>
     <w:p>
@@ -3367,7 +4506,7 @@
           <w:color w:val="1F6F6A"/>
           <w:sz w:val="25"/>
         </w:rPr>
-        <w:t>Step 1 — Check the synonym groups.  (do this first)</w:t>
+        <w:t>Step 1 — Check the synonym groups.  (DONE 30 October)</w:t>
       </w:r>
     </w:p>
     <w:p>
@@ -4472,7 +5611,7 @@
           <w:color w:val="1C1F23"/>
           <w:sz w:val="32"/>
         </w:rPr>
-        <w:t>6.  Which matches need the most attention</w:t>
+        <w:t>7.  Which matches need the most attention</w:t>
       </w:r>
     </w:p>
     <w:p>
@@ -5481,7 +6620,7 @@
           <w:color w:val="1C1F23"/>
           <w:sz w:val="32"/>
         </w:rPr>
-        <w:t>7.  What happens next</w:t>
+        <w:t>8.  What happens next</w:t>
       </w:r>
     </w:p>
     <w:tbl>

--- a/orcid_role_identifier/docs/ORCID-Role-Enrichment-Status-and-Plan.docx
+++ b/orcid_role_identifier/docs/ORCID-Role-Enrichment-Status-and-Plan.docx
@@ -2983,7 +2983,7 @@
           <w:color w:val="1F6F6A"/>
           <w:sz w:val="25"/>
         </w:rPr>
-        <w:t>4.2  The survey answers (arriving now)</w:t>
+        <w:t>4.2  The survey answers — ARRIVED, and measured in section 5</w:t>
       </w:r>
     </w:p>
     <w:p>
@@ -3214,7 +3214,7 @@
           <w:color w:val="464B52"/>
           <w:sz w:val="21"/>
         </w:rPr>
-        <w:t>This is the first time we can compare our answer to the person's own answer.</w:t>
+        <w:t>Both exports arrived on 30 October and have been used.</w:t>
       </w:r>
       <w:r>
         <w:rPr>
@@ -3224,7 +3224,7 @@
           <w:color w:val="464B52"/>
           <w:sz w:val="21"/>
         </w:rPr>
-        <w:t xml:space="preserve"> An early match on a smaller slice already found 24,068 people in common.</w:t>
+        <w:t xml:space="preserve"> 290,045 unique people after deduplication, 93.2% of whom could be mapped onto one of our ten professions. The full result is section 5. The headline: 81.8% of the people we classified were put in the audience they put themselves in, against a ceiling of 88.9%.</w:t>
       </w:r>
     </w:p>
     <w:tbl>
@@ -3393,7 +3393,7 @@
           <w:color w:val="1C1F23"/>
           <w:sz w:val="32"/>
         </w:rPr>
-        <w:t>5.  The first external check, and what it found</w:t>
+        <w:t>5.  VALIDATION — our answer against what people said about themselves</w:t>
       </w:r>
     </w:p>
     <w:p>

--- a/orcid_role_identifier/docs/ORCID-Role-Enrichment-Status-and-Plan.docx
+++ b/orcid_role_identifier/docs/ORCID-Role-Enrichment-Status-and-Plan.docx
@@ -3922,7 +3922,142 @@
           <w:color w:val="1F6F6A"/>
           <w:sz w:val="25"/>
         </w:rPr>
-        <w:t>5.2  The result</w:t>
+        <w:t>5.2  A cleaner yardstick: people who do not contradict themselves</w:t>
+      </w:r>
+    </w:p>
+    <w:p>
+      <w:pPr>
+        <w:spacing w:after="120"/>
+      </w:pPr>
+      <w:r>
+        <w:rPr>
+          <w:rFonts w:ascii="Calibri" w:hAnsi="Calibri"/>
+          <w:b w:val="0"/>
+          <w:i w:val="0"/>
+          <w:color w:val="464B52"/>
+          <w:sz w:val="21"/>
+        </w:rPr>
+        <w:t xml:space="preserve">Merve, 30 October: treat self-declaration as the truth, but only from people who are consistent about it. Of the 34,372 who answered both surveys, </w:t>
+      </w:r>
+      <w:r>
+        <w:rPr>
+          <w:rFonts w:ascii="Calibri" w:hAnsi="Calibri"/>
+          <w:b/>
+          <w:i w:val="0"/>
+          <w:color w:val="464B52"/>
+          <w:sz w:val="21"/>
+        </w:rPr>
+        <w:t>3,613 contradicted themselves and were dropped</w:t>
+      </w:r>
+      <w:r>
+        <w:rPr>
+          <w:rFonts w:ascii="Calibri" w:hAnsi="Calibri"/>
+          <w:b w:val="0"/>
+          <w:i w:val="0"/>
+          <w:color w:val="464B52"/>
+          <w:sz w:val="21"/>
+        </w:rPr>
+        <w:t xml:space="preserve">. The remaining </w:t>
+      </w:r>
+      <w:r>
+        <w:rPr>
+          <w:rFonts w:ascii="Calibri" w:hAnsi="Calibri"/>
+          <w:b/>
+          <w:i w:val="0"/>
+          <w:color w:val="464B52"/>
+          <w:sz w:val="21"/>
+        </w:rPr>
+        <w:t>28,866</w:t>
+      </w:r>
+      <w:r>
+        <w:rPr>
+          <w:rFonts w:ascii="Calibri" w:hAnsi="Calibri"/>
+          <w:b w:val="0"/>
+          <w:i w:val="0"/>
+          <w:color w:val="464B52"/>
+          <w:sz w:val="21"/>
+        </w:rPr>
+        <w:t xml:space="preserve"> are the ground truth used from here on.</w:t>
+      </w:r>
+    </w:p>
+    <w:p>
+      <w:pPr>
+        <w:keepNext/>
+        <w:spacing w:before="280" w:after="80"/>
+      </w:pPr>
+      <w:r>
+        <w:rPr>
+          <w:rFonts w:ascii="Calibri" w:hAnsi="Calibri"/>
+          <w:b/>
+          <w:color w:val="1F6F6A"/>
+          <w:sz w:val="25"/>
+        </w:rPr>
+        <w:t>5.3  Two questions, not one — and they give different answers</w:t>
+      </w:r>
+    </w:p>
+    <w:p>
+      <w:pPr>
+        <w:spacing w:after="80"/>
+      </w:pPr>
+      <w:r>
+        <w:rPr>
+          <w:rFonts w:ascii="Calibri" w:hAnsi="Calibri"/>
+          <w:b w:val="0"/>
+          <w:i w:val="0"/>
+          <w:color w:val="464B52"/>
+          <w:sz w:val="21"/>
+        </w:rPr>
+        <w:t>A single agreement figure hides which way the system is failing. There are two separate questions and they fail independently:</w:t>
+      </w:r>
+    </w:p>
+    <w:p>
+      <w:pPr>
+        <w:pStyle w:val="ListBullet"/>
+        <w:spacing w:after="60"/>
+        <w:ind w:left="403"/>
+      </w:pPr>
+      <w:r>
+        <w:rPr>
+          <w:rFonts w:ascii="Calibri" w:hAnsi="Calibri"/>
+          <w:b/>
+          <w:color w:val="464B52"/>
+          <w:sz w:val="21"/>
+        </w:rPr>
+        <w:t>Did we FIND the people who say they are this?</w:t>
+      </w:r>
+      <w:r>
+        <w:rPr>
+          <w:rFonts w:ascii="Calibri" w:hAnsi="Calibri"/>
+          <w:b w:val="0"/>
+          <w:color w:val="464B52"/>
+          <w:sz w:val="21"/>
+        </w:rPr>
+        <w:t xml:space="preserve"> A low score means we are missing people. (Recall)</w:t>
+      </w:r>
+    </w:p>
+    <w:p>
+      <w:pPr>
+        <w:pStyle w:val="ListBullet"/>
+        <w:spacing w:after="60"/>
+        <w:ind w:left="403"/>
+      </w:pPr>
+      <w:r>
+        <w:rPr>
+          <w:rFonts w:ascii="Calibri" w:hAnsi="Calibri"/>
+          <w:b/>
+          <w:color w:val="464B52"/>
+          <w:sz w:val="21"/>
+        </w:rPr>
+        <w:t>Do the people we PUT here say they are this?</w:t>
+      </w:r>
+      <w:r>
+        <w:rPr>
+          <w:rFonts w:ascii="Calibri" w:hAnsi="Calibri"/>
+          <w:b w:val="0"/>
+          <w:color w:val="464B52"/>
+          <w:sz w:val="21"/>
+        </w:rPr>
+        <w:t xml:space="preserve"> A low score means we are letting the wrong people in. (Precision)</w:t>
       </w:r>
     </w:p>
     <w:p>
@@ -3932,7 +4067,7 @@
       <w:r>
         <w:drawing>
           <wp:inline xmlns:a="http://schemas.openxmlformats.org/drawingml/2006/main" xmlns:pic="http://schemas.openxmlformats.org/drawingml/2006/picture">
-            <wp:extent cx="5852160" cy="2288260"/>
+            <wp:extent cx="5852160" cy="2802379"/>
             <wp:docPr id="5" name="Picture 5"/>
             <wp:cNvGraphicFramePr>
               <a:graphicFrameLocks noChangeAspect="1"/>
@@ -3941,7 +4076,7 @@
               <a:graphicData uri="http://schemas.openxmlformats.org/drawingml/2006/picture">
                 <pic:pic>
                   <pic:nvPicPr>
-                    <pic:cNvPr id="0" name="validation.png"/>
+                    <pic:cNvPr id="0" name="two_directions.png"/>
                     <pic:cNvPicPr/>
                   </pic:nvPicPr>
                   <pic:blipFill>
@@ -3953,7 +4088,7 @@
                   <pic:spPr>
                     <a:xfrm>
                       <a:off x="0" y="0"/>
-                      <a:ext cx="5852160" cy="2288260"/>
+                      <a:ext cx="5852160" cy="2802379"/>
                     </a:xfrm>
                     <a:prstGeom prst="rect"/>
                   </pic:spPr>
@@ -3976,7 +4111,1268 @@
           <w:color w:val="6F757E"/>
           <w:sz w:val="17"/>
         </w:rPr>
-        <w:t>Of the people we classified, how many did we put where they put themselves.</w:t>
+        <w:t>The same audiences, measured in both directions against the consistent ground truth.</w:t>
+      </w:r>
+    </w:p>
+    <w:tbl>
+      <w:tblPr>
+        <w:tblStyle w:val="TableGrid"/>
+        <w:tblW w:type="auto" w:w="0"/>
+        <w:jc w:val="left"/>
+        <w:tblLook w:firstColumn="1" w:firstRow="1" w:lastColumn="0" w:lastRow="0" w:noHBand="0" w:noVBand="1" w:val="04A0"/>
+      </w:tblPr>
+      <w:tblGrid>
+        <w:gridCol w:w="1930"/>
+        <w:gridCol w:w="1930"/>
+        <w:gridCol w:w="1930"/>
+        <w:gridCol w:w="1930"/>
+        <w:gridCol w:w="1930"/>
+      </w:tblGrid>
+      <w:tr>
+        <w:tc>
+          <w:tcPr>
+            <w:tcW w:type="dxa" w:w="2160"/>
+            <w:shd w:val="clear" w:fill="1C1F23"/>
+          </w:tcPr>
+          <w:p>
+            <w:pPr>
+              <w:spacing w:after="20"/>
+            </w:pPr>
+            <w:r>
+              <w:rPr>
+                <w:rFonts w:ascii="Calibri" w:hAnsi="Calibri"/>
+                <w:b/>
+                <w:color w:val="FFFFFF"/>
+                <w:sz w:val="17"/>
+              </w:rPr>
+              <w:t>Audience</w:t>
+            </w:r>
+          </w:p>
+        </w:tc>
+        <w:tc>
+          <w:tcPr>
+            <w:tcW w:type="dxa" w:w="1224"/>
+            <w:shd w:val="clear" w:fill="1C1F23"/>
+          </w:tcPr>
+          <w:p>
+            <w:pPr>
+              <w:spacing w:after="20"/>
+            </w:pPr>
+            <w:r>
+              <w:rPr>
+                <w:rFonts w:ascii="Calibri" w:hAnsi="Calibri"/>
+                <w:b/>
+                <w:color w:val="FFFFFF"/>
+                <w:sz w:val="17"/>
+              </w:rPr>
+              <w:t>People in it</w:t>
+            </w:r>
+          </w:p>
+        </w:tc>
+        <w:tc>
+          <w:tcPr>
+            <w:tcW w:type="dxa" w:w="1440"/>
+            <w:shd w:val="clear" w:fill="1C1F23"/>
+          </w:tcPr>
+          <w:p>
+            <w:pPr>
+              <w:spacing w:after="20"/>
+            </w:pPr>
+            <w:r>
+              <w:rPr>
+                <w:rFonts w:ascii="Calibri" w:hAnsi="Calibri"/>
+                <w:b/>
+                <w:color w:val="FFFFFF"/>
+                <w:sz w:val="17"/>
+              </w:rPr>
+              <w:t>Did we find them?</w:t>
+            </w:r>
+          </w:p>
+        </w:tc>
+        <w:tc>
+          <w:tcPr>
+            <w:tcW w:type="dxa" w:w="1296"/>
+            <w:shd w:val="clear" w:fill="1C1F23"/>
+          </w:tcPr>
+          <w:p>
+            <w:pPr>
+              <w:spacing w:after="20"/>
+            </w:pPr>
+            <w:r>
+              <w:rPr>
+                <w:rFonts w:ascii="Calibri" w:hAnsi="Calibri"/>
+                <w:b/>
+                <w:color w:val="FFFFFF"/>
+                <w:sz w:val="17"/>
+              </w:rPr>
+              <w:t>Do they agree?</w:t>
+            </w:r>
+          </w:p>
+        </w:tc>
+        <w:tc>
+          <w:tcPr>
+            <w:tcW w:type="dxa" w:w="3384"/>
+            <w:shd w:val="clear" w:fill="1C1F23"/>
+          </w:tcPr>
+          <w:p>
+            <w:pPr>
+              <w:spacing w:after="20"/>
+            </w:pPr>
+            <w:r>
+              <w:rPr>
+                <w:rFonts w:ascii="Calibri" w:hAnsi="Calibri"/>
+                <w:b/>
+                <w:color w:val="FFFFFF"/>
+                <w:sz w:val="17"/>
+              </w:rPr>
+              <w:t>Read</w:t>
+            </w:r>
+          </w:p>
+        </w:tc>
+      </w:tr>
+      <w:tr>
+        <w:tc>
+          <w:tcPr>
+            <w:tcW w:type="dxa" w:w="2160"/>
+          </w:tcPr>
+          <w:p>
+            <w:pPr>
+              <w:spacing w:after="20"/>
+            </w:pPr>
+            <w:r>
+              <w:rPr>
+                <w:rFonts w:ascii="Calibri" w:hAnsi="Calibri"/>
+                <w:b w:val="0"/>
+                <w:color w:val="464B52"/>
+                <w:sz w:val="17"/>
+              </w:rPr>
+              <w:t>Lecturer</w:t>
+            </w:r>
+          </w:p>
+        </w:tc>
+        <w:tc>
+          <w:tcPr>
+            <w:tcW w:type="dxa" w:w="1224"/>
+          </w:tcPr>
+          <w:p>
+            <w:pPr>
+              <w:spacing w:after="20"/>
+            </w:pPr>
+            <w:r>
+              <w:rPr>
+                <w:rFonts w:ascii="Calibri" w:hAnsi="Calibri"/>
+                <w:b w:val="0"/>
+                <w:color w:val="464B52"/>
+                <w:sz w:val="17"/>
+              </w:rPr>
+              <w:t>6,206</w:t>
+            </w:r>
+          </w:p>
+        </w:tc>
+        <w:tc>
+          <w:tcPr>
+            <w:tcW w:type="dxa" w:w="1440"/>
+          </w:tcPr>
+          <w:p>
+            <w:pPr>
+              <w:spacing w:after="20"/>
+            </w:pPr>
+            <w:r>
+              <w:rPr>
+                <w:rFonts w:ascii="Calibri" w:hAnsi="Calibri"/>
+                <w:b/>
+                <w:color w:val="464B52"/>
+                <w:sz w:val="17"/>
+              </w:rPr>
+              <w:t>91.1%</w:t>
+            </w:r>
+          </w:p>
+        </w:tc>
+        <w:tc>
+          <w:tcPr>
+            <w:tcW w:type="dxa" w:w="1296"/>
+          </w:tcPr>
+          <w:p>
+            <w:pPr>
+              <w:spacing w:after="20"/>
+            </w:pPr>
+            <w:r>
+              <w:rPr>
+                <w:rFonts w:ascii="Calibri" w:hAnsi="Calibri"/>
+                <w:b/>
+                <w:color w:val="464B52"/>
+                <w:sz w:val="17"/>
+              </w:rPr>
+              <w:t>78.2%</w:t>
+            </w:r>
+          </w:p>
+        </w:tc>
+        <w:tc>
+          <w:tcPr>
+            <w:tcW w:type="dxa" w:w="3384"/>
+          </w:tcPr>
+          <w:p>
+            <w:pPr>
+              <w:spacing w:after="20"/>
+            </w:pPr>
+            <w:r>
+              <w:rPr>
+                <w:rFonts w:ascii="Calibri" w:hAnsi="Calibri"/>
+                <w:b w:val="0"/>
+                <w:color w:val="464B52"/>
+                <w:sz w:val="17"/>
+              </w:rPr>
+              <w:t>Strong both ways</w:t>
+            </w:r>
+          </w:p>
+        </w:tc>
+      </w:tr>
+      <w:tr>
+        <w:tc>
+          <w:tcPr>
+            <w:tcW w:type="dxa" w:w="2160"/>
+            <w:shd w:val="clear" w:fill="F7F7F6"/>
+          </w:tcPr>
+          <w:p>
+            <w:pPr>
+              <w:spacing w:after="20"/>
+            </w:pPr>
+            <w:r>
+              <w:rPr>
+                <w:rFonts w:ascii="Calibri" w:hAnsi="Calibri"/>
+                <w:b w:val="0"/>
+                <w:color w:val="464B52"/>
+                <w:sz w:val="17"/>
+              </w:rPr>
+              <w:t>Researcher</w:t>
+            </w:r>
+          </w:p>
+        </w:tc>
+        <w:tc>
+          <w:tcPr>
+            <w:tcW w:type="dxa" w:w="1224"/>
+            <w:shd w:val="clear" w:fill="F7F7F6"/>
+          </w:tcPr>
+          <w:p>
+            <w:pPr>
+              <w:spacing w:after="20"/>
+            </w:pPr>
+            <w:r>
+              <w:rPr>
+                <w:rFonts w:ascii="Calibri" w:hAnsi="Calibri"/>
+                <w:b w:val="0"/>
+                <w:color w:val="464B52"/>
+                <w:sz w:val="17"/>
+              </w:rPr>
+              <w:t>2,967</w:t>
+            </w:r>
+          </w:p>
+        </w:tc>
+        <w:tc>
+          <w:tcPr>
+            <w:tcW w:type="dxa" w:w="1440"/>
+            <w:shd w:val="clear" w:fill="F7F7F6"/>
+          </w:tcPr>
+          <w:p>
+            <w:pPr>
+              <w:spacing w:after="20"/>
+            </w:pPr>
+            <w:r>
+              <w:rPr>
+                <w:rFonts w:ascii="Calibri" w:hAnsi="Calibri"/>
+                <w:b w:val="0"/>
+                <w:color w:val="464B52"/>
+                <w:sz w:val="17"/>
+              </w:rPr>
+              <w:t>74.3%</w:t>
+            </w:r>
+          </w:p>
+        </w:tc>
+        <w:tc>
+          <w:tcPr>
+            <w:tcW w:type="dxa" w:w="1296"/>
+            <w:shd w:val="clear" w:fill="F7F7F6"/>
+          </w:tcPr>
+          <w:p>
+            <w:pPr>
+              <w:spacing w:after="20"/>
+            </w:pPr>
+            <w:r>
+              <w:rPr>
+                <w:rFonts w:ascii="Calibri" w:hAnsi="Calibri"/>
+                <w:b w:val="0"/>
+                <w:color w:val="464B52"/>
+                <w:sz w:val="17"/>
+              </w:rPr>
+              <w:t>43.9%</w:t>
+            </w:r>
+          </w:p>
+        </w:tc>
+        <w:tc>
+          <w:tcPr>
+            <w:tcW w:type="dxa" w:w="3384"/>
+            <w:shd w:val="clear" w:fill="F7F7F6"/>
+          </w:tcPr>
+          <w:p>
+            <w:pPr>
+              <w:spacing w:after="20"/>
+            </w:pPr>
+            <w:r>
+              <w:rPr>
+                <w:rFonts w:ascii="Calibri" w:hAnsi="Calibri"/>
+                <w:b w:val="0"/>
+                <w:color w:val="464B52"/>
+                <w:sz w:val="17"/>
+              </w:rPr>
+              <w:t>Precision depressed by multi-role people</w:t>
+            </w:r>
+          </w:p>
+        </w:tc>
+      </w:tr>
+      <w:tr>
+        <w:tc>
+          <w:tcPr>
+            <w:tcW w:type="dxa" w:w="2160"/>
+          </w:tcPr>
+          <w:p>
+            <w:pPr>
+              <w:spacing w:after="20"/>
+            </w:pPr>
+            <w:r>
+              <w:rPr>
+                <w:rFonts w:ascii="Calibri" w:hAnsi="Calibri"/>
+                <w:b w:val="0"/>
+                <w:color w:val="464B52"/>
+                <w:sz w:val="17"/>
+              </w:rPr>
+              <w:t>Healthcare (broad)</w:t>
+            </w:r>
+          </w:p>
+        </w:tc>
+        <w:tc>
+          <w:tcPr>
+            <w:tcW w:type="dxa" w:w="1224"/>
+          </w:tcPr>
+          <w:p>
+            <w:pPr>
+              <w:spacing w:after="20"/>
+            </w:pPr>
+            <w:r>
+              <w:rPr>
+                <w:rFonts w:ascii="Calibri" w:hAnsi="Calibri"/>
+                <w:b w:val="0"/>
+                <w:color w:val="464B52"/>
+                <w:sz w:val="17"/>
+              </w:rPr>
+              <w:t>1,148</w:t>
+            </w:r>
+          </w:p>
+        </w:tc>
+        <w:tc>
+          <w:tcPr>
+            <w:tcW w:type="dxa" w:w="1440"/>
+          </w:tcPr>
+          <w:p>
+            <w:pPr>
+              <w:spacing w:after="20"/>
+            </w:pPr>
+            <w:r>
+              <w:rPr>
+                <w:rFonts w:ascii="Calibri" w:hAnsi="Calibri"/>
+                <w:b/>
+                <w:color w:val="464B52"/>
+                <w:sz w:val="17"/>
+              </w:rPr>
+              <w:t>90.9%</w:t>
+            </w:r>
+          </w:p>
+        </w:tc>
+        <w:tc>
+          <w:tcPr>
+            <w:tcW w:type="dxa" w:w="1296"/>
+          </w:tcPr>
+          <w:p>
+            <w:pPr>
+              <w:spacing w:after="20"/>
+            </w:pPr>
+            <w:r>
+              <w:rPr>
+                <w:rFonts w:ascii="Calibri" w:hAnsi="Calibri"/>
+                <w:b w:val="0"/>
+                <w:color w:val="464B52"/>
+                <w:sz w:val="17"/>
+              </w:rPr>
+              <w:t>22.7%</w:t>
+            </w:r>
+          </w:p>
+        </w:tc>
+        <w:tc>
+          <w:tcPr>
+            <w:tcW w:type="dxa" w:w="3384"/>
+          </w:tcPr>
+          <w:p>
+            <w:pPr>
+              <w:spacing w:after="20"/>
+            </w:pPr>
+            <w:r>
+              <w:rPr>
+                <w:rFonts w:ascii="Calibri" w:hAnsi="Calibri"/>
+                <w:b w:val="0"/>
+                <w:color w:val="464B52"/>
+                <w:sz w:val="17"/>
+              </w:rPr>
+              <w:t>A wide net by design — see below</w:t>
+            </w:r>
+          </w:p>
+        </w:tc>
+      </w:tr>
+      <w:tr>
+        <w:tc>
+          <w:tcPr>
+            <w:tcW w:type="dxa" w:w="2160"/>
+            <w:shd w:val="clear" w:fill="F7F7F6"/>
+          </w:tcPr>
+          <w:p>
+            <w:pPr>
+              <w:spacing w:after="20"/>
+            </w:pPr>
+            <w:r>
+              <w:rPr>
+                <w:rFonts w:ascii="Calibri" w:hAnsi="Calibri"/>
+                <w:b w:val="0"/>
+                <w:color w:val="464B52"/>
+                <w:sz w:val="17"/>
+              </w:rPr>
+              <w:t>Practitioner</w:t>
+            </w:r>
+          </w:p>
+        </w:tc>
+        <w:tc>
+          <w:tcPr>
+            <w:tcW w:type="dxa" w:w="1224"/>
+            <w:shd w:val="clear" w:fill="F7F7F6"/>
+          </w:tcPr>
+          <w:p>
+            <w:pPr>
+              <w:spacing w:after="20"/>
+            </w:pPr>
+            <w:r>
+              <w:rPr>
+                <w:rFonts w:ascii="Calibri" w:hAnsi="Calibri"/>
+                <w:b w:val="0"/>
+                <w:color w:val="464B52"/>
+                <w:sz w:val="17"/>
+              </w:rPr>
+              <w:t>615</w:t>
+            </w:r>
+          </w:p>
+        </w:tc>
+        <w:tc>
+          <w:tcPr>
+            <w:tcW w:type="dxa" w:w="1440"/>
+            <w:shd w:val="clear" w:fill="F7F7F6"/>
+          </w:tcPr>
+          <w:p>
+            <w:pPr>
+              <w:spacing w:after="20"/>
+            </w:pPr>
+            <w:r>
+              <w:rPr>
+                <w:rFonts w:ascii="Calibri" w:hAnsi="Calibri"/>
+                <w:b w:val="0"/>
+                <w:color w:val="464B52"/>
+                <w:sz w:val="17"/>
+              </w:rPr>
+              <w:t>—</w:t>
+            </w:r>
+          </w:p>
+        </w:tc>
+        <w:tc>
+          <w:tcPr>
+            <w:tcW w:type="dxa" w:w="1296"/>
+            <w:shd w:val="clear" w:fill="F7F7F6"/>
+          </w:tcPr>
+          <w:p>
+            <w:pPr>
+              <w:spacing w:after="20"/>
+            </w:pPr>
+            <w:r>
+              <w:rPr>
+                <w:rFonts w:ascii="Calibri" w:hAnsi="Calibri"/>
+                <w:b w:val="0"/>
+                <w:color w:val="464B52"/>
+                <w:sz w:val="17"/>
+              </w:rPr>
+              <w:t>35.8%</w:t>
+            </w:r>
+          </w:p>
+        </w:tc>
+        <w:tc>
+          <w:tcPr>
+            <w:tcW w:type="dxa" w:w="3384"/>
+            <w:shd w:val="clear" w:fill="F7F7F6"/>
+          </w:tcPr>
+          <w:p>
+            <w:pPr>
+              <w:spacing w:after="20"/>
+            </w:pPr>
+            <w:r>
+              <w:rPr>
+                <w:rFonts w:ascii="Calibri" w:hAnsi="Calibri"/>
+                <w:b w:val="0"/>
+                <w:color w:val="464B52"/>
+                <w:sz w:val="17"/>
+              </w:rPr>
+              <w:t>Survey cannot split the healthcare sub-audiences</w:t>
+            </w:r>
+          </w:p>
+        </w:tc>
+      </w:tr>
+      <w:tr>
+        <w:tc>
+          <w:tcPr>
+            <w:tcW w:type="dxa" w:w="2160"/>
+          </w:tcPr>
+          <w:p>
+            <w:pPr>
+              <w:spacing w:after="20"/>
+            </w:pPr>
+            <w:r>
+              <w:rPr>
+                <w:rFonts w:ascii="Calibri" w:hAnsi="Calibri"/>
+                <w:b w:val="0"/>
+                <w:color w:val="464B52"/>
+                <w:sz w:val="17"/>
+              </w:rPr>
+              <w:t>Clinical researcher</w:t>
+            </w:r>
+          </w:p>
+        </w:tc>
+        <w:tc>
+          <w:tcPr>
+            <w:tcW w:type="dxa" w:w="1224"/>
+          </w:tcPr>
+          <w:p>
+            <w:pPr>
+              <w:spacing w:after="20"/>
+            </w:pPr>
+            <w:r>
+              <w:rPr>
+                <w:rFonts w:ascii="Calibri" w:hAnsi="Calibri"/>
+                <w:b w:val="0"/>
+                <w:color w:val="464B52"/>
+                <w:sz w:val="17"/>
+              </w:rPr>
+              <w:t>396</w:t>
+            </w:r>
+          </w:p>
+        </w:tc>
+        <w:tc>
+          <w:tcPr>
+            <w:tcW w:type="dxa" w:w="1440"/>
+          </w:tcPr>
+          <w:p>
+            <w:pPr>
+              <w:spacing w:after="20"/>
+            </w:pPr>
+            <w:r>
+              <w:rPr>
+                <w:rFonts w:ascii="Calibri" w:hAnsi="Calibri"/>
+                <w:b w:val="0"/>
+                <w:color w:val="464B52"/>
+                <w:sz w:val="17"/>
+              </w:rPr>
+              <w:t>—</w:t>
+            </w:r>
+          </w:p>
+        </w:tc>
+        <w:tc>
+          <w:tcPr>
+            <w:tcW w:type="dxa" w:w="1296"/>
+          </w:tcPr>
+          <w:p>
+            <w:pPr>
+              <w:spacing w:after="20"/>
+            </w:pPr>
+            <w:r>
+              <w:rPr>
+                <w:rFonts w:ascii="Calibri" w:hAnsi="Calibri"/>
+                <w:b w:val="0"/>
+                <w:color w:val="464B52"/>
+                <w:sz w:val="17"/>
+              </w:rPr>
+              <w:t>48.2%</w:t>
+            </w:r>
+          </w:p>
+        </w:tc>
+        <w:tc>
+          <w:tcPr>
+            <w:tcW w:type="dxa" w:w="3384"/>
+          </w:tcPr>
+          <w:p>
+            <w:pPr>
+              <w:spacing w:after="20"/>
+            </w:pPr>
+            <w:r>
+              <w:rPr>
+                <w:rFonts w:ascii="Calibri" w:hAnsi="Calibri"/>
+                <w:b w:val="0"/>
+                <w:color w:val="464B52"/>
+                <w:sz w:val="17"/>
+              </w:rPr>
+              <w:t>Same</w:t>
+            </w:r>
+          </w:p>
+        </w:tc>
+      </w:tr>
+      <w:tr>
+        <w:tc>
+          <w:tcPr>
+            <w:tcW w:type="dxa" w:w="2160"/>
+            <w:shd w:val="clear" w:fill="F7F7F6"/>
+          </w:tcPr>
+          <w:p>
+            <w:pPr>
+              <w:spacing w:after="20"/>
+            </w:pPr>
+            <w:r>
+              <w:rPr>
+                <w:rFonts w:ascii="Calibri" w:hAnsi="Calibri"/>
+                <w:b w:val="0"/>
+                <w:color w:val="464B52"/>
+                <w:sz w:val="17"/>
+              </w:rPr>
+              <w:t>Head of faculty</w:t>
+            </w:r>
+          </w:p>
+        </w:tc>
+        <w:tc>
+          <w:tcPr>
+            <w:tcW w:type="dxa" w:w="1224"/>
+            <w:shd w:val="clear" w:fill="F7F7F6"/>
+          </w:tcPr>
+          <w:p>
+            <w:pPr>
+              <w:spacing w:after="20"/>
+            </w:pPr>
+            <w:r>
+              <w:rPr>
+                <w:rFonts w:ascii="Calibri" w:hAnsi="Calibri"/>
+                <w:b w:val="0"/>
+                <w:color w:val="464B52"/>
+                <w:sz w:val="17"/>
+              </w:rPr>
+              <w:t>232</w:t>
+            </w:r>
+          </w:p>
+        </w:tc>
+        <w:tc>
+          <w:tcPr>
+            <w:tcW w:type="dxa" w:w="1440"/>
+            <w:shd w:val="clear" w:fill="F7F7F6"/>
+          </w:tcPr>
+          <w:p>
+            <w:pPr>
+              <w:spacing w:after="20"/>
+            </w:pPr>
+            <w:r>
+              <w:rPr>
+                <w:rFonts w:ascii="Calibri" w:hAnsi="Calibri"/>
+                <w:b/>
+                <w:color w:val="464B52"/>
+                <w:sz w:val="17"/>
+              </w:rPr>
+              <w:t>23.8%</w:t>
+            </w:r>
+          </w:p>
+        </w:tc>
+        <w:tc>
+          <w:tcPr>
+            <w:tcW w:type="dxa" w:w="1296"/>
+            <w:shd w:val="clear" w:fill="F7F7F6"/>
+          </w:tcPr>
+          <w:p>
+            <w:pPr>
+              <w:spacing w:after="20"/>
+            </w:pPr>
+            <w:r>
+              <w:rPr>
+                <w:rFonts w:ascii="Calibri" w:hAnsi="Calibri"/>
+                <w:b/>
+                <w:color w:val="464B52"/>
+                <w:sz w:val="17"/>
+              </w:rPr>
+              <w:t>26.3%</w:t>
+            </w:r>
+          </w:p>
+        </w:tc>
+        <w:tc>
+          <w:tcPr>
+            <w:tcW w:type="dxa" w:w="3384"/>
+            <w:shd w:val="clear" w:fill="F7F7F6"/>
+          </w:tcPr>
+          <w:p>
+            <w:pPr>
+              <w:spacing w:after="20"/>
+            </w:pPr>
+            <w:r>
+              <w:rPr>
+                <w:rFonts w:ascii="Calibri" w:hAnsi="Calibri"/>
+                <w:b/>
+                <w:color w:val="464B52"/>
+                <w:sz w:val="17"/>
+              </w:rPr>
+              <w:t>Weak both ways. Real.</w:t>
+            </w:r>
+          </w:p>
+        </w:tc>
+      </w:tr>
+      <w:tr>
+        <w:tc>
+          <w:tcPr>
+            <w:tcW w:type="dxa" w:w="2160"/>
+          </w:tcPr>
+          <w:p>
+            <w:pPr>
+              <w:spacing w:after="20"/>
+            </w:pPr>
+            <w:r>
+              <w:rPr>
+                <w:rFonts w:ascii="Calibri" w:hAnsi="Calibri"/>
+                <w:b w:val="0"/>
+                <w:color w:val="464B52"/>
+                <w:sz w:val="17"/>
+              </w:rPr>
+              <w:t>Clinical administrator</w:t>
+            </w:r>
+          </w:p>
+        </w:tc>
+        <w:tc>
+          <w:tcPr>
+            <w:tcW w:type="dxa" w:w="1224"/>
+          </w:tcPr>
+          <w:p>
+            <w:pPr>
+              <w:spacing w:after="20"/>
+            </w:pPr>
+            <w:r>
+              <w:rPr>
+                <w:rFonts w:ascii="Calibri" w:hAnsi="Calibri"/>
+                <w:b w:val="0"/>
+                <w:color w:val="464B52"/>
+                <w:sz w:val="17"/>
+              </w:rPr>
+              <w:t>71</w:t>
+            </w:r>
+          </w:p>
+        </w:tc>
+        <w:tc>
+          <w:tcPr>
+            <w:tcW w:type="dxa" w:w="1440"/>
+          </w:tcPr>
+          <w:p>
+            <w:pPr>
+              <w:spacing w:after="20"/>
+            </w:pPr>
+            <w:r>
+              <w:rPr>
+                <w:rFonts w:ascii="Calibri" w:hAnsi="Calibri"/>
+                <w:b w:val="0"/>
+                <w:color w:val="464B52"/>
+                <w:sz w:val="17"/>
+              </w:rPr>
+              <w:t>—</w:t>
+            </w:r>
+          </w:p>
+        </w:tc>
+        <w:tc>
+          <w:tcPr>
+            <w:tcW w:type="dxa" w:w="1296"/>
+          </w:tcPr>
+          <w:p>
+            <w:pPr>
+              <w:spacing w:after="20"/>
+            </w:pPr>
+            <w:r>
+              <w:rPr>
+                <w:rFonts w:ascii="Calibri" w:hAnsi="Calibri"/>
+                <w:b w:val="0"/>
+                <w:color w:val="464B52"/>
+                <w:sz w:val="17"/>
+              </w:rPr>
+              <w:t>22.5%</w:t>
+            </w:r>
+          </w:p>
+        </w:tc>
+        <w:tc>
+          <w:tcPr>
+            <w:tcW w:type="dxa" w:w="3384"/>
+          </w:tcPr>
+          <w:p>
+            <w:pPr>
+              <w:spacing w:after="20"/>
+            </w:pPr>
+            <w:r>
+              <w:rPr>
+                <w:rFonts w:ascii="Calibri" w:hAnsi="Calibri"/>
+                <w:b w:val="0"/>
+                <w:color w:val="464B52"/>
+                <w:sz w:val="17"/>
+              </w:rPr>
+              <w:t>71 people — too few to conclude</w:t>
+            </w:r>
+          </w:p>
+        </w:tc>
+      </w:tr>
+      <w:tr>
+        <w:tc>
+          <w:tcPr>
+            <w:tcW w:type="dxa" w:w="2160"/>
+            <w:shd w:val="clear" w:fill="F7F7F6"/>
+          </w:tcPr>
+          <w:p>
+            <w:pPr>
+              <w:spacing w:after="20"/>
+            </w:pPr>
+            <w:r>
+              <w:rPr>
+                <w:rFonts w:ascii="Calibri" w:hAnsi="Calibri"/>
+                <w:b w:val="0"/>
+                <w:color w:val="464B52"/>
+                <w:sz w:val="17"/>
+              </w:rPr>
+              <w:t>Pharmacist</w:t>
+            </w:r>
+          </w:p>
+        </w:tc>
+        <w:tc>
+          <w:tcPr>
+            <w:tcW w:type="dxa" w:w="1224"/>
+            <w:shd w:val="clear" w:fill="F7F7F6"/>
+          </w:tcPr>
+          <w:p>
+            <w:pPr>
+              <w:spacing w:after="20"/>
+            </w:pPr>
+            <w:r>
+              <w:rPr>
+                <w:rFonts w:ascii="Calibri" w:hAnsi="Calibri"/>
+                <w:b w:val="0"/>
+                <w:color w:val="464B52"/>
+                <w:sz w:val="17"/>
+              </w:rPr>
+              <w:t>20</w:t>
+            </w:r>
+          </w:p>
+        </w:tc>
+        <w:tc>
+          <w:tcPr>
+            <w:tcW w:type="dxa" w:w="1440"/>
+            <w:shd w:val="clear" w:fill="F7F7F6"/>
+          </w:tcPr>
+          <w:p>
+            <w:pPr>
+              <w:spacing w:after="20"/>
+            </w:pPr>
+            <w:r>
+              <w:rPr>
+                <w:rFonts w:ascii="Calibri" w:hAnsi="Calibri"/>
+                <w:b w:val="0"/>
+                <w:color w:val="464B52"/>
+                <w:sz w:val="17"/>
+              </w:rPr>
+              <w:t>—</w:t>
+            </w:r>
+          </w:p>
+        </w:tc>
+        <w:tc>
+          <w:tcPr>
+            <w:tcW w:type="dxa" w:w="1296"/>
+            <w:shd w:val="clear" w:fill="F7F7F6"/>
+          </w:tcPr>
+          <w:p>
+            <w:pPr>
+              <w:spacing w:after="20"/>
+            </w:pPr>
+            <w:r>
+              <w:rPr>
+                <w:rFonts w:ascii="Calibri" w:hAnsi="Calibri"/>
+                <w:b w:val="0"/>
+                <w:color w:val="464B52"/>
+                <w:sz w:val="17"/>
+              </w:rPr>
+              <w:t>—</w:t>
+            </w:r>
+          </w:p>
+        </w:tc>
+        <w:tc>
+          <w:tcPr>
+            <w:tcW w:type="dxa" w:w="3384"/>
+            <w:shd w:val="clear" w:fill="F7F7F6"/>
+          </w:tcPr>
+          <w:p>
+            <w:pPr>
+              <w:spacing w:after="20"/>
+            </w:pPr>
+            <w:r>
+              <w:rPr>
+                <w:rFonts w:ascii="Calibri" w:hAnsi="Calibri"/>
+                <w:b/>
+                <w:color w:val="464B52"/>
+                <w:sz w:val="17"/>
+              </w:rPr>
+              <w:t>Cannot be measured</w:t>
+            </w:r>
+            <w:r>
+              <w:rPr>
+                <w:rFonts w:ascii="Calibri" w:hAnsi="Calibri"/>
+                <w:b w:val="0"/>
+                <w:color w:val="464B52"/>
+                <w:sz w:val="17"/>
+              </w:rPr>
+              <w:t xml:space="preserve"> — no survey option</w:t>
+            </w:r>
+          </w:p>
+        </w:tc>
+      </w:tr>
+      <w:tr>
+        <w:tc>
+          <w:tcPr>
+            <w:tcW w:type="dxa" w:w="2160"/>
+          </w:tcPr>
+          <w:p>
+            <w:pPr>
+              <w:spacing w:after="20"/>
+            </w:pPr>
+            <w:r>
+              <w:rPr>
+                <w:rFonts w:ascii="Calibri" w:hAnsi="Calibri"/>
+                <w:b w:val="0"/>
+                <w:color w:val="464B52"/>
+                <w:sz w:val="17"/>
+              </w:rPr>
+              <w:t>Librarian</w:t>
+            </w:r>
+          </w:p>
+        </w:tc>
+        <w:tc>
+          <w:tcPr>
+            <w:tcW w:type="dxa" w:w="1224"/>
+          </w:tcPr>
+          <w:p>
+            <w:pPr>
+              <w:spacing w:after="20"/>
+            </w:pPr>
+            <w:r>
+              <w:rPr>
+                <w:rFonts w:ascii="Calibri" w:hAnsi="Calibri"/>
+                <w:b w:val="0"/>
+                <w:color w:val="464B52"/>
+                <w:sz w:val="17"/>
+              </w:rPr>
+              <w:t>4</w:t>
+            </w:r>
+          </w:p>
+        </w:tc>
+        <w:tc>
+          <w:tcPr>
+            <w:tcW w:type="dxa" w:w="1440"/>
+          </w:tcPr>
+          <w:p>
+            <w:pPr>
+              <w:spacing w:after="20"/>
+            </w:pPr>
+            <w:r>
+              <w:rPr>
+                <w:rFonts w:ascii="Calibri" w:hAnsi="Calibri"/>
+                <w:b w:val="0"/>
+                <w:color w:val="464B52"/>
+                <w:sz w:val="17"/>
+              </w:rPr>
+              <w:t>—</w:t>
+            </w:r>
+          </w:p>
+        </w:tc>
+        <w:tc>
+          <w:tcPr>
+            <w:tcW w:type="dxa" w:w="1296"/>
+          </w:tcPr>
+          <w:p>
+            <w:pPr>
+              <w:spacing w:after="20"/>
+            </w:pPr>
+            <w:r>
+              <w:rPr>
+                <w:rFonts w:ascii="Calibri" w:hAnsi="Calibri"/>
+                <w:b w:val="0"/>
+                <w:color w:val="464B52"/>
+                <w:sz w:val="17"/>
+              </w:rPr>
+              <w:t>—</w:t>
+            </w:r>
+          </w:p>
+        </w:tc>
+        <w:tc>
+          <w:tcPr>
+            <w:tcW w:type="dxa" w:w="3384"/>
+          </w:tcPr>
+          <w:p>
+            <w:pPr>
+              <w:spacing w:after="20"/>
+            </w:pPr>
+            <w:r>
+              <w:rPr>
+                <w:rFonts w:ascii="Calibri" w:hAnsi="Calibri"/>
+                <w:b/>
+                <w:color w:val="464B52"/>
+                <w:sz w:val="17"/>
+              </w:rPr>
+              <w:t>Cannot be measured</w:t>
+            </w:r>
+          </w:p>
+        </w:tc>
+      </w:tr>
+    </w:tbl>
+    <w:p>
+      <w:pPr>
+        <w:spacing w:after="40"/>
+      </w:pPr>
+    </w:p>
+    <w:p>
+      <w:pPr>
+        <w:spacing w:after="120"/>
+      </w:pPr>
+      <w:r>
+        <w:rPr>
+          <w:rFonts w:ascii="Calibri" w:hAnsi="Calibri"/>
+          <w:b w:val="0"/>
+          <w:i w:val="0"/>
+          <w:color w:val="464B52"/>
+          <w:sz w:val="21"/>
+        </w:rPr>
+        <w:t xml:space="preserve">Overall, 6,902 of 11,635 audience memberships were confirmed by the person themselves — </w:t>
+      </w:r>
+      <w:r>
+        <w:rPr>
+          <w:rFonts w:ascii="Calibri" w:hAnsi="Calibri"/>
+          <w:b/>
+          <w:i w:val="0"/>
+          <w:color w:val="464B52"/>
+          <w:sz w:val="21"/>
+        </w:rPr>
+        <w:t>59.3%</w:t>
+      </w:r>
+      <w:r>
+        <w:rPr>
+          <w:rFonts w:ascii="Calibri" w:hAnsi="Calibri"/>
+          <w:b w:val="0"/>
+          <w:i w:val="0"/>
+          <w:color w:val="464B52"/>
+          <w:sz w:val="21"/>
+        </w:rPr>
+        <w:t>.</w:t>
+      </w:r>
+    </w:p>
+    <w:tbl>
+      <w:tblPr>
+        <w:tblW w:type="auto" w:w="0"/>
+        <w:jc w:val="left"/>
+        <w:tblLook w:firstColumn="1" w:firstRow="1" w:lastColumn="0" w:lastRow="0" w:noHBand="0" w:noVBand="1" w:val="04A0"/>
+        <w:tblBorders>
+          <w:top w:val="none" w:sz="0"/>
+          <w:left w:val="none" w:sz="0"/>
+          <w:bottom w:val="none" w:sz="0"/>
+          <w:right w:val="none" w:sz="0"/>
+          <w:insideH w:val="none" w:sz="0"/>
+          <w:insideV w:val="none" w:sz="0"/>
+        </w:tblBorders>
+      </w:tblPr>
+      <w:tblGrid>
+        <w:gridCol w:w="9648"/>
+      </w:tblGrid>
+      <w:tr>
+        <w:tc>
+          <w:tcPr>
+            <w:tcW w:type="dxa" w:w="9648"/>
+            <w:shd w:val="clear" w:fill="F2F6F5"/>
+          </w:tcPr>
+          <w:p>
+            <w:pPr>
+              <w:spacing w:after="60"/>
+            </w:pPr>
+            <w:r>
+              <w:rPr>
+                <w:rFonts w:ascii="Calibri" w:hAnsi="Calibri"/>
+                <w:b/>
+                <w:color w:val="1F6F6A"/>
+                <w:sz w:val="19"/>
+              </w:rPr>
+              <w:t>WHY PRECISION IS LOWER THAN IT LOOKS</w:t>
+            </w:r>
+          </w:p>
+          <w:p>
+            <w:pPr>
+              <w:spacing w:after="40"/>
+            </w:pPr>
+            <w:r>
+              <w:rPr>
+                <w:rFonts w:ascii="Calibri" w:hAnsi="Calibri"/>
+                <w:b w:val="0"/>
+                <w:color w:val="464B52"/>
+                <w:sz w:val="20"/>
+              </w:rPr>
+              <w:t xml:space="preserve">The truth set records </w:t>
+            </w:r>
+            <w:r>
+              <w:rPr>
+                <w:rFonts w:ascii="Calibri" w:hAnsi="Calibri"/>
+                <w:b/>
+                <w:color w:val="464B52"/>
+                <w:sz w:val="20"/>
+              </w:rPr>
+              <w:t>one answer per person</w:t>
+            </w:r>
+            <w:r>
+              <w:rPr>
+                <w:rFonts w:ascii="Calibri" w:hAnsi="Calibri"/>
+                <w:b w:val="0"/>
+                <w:color w:val="464B52"/>
+                <w:sz w:val="20"/>
+              </w:rPr>
+              <w:t xml:space="preserve">. Our system gives each person </w:t>
+            </w:r>
+            <w:r>
+              <w:rPr>
+                <w:rFonts w:ascii="Calibri" w:hAnsi="Calibri"/>
+                <w:b/>
+                <w:color w:val="464B52"/>
+                <w:sz w:val="20"/>
+              </w:rPr>
+              <w:t>1.53 audiences</w:t>
+            </w:r>
+            <w:r>
+              <w:rPr>
+                <w:rFonts w:ascii="Calibri" w:hAnsi="Calibri"/>
+                <w:b w:val="0"/>
+                <w:color w:val="464B52"/>
+                <w:sz w:val="20"/>
+              </w:rPr>
+              <w:t xml:space="preserve"> on average.</w:t>
+            </w:r>
+          </w:p>
+          <w:p>
+            <w:pPr>
+              <w:spacing w:after="40"/>
+            </w:pPr>
+          </w:p>
+          <w:p>
+            <w:pPr>
+              <w:spacing w:after="40"/>
+            </w:pPr>
+            <w:r>
+              <w:rPr>
+                <w:rFonts w:ascii="Calibri" w:hAnsi="Calibri"/>
+                <w:b w:val="0"/>
+                <w:color w:val="464B52"/>
+                <w:sz w:val="20"/>
+              </w:rPr>
+              <w:t xml:space="preserve">So a professor who is in both Lecturer and Researcher, and who wrote "Professor" on the survey, is counted </w:t>
+            </w:r>
+            <w:r>
+              <w:rPr>
+                <w:rFonts w:ascii="Calibri" w:hAnsi="Calibri"/>
+                <w:b/>
+                <w:color w:val="464B52"/>
+                <w:sz w:val="20"/>
+              </w:rPr>
+              <w:t>right</w:t>
+            </w:r>
+            <w:r>
+              <w:rPr>
+                <w:rFonts w:ascii="Calibri" w:hAnsi="Calibri"/>
+                <w:b w:val="0"/>
+                <w:color w:val="464B52"/>
+                <w:sz w:val="20"/>
+              </w:rPr>
+              <w:t xml:space="preserve"> for Lecturer and </w:t>
+            </w:r>
+            <w:r>
+              <w:rPr>
+                <w:rFonts w:ascii="Calibri" w:hAnsi="Calibri"/>
+                <w:b/>
+                <w:color w:val="464B52"/>
+                <w:sz w:val="20"/>
+              </w:rPr>
+              <w:t>wrong</w:t>
+            </w:r>
+            <w:r>
+              <w:rPr>
+                <w:rFonts w:ascii="Calibri" w:hAnsi="Calibri"/>
+                <w:b w:val="0"/>
+                <w:color w:val="464B52"/>
+                <w:sz w:val="20"/>
+              </w:rPr>
+              <w:t xml:space="preserve"> for Researcher — even though they may well do both.</w:t>
+            </w:r>
+          </w:p>
+          <w:p>
+            <w:pPr>
+              <w:spacing w:after="40"/>
+            </w:pPr>
+          </w:p>
+          <w:p>
+            <w:pPr>
+              <w:spacing w:after="40"/>
+            </w:pPr>
+            <w:r>
+              <w:rPr>
+                <w:rFonts w:ascii="Calibri" w:hAnsi="Calibri"/>
+                <w:b w:val="0"/>
+                <w:color w:val="464B52"/>
+                <w:sz w:val="20"/>
+              </w:rPr>
+              <w:t xml:space="preserve">That caps precision at roughly </w:t>
+            </w:r>
+            <w:r>
+              <w:rPr>
+                <w:rFonts w:ascii="Calibri" w:hAnsi="Calibri"/>
+                <w:b/>
+                <w:color w:val="464B52"/>
+                <w:sz w:val="20"/>
+              </w:rPr>
+              <w:t>78%</w:t>
+            </w:r>
+            <w:r>
+              <w:rPr>
+                <w:rFonts w:ascii="Calibri" w:hAnsi="Calibri"/>
+                <w:b w:val="0"/>
+                <w:color w:val="464B52"/>
+                <w:sz w:val="20"/>
+              </w:rPr>
+              <w:t xml:space="preserve"> before anybody makes a mistake. The measured 59.3% sits below it, so there is a real gap, but it is not the gap the raw numbers suggest.</w:t>
+            </w:r>
+          </w:p>
+        </w:tc>
+      </w:tr>
+    </w:tbl>
+    <w:p>
+      <w:pPr>
+        <w:spacing w:after="40"/>
+      </w:pPr>
+    </w:p>
+    <w:p>
+      <w:pPr>
+        <w:keepNext/>
+        <w:spacing w:before="280" w:after="80"/>
+      </w:pPr>
+      <w:r>
+        <w:rPr>
+          <w:rFonts w:ascii="Calibri" w:hAnsi="Calibri"/>
+          <w:b/>
+          <w:color w:val="1F6F6A"/>
+          <w:sz w:val="25"/>
+        </w:rPr>
+        <w:t>5.4  Which of these are problems and which are the design working</w:t>
       </w:r>
     </w:p>
     <w:p>
@@ -3991,7 +5387,7 @@
           <w:color w:val="464B52"/>
           <w:sz w:val="21"/>
         </w:rPr>
-        <w:t>81.8% overall, against a ceiling of 88.9%</w:t>
+        <w:t>Healthcare (broad) at 22.7% is mostly deliberate.</w:t>
       </w:r>
       <w:r>
         <w:rPr>
@@ -4001,7 +5397,138 @@
           <w:color w:val="464B52"/>
           <w:sz w:val="21"/>
         </w:rPr>
-        <w:t xml:space="preserve"> — 92% of the best obtainable. Lecturer is above the ceiling, but that is the test being easier rather than us being better: the ceiling compared one answer to one answer, while this asks whether our answer is among the roles we gave the person.</w:t>
+        <w:t xml:space="preserve"> That audience admits anybody in a clinical department even when their job title is academic — a Professor of Cardiology belongs in it. They write "Professor" on the survey and the measurement calls it a miss.</w:t>
+      </w:r>
+    </w:p>
+    <w:tbl>
+      <w:tblPr>
+        <w:tblW w:type="auto" w:w="0"/>
+        <w:jc w:val="left"/>
+        <w:tblLook w:firstColumn="1" w:firstRow="1" w:lastColumn="0" w:lastRow="0" w:noHBand="0" w:noVBand="1" w:val="04A0"/>
+        <w:tblBorders>
+          <w:top w:val="none" w:sz="0"/>
+          <w:left w:val="none" w:sz="0"/>
+          <w:bottom w:val="none" w:sz="0"/>
+          <w:right w:val="none" w:sz="0"/>
+          <w:insideH w:val="none" w:sz="0"/>
+          <w:insideV w:val="none" w:sz="0"/>
+        </w:tblBorders>
+      </w:tblPr>
+      <w:tblGrid>
+        <w:gridCol w:w="9648"/>
+      </w:tblGrid>
+      <w:tr>
+        <w:tc>
+          <w:tcPr>
+            <w:tcW w:type="dxa" w:w="9648"/>
+            <w:shd w:val="clear" w:fill="F2F6F5"/>
+          </w:tcPr>
+          <w:p>
+            <w:pPr>
+              <w:spacing w:after="60"/>
+            </w:pPr>
+            <w:r>
+              <w:rPr>
+                <w:rFonts w:ascii="Calibri" w:hAnsi="Calibri"/>
+                <w:b/>
+                <w:color w:val="1F6F6A"/>
+                <w:sz w:val="19"/>
+              </w:rPr>
+              <w:t>AND THAT NUMBER IS USEFUL: IT PRICES AN OPEN QUESTION</w:t>
+            </w:r>
+          </w:p>
+          <w:p>
+            <w:pPr>
+              <w:spacing w:after="40"/>
+            </w:pPr>
+            <w:r>
+              <w:rPr>
+                <w:rFonts w:ascii="Calibri" w:hAnsi="Calibri"/>
+                <w:b w:val="0"/>
+                <w:color w:val="464B52"/>
+                <w:sz w:val="20"/>
+              </w:rPr>
+              <w:t>887 people in the Healthcare audience describe themselves as something other than a clinician — mostly professors and researchers in clinical departments.</w:t>
+            </w:r>
+          </w:p>
+          <w:p>
+            <w:pPr>
+              <w:spacing w:after="40"/>
+            </w:pPr>
+          </w:p>
+          <w:p>
+            <w:pPr>
+              <w:spacing w:after="40"/>
+            </w:pPr>
+            <w:r>
+              <w:rPr>
+                <w:rFonts w:ascii="Calibri" w:hAnsi="Calibri"/>
+                <w:b w:val="0"/>
+                <w:color w:val="464B52"/>
+                <w:sz w:val="20"/>
+              </w:rPr>
+              <w:t xml:space="preserve">Whether they belong there is open question 2 in the marketing document: </w:t>
+            </w:r>
+            <w:r>
+              <w:rPr>
+                <w:rFonts w:ascii="Calibri" w:hAnsi="Calibri"/>
+                <w:b/>
+                <w:color w:val="464B52"/>
+                <w:sz w:val="20"/>
+              </w:rPr>
+              <w:t>is "healthcare professional" about the work or about the subject?</w:t>
+            </w:r>
+          </w:p>
+          <w:p>
+            <w:pPr>
+              <w:spacing w:after="40"/>
+            </w:pPr>
+          </w:p>
+          <w:p>
+            <w:pPr>
+              <w:spacing w:after="40"/>
+            </w:pPr>
+            <w:r>
+              <w:rPr>
+                <w:rFonts w:ascii="Calibri" w:hAnsi="Calibri"/>
+                <w:b w:val="0"/>
+                <w:color w:val="464B52"/>
+                <w:sz w:val="20"/>
+              </w:rPr>
+              <w:t>That has been an abstract argument about definitions. It now has a price: if marketing answers "the work", those 887 are wrong and the audience shrinks. If "the subject", they are right and nothing changes.</w:t>
+            </w:r>
+          </w:p>
+        </w:tc>
+      </w:tr>
+    </w:tbl>
+    <w:p>
+      <w:pPr>
+        <w:spacing w:after="40"/>
+      </w:pPr>
+    </w:p>
+    <w:p>
+      <w:pPr>
+        <w:spacing w:after="120"/>
+      </w:pPr>
+      <w:r>
+        <w:rPr>
+          <w:rFonts w:ascii="Calibri" w:hAnsi="Calibri"/>
+          <w:b/>
+          <w:i w:val="0"/>
+          <w:color w:val="464B52"/>
+          <w:sz w:val="21"/>
+        </w:rPr>
+        <w:t>Researcher at 43.9% and Practitioner at 35.8% are mostly the same effect</w:t>
+      </w:r>
+      <w:r>
+        <w:rPr>
+          <w:rFonts w:ascii="Calibri" w:hAnsi="Calibri"/>
+          <w:b w:val="0"/>
+          <w:i w:val="0"/>
+          <w:color w:val="464B52"/>
+          <w:sz w:val="21"/>
+        </w:rPr>
+        <w:t xml:space="preserve"> — a professor who runs a research group, a consultant who is also a professor. Both descriptions are true and the survey only takes one.</w:t>
       </w:r>
     </w:p>
     <w:p>
@@ -4016,7 +5543,7 @@
           <w:color w:val="1F6F6A"/>
           <w:sz w:val="25"/>
         </w:rPr>
-        <w:t>5.3  The real limit is coverage, not accuracy</w:t>
+        <w:t>5.5  The real limit is coverage, not accuracy</w:t>
       </w:r>
     </w:p>
     <w:p>
@@ -4155,7 +5682,7 @@
           <w:color w:val="1F6F6A"/>
           <w:sz w:val="25"/>
         </w:rPr>
-        <w:t>5.4  What it found: the one-title-one-group rule</w:t>
+        <w:t>5.6  What it found: the one-title-one-group rule</w:t>
       </w:r>
     </w:p>
     <w:p>
@@ -4361,7 +5888,7 @@
           <w:color w:val="1F6F6A"/>
           <w:sz w:val="25"/>
         </w:rPr>
-        <w:t>5.5  What this is not</w:t>
+        <w:t>5.7  What this is not</w:t>
       </w:r>
     </w:p>
     <w:p>
@@ -4437,6 +5964,31 @@
           <w:sz w:val="21"/>
         </w:rPr>
         <w:t xml:space="preserve"> — the survey offers no pharmacist and no librarian option worth the name.</w:t>
+      </w:r>
+    </w:p>
+    <w:p>
+      <w:pPr>
+        <w:pStyle w:val="ListBullet"/>
+        <w:spacing w:after="60"/>
+        <w:ind w:left="403"/>
+      </w:pPr>
+      <w:r>
+        <w:rPr>
+          <w:rFonts w:ascii="Calibri" w:hAnsi="Calibri"/>
+          <w:b/>
+          <w:color w:val="464B52"/>
+          <w:sz w:val="21"/>
+        </w:rPr>
+        <w:t>Head of Faculty is the one genuine weakness.</w:t>
+      </w:r>
+      <w:r>
+        <w:rPr>
+          <w:rFonts w:ascii="Calibri" w:hAnsi="Calibri"/>
+          <w:b w:val="0"/>
+          <w:color w:val="464B52"/>
+          <w:sz w:val="21"/>
+        </w:rPr>
+        <w:t xml:space="preserve"> It is poor in both directions — we miss three quarters of the people who say they lead a faculty, and three quarters of the people we put there do not say it. The causes are all known and two of them were chosen on purpose: one title can only belong to one profession, the audience counts current posts only, and it was narrowed to universities on 29 October.</w:t>
       </w:r>
     </w:p>
     <w:p>

--- a/orcid_role_identifier/docs/ORCID-Role-Enrichment-Status-and-Plan.docx
+++ b/orcid_role_identifier/docs/ORCID-Role-Enrichment-Status-and-Plan.docx
@@ -42,7 +42,7 @@
           <w:color w:val="6F757E"/>
           <w:sz w:val="19"/>
         </w:rPr>
-        <w:t>Working document  ·  updated 29 October 2026  ·  Analytics Engineering, Researcher 360</w:t>
+        <w:t>Working document  ·  updated 30 October 2026  ·  Analytics Engineering, Researcher 360</w:t>
       </w:r>
     </w:p>
     <w:tbl>
@@ -93,7 +93,7 @@
                 <w:color w:val="464B52"/>
                 <w:sz w:val="20"/>
               </w:rPr>
-              <w:t>The project has been checked against an outside source for the first time, and it passed.</w:t>
+              <w:t>Section 6 is new: every target audience now has its own heading</w:t>
             </w:r>
             <w:r>
               <w:rPr>
@@ -102,7 +102,7 @@
                 <w:color w:val="464B52"/>
                 <w:sz w:val="20"/>
               </w:rPr>
-              <w:t xml:space="preserve"> 81.8% of the people we classified were put in the audience they put themselves in — against a ceiling of 88.9%, which is how often people agree with their own earlier answer. Section 5 is new and covers it.</w:t>
+              <w:t>, with Lecturer written out in full — how it is labelled, how accurate it has been shown to be in both directions, what was corrected and what is still open. The other eight are summarised and will be expanded in the same shape.</w:t>
             </w:r>
           </w:p>
           <w:p>
@@ -121,7 +121,7 @@
                 <w:color w:val="464B52"/>
                 <w:sz w:val="20"/>
               </w:rPr>
-              <w:t>Nine more corrections landed</w:t>
+              <w:t>The validation was re-measured in both directions.</w:t>
             </w:r>
             <w:r>
               <w:rPr>
@@ -130,7 +130,25 @@
                 <w:color w:val="464B52"/>
                 <w:sz w:val="20"/>
               </w:rPr>
-              <w:t xml:space="preserve"> from the synonym check, and all fourteen outstanding corrections are now live in the dictionary.</w:t>
+              <w:t xml:space="preserve"> The earlier 81.8% answered only "did we find them". Measuring the other way as well — do the people we put in an audience agree — gives </w:t>
+            </w:r>
+            <w:r>
+              <w:rPr>
+                <w:rFonts w:ascii="Calibri" w:hAnsi="Calibri"/>
+                <w:b/>
+                <w:color w:val="464B52"/>
+                <w:sz w:val="20"/>
+              </w:rPr>
+              <w:t>59.3% of 11,635 memberships confirmed</w:t>
+            </w:r>
+            <w:r>
+              <w:rPr>
+                <w:rFonts w:ascii="Calibri" w:hAnsi="Calibri"/>
+                <w:b w:val="0"/>
+                <w:color w:val="464B52"/>
+                <w:sz w:val="20"/>
+              </w:rPr>
+              <w:t>, against a mechanical ceiling near 78%. Section 5 carries both numbers; neither alone is the answer.</w:t>
             </w:r>
           </w:p>
           <w:p>
@@ -149,6 +167,216 @@
                 <w:color w:val="464B52"/>
                 <w:sz w:val="20"/>
               </w:rPr>
+              <w:t>Lecturer has been read end to end.</w:t>
+            </w:r>
+            <w:r>
+              <w:rPr>
+                <w:rFonts w:ascii="Calibri" w:hAnsi="Calibri"/>
+                <w:b w:val="0"/>
+                <w:color w:val="464B52"/>
+                <w:sz w:val="20"/>
+              </w:rPr>
+              <w:t xml:space="preserve"> 91.1% found, 78.2% agree, and </w:t>
+            </w:r>
+            <w:r>
+              <w:rPr>
+                <w:rFonts w:ascii="Calibri" w:hAnsi="Calibri"/>
+                <w:b/>
+                <w:color w:val="464B52"/>
+                <w:sz w:val="20"/>
+              </w:rPr>
+              <w:t>99.2% of the titles were read correctly</w:t>
+            </w:r>
+            <w:r>
+              <w:rPr>
+                <w:rFonts w:ascii="Calibri" w:hAnsi="Calibri"/>
+                <w:b w:val="0"/>
+                <w:color w:val="464B52"/>
+                <w:sz w:val="20"/>
+              </w:rPr>
+              <w:t xml:space="preserve"> — of 1,354 people who call themselves something else, only 50 have a title that is not a teaching title at all.</w:t>
+            </w:r>
+          </w:p>
+          <w:p>
+            <w:pPr>
+              <w:spacing w:after="40"/>
+            </w:pPr>
+          </w:p>
+          <w:p>
+            <w:pPr>
+              <w:spacing w:after="40"/>
+            </w:pPr>
+            <w:r>
+              <w:rPr>
+                <w:rFonts w:ascii="Calibri" w:hAnsi="Calibri"/>
+                <w:b/>
+                <w:color w:val="464B52"/>
+                <w:sz w:val="20"/>
+              </w:rPr>
+              <w:t>Fourteen corrections landed</w:t>
+            </w:r>
+            <w:r>
+              <w:rPr>
+                <w:rFonts w:ascii="Calibri" w:hAnsi="Calibri"/>
+                <w:b w:val="0"/>
+                <w:color w:val="464B52"/>
+                <w:sz w:val="20"/>
+              </w:rPr>
+              <w:t xml:space="preserve">, covering 16,507 records, and the Lecturer audience moved by </w:t>
+            </w:r>
+            <w:r>
+              <w:rPr>
+                <w:rFonts w:ascii="Calibri" w:hAnsi="Calibri"/>
+                <w:b/>
+                <w:color w:val="464B52"/>
+                <w:sz w:val="20"/>
+              </w:rPr>
+              <w:t>one person</w:t>
+            </w:r>
+            <w:r>
+              <w:rPr>
+                <w:rFonts w:ascii="Calibri" w:hAnsi="Calibri"/>
+                <w:b w:val="0"/>
+                <w:color w:val="464B52"/>
+                <w:sz w:val="20"/>
+              </w:rPr>
+              <w:t>. The dictionary is cleaner and the audience is not, because the people holding a bad title almost always hold a good one too. That is the third time this project has measured it and it is section 6.1.3.</w:t>
+            </w:r>
+          </w:p>
+          <w:p>
+            <w:pPr>
+              <w:spacing w:after="40"/>
+            </w:pPr>
+          </w:p>
+          <w:p>
+            <w:pPr>
+              <w:spacing w:after="40"/>
+            </w:pPr>
+            <w:r>
+              <w:rPr>
+                <w:rFonts w:ascii="Calibri" w:hAnsi="Calibri"/>
+                <w:b/>
+                <w:color w:val="464B52"/>
+                <w:sz w:val="20"/>
+              </w:rPr>
+              <w:t>A third instance of the one-word failure was found and fixed.</w:t>
+            </w:r>
+            <w:r>
+              <w:rPr>
+                <w:rFonts w:ascii="Calibri" w:hAnsi="Calibri"/>
+                <w:b w:val="0"/>
+                <w:color w:val="464B52"/>
+                <w:sz w:val="20"/>
+              </w:rPr>
+              <w:t xml:space="preserve"> </w:t>
+            </w:r>
+            <w:r>
+              <w:rPr>
+                <w:rFonts w:ascii="Consolas" w:hAnsi="Consolas"/>
+                <w:b w:val="0"/>
+                <w:color w:val="1C1F23"/>
+                <w:sz w:val="19"/>
+              </w:rPr>
+              <w:t>associate</w:t>
+            </w:r>
+            <w:r>
+              <w:rPr>
+                <w:rFonts w:ascii="Calibri" w:hAnsi="Calibri"/>
+                <w:b w:val="0"/>
+                <w:color w:val="464B52"/>
+                <w:sz w:val="20"/>
+              </w:rPr>
+              <w:t xml:space="preserve"> reaching teaching through </w:t>
+            </w:r>
+            <w:r>
+              <w:rPr>
+                <w:rFonts w:ascii="Consolas" w:hAnsi="Consolas"/>
+                <w:b w:val="0"/>
+                <w:color w:val="1C1F23"/>
+                <w:sz w:val="19"/>
+              </w:rPr>
+              <w:t>associate professor</w:t>
+            </w:r>
+            <w:r>
+              <w:rPr>
+                <w:rFonts w:ascii="Calibri" w:hAnsi="Calibri"/>
+                <w:b w:val="0"/>
+                <w:color w:val="464B52"/>
+                <w:sz w:val="20"/>
+              </w:rPr>
+              <w:t xml:space="preserve">, after </w:t>
+            </w:r>
+            <w:r>
+              <w:rPr>
+                <w:rFonts w:ascii="Consolas" w:hAnsi="Consolas"/>
+                <w:b w:val="0"/>
+                <w:color w:val="1C1F23"/>
+                <w:sz w:val="19"/>
+              </w:rPr>
+              <w:t>member</w:t>
+            </w:r>
+            <w:r>
+              <w:rPr>
+                <w:rFonts w:ascii="Calibri" w:hAnsi="Calibri"/>
+                <w:b w:val="0"/>
+                <w:color w:val="464B52"/>
+                <w:sz w:val="20"/>
+              </w:rPr>
+              <w:t xml:space="preserve"> in October and </w:t>
+            </w:r>
+            <w:r>
+              <w:rPr>
+                <w:rFonts w:ascii="Consolas" w:hAnsi="Consolas"/>
+                <w:b w:val="0"/>
+                <w:color w:val="1C1F23"/>
+                <w:sz w:val="19"/>
+              </w:rPr>
+              <w:t>fellow</w:t>
+            </w:r>
+            <w:r>
+              <w:rPr>
+                <w:rFonts w:ascii="Calibri" w:hAnsi="Calibri"/>
+                <w:b w:val="0"/>
+                <w:color w:val="464B52"/>
+                <w:sz w:val="20"/>
+              </w:rPr>
+              <w:t xml:space="preserve"> last week — </w:t>
+            </w:r>
+            <w:r>
+              <w:rPr>
+                <w:rFonts w:ascii="Calibri" w:hAnsi="Calibri"/>
+                <w:b/>
+                <w:color w:val="464B52"/>
+                <w:sz w:val="20"/>
+              </w:rPr>
+              <w:t>78,565 records</w:t>
+            </w:r>
+            <w:r>
+              <w:rPr>
+                <w:rFonts w:ascii="Calibri" w:hAnsi="Calibri"/>
+                <w:b w:val="0"/>
+                <w:color w:val="464B52"/>
+                <w:sz w:val="20"/>
+              </w:rPr>
+              <w:t xml:space="preserve"> between them. It needs a standing check, not a third discovery.</w:t>
+            </w:r>
+          </w:p>
+          <w:p>
+            <w:pPr>
+              <w:spacing w:after="40"/>
+            </w:pPr>
+          </w:p>
+          <w:p>
+            <w:pPr>
+              <w:spacing w:after="40"/>
+            </w:pPr>
+            <w:r>
+              <w:rPr>
+                <w:rFonts w:ascii="Calibri" w:hAnsi="Calibri"/>
+                <w:b/>
+                <w:color w:val="464B52"/>
+                <w:sz w:val="20"/>
+              </w:rPr>
               <w:t>Head of Faculty is now university heads only.</w:t>
             </w:r>
             <w:r>
@@ -158,7 +386,7 @@
                 <w:color w:val="464B52"/>
                 <w:sz w:val="20"/>
               </w:rPr>
-              <w:t xml:space="preserve"> A medical director at a hospital was reaching it; rather than patch that one title we took the whole hospital path out. About 2,000 people leave, including 294 heads of department and 17 deans, and that cost was measured before the decision. A small, certain audience was preferred.</w:t>
+              <w:t xml:space="preserve"> A medical director at a hospital was reaching it; rather than patch that one title the whole hospital path came out. 2,819 people leave, including 294 heads of department and 17 deans, and that cost was measured before the decision. A small, certain audience was preferred.</w:t>
             </w:r>
           </w:p>
           <w:p>
@@ -177,7 +405,7 @@
                 <w:color w:val="464B52"/>
                 <w:sz w:val="20"/>
               </w:rPr>
-              <w:t>The synonym-split check is written</w:t>
+              <w:t>And the route that could grow it has been sized and partly ruled out.</w:t>
             </w:r>
             <w:r>
               <w:rPr>
@@ -186,18 +414,17 @@
                 <w:color w:val="464B52"/>
                 <w:sz w:val="20"/>
               </w:rPr>
-              <w:t xml:space="preserve"> (`analyses/28`). It is step 1 of the taxonomy plan on page 5 and it needs no judgement — 124 groups, 254 pairs, one query.</w:t>
-            </w:r>
-          </w:p>
-          <w:p>
-            <w:pPr>
-              <w:spacing w:after="40"/>
-            </w:pPr>
-          </w:p>
-          <w:p>
-            <w:pPr>
-              <w:spacing w:after="40"/>
-            </w:pPr>
+              <w:t xml:space="preserve"> </w:t>
+            </w:r>
+            <w:r>
+              <w:rPr>
+                <w:rFonts w:ascii="Consolas" w:hAnsi="Consolas"/>
+                <w:b w:val="0"/>
+                <w:color w:val="1C1F23"/>
+                <w:sz w:val="19"/>
+              </w:rPr>
+              <w:t>chair</w:t>
+            </w:r>
             <w:r>
               <w:rPr>
                 <w:rFonts w:ascii="Calibri" w:hAnsi="Calibri"/>
@@ -205,53 +432,7 @@
                 <w:color w:val="464B52"/>
                 <w:sz w:val="20"/>
               </w:rPr>
-              <w:t xml:space="preserve">A build has run, and </w:t>
-            </w:r>
-            <w:r>
-              <w:rPr>
-                <w:rFonts w:ascii="Calibri" w:hAnsi="Calibri"/>
-                <w:b/>
-                <w:color w:val="464B52"/>
-                <w:sz w:val="20"/>
-              </w:rPr>
-              <w:t>four of the five corrections landed</w:t>
-            </w:r>
-            <w:r>
-              <w:rPr>
-                <w:rFonts w:ascii="Calibri" w:hAnsi="Calibri"/>
-                <w:b w:val="0"/>
-                <w:color w:val="464B52"/>
-                <w:sz w:val="20"/>
-              </w:rPr>
-              <w:t>. `pi`, `fellow`, `medical director` and `director of research` all now show as human decisions in the dictionary — 80,417 records. The fifth, `assistant research professor` (14,060 records), was pushed after that build and needs the next one.</w:t>
-            </w:r>
-          </w:p>
-          <w:p>
-            <w:pPr>
-              <w:spacing w:after="40"/>
-            </w:pPr>
-          </w:p>
-          <w:p>
-            <w:pPr>
-              <w:spacing w:after="40"/>
-            </w:pPr>
-            <w:r>
-              <w:rPr>
-                <w:rFonts w:ascii="Calibri" w:hAnsi="Calibri"/>
-                <w:b/>
-                <w:color w:val="464B52"/>
-                <w:sz w:val="20"/>
-              </w:rPr>
-              <w:t>One side effect was predicted and has now been measured: 145 people.</w:t>
-            </w:r>
-            <w:r>
-              <w:rPr>
-                <w:rFonts w:ascii="Calibri" w:hAnsi="Calibri"/>
-                <w:b w:val="0"/>
-                <w:color w:val="464B52"/>
-                <w:sz w:val="20"/>
-              </w:rPr>
-              <w:t xml:space="preserve"> It is not settled. See the last page.</w:t>
+              <w:t xml:space="preserve"> cannot be used as a leadership signal: ~1,600 records of the compound family are endowed professorships, Canada Research Chairs and Lehrstühle. See the box under 6.4.</w:t>
             </w:r>
           </w:p>
         </w:tc>
@@ -1476,7 +1657,7 @@
                 <w:color w:val="464B52"/>
                 <w:sz w:val="18"/>
               </w:rPr>
-              <w:t>1,656,354</w:t>
+              <w:t>1,650,456</w:t>
             </w:r>
           </w:p>
         </w:tc>
@@ -1575,7 +1756,7 @@
                 <w:color w:val="464B52"/>
                 <w:sz w:val="18"/>
               </w:rPr>
-              <w:t>801,282</w:t>
+              <w:t>751,548</w:t>
             </w:r>
           </w:p>
         </w:tc>
@@ -1675,7 +1856,7 @@
                 <w:color w:val="464B52"/>
                 <w:sz w:val="18"/>
               </w:rPr>
-              <w:t>12,024,436</w:t>
+              <w:t>11,994,600</w:t>
             </w:r>
           </w:p>
         </w:tc>
@@ -1774,7 +1955,7 @@
                 <w:color w:val="464B52"/>
                 <w:sz w:val="18"/>
               </w:rPr>
-              <w:t>8,343,585</w:t>
+              <w:t>8,408,047</w:t>
             </w:r>
           </w:p>
         </w:tc>
@@ -1874,7 +2055,7 @@
                 <w:color w:val="464B52"/>
                 <w:sz w:val="18"/>
               </w:rPr>
-              <w:t>1,917,931</w:t>
+              <w:t>1,945,519</w:t>
             </w:r>
           </w:p>
         </w:tc>
@@ -1931,7 +2112,7 @@
                 <w:color w:val="464B52"/>
                 <w:sz w:val="18"/>
               </w:rPr>
-              <w:t>Two naming clashes to settle. See section 6.</w:t>
+              <w:t>Two naming clashes to settle. See section 7.</w:t>
             </w:r>
           </w:p>
         </w:tc>
@@ -1973,7 +2154,7 @@
                 <w:color w:val="464B52"/>
                 <w:sz w:val="18"/>
               </w:rPr>
-              <w:t>953,819</w:t>
+              <w:t>962,236</w:t>
             </w:r>
           </w:p>
         </w:tc>
@@ -2073,7 +2254,7 @@
                 <w:color w:val="464B52"/>
                 <w:sz w:val="18"/>
               </w:rPr>
-              <w:t>74,941</w:t>
+              <w:t>74,951</w:t>
             </w:r>
           </w:p>
         </w:tc>
@@ -2172,7 +2353,7 @@
                 <w:color w:val="464B52"/>
                 <w:sz w:val="18"/>
               </w:rPr>
-              <w:t>21,832</w:t>
+              <w:t>21,855</w:t>
             </w:r>
           </w:p>
         </w:tc>
@@ -2272,7 +2453,7 @@
                 <w:color w:val="464B52"/>
                 <w:sz w:val="18"/>
               </w:rPr>
-              <w:t>1,968,320</w:t>
+              <w:t>1,970,615</w:t>
             </w:r>
           </w:p>
         </w:tc>
@@ -2371,7 +2552,7 @@
                 <w:color w:val="464B52"/>
                 <w:sz w:val="18"/>
               </w:rPr>
-              <w:t>1,458,782</w:t>
+              <w:t>1,453,643</w:t>
             </w:r>
           </w:p>
         </w:tc>
@@ -2932,7 +3113,133 @@
                 <w:color w:val="464B52"/>
                 <w:sz w:val="20"/>
               </w:rPr>
-              <w:t>It is also written in English, so every foreign word we use is missing: `dirigente medico`, `apotheker`, `pharmacien`, `eczaci`, `docente`, `dozent`, `wissenschaftlicher mitarbeiter`.</w:t>
+              <w:t xml:space="preserve">It is also written in English, so every foreign word we use is missing: </w:t>
+            </w:r>
+            <w:r>
+              <w:rPr>
+                <w:rFonts w:ascii="Consolas" w:hAnsi="Consolas"/>
+                <w:b w:val="0"/>
+                <w:color w:val="1C1F23"/>
+                <w:sz w:val="19"/>
+              </w:rPr>
+              <w:t>dirigente medico</w:t>
+            </w:r>
+            <w:r>
+              <w:rPr>
+                <w:rFonts w:ascii="Calibri" w:hAnsi="Calibri"/>
+                <w:b w:val="0"/>
+                <w:color w:val="464B52"/>
+                <w:sz w:val="20"/>
+              </w:rPr>
+              <w:t xml:space="preserve">, </w:t>
+            </w:r>
+            <w:r>
+              <w:rPr>
+                <w:rFonts w:ascii="Consolas" w:hAnsi="Consolas"/>
+                <w:b w:val="0"/>
+                <w:color w:val="1C1F23"/>
+                <w:sz w:val="19"/>
+              </w:rPr>
+              <w:t>apotheker</w:t>
+            </w:r>
+            <w:r>
+              <w:rPr>
+                <w:rFonts w:ascii="Calibri" w:hAnsi="Calibri"/>
+                <w:b w:val="0"/>
+                <w:color w:val="464B52"/>
+                <w:sz w:val="20"/>
+              </w:rPr>
+              <w:t xml:space="preserve">, </w:t>
+            </w:r>
+            <w:r>
+              <w:rPr>
+                <w:rFonts w:ascii="Consolas" w:hAnsi="Consolas"/>
+                <w:b w:val="0"/>
+                <w:color w:val="1C1F23"/>
+                <w:sz w:val="19"/>
+              </w:rPr>
+              <w:t>pharmacien</w:t>
+            </w:r>
+            <w:r>
+              <w:rPr>
+                <w:rFonts w:ascii="Calibri" w:hAnsi="Calibri"/>
+                <w:b w:val="0"/>
+                <w:color w:val="464B52"/>
+                <w:sz w:val="20"/>
+              </w:rPr>
+              <w:t xml:space="preserve">, </w:t>
+            </w:r>
+            <w:r>
+              <w:rPr>
+                <w:rFonts w:ascii="Consolas" w:hAnsi="Consolas"/>
+                <w:b w:val="0"/>
+                <w:color w:val="1C1F23"/>
+                <w:sz w:val="19"/>
+              </w:rPr>
+              <w:t>eczaci</w:t>
+            </w:r>
+            <w:r>
+              <w:rPr>
+                <w:rFonts w:ascii="Calibri" w:hAnsi="Calibri"/>
+                <w:b w:val="0"/>
+                <w:color w:val="464B52"/>
+                <w:sz w:val="20"/>
+              </w:rPr>
+              <w:t xml:space="preserve">, </w:t>
+            </w:r>
+            <w:r>
+              <w:rPr>
+                <w:rFonts w:ascii="Consolas" w:hAnsi="Consolas"/>
+                <w:b w:val="0"/>
+                <w:color w:val="1C1F23"/>
+                <w:sz w:val="19"/>
+              </w:rPr>
+              <w:t>docente</w:t>
+            </w:r>
+            <w:r>
+              <w:rPr>
+                <w:rFonts w:ascii="Calibri" w:hAnsi="Calibri"/>
+                <w:b w:val="0"/>
+                <w:color w:val="464B52"/>
+                <w:sz w:val="20"/>
+              </w:rPr>
+              <w:t xml:space="preserve">, </w:t>
+            </w:r>
+            <w:r>
+              <w:rPr>
+                <w:rFonts w:ascii="Consolas" w:hAnsi="Consolas"/>
+                <w:b w:val="0"/>
+                <w:color w:val="1C1F23"/>
+                <w:sz w:val="19"/>
+              </w:rPr>
+              <w:t>dozent</w:t>
+            </w:r>
+            <w:r>
+              <w:rPr>
+                <w:rFonts w:ascii="Calibri" w:hAnsi="Calibri"/>
+                <w:b w:val="0"/>
+                <w:color w:val="464B52"/>
+                <w:sz w:val="20"/>
+              </w:rPr>
+              <w:t xml:space="preserve">, </w:t>
+            </w:r>
+            <w:r>
+              <w:rPr>
+                <w:rFonts w:ascii="Consolas" w:hAnsi="Consolas"/>
+                <w:b w:val="0"/>
+                <w:color w:val="1C1F23"/>
+                <w:sz w:val="19"/>
+              </w:rPr>
+              <w:t>wissenschaftlicher mitarbeiter</w:t>
+            </w:r>
+            <w:r>
+              <w:rPr>
+                <w:rFonts w:ascii="Calibri" w:hAnsi="Calibri"/>
+                <w:b w:val="0"/>
+                <w:color w:val="464B52"/>
+                <w:sz w:val="20"/>
+              </w:rPr>
+              <w:t>.</w:t>
             </w:r>
           </w:p>
           <w:p>
@@ -6028,7 +6335,6106 @@
           <w:color w:val="1C1F23"/>
           <w:sz w:val="32"/>
         </w:rPr>
-        <w:t>6.  How to use the taxonomy well — step by step</w:t>
+        <w:t>6.  Every target audience, one by one</w:t>
+      </w:r>
+    </w:p>
+    <w:p>
+      <w:pPr>
+        <w:spacing w:after="120"/>
+      </w:pPr>
+      <w:r>
+        <w:rPr>
+          <w:rFonts w:ascii="Calibri" w:hAnsi="Calibri"/>
+          <w:b w:val="0"/>
+          <w:i w:val="0"/>
+          <w:color w:val="464B52"/>
+          <w:sz w:val="21"/>
+        </w:rPr>
+        <w:t>Nine audiences. This section gives each one its own heading: how big it is, how it is labelled, how accurate it has been shown to be, what we fixed and what is still open. Lecturer is written out in full because it is the one we have measured most; the others are summarised and will be expanded in turn.</w:t>
+      </w:r>
+    </w:p>
+    <w:p>
+      <w:pPr>
+        <w:spacing w:after="80"/>
+      </w:pPr>
+      <w:r>
+        <w:rPr>
+          <w:rFonts w:ascii="Calibri" w:hAnsi="Calibri"/>
+          <w:b/>
+          <w:i w:val="0"/>
+          <w:color w:val="464B52"/>
+          <w:sz w:val="21"/>
+        </w:rPr>
+        <w:t>Two numbers appear throughout and they are not the same thing.</w:t>
+      </w:r>
+      <w:r>
+        <w:rPr>
+          <w:rFonts w:ascii="Calibri" w:hAnsi="Calibri"/>
+          <w:b w:val="0"/>
+          <w:i w:val="0"/>
+          <w:color w:val="464B52"/>
+          <w:sz w:val="21"/>
+        </w:rPr>
+        <w:t xml:space="preserve"> They fail in opposite directions and an audience can be good at one and poor at the other:</w:t>
+      </w:r>
+    </w:p>
+    <w:p>
+      <w:pPr>
+        <w:pStyle w:val="ListBullet"/>
+        <w:spacing w:after="60"/>
+        <w:ind w:left="403"/>
+      </w:pPr>
+      <w:r>
+        <w:rPr>
+          <w:rFonts w:ascii="Calibri" w:hAnsi="Calibri"/>
+          <w:b/>
+          <w:color w:val="464B52"/>
+          <w:sz w:val="21"/>
+        </w:rPr>
+        <w:t>Did we find them?</w:t>
+      </w:r>
+      <w:r>
+        <w:rPr>
+          <w:rFonts w:ascii="Calibri" w:hAnsi="Calibri"/>
+          <w:b w:val="0"/>
+          <w:color w:val="464B52"/>
+          <w:sz w:val="21"/>
+        </w:rPr>
+        <w:t xml:space="preserve"> Of the people who say they are this, how many did we put in the audience. A low score means we are missing people.</w:t>
+      </w:r>
+    </w:p>
+    <w:p>
+      <w:pPr>
+        <w:pStyle w:val="ListBullet"/>
+        <w:spacing w:after="60"/>
+        <w:ind w:left="403"/>
+      </w:pPr>
+      <w:r>
+        <w:rPr>
+          <w:rFonts w:ascii="Calibri" w:hAnsi="Calibri"/>
+          <w:b/>
+          <w:color w:val="464B52"/>
+          <w:sz w:val="21"/>
+        </w:rPr>
+        <w:t>Do they agree?</w:t>
+      </w:r>
+      <w:r>
+        <w:rPr>
+          <w:rFonts w:ascii="Calibri" w:hAnsi="Calibri"/>
+          <w:b w:val="0"/>
+          <w:color w:val="464B52"/>
+          <w:sz w:val="21"/>
+        </w:rPr>
+        <w:t xml:space="preserve"> Of the people we put in the audience, how many say they are this. A low score means we are letting the wrong people in.</w:t>
+      </w:r>
+    </w:p>
+    <w:p>
+      <w:pPr>
+        <w:spacing w:after="200"/>
+      </w:pPr>
+      <w:r>
+        <w:rPr>
+          <w:rFonts w:ascii="Calibri" w:hAnsi="Calibri"/>
+          <w:b w:val="0"/>
+          <w:i w:val="0"/>
+          <w:color w:val="464B52"/>
+          <w:sz w:val="21"/>
+        </w:rPr>
+        <w:t xml:space="preserve">Both are measured against 28,866 people who answered two separate surveys the same way. Those people agree with themselves 88.9% of the time, so </w:t>
+      </w:r>
+      <w:r>
+        <w:rPr>
+          <w:rFonts w:ascii="Calibri" w:hAnsi="Calibri"/>
+          <w:b/>
+          <w:i w:val="0"/>
+          <w:color w:val="464B52"/>
+          <w:sz w:val="21"/>
+        </w:rPr>
+        <w:t>88.9% is the ceiling</w:t>
+      </w:r>
+      <w:r>
+        <w:rPr>
+          <w:rFonts w:ascii="Calibri" w:hAnsi="Calibri"/>
+          <w:b w:val="0"/>
+          <w:i w:val="0"/>
+          <w:color w:val="464B52"/>
+          <w:sz w:val="21"/>
+        </w:rPr>
+        <w:t xml:space="preserve"> for either number.</w:t>
+      </w:r>
+    </w:p>
+    <w:tbl>
+      <w:tblPr>
+        <w:tblStyle w:val="TableGrid"/>
+        <w:tblW w:type="auto" w:w="0"/>
+        <w:jc w:val="left"/>
+        <w:tblLook w:firstColumn="1" w:firstRow="1" w:lastColumn="0" w:lastRow="0" w:noHBand="0" w:noVBand="1" w:val="04A0"/>
+      </w:tblPr>
+      <w:tblGrid>
+        <w:gridCol w:w="1930"/>
+        <w:gridCol w:w="1930"/>
+        <w:gridCol w:w="1930"/>
+        <w:gridCol w:w="1930"/>
+        <w:gridCol w:w="1930"/>
+      </w:tblGrid>
+      <w:tr>
+        <w:tc>
+          <w:tcPr>
+            <w:tcW w:type="dxa" w:w="2016"/>
+            <w:shd w:val="clear" w:fill="1C1F23"/>
+          </w:tcPr>
+          <w:p>
+            <w:pPr>
+              <w:spacing w:after="20"/>
+            </w:pPr>
+            <w:r>
+              <w:rPr>
+                <w:rFonts w:ascii="Calibri" w:hAnsi="Calibri"/>
+                <w:b/>
+                <w:color w:val="FFFFFF"/>
+                <w:sz w:val="17"/>
+              </w:rPr>
+              <w:t>Audience</w:t>
+            </w:r>
+          </w:p>
+        </w:tc>
+        <w:tc>
+          <w:tcPr>
+            <w:tcW w:type="dxa" w:w="1152"/>
+            <w:shd w:val="clear" w:fill="1C1F23"/>
+          </w:tcPr>
+          <w:p>
+            <w:pPr>
+              <w:spacing w:after="20"/>
+            </w:pPr>
+            <w:r>
+              <w:rPr>
+                <w:rFonts w:ascii="Calibri" w:hAnsi="Calibri"/>
+                <w:b/>
+                <w:color w:val="FFFFFF"/>
+                <w:sz w:val="17"/>
+              </w:rPr>
+              <w:t>People</w:t>
+            </w:r>
+          </w:p>
+        </w:tc>
+        <w:tc>
+          <w:tcPr>
+            <w:tcW w:type="dxa" w:w="1440"/>
+            <w:shd w:val="clear" w:fill="1C1F23"/>
+          </w:tcPr>
+          <w:p>
+            <w:pPr>
+              <w:spacing w:after="20"/>
+            </w:pPr>
+            <w:r>
+              <w:rPr>
+                <w:rFonts w:ascii="Calibri" w:hAnsi="Calibri"/>
+                <w:b/>
+                <w:color w:val="FFFFFF"/>
+                <w:sz w:val="17"/>
+              </w:rPr>
+              <w:t>Did we find them?</w:t>
+            </w:r>
+          </w:p>
+        </w:tc>
+        <w:tc>
+          <w:tcPr>
+            <w:tcW w:type="dxa" w:w="1224"/>
+            <w:shd w:val="clear" w:fill="1C1F23"/>
+          </w:tcPr>
+          <w:p>
+            <w:pPr>
+              <w:spacing w:after="20"/>
+            </w:pPr>
+            <w:r>
+              <w:rPr>
+                <w:rFonts w:ascii="Calibri" w:hAnsi="Calibri"/>
+                <w:b/>
+                <w:color w:val="FFFFFF"/>
+                <w:sz w:val="17"/>
+              </w:rPr>
+              <w:t>Do they agree?</w:t>
+            </w:r>
+          </w:p>
+        </w:tc>
+        <w:tc>
+          <w:tcPr>
+            <w:tcW w:type="dxa" w:w="3672"/>
+            <w:shd w:val="clear" w:fill="1C1F23"/>
+          </w:tcPr>
+          <w:p>
+            <w:pPr>
+              <w:spacing w:after="20"/>
+            </w:pPr>
+            <w:r>
+              <w:rPr>
+                <w:rFonts w:ascii="Calibri" w:hAnsi="Calibri"/>
+                <w:b/>
+                <w:color w:val="FFFFFF"/>
+                <w:sz w:val="17"/>
+              </w:rPr>
+              <w:t>State</w:t>
+            </w:r>
+          </w:p>
+        </w:tc>
+      </w:tr>
+      <w:tr>
+        <w:tc>
+          <w:tcPr>
+            <w:tcW w:type="dxa" w:w="2016"/>
+          </w:tcPr>
+          <w:p>
+            <w:pPr>
+              <w:spacing w:after="20"/>
+            </w:pPr>
+            <w:r>
+              <w:rPr>
+                <w:rFonts w:ascii="Calibri" w:hAnsi="Calibri"/>
+                <w:b/>
+                <w:color w:val="464B52"/>
+                <w:sz w:val="17"/>
+              </w:rPr>
+              <w:t>Lecturer</w:t>
+            </w:r>
+          </w:p>
+        </w:tc>
+        <w:tc>
+          <w:tcPr>
+            <w:tcW w:type="dxa" w:w="1152"/>
+          </w:tcPr>
+          <w:p>
+            <w:pPr>
+              <w:spacing w:after="20"/>
+            </w:pPr>
+            <w:r>
+              <w:rPr>
+                <w:rFonts w:ascii="Calibri" w:hAnsi="Calibri"/>
+                <w:b w:val="0"/>
+                <w:color w:val="464B52"/>
+                <w:sz w:val="17"/>
+              </w:rPr>
+              <w:t>399,884</w:t>
+            </w:r>
+          </w:p>
+        </w:tc>
+        <w:tc>
+          <w:tcPr>
+            <w:tcW w:type="dxa" w:w="1440"/>
+          </w:tcPr>
+          <w:p>
+            <w:pPr>
+              <w:spacing w:after="20"/>
+            </w:pPr>
+            <w:r>
+              <w:rPr>
+                <w:rFonts w:ascii="Calibri" w:hAnsi="Calibri"/>
+                <w:b/>
+                <w:color w:val="464B52"/>
+                <w:sz w:val="17"/>
+              </w:rPr>
+              <w:t>91.1%</w:t>
+            </w:r>
+          </w:p>
+        </w:tc>
+        <w:tc>
+          <w:tcPr>
+            <w:tcW w:type="dxa" w:w="1224"/>
+          </w:tcPr>
+          <w:p>
+            <w:pPr>
+              <w:spacing w:after="20"/>
+            </w:pPr>
+            <w:r>
+              <w:rPr>
+                <w:rFonts w:ascii="Calibri" w:hAnsi="Calibri"/>
+                <w:b/>
+                <w:color w:val="464B52"/>
+                <w:sz w:val="17"/>
+              </w:rPr>
+              <w:t>78.2%</w:t>
+            </w:r>
+          </w:p>
+        </w:tc>
+        <w:tc>
+          <w:tcPr>
+            <w:tcW w:type="dxa" w:w="3672"/>
+          </w:tcPr>
+          <w:p>
+            <w:pPr>
+              <w:spacing w:after="20"/>
+            </w:pPr>
+            <w:r>
+              <w:rPr>
+                <w:rFonts w:ascii="Calibri" w:hAnsi="Calibri"/>
+                <w:b w:val="0"/>
+                <w:color w:val="464B52"/>
+                <w:sz w:val="17"/>
+              </w:rPr>
+              <w:t>Best measured. Detailed below</w:t>
+            </w:r>
+          </w:p>
+        </w:tc>
+      </w:tr>
+      <w:tr>
+        <w:tc>
+          <w:tcPr>
+            <w:tcW w:type="dxa" w:w="2016"/>
+            <w:shd w:val="clear" w:fill="F7F7F6"/>
+          </w:tcPr>
+          <w:p>
+            <w:pPr>
+              <w:spacing w:after="20"/>
+            </w:pPr>
+            <w:r>
+              <w:rPr>
+                <w:rFonts w:ascii="Calibri" w:hAnsi="Calibri"/>
+                <w:b w:val="0"/>
+                <w:color w:val="464B52"/>
+                <w:sz w:val="17"/>
+              </w:rPr>
+              <w:t>Researcher</w:t>
+            </w:r>
+          </w:p>
+        </w:tc>
+        <w:tc>
+          <w:tcPr>
+            <w:tcW w:type="dxa" w:w="1152"/>
+            <w:shd w:val="clear" w:fill="F7F7F6"/>
+          </w:tcPr>
+          <w:p>
+            <w:pPr>
+              <w:spacing w:after="20"/>
+            </w:pPr>
+            <w:r>
+              <w:rPr>
+                <w:rFonts w:ascii="Calibri" w:hAnsi="Calibri"/>
+                <w:b w:val="0"/>
+                <w:color w:val="464B52"/>
+                <w:sz w:val="17"/>
+              </w:rPr>
+              <w:t>321,824</w:t>
+            </w:r>
+          </w:p>
+        </w:tc>
+        <w:tc>
+          <w:tcPr>
+            <w:tcW w:type="dxa" w:w="1440"/>
+            <w:shd w:val="clear" w:fill="F7F7F6"/>
+          </w:tcPr>
+          <w:p>
+            <w:pPr>
+              <w:spacing w:after="20"/>
+            </w:pPr>
+            <w:r>
+              <w:rPr>
+                <w:rFonts w:ascii="Calibri" w:hAnsi="Calibri"/>
+                <w:b w:val="0"/>
+                <w:color w:val="464B52"/>
+                <w:sz w:val="17"/>
+              </w:rPr>
+              <w:t>74.3%</w:t>
+            </w:r>
+          </w:p>
+        </w:tc>
+        <w:tc>
+          <w:tcPr>
+            <w:tcW w:type="dxa" w:w="1224"/>
+            <w:shd w:val="clear" w:fill="F7F7F6"/>
+          </w:tcPr>
+          <w:p>
+            <w:pPr>
+              <w:spacing w:after="20"/>
+            </w:pPr>
+            <w:r>
+              <w:rPr>
+                <w:rFonts w:ascii="Calibri" w:hAnsi="Calibri"/>
+                <w:b w:val="0"/>
+                <w:color w:val="464B52"/>
+                <w:sz w:val="17"/>
+              </w:rPr>
+              <w:t>43.9%</w:t>
+            </w:r>
+          </w:p>
+        </w:tc>
+        <w:tc>
+          <w:tcPr>
+            <w:tcW w:type="dxa" w:w="3672"/>
+            <w:shd w:val="clear" w:fill="F7F7F6"/>
+          </w:tcPr>
+          <w:p>
+            <w:pPr>
+              <w:spacing w:after="20"/>
+            </w:pPr>
+            <w:r>
+              <w:rPr>
+                <w:rFonts w:ascii="Calibri" w:hAnsi="Calibri"/>
+                <w:b w:val="0"/>
+                <w:color w:val="464B52"/>
+                <w:sz w:val="17"/>
+              </w:rPr>
+              <w:t>Good. Precision depressed by multi-role people</w:t>
+            </w:r>
+          </w:p>
+        </w:tc>
+      </w:tr>
+      <w:tr>
+        <w:tc>
+          <w:tcPr>
+            <w:tcW w:type="dxa" w:w="2016"/>
+          </w:tcPr>
+          <w:p>
+            <w:pPr>
+              <w:spacing w:after="20"/>
+            </w:pPr>
+            <w:r>
+              <w:rPr>
+                <w:rFonts w:ascii="Calibri" w:hAnsi="Calibri"/>
+                <w:b w:val="0"/>
+                <w:color w:val="464B52"/>
+                <w:sz w:val="17"/>
+              </w:rPr>
+              <w:t>Healthcare (broad)</w:t>
+            </w:r>
+          </w:p>
+        </w:tc>
+        <w:tc>
+          <w:tcPr>
+            <w:tcW w:type="dxa" w:w="1152"/>
+          </w:tcPr>
+          <w:p>
+            <w:pPr>
+              <w:spacing w:after="20"/>
+            </w:pPr>
+            <w:r>
+              <w:rPr>
+                <w:rFonts w:ascii="Calibri" w:hAnsi="Calibri"/>
+                <w:b w:val="0"/>
+                <w:color w:val="464B52"/>
+                <w:sz w:val="17"/>
+              </w:rPr>
+              <w:t>126,869</w:t>
+            </w:r>
+          </w:p>
+        </w:tc>
+        <w:tc>
+          <w:tcPr>
+            <w:tcW w:type="dxa" w:w="1440"/>
+          </w:tcPr>
+          <w:p>
+            <w:pPr>
+              <w:spacing w:after="20"/>
+            </w:pPr>
+            <w:r>
+              <w:rPr>
+                <w:rFonts w:ascii="Calibri" w:hAnsi="Calibri"/>
+                <w:b/>
+                <w:color w:val="464B52"/>
+                <w:sz w:val="17"/>
+              </w:rPr>
+              <w:t>90.9%</w:t>
+            </w:r>
+          </w:p>
+        </w:tc>
+        <w:tc>
+          <w:tcPr>
+            <w:tcW w:type="dxa" w:w="1224"/>
+          </w:tcPr>
+          <w:p>
+            <w:pPr>
+              <w:spacing w:after="20"/>
+            </w:pPr>
+            <w:r>
+              <w:rPr>
+                <w:rFonts w:ascii="Calibri" w:hAnsi="Calibri"/>
+                <w:b w:val="0"/>
+                <w:color w:val="464B52"/>
+                <w:sz w:val="17"/>
+              </w:rPr>
+              <w:t>22.7%</w:t>
+            </w:r>
+          </w:p>
+        </w:tc>
+        <w:tc>
+          <w:tcPr>
+            <w:tcW w:type="dxa" w:w="3672"/>
+          </w:tcPr>
+          <w:p>
+            <w:pPr>
+              <w:spacing w:after="20"/>
+            </w:pPr>
+            <w:r>
+              <w:rPr>
+                <w:rFonts w:ascii="Calibri" w:hAnsi="Calibri"/>
+                <w:b w:val="0"/>
+                <w:color w:val="464B52"/>
+                <w:sz w:val="17"/>
+              </w:rPr>
+              <w:t>A wide net on purpose</w:t>
+            </w:r>
+          </w:p>
+        </w:tc>
+      </w:tr>
+      <w:tr>
+        <w:tc>
+          <w:tcPr>
+            <w:tcW w:type="dxa" w:w="2016"/>
+            <w:shd w:val="clear" w:fill="F7F7F6"/>
+          </w:tcPr>
+          <w:p>
+            <w:pPr>
+              <w:spacing w:after="20"/>
+            </w:pPr>
+            <w:r>
+              <w:rPr>
+                <w:rFonts w:ascii="Calibri" w:hAnsi="Calibri"/>
+                <w:b w:val="0"/>
+                <w:color w:val="464B52"/>
+                <w:sz w:val="17"/>
+              </w:rPr>
+              <w:t>Practitioner</w:t>
+            </w:r>
+          </w:p>
+        </w:tc>
+        <w:tc>
+          <w:tcPr>
+            <w:tcW w:type="dxa" w:w="1152"/>
+            <w:shd w:val="clear" w:fill="F7F7F6"/>
+          </w:tcPr>
+          <w:p>
+            <w:pPr>
+              <w:spacing w:after="20"/>
+            </w:pPr>
+            <w:r>
+              <w:rPr>
+                <w:rFonts w:ascii="Calibri" w:hAnsi="Calibri"/>
+                <w:b w:val="0"/>
+                <w:color w:val="464B52"/>
+                <w:sz w:val="17"/>
+              </w:rPr>
+              <w:t>60,937</w:t>
+            </w:r>
+          </w:p>
+        </w:tc>
+        <w:tc>
+          <w:tcPr>
+            <w:tcW w:type="dxa" w:w="1440"/>
+            <w:shd w:val="clear" w:fill="F7F7F6"/>
+          </w:tcPr>
+          <w:p>
+            <w:pPr>
+              <w:spacing w:after="20"/>
+            </w:pPr>
+            <w:r>
+              <w:rPr>
+                <w:rFonts w:ascii="Calibri" w:hAnsi="Calibri"/>
+                <w:b w:val="0"/>
+                <w:color w:val="464B52"/>
+                <w:sz w:val="17"/>
+              </w:rPr>
+              <w:t>—</w:t>
+            </w:r>
+          </w:p>
+        </w:tc>
+        <w:tc>
+          <w:tcPr>
+            <w:tcW w:type="dxa" w:w="1224"/>
+            <w:shd w:val="clear" w:fill="F7F7F6"/>
+          </w:tcPr>
+          <w:p>
+            <w:pPr>
+              <w:spacing w:after="20"/>
+            </w:pPr>
+            <w:r>
+              <w:rPr>
+                <w:rFonts w:ascii="Calibri" w:hAnsi="Calibri"/>
+                <w:b w:val="0"/>
+                <w:color w:val="464B52"/>
+                <w:sz w:val="17"/>
+              </w:rPr>
+              <w:t>35.8%</w:t>
+            </w:r>
+          </w:p>
+        </w:tc>
+        <w:tc>
+          <w:tcPr>
+            <w:tcW w:type="dxa" w:w="3672"/>
+            <w:shd w:val="clear" w:fill="F7F7F6"/>
+          </w:tcPr>
+          <w:p>
+            <w:pPr>
+              <w:spacing w:after="20"/>
+            </w:pPr>
+            <w:r>
+              <w:rPr>
+                <w:rFonts w:ascii="Calibri" w:hAnsi="Calibri"/>
+                <w:b w:val="0"/>
+                <w:color w:val="464B52"/>
+                <w:sz w:val="17"/>
+              </w:rPr>
+              <w:t>Survey cannot split the healthcare sub-audiences</w:t>
+            </w:r>
+          </w:p>
+        </w:tc>
+      </w:tr>
+      <w:tr>
+        <w:tc>
+          <w:tcPr>
+            <w:tcW w:type="dxa" w:w="2016"/>
+          </w:tcPr>
+          <w:p>
+            <w:pPr>
+              <w:spacing w:after="20"/>
+            </w:pPr>
+            <w:r>
+              <w:rPr>
+                <w:rFonts w:ascii="Calibri" w:hAnsi="Calibri"/>
+                <w:b w:val="0"/>
+                <w:color w:val="464B52"/>
+                <w:sz w:val="17"/>
+              </w:rPr>
+              <w:t>Clinical researcher</w:t>
+            </w:r>
+          </w:p>
+        </w:tc>
+        <w:tc>
+          <w:tcPr>
+            <w:tcW w:type="dxa" w:w="1152"/>
+          </w:tcPr>
+          <w:p>
+            <w:pPr>
+              <w:spacing w:after="20"/>
+            </w:pPr>
+            <w:r>
+              <w:rPr>
+                <w:rFonts w:ascii="Calibri" w:hAnsi="Calibri"/>
+                <w:b w:val="0"/>
+                <w:color w:val="464B52"/>
+                <w:sz w:val="17"/>
+              </w:rPr>
+              <w:t>50,600</w:t>
+            </w:r>
+          </w:p>
+        </w:tc>
+        <w:tc>
+          <w:tcPr>
+            <w:tcW w:type="dxa" w:w="1440"/>
+          </w:tcPr>
+          <w:p>
+            <w:pPr>
+              <w:spacing w:after="20"/>
+            </w:pPr>
+            <w:r>
+              <w:rPr>
+                <w:rFonts w:ascii="Calibri" w:hAnsi="Calibri"/>
+                <w:b w:val="0"/>
+                <w:color w:val="464B52"/>
+                <w:sz w:val="17"/>
+              </w:rPr>
+              <w:t>—</w:t>
+            </w:r>
+          </w:p>
+        </w:tc>
+        <w:tc>
+          <w:tcPr>
+            <w:tcW w:type="dxa" w:w="1224"/>
+          </w:tcPr>
+          <w:p>
+            <w:pPr>
+              <w:spacing w:after="20"/>
+            </w:pPr>
+            <w:r>
+              <w:rPr>
+                <w:rFonts w:ascii="Calibri" w:hAnsi="Calibri"/>
+                <w:b w:val="0"/>
+                <w:color w:val="464B52"/>
+                <w:sz w:val="17"/>
+              </w:rPr>
+              <w:t>48.2%</w:t>
+            </w:r>
+          </w:p>
+        </w:tc>
+        <w:tc>
+          <w:tcPr>
+            <w:tcW w:type="dxa" w:w="3672"/>
+          </w:tcPr>
+          <w:p>
+            <w:pPr>
+              <w:spacing w:after="20"/>
+            </w:pPr>
+            <w:r>
+              <w:rPr>
+                <w:rFonts w:ascii="Calibri" w:hAnsi="Calibri"/>
+                <w:b w:val="0"/>
+                <w:color w:val="464B52"/>
+                <w:sz w:val="17"/>
+              </w:rPr>
+              <w:t>Same</w:t>
+            </w:r>
+          </w:p>
+        </w:tc>
+      </w:tr>
+      <w:tr>
+        <w:tc>
+          <w:tcPr>
+            <w:tcW w:type="dxa" w:w="2016"/>
+            <w:shd w:val="clear" w:fill="F7F7F6"/>
+          </w:tcPr>
+          <w:p>
+            <w:pPr>
+              <w:spacing w:after="20"/>
+            </w:pPr>
+            <w:r>
+              <w:rPr>
+                <w:rFonts w:ascii="Calibri" w:hAnsi="Calibri"/>
+                <w:b/>
+                <w:color w:val="464B52"/>
+                <w:sz w:val="17"/>
+              </w:rPr>
+              <w:t>Head of faculty</w:t>
+            </w:r>
+          </w:p>
+        </w:tc>
+        <w:tc>
+          <w:tcPr>
+            <w:tcW w:type="dxa" w:w="1152"/>
+            <w:shd w:val="clear" w:fill="F7F7F6"/>
+          </w:tcPr>
+          <w:p>
+            <w:pPr>
+              <w:spacing w:after="20"/>
+            </w:pPr>
+            <w:r>
+              <w:rPr>
+                <w:rFonts w:ascii="Calibri" w:hAnsi="Calibri"/>
+                <w:b w:val="0"/>
+                <w:color w:val="464B52"/>
+                <w:sz w:val="17"/>
+              </w:rPr>
+              <w:t>17,528</w:t>
+            </w:r>
+          </w:p>
+        </w:tc>
+        <w:tc>
+          <w:tcPr>
+            <w:tcW w:type="dxa" w:w="1440"/>
+            <w:shd w:val="clear" w:fill="F7F7F6"/>
+          </w:tcPr>
+          <w:p>
+            <w:pPr>
+              <w:spacing w:after="20"/>
+            </w:pPr>
+            <w:r>
+              <w:rPr>
+                <w:rFonts w:ascii="Calibri" w:hAnsi="Calibri"/>
+                <w:b/>
+                <w:color w:val="464B52"/>
+                <w:sz w:val="17"/>
+              </w:rPr>
+              <w:t>23.8%</w:t>
+            </w:r>
+          </w:p>
+        </w:tc>
+        <w:tc>
+          <w:tcPr>
+            <w:tcW w:type="dxa" w:w="1224"/>
+            <w:shd w:val="clear" w:fill="F7F7F6"/>
+          </w:tcPr>
+          <w:p>
+            <w:pPr>
+              <w:spacing w:after="20"/>
+            </w:pPr>
+            <w:r>
+              <w:rPr>
+                <w:rFonts w:ascii="Calibri" w:hAnsi="Calibri"/>
+                <w:b/>
+                <w:color w:val="464B52"/>
+                <w:sz w:val="17"/>
+              </w:rPr>
+              <w:t>26.3%</w:t>
+            </w:r>
+          </w:p>
+        </w:tc>
+        <w:tc>
+          <w:tcPr>
+            <w:tcW w:type="dxa" w:w="3672"/>
+            <w:shd w:val="clear" w:fill="F7F7F6"/>
+          </w:tcPr>
+          <w:p>
+            <w:pPr>
+              <w:spacing w:after="20"/>
+            </w:pPr>
+            <w:r>
+              <w:rPr>
+                <w:rFonts w:ascii="Calibri" w:hAnsi="Calibri"/>
+                <w:b/>
+                <w:color w:val="464B52"/>
+                <w:sz w:val="17"/>
+              </w:rPr>
+              <w:t>The weak one.</w:t>
+            </w:r>
+            <w:r>
+              <w:rPr>
+                <w:rFonts w:ascii="Calibri" w:hAnsi="Calibri"/>
+                <w:b w:val="0"/>
+                <w:color w:val="464B52"/>
+                <w:sz w:val="17"/>
+              </w:rPr>
+              <w:t xml:space="preserve"> Known causes</w:t>
+            </w:r>
+          </w:p>
+        </w:tc>
+      </w:tr>
+      <w:tr>
+        <w:tc>
+          <w:tcPr>
+            <w:tcW w:type="dxa" w:w="2016"/>
+          </w:tcPr>
+          <w:p>
+            <w:pPr>
+              <w:spacing w:after="20"/>
+            </w:pPr>
+            <w:r>
+              <w:rPr>
+                <w:rFonts w:ascii="Calibri" w:hAnsi="Calibri"/>
+                <w:b w:val="0"/>
+                <w:color w:val="464B52"/>
+                <w:sz w:val="17"/>
+              </w:rPr>
+              <w:t>Clinical administrator</w:t>
+            </w:r>
+          </w:p>
+        </w:tc>
+        <w:tc>
+          <w:tcPr>
+            <w:tcW w:type="dxa" w:w="1152"/>
+          </w:tcPr>
+          <w:p>
+            <w:pPr>
+              <w:spacing w:after="20"/>
+            </w:pPr>
+            <w:r>
+              <w:rPr>
+                <w:rFonts w:ascii="Calibri" w:hAnsi="Calibri"/>
+                <w:b w:val="0"/>
+                <w:color w:val="464B52"/>
+                <w:sz w:val="17"/>
+              </w:rPr>
+              <w:t>6,865</w:t>
+            </w:r>
+          </w:p>
+        </w:tc>
+        <w:tc>
+          <w:tcPr>
+            <w:tcW w:type="dxa" w:w="1440"/>
+          </w:tcPr>
+          <w:p>
+            <w:pPr>
+              <w:spacing w:after="20"/>
+            </w:pPr>
+            <w:r>
+              <w:rPr>
+                <w:rFonts w:ascii="Calibri" w:hAnsi="Calibri"/>
+                <w:b w:val="0"/>
+                <w:color w:val="464B52"/>
+                <w:sz w:val="17"/>
+              </w:rPr>
+              <w:t>—</w:t>
+            </w:r>
+          </w:p>
+        </w:tc>
+        <w:tc>
+          <w:tcPr>
+            <w:tcW w:type="dxa" w:w="1224"/>
+          </w:tcPr>
+          <w:p>
+            <w:pPr>
+              <w:spacing w:after="20"/>
+            </w:pPr>
+            <w:r>
+              <w:rPr>
+                <w:rFonts w:ascii="Calibri" w:hAnsi="Calibri"/>
+                <w:b w:val="0"/>
+                <w:color w:val="464B52"/>
+                <w:sz w:val="17"/>
+              </w:rPr>
+              <w:t>22.5%</w:t>
+            </w:r>
+          </w:p>
+        </w:tc>
+        <w:tc>
+          <w:tcPr>
+            <w:tcW w:type="dxa" w:w="3672"/>
+          </w:tcPr>
+          <w:p>
+            <w:pPr>
+              <w:spacing w:after="20"/>
+            </w:pPr>
+            <w:r>
+              <w:rPr>
+                <w:rFonts w:ascii="Calibri" w:hAnsi="Calibri"/>
+                <w:b w:val="0"/>
+                <w:color w:val="464B52"/>
+                <w:sz w:val="17"/>
+              </w:rPr>
+              <w:t>71 people checked — too few</w:t>
+            </w:r>
+          </w:p>
+        </w:tc>
+      </w:tr>
+      <w:tr>
+        <w:tc>
+          <w:tcPr>
+            <w:tcW w:type="dxa" w:w="2016"/>
+            <w:shd w:val="clear" w:fill="F7F7F6"/>
+          </w:tcPr>
+          <w:p>
+            <w:pPr>
+              <w:spacing w:after="20"/>
+            </w:pPr>
+            <w:r>
+              <w:rPr>
+                <w:rFonts w:ascii="Calibri" w:hAnsi="Calibri"/>
+                <w:b w:val="0"/>
+                <w:color w:val="464B52"/>
+                <w:sz w:val="17"/>
+              </w:rPr>
+              <w:t>Pharmacist</w:t>
+            </w:r>
+          </w:p>
+        </w:tc>
+        <w:tc>
+          <w:tcPr>
+            <w:tcW w:type="dxa" w:w="1152"/>
+            <w:shd w:val="clear" w:fill="F7F7F6"/>
+          </w:tcPr>
+          <w:p>
+            <w:pPr>
+              <w:spacing w:after="20"/>
+            </w:pPr>
+            <w:r>
+              <w:rPr>
+                <w:rFonts w:ascii="Calibri" w:hAnsi="Calibri"/>
+                <w:b w:val="0"/>
+                <w:color w:val="464B52"/>
+                <w:sz w:val="17"/>
+              </w:rPr>
+              <w:t>2,245</w:t>
+            </w:r>
+          </w:p>
+        </w:tc>
+        <w:tc>
+          <w:tcPr>
+            <w:tcW w:type="dxa" w:w="1440"/>
+            <w:shd w:val="clear" w:fill="F7F7F6"/>
+          </w:tcPr>
+          <w:p>
+            <w:pPr>
+              <w:spacing w:after="20"/>
+            </w:pPr>
+            <w:r>
+              <w:rPr>
+                <w:rFonts w:ascii="Calibri" w:hAnsi="Calibri"/>
+                <w:b w:val="0"/>
+                <w:color w:val="464B52"/>
+                <w:sz w:val="17"/>
+              </w:rPr>
+              <w:t>—</w:t>
+            </w:r>
+          </w:p>
+        </w:tc>
+        <w:tc>
+          <w:tcPr>
+            <w:tcW w:type="dxa" w:w="1224"/>
+            <w:shd w:val="clear" w:fill="F7F7F6"/>
+          </w:tcPr>
+          <w:p>
+            <w:pPr>
+              <w:spacing w:after="20"/>
+            </w:pPr>
+            <w:r>
+              <w:rPr>
+                <w:rFonts w:ascii="Calibri" w:hAnsi="Calibri"/>
+                <w:b w:val="0"/>
+                <w:color w:val="464B52"/>
+                <w:sz w:val="17"/>
+              </w:rPr>
+              <w:t>—</w:t>
+            </w:r>
+          </w:p>
+        </w:tc>
+        <w:tc>
+          <w:tcPr>
+            <w:tcW w:type="dxa" w:w="3672"/>
+            <w:shd w:val="clear" w:fill="F7F7F6"/>
+          </w:tcPr>
+          <w:p>
+            <w:pPr>
+              <w:spacing w:after="20"/>
+            </w:pPr>
+            <w:r>
+              <w:rPr>
+                <w:rFonts w:ascii="Calibri" w:hAnsi="Calibri"/>
+                <w:b/>
+                <w:color w:val="464B52"/>
+                <w:sz w:val="17"/>
+              </w:rPr>
+              <w:t>Cannot be measured</w:t>
+            </w:r>
+            <w:r>
+              <w:rPr>
+                <w:rFonts w:ascii="Calibri" w:hAnsi="Calibri"/>
+                <w:b w:val="0"/>
+                <w:color w:val="464B52"/>
+                <w:sz w:val="17"/>
+              </w:rPr>
+              <w:t xml:space="preserve"> — no survey option</w:t>
+            </w:r>
+          </w:p>
+        </w:tc>
+      </w:tr>
+      <w:tr>
+        <w:tc>
+          <w:tcPr>
+            <w:tcW w:type="dxa" w:w="2016"/>
+          </w:tcPr>
+          <w:p>
+            <w:pPr>
+              <w:spacing w:after="20"/>
+            </w:pPr>
+            <w:r>
+              <w:rPr>
+                <w:rFonts w:ascii="Calibri" w:hAnsi="Calibri"/>
+                <w:b w:val="0"/>
+                <w:color w:val="464B52"/>
+                <w:sz w:val="17"/>
+              </w:rPr>
+              <w:t>Librarian</w:t>
+            </w:r>
+          </w:p>
+        </w:tc>
+        <w:tc>
+          <w:tcPr>
+            <w:tcW w:type="dxa" w:w="1152"/>
+          </w:tcPr>
+          <w:p>
+            <w:pPr>
+              <w:spacing w:after="20"/>
+            </w:pPr>
+            <w:r>
+              <w:rPr>
+                <w:rFonts w:ascii="Calibri" w:hAnsi="Calibri"/>
+                <w:b w:val="0"/>
+                <w:color w:val="464B52"/>
+                <w:sz w:val="17"/>
+              </w:rPr>
+              <w:t>668</w:t>
+            </w:r>
+          </w:p>
+        </w:tc>
+        <w:tc>
+          <w:tcPr>
+            <w:tcW w:type="dxa" w:w="1440"/>
+          </w:tcPr>
+          <w:p>
+            <w:pPr>
+              <w:spacing w:after="20"/>
+            </w:pPr>
+            <w:r>
+              <w:rPr>
+                <w:rFonts w:ascii="Calibri" w:hAnsi="Calibri"/>
+                <w:b w:val="0"/>
+                <w:color w:val="464B52"/>
+                <w:sz w:val="17"/>
+              </w:rPr>
+              <w:t>—</w:t>
+            </w:r>
+          </w:p>
+        </w:tc>
+        <w:tc>
+          <w:tcPr>
+            <w:tcW w:type="dxa" w:w="1224"/>
+          </w:tcPr>
+          <w:p>
+            <w:pPr>
+              <w:spacing w:after="20"/>
+            </w:pPr>
+            <w:r>
+              <w:rPr>
+                <w:rFonts w:ascii="Calibri" w:hAnsi="Calibri"/>
+                <w:b w:val="0"/>
+                <w:color w:val="464B52"/>
+                <w:sz w:val="17"/>
+              </w:rPr>
+              <w:t>—</w:t>
+            </w:r>
+          </w:p>
+        </w:tc>
+        <w:tc>
+          <w:tcPr>
+            <w:tcW w:type="dxa" w:w="3672"/>
+          </w:tcPr>
+          <w:p>
+            <w:pPr>
+              <w:spacing w:after="20"/>
+            </w:pPr>
+            <w:r>
+              <w:rPr>
+                <w:rFonts w:ascii="Calibri" w:hAnsi="Calibri"/>
+                <w:b/>
+                <w:color w:val="464B52"/>
+                <w:sz w:val="17"/>
+              </w:rPr>
+              <w:t>Cannot be measured</w:t>
+            </w:r>
+            <w:r>
+              <w:rPr>
+                <w:rFonts w:ascii="Calibri" w:hAnsi="Calibri"/>
+                <w:b w:val="0"/>
+                <w:color w:val="464B52"/>
+                <w:sz w:val="17"/>
+              </w:rPr>
+              <w:t xml:space="preserve"> — 4 people</w:t>
+            </w:r>
+          </w:p>
+        </w:tc>
+      </w:tr>
+    </w:tbl>
+    <w:p>
+      <w:pPr>
+        <w:spacing w:after="40"/>
+      </w:pPr>
+    </w:p>
+    <w:p>
+      <w:pPr>
+        <w:keepNext/>
+        <w:spacing w:before="280" w:after="80"/>
+      </w:pPr>
+      <w:r>
+        <w:rPr>
+          <w:rFonts w:ascii="Calibri" w:hAnsi="Calibri"/>
+          <w:b/>
+          <w:color w:val="1F6F6A"/>
+          <w:sz w:val="25"/>
+        </w:rPr>
+        <w:t>6.1  LECTURER — teaching academics</w:t>
+      </w:r>
+    </w:p>
+    <w:p>
+      <w:pPr>
+        <w:spacing w:after="120"/>
+      </w:pPr>
+      <w:r>
+        <w:rPr>
+          <w:rFonts w:ascii="Calibri" w:hAnsi="Calibri"/>
+          <w:b w:val="0"/>
+          <w:i w:val="0"/>
+          <w:color w:val="464B52"/>
+          <w:sz w:val="21"/>
+        </w:rPr>
+        <w:t xml:space="preserve">The largest audience and the best understood. It is built from the </w:t>
+      </w:r>
+      <w:r>
+        <w:rPr>
+          <w:rFonts w:ascii="Consolas" w:hAnsi="Consolas"/>
+          <w:b w:val="0"/>
+          <w:i w:val="0"/>
+          <w:color w:val="464B52"/>
+          <w:sz w:val="20"/>
+        </w:rPr>
+        <w:t>teaching_academic</w:t>
+      </w:r>
+      <w:r>
+        <w:rPr>
+          <w:rFonts w:ascii="Calibri" w:hAnsi="Calibri"/>
+          <w:b w:val="0"/>
+          <w:i w:val="0"/>
+          <w:color w:val="464B52"/>
+          <w:sz w:val="21"/>
+        </w:rPr>
+        <w:t xml:space="preserve"> title group and asks only one question of a person: does their job title name a teaching post.</w:t>
+      </w:r>
+    </w:p>
+    <w:p>
+      <w:pPr>
+        <w:keepNext/>
+        <w:spacing w:before="280" w:after="80"/>
+      </w:pPr>
+      <w:r>
+        <w:rPr>
+          <w:rFonts w:ascii="Calibri" w:hAnsi="Calibri"/>
+          <w:b/>
+          <w:color w:val="1F6F6A"/>
+          <w:sz w:val="25"/>
+        </w:rPr>
+        <w:t>6.1.1  How big it is, and who decided</w:t>
+      </w:r>
+    </w:p>
+    <w:tbl>
+      <w:tblPr>
+        <w:tblStyle w:val="TableGrid"/>
+        <w:tblW w:type="auto" w:w="0"/>
+        <w:jc w:val="left"/>
+        <w:tblLook w:firstColumn="1" w:firstRow="1" w:lastColumn="0" w:lastRow="0" w:noHBand="0" w:noVBand="1" w:val="04A0"/>
+      </w:tblPr>
+      <w:tblGrid>
+        <w:gridCol w:w="3216"/>
+        <w:gridCol w:w="3216"/>
+        <w:gridCol w:w="3216"/>
+      </w:tblGrid>
+      <w:tr>
+        <w:tc>
+          <w:tcPr>
+            <w:tcW w:type="dxa" w:w="3312"/>
+            <w:shd w:val="clear" w:fill="1C1F23"/>
+          </w:tcPr>
+          <w:p>
+            <w:pPr>
+              <w:spacing w:after="20"/>
+            </w:pPr>
+            <w:r>
+              <w:rPr>
+                <w:rFonts w:ascii="Calibri" w:hAnsi="Calibri"/>
+                <w:b/>
+                <w:color w:val="FFFFFF"/>
+                <w:sz w:val="17"/>
+              </w:rPr>
+            </w:r>
+          </w:p>
+        </w:tc>
+        <w:tc>
+          <w:tcPr>
+            <w:tcW w:type="dxa" w:w="1584"/>
+            <w:shd w:val="clear" w:fill="1C1F23"/>
+          </w:tcPr>
+          <w:p>
+            <w:pPr>
+              <w:spacing w:after="20"/>
+            </w:pPr>
+            <w:r>
+              <w:rPr>
+                <w:rFonts w:ascii="Calibri" w:hAnsi="Calibri"/>
+                <w:b/>
+                <w:color w:val="FFFFFF"/>
+                <w:sz w:val="17"/>
+              </w:rPr>
+              <w:t>Figure</w:t>
+            </w:r>
+          </w:p>
+        </w:tc>
+        <w:tc>
+          <w:tcPr>
+            <w:tcW w:type="dxa" w:w="4608"/>
+            <w:shd w:val="clear" w:fill="1C1F23"/>
+          </w:tcPr>
+          <w:p>
+            <w:pPr>
+              <w:spacing w:after="20"/>
+            </w:pPr>
+            <w:r>
+              <w:rPr>
+                <w:rFonts w:ascii="Calibri" w:hAnsi="Calibri"/>
+                <w:b/>
+                <w:color w:val="FFFFFF"/>
+                <w:sz w:val="17"/>
+              </w:rPr>
+              <w:t>Against what</w:t>
+            </w:r>
+          </w:p>
+        </w:tc>
+      </w:tr>
+      <w:tr>
+        <w:tc>
+          <w:tcPr>
+            <w:tcW w:type="dxa" w:w="3312"/>
+          </w:tcPr>
+          <w:p>
+            <w:pPr>
+              <w:spacing w:after="20"/>
+            </w:pPr>
+            <w:r>
+              <w:rPr>
+                <w:rFonts w:ascii="Calibri" w:hAnsi="Calibri"/>
+                <w:b w:val="0"/>
+                <w:color w:val="464B52"/>
+                <w:sz w:val="18"/>
+              </w:rPr>
+              <w:t>Job titles in the group</w:t>
+            </w:r>
+          </w:p>
+        </w:tc>
+        <w:tc>
+          <w:tcPr>
+            <w:tcW w:type="dxa" w:w="1584"/>
+          </w:tcPr>
+          <w:p>
+            <w:pPr>
+              <w:spacing w:after="20"/>
+            </w:pPr>
+            <w:r>
+              <w:rPr>
+                <w:rFonts w:ascii="Calibri" w:hAnsi="Calibri"/>
+                <w:b/>
+                <w:color w:val="464B52"/>
+                <w:sz w:val="18"/>
+              </w:rPr>
+              <w:t>74,365</w:t>
+            </w:r>
+          </w:p>
+        </w:tc>
+        <w:tc>
+          <w:tcPr>
+            <w:tcW w:type="dxa" w:w="4608"/>
+          </w:tcPr>
+          <w:p>
+            <w:pPr>
+              <w:spacing w:after="20"/>
+            </w:pPr>
+            <w:r>
+              <w:rPr>
+                <w:rFonts w:ascii="Calibri" w:hAnsi="Calibri"/>
+                <w:b w:val="0"/>
+                <w:color w:val="464B52"/>
+                <w:sz w:val="18"/>
+              </w:rPr>
+              <w:t>out of 317,302 distinct titles in ORCID</w:t>
+            </w:r>
+          </w:p>
+        </w:tc>
+      </w:tr>
+      <w:tr>
+        <w:tc>
+          <w:tcPr>
+            <w:tcW w:type="dxa" w:w="3312"/>
+            <w:shd w:val="clear" w:fill="F7F7F6"/>
+          </w:tcPr>
+          <w:p>
+            <w:pPr>
+              <w:spacing w:after="20"/>
+            </w:pPr>
+            <w:r>
+              <w:rPr>
+                <w:rFonts w:ascii="Calibri" w:hAnsi="Calibri"/>
+                <w:b w:val="0"/>
+                <w:color w:val="464B52"/>
+                <w:sz w:val="18"/>
+              </w:rPr>
+              <w:t>Employment records</w:t>
+            </w:r>
+          </w:p>
+        </w:tc>
+        <w:tc>
+          <w:tcPr>
+            <w:tcW w:type="dxa" w:w="1584"/>
+            <w:shd w:val="clear" w:fill="F7F7F6"/>
+          </w:tcPr>
+          <w:p>
+            <w:pPr>
+              <w:spacing w:after="20"/>
+            </w:pPr>
+            <w:r>
+              <w:rPr>
+                <w:rFonts w:ascii="Calibri" w:hAnsi="Calibri"/>
+                <w:b/>
+                <w:color w:val="464B52"/>
+                <w:sz w:val="18"/>
+              </w:rPr>
+              <w:t>11,994,600</w:t>
+            </w:r>
+          </w:p>
+        </w:tc>
+        <w:tc>
+          <w:tcPr>
+            <w:tcW w:type="dxa" w:w="4608"/>
+            <w:shd w:val="clear" w:fill="F7F7F6"/>
+          </w:tcPr>
+          <w:p>
+            <w:pPr>
+              <w:spacing w:after="20"/>
+            </w:pPr>
+            <w:r>
+              <w:rPr>
+                <w:rFonts w:ascii="Calibri" w:hAnsi="Calibri"/>
+                <w:b w:val="0"/>
+                <w:color w:val="464B52"/>
+                <w:sz w:val="18"/>
+              </w:rPr>
+              <w:t>the largest group by a wide margin</w:t>
+            </w:r>
+          </w:p>
+        </w:tc>
+      </w:tr>
+      <w:tr>
+        <w:tc>
+          <w:tcPr>
+            <w:tcW w:type="dxa" w:w="3312"/>
+          </w:tcPr>
+          <w:p>
+            <w:pPr>
+              <w:spacing w:after="20"/>
+            </w:pPr>
+            <w:r>
+              <w:rPr>
+                <w:rFonts w:ascii="Calibri" w:hAnsi="Calibri"/>
+                <w:b w:val="0"/>
+                <w:color w:val="464B52"/>
+                <w:sz w:val="18"/>
+              </w:rPr>
+              <w:t>People in the audience</w:t>
+            </w:r>
+          </w:p>
+        </w:tc>
+        <w:tc>
+          <w:tcPr>
+            <w:tcW w:type="dxa" w:w="1584"/>
+          </w:tcPr>
+          <w:p>
+            <w:pPr>
+              <w:spacing w:after="20"/>
+            </w:pPr>
+            <w:r>
+              <w:rPr>
+                <w:rFonts w:ascii="Calibri" w:hAnsi="Calibri"/>
+                <w:b/>
+                <w:color w:val="464B52"/>
+                <w:sz w:val="18"/>
+              </w:rPr>
+              <w:t>399,884</w:t>
+            </w:r>
+          </w:p>
+        </w:tc>
+        <w:tc>
+          <w:tcPr>
+            <w:tcW w:type="dxa" w:w="4608"/>
+          </w:tcPr>
+          <w:p>
+            <w:pPr>
+              <w:spacing w:after="20"/>
+            </w:pPr>
+            <w:r>
+              <w:rPr>
+                <w:rFonts w:ascii="Calibri" w:hAnsi="Calibri"/>
+                <w:b w:val="0"/>
+                <w:color w:val="464B52"/>
+                <w:sz w:val="18"/>
+              </w:rPr>
+              <w:t>308,671 of them reachable</w:t>
+            </w:r>
+          </w:p>
+        </w:tc>
+      </w:tr>
+      <w:tr>
+        <w:tc>
+          <w:tcPr>
+            <w:tcW w:type="dxa" w:w="3312"/>
+            <w:shd w:val="clear" w:fill="F7F7F6"/>
+          </w:tcPr>
+          <w:p>
+            <w:pPr>
+              <w:spacing w:after="20"/>
+            </w:pPr>
+            <w:r>
+              <w:rPr>
+                <w:rFonts w:ascii="Calibri" w:hAnsi="Calibri"/>
+                <w:b w:val="0"/>
+                <w:color w:val="464B52"/>
+                <w:sz w:val="18"/>
+              </w:rPr>
+              <w:t>Example words behind it</w:t>
+            </w:r>
+          </w:p>
+        </w:tc>
+        <w:tc>
+          <w:tcPr>
+            <w:tcW w:type="dxa" w:w="1584"/>
+            <w:shd w:val="clear" w:fill="F7F7F6"/>
+          </w:tcPr>
+          <w:p>
+            <w:pPr>
+              <w:spacing w:after="20"/>
+            </w:pPr>
+            <w:r>
+              <w:rPr>
+                <w:rFonts w:ascii="Calibri" w:hAnsi="Calibri"/>
+                <w:b/>
+                <w:color w:val="464B52"/>
+                <w:sz w:val="18"/>
+              </w:rPr>
+              <w:t>15</w:t>
+            </w:r>
+          </w:p>
+        </w:tc>
+        <w:tc>
+          <w:tcPr>
+            <w:tcW w:type="dxa" w:w="4608"/>
+            <w:shd w:val="clear" w:fill="F7F7F6"/>
+          </w:tcPr>
+          <w:p>
+            <w:pPr>
+              <w:spacing w:after="20"/>
+            </w:pPr>
+            <w:r>
+              <w:rPr>
+                <w:rFonts w:ascii="Calibri" w:hAnsi="Calibri"/>
+                <w:b w:val="0"/>
+                <w:color w:val="464B52"/>
+                <w:sz w:val="18"/>
+              </w:rPr>
+              <w:t>professor, lecturer, docente, dozent, reader…</w:t>
+            </w:r>
+          </w:p>
+        </w:tc>
+      </w:tr>
+      <w:tr>
+        <w:tc>
+          <w:tcPr>
+            <w:tcW w:type="dxa" w:w="3312"/>
+          </w:tcPr>
+          <w:p>
+            <w:pPr>
+              <w:spacing w:after="20"/>
+            </w:pPr>
+            <w:r>
+              <w:rPr>
+                <w:rFonts w:ascii="Calibri" w:hAnsi="Calibri"/>
+                <w:b w:val="0"/>
+                <w:color w:val="464B52"/>
+                <w:sz w:val="18"/>
+              </w:rPr>
+              <w:t>Decided by the machine</w:t>
+            </w:r>
+          </w:p>
+        </w:tc>
+        <w:tc>
+          <w:tcPr>
+            <w:tcW w:type="dxa" w:w="1584"/>
+          </w:tcPr>
+          <w:p>
+            <w:pPr>
+              <w:spacing w:after="20"/>
+            </w:pPr>
+            <w:r>
+              <w:rPr>
+                <w:rFonts w:ascii="Calibri" w:hAnsi="Calibri"/>
+                <w:b/>
+                <w:color w:val="464B52"/>
+                <w:sz w:val="18"/>
+              </w:rPr>
+              <w:t>99.705%</w:t>
+            </w:r>
+          </w:p>
+        </w:tc>
+        <w:tc>
+          <w:tcPr>
+            <w:tcW w:type="dxa" w:w="4608"/>
+          </w:tcPr>
+          <w:p>
+            <w:pPr>
+              <w:spacing w:after="20"/>
+            </w:pPr>
+            <w:r>
+              <w:rPr>
+                <w:rFonts w:ascii="Calibri" w:hAnsi="Calibri"/>
+                <w:b w:val="0"/>
+                <w:color w:val="464B52"/>
+                <w:sz w:val="18"/>
+              </w:rPr>
+              <w:t>74,339 titles</w:t>
+            </w:r>
+          </w:p>
+        </w:tc>
+      </w:tr>
+      <w:tr>
+        <w:tc>
+          <w:tcPr>
+            <w:tcW w:type="dxa" w:w="3312"/>
+            <w:shd w:val="clear" w:fill="F7F7F6"/>
+          </w:tcPr>
+          <w:p>
+            <w:pPr>
+              <w:spacing w:after="20"/>
+            </w:pPr>
+            <w:r>
+              <w:rPr>
+                <w:rFonts w:ascii="Calibri" w:hAnsi="Calibri"/>
+                <w:b w:val="0"/>
+                <w:color w:val="464B52"/>
+                <w:sz w:val="18"/>
+              </w:rPr>
+              <w:t>Decided by a person</w:t>
+            </w:r>
+          </w:p>
+        </w:tc>
+        <w:tc>
+          <w:tcPr>
+            <w:tcW w:type="dxa" w:w="1584"/>
+            <w:shd w:val="clear" w:fill="F7F7F6"/>
+          </w:tcPr>
+          <w:p>
+            <w:pPr>
+              <w:spacing w:after="20"/>
+            </w:pPr>
+            <w:r>
+              <w:rPr>
+                <w:rFonts w:ascii="Calibri" w:hAnsi="Calibri"/>
+                <w:b/>
+                <w:color w:val="464B52"/>
+                <w:sz w:val="18"/>
+              </w:rPr>
+              <w:t>0.295%</w:t>
+            </w:r>
+          </w:p>
+        </w:tc>
+        <w:tc>
+          <w:tcPr>
+            <w:tcW w:type="dxa" w:w="4608"/>
+            <w:shd w:val="clear" w:fill="F7F7F6"/>
+          </w:tcPr>
+          <w:p>
+            <w:pPr>
+              <w:spacing w:after="20"/>
+            </w:pPr>
+            <w:r>
+              <w:rPr>
+                <w:rFonts w:ascii="Calibri" w:hAnsi="Calibri"/>
+                <w:b w:val="0"/>
+                <w:color w:val="464B52"/>
+                <w:sz w:val="18"/>
+              </w:rPr>
+              <w:t>26 titles, 35,380 records</w:t>
+            </w:r>
+          </w:p>
+        </w:tc>
+      </w:tr>
+      <w:tr>
+        <w:tc>
+          <w:tcPr>
+            <w:tcW w:type="dxa" w:w="3312"/>
+          </w:tcPr>
+          <w:p>
+            <w:pPr>
+              <w:spacing w:after="20"/>
+            </w:pPr>
+            <w:r>
+              <w:rPr>
+                <w:rFonts w:ascii="Calibri" w:hAnsi="Calibri"/>
+                <w:b w:val="0"/>
+                <w:color w:val="464B52"/>
+                <w:sz w:val="18"/>
+              </w:rPr>
+              <w:t>Decided by a literal pattern</w:t>
+            </w:r>
+          </w:p>
+        </w:tc>
+        <w:tc>
+          <w:tcPr>
+            <w:tcW w:type="dxa" w:w="1584"/>
+          </w:tcPr>
+          <w:p>
+            <w:pPr>
+              <w:spacing w:after="20"/>
+            </w:pPr>
+            <w:r>
+              <w:rPr>
+                <w:rFonts w:ascii="Calibri" w:hAnsi="Calibri"/>
+                <w:b/>
+                <w:color w:val="464B52"/>
+                <w:sz w:val="18"/>
+              </w:rPr>
+              <w:t>none</w:t>
+            </w:r>
+          </w:p>
+        </w:tc>
+        <w:tc>
+          <w:tcPr>
+            <w:tcW w:type="dxa" w:w="4608"/>
+          </w:tcPr>
+          <w:p>
+            <w:pPr>
+              <w:spacing w:after="20"/>
+            </w:pPr>
+            <w:r>
+              <w:rPr>
+                <w:rFonts w:ascii="Calibri" w:hAnsi="Calibri"/>
+                <w:b w:val="0"/>
+                <w:color w:val="464B52"/>
+                <w:sz w:val="18"/>
+              </w:rPr>
+              <w:t>patterns exist only for Librarian</w:t>
+            </w:r>
+          </w:p>
+        </w:tc>
+      </w:tr>
+    </w:tbl>
+    <w:p>
+      <w:pPr>
+        <w:spacing w:after="40"/>
+      </w:pPr>
+    </w:p>
+    <w:p>
+      <w:pPr>
+        <w:jc w:val="center"/>
+      </w:pPr>
+      <w:r>
+        <w:drawing>
+          <wp:inline xmlns:a="http://schemas.openxmlformats.org/drawingml/2006/main" xmlns:pic="http://schemas.openxmlformats.org/drawingml/2006/picture">
+            <wp:extent cx="5760720" cy="2410142"/>
+            <wp:docPr id="7" name="Picture 7"/>
+            <wp:cNvGraphicFramePr>
+              <a:graphicFrameLocks noChangeAspect="1"/>
+            </wp:cNvGraphicFramePr>
+            <a:graphic>
+              <a:graphicData uri="http://schemas.openxmlformats.org/drawingml/2006/picture">
+                <pic:pic>
+                  <pic:nvPicPr>
+                    <pic:cNvPr id="0" name="human_share.png"/>
+                    <pic:cNvPicPr/>
+                  </pic:nvPicPr>
+                  <pic:blipFill>
+                    <a:blip r:embed="rId15"/>
+                    <a:stretch>
+                      <a:fillRect/>
+                    </a:stretch>
+                  </pic:blipFill>
+                  <pic:spPr>
+                    <a:xfrm>
+                      <a:off x="0" y="0"/>
+                      <a:ext cx="5760720" cy="2410142"/>
+                    </a:xfrm>
+                    <a:prstGeom prst="rect"/>
+                  </pic:spPr>
+                </pic:pic>
+              </a:graphicData>
+            </a:graphic>
+          </wp:inline>
+        </w:drawing>
+      </w:r>
+    </w:p>
+    <w:p>
+      <w:pPr>
+        <w:spacing w:after="200"/>
+        <w:jc w:val="center"/>
+      </w:pPr>
+      <w:r>
+        <w:rPr>
+          <w:rFonts w:ascii="Calibri" w:hAnsi="Calibri"/>
+          <w:i/>
+          <w:color w:val="6F757E"/>
+          <w:sz w:val="17"/>
+        </w:rPr>
+        <w:t>Share of a group's records whose title a person decided by hand. Teaching academics have the least human attention of any assigned group, and the most records.</w:t>
+      </w:r>
+    </w:p>
+    <w:p>
+      <w:pPr>
+        <w:spacing w:after="200"/>
+      </w:pPr>
+      <w:r>
+        <w:rPr>
+          <w:rFonts w:ascii="Calibri" w:hAnsi="Calibri"/>
+          <w:b/>
+          <w:i w:val="0"/>
+          <w:color w:val="464B52"/>
+          <w:sz w:val="21"/>
+        </w:rPr>
+        <w:t>Fifteen hand-written words classify twelve million records.</w:t>
+      </w:r>
+      <w:r>
+        <w:rPr>
+          <w:rFonts w:ascii="Calibri" w:hAnsi="Calibri"/>
+          <w:b w:val="0"/>
+          <w:i w:val="0"/>
+          <w:color w:val="464B52"/>
+          <w:sz w:val="21"/>
+        </w:rPr>
+        <w:t xml:space="preserve"> That ratio is the whole design: we never classify people, only the vocabulary, and the vocabulary is small because job titles repeat.</w:t>
+      </w:r>
+    </w:p>
+    <w:p>
+      <w:pPr>
+        <w:spacing w:after="60"/>
+      </w:pPr>
+      <w:r>
+        <w:rPr>
+          <w:rFonts w:ascii="Calibri" w:hAnsi="Calibri"/>
+          <w:b/>
+          <w:i w:val="0"/>
+          <w:color w:val="464B52"/>
+          <w:sz w:val="21"/>
+        </w:rPr>
+        <w:t>Where the human decisions went</w:t>
+      </w:r>
+    </w:p>
+    <w:p>
+      <w:pPr>
+        <w:spacing w:after="120"/>
+      </w:pPr>
+      <w:r>
+        <w:rPr>
+          <w:rFonts w:ascii="Calibri" w:hAnsi="Calibri"/>
+          <w:b w:val="0"/>
+          <w:i w:val="0"/>
+          <w:color w:val="464B52"/>
+          <w:sz w:val="21"/>
+        </w:rPr>
+        <w:t>26 titles, and they are the ones the machine could not have got right — mostly because it does not speak the language:</w:t>
+      </w:r>
+    </w:p>
+    <w:tbl>
+      <w:tblPr>
+        <w:tblW w:type="auto" w:w="0"/>
+        <w:jc w:val="left"/>
+        <w:tblLook w:firstColumn="1" w:firstRow="1" w:lastColumn="0" w:lastRow="0" w:noHBand="0" w:noVBand="1" w:val="04A0"/>
+        <w:tblBorders>
+          <w:top w:val="none" w:sz="0"/>
+          <w:left w:val="none" w:sz="0"/>
+          <w:bottom w:val="none" w:sz="0"/>
+          <w:right w:val="none" w:sz="0"/>
+          <w:insideH w:val="none" w:sz="0"/>
+          <w:insideV w:val="none" w:sz="0"/>
+        </w:tblBorders>
+      </w:tblPr>
+      <w:tblGrid>
+        <w:gridCol w:w="9648"/>
+      </w:tblGrid>
+      <w:tr>
+        <w:tc>
+          <w:tcPr>
+            <w:tcW w:type="dxa" w:w="9648"/>
+            <w:shd w:val="clear" w:fill="F2F6F5"/>
+          </w:tcPr>
+          <w:p>
+            <w:pPr>
+              <w:spacing w:after="60"/>
+            </w:pPr>
+            <w:r>
+              <w:rPr>
+                <w:rFonts w:ascii="Calibri" w:hAnsi="Calibri"/>
+                <w:b/>
+                <w:color w:val="1F6F6A"/>
+                <w:sz w:val="19"/>
+              </w:rPr>
+              <w:t>THE FOUR LARGEST HUMAN CORRECTIONS IN THIS GROUP</w:t>
+            </w:r>
+          </w:p>
+          <w:p>
+            <w:pPr>
+              <w:spacing w:after="40"/>
+            </w:pPr>
+            <w:r>
+              <w:rPr>
+                <w:rFonts w:ascii="Consolas" w:hAnsi="Consolas"/>
+                <w:b w:val="0"/>
+                <w:color w:val="1C1F23"/>
+                <w:sz w:val="19"/>
+              </w:rPr>
+              <w:t>dr öğr üyesi        4,246   Turkish assistant professor, matched 'wissenschaftlicher mitarbeiter'</w:t>
+            </w:r>
+          </w:p>
+          <w:p>
+            <w:pPr>
+              <w:spacing w:after="40"/>
+            </w:pPr>
+            <w:r>
+              <w:rPr>
+                <w:rFonts w:ascii="Consolas" w:hAnsi="Consolas"/>
+                <w:b w:val="0"/>
+                <w:color w:val="1C1F23"/>
+                <w:sz w:val="19"/>
+              </w:rPr>
+              <w:t>doç dr              2,547   Turkish associate professor, matched 'medical doctor'</w:t>
+            </w:r>
+          </w:p>
+          <w:p>
+            <w:pPr>
+              <w:spacing w:after="40"/>
+            </w:pPr>
+            <w:r>
+              <w:rPr>
+                <w:rFonts w:ascii="Consolas" w:hAnsi="Consolas"/>
+                <w:b w:val="0"/>
+                <w:color w:val="1C1F23"/>
+                <w:sz w:val="19"/>
+              </w:rPr>
+              <w:t>ayudante doctor     1,861   a Spanish teaching post, matched 'medical doctor'</w:t>
+            </w:r>
+          </w:p>
+          <w:p>
+            <w:pPr>
+              <w:spacing w:after="40"/>
+            </w:pPr>
+            <w:r>
+              <w:rPr>
+                <w:rFonts w:ascii="Consolas" w:hAnsi="Consolas"/>
+                <w:b w:val="0"/>
+                <w:color w:val="1C1F23"/>
+                <w:sz w:val="19"/>
+              </w:rPr>
+              <w:t>אקדמי בכיר פרופסור     248   Hebrew for senior academic professor</w:t>
+            </w:r>
+          </w:p>
+          <w:p>
+            <w:pPr>
+              <w:spacing w:after="40"/>
+            </w:pPr>
+          </w:p>
+          <w:p>
+            <w:pPr>
+              <w:spacing w:after="40"/>
+            </w:pPr>
+            <w:r>
+              <w:rPr>
+                <w:rFonts w:ascii="Calibri" w:hAnsi="Calibri"/>
+                <w:b w:val="0"/>
+                <w:color w:val="464B52"/>
+                <w:sz w:val="20"/>
+              </w:rPr>
+              <w:t>The machine sent all four towards medicine, because the strings contain *dr* or *doctor*. A person who reads Turkish or Hebrew fixed them in one line each.</w:t>
+            </w:r>
+          </w:p>
+        </w:tc>
+      </w:tr>
+    </w:tbl>
+    <w:p>
+      <w:pPr>
+        <w:spacing w:after="40"/>
+      </w:pPr>
+    </w:p>
+    <w:p>
+      <w:pPr>
+        <w:keepNext/>
+        <w:spacing w:before="280" w:after="80"/>
+      </w:pPr>
+      <w:r>
+        <w:rPr>
+          <w:rFonts w:ascii="Calibri" w:hAnsi="Calibri"/>
+          <w:b/>
+          <w:color w:val="1F6F6A"/>
+          <w:sz w:val="25"/>
+        </w:rPr>
+        <w:t>6.1.2  How accurate is it</w:t>
+      </w:r>
+    </w:p>
+    <w:p>
+      <w:pPr>
+        <w:jc w:val="center"/>
+      </w:pPr>
+      <w:r>
+        <w:drawing>
+          <wp:inline xmlns:a="http://schemas.openxmlformats.org/drawingml/2006/main" xmlns:pic="http://schemas.openxmlformats.org/drawingml/2006/picture">
+            <wp:extent cx="5852160" cy="1940701"/>
+            <wp:docPr id="8" name="Picture 8"/>
+            <wp:cNvGraphicFramePr>
+              <a:graphicFrameLocks noChangeAspect="1"/>
+            </wp:cNvGraphicFramePr>
+            <a:graphic>
+              <a:graphicData uri="http://schemas.openxmlformats.org/drawingml/2006/picture">
+                <pic:pic>
+                  <pic:nvPicPr>
+                    <pic:cNvPr id="0" name="lecturer_three.png"/>
+                    <pic:cNvPicPr/>
+                  </pic:nvPicPr>
+                  <pic:blipFill>
+                    <a:blip r:embed="rId16"/>
+                    <a:stretch>
+                      <a:fillRect/>
+                    </a:stretch>
+                  </pic:blipFill>
+                  <pic:spPr>
+                    <a:xfrm>
+                      <a:off x="0" y="0"/>
+                      <a:ext cx="5852160" cy="1940701"/>
+                    </a:xfrm>
+                    <a:prstGeom prst="rect"/>
+                  </pic:spPr>
+                </pic:pic>
+              </a:graphicData>
+            </a:graphic>
+          </wp:inline>
+        </w:drawing>
+      </w:r>
+    </w:p>
+    <w:p>
+      <w:pPr>
+        <w:spacing w:after="200"/>
+        <w:jc w:val="center"/>
+      </w:pPr>
+      <w:r>
+        <w:rPr>
+          <w:rFonts w:ascii="Calibri" w:hAnsi="Calibri"/>
+          <w:i/>
+          <w:color w:val="6F757E"/>
+          <w:sz w:val="17"/>
+        </w:rPr>
+        <w:t>Three different questions about the same audience, measured 30 October.</w:t>
+      </w:r>
+    </w:p>
+    <w:p>
+      <w:pPr>
+        <w:spacing w:after="120"/>
+      </w:pPr>
+      <w:r>
+        <w:rPr>
+          <w:rFonts w:ascii="Calibri" w:hAnsi="Calibri"/>
+          <w:b/>
+          <w:i w:val="0"/>
+          <w:color w:val="464B52"/>
+          <w:sz w:val="21"/>
+        </w:rPr>
+        <w:t>91.1% — did we find them?</w:t>
+      </w:r>
+      <w:r>
+        <w:rPr>
+          <w:rFonts w:ascii="Calibri" w:hAnsi="Calibri"/>
+          <w:b w:val="0"/>
+          <w:i w:val="0"/>
+          <w:color w:val="464B52"/>
+          <w:sz w:val="21"/>
+        </w:rPr>
+        <w:t xml:space="preserve"> Of the people who told a survey they are an academic and whom we classified at all, we put 91.1% in Lecturer. That is above the 88.9% ceiling, which does not mean we beat it: the ceiling compared one answer to one answer, while this asks whether Lecturer is among the roles we gave the person. The easier test.</w:t>
+      </w:r>
+    </w:p>
+    <w:p>
+      <w:pPr>
+        <w:spacing w:after="120"/>
+      </w:pPr>
+      <w:r>
+        <w:rPr>
+          <w:rFonts w:ascii="Calibri" w:hAnsi="Calibri"/>
+          <w:b/>
+          <w:i w:val="0"/>
+          <w:color w:val="464B52"/>
+          <w:sz w:val="21"/>
+        </w:rPr>
+        <w:t>78.2% — do they agree?</w:t>
+      </w:r>
+      <w:r>
+        <w:rPr>
+          <w:rFonts w:ascii="Calibri" w:hAnsi="Calibri"/>
+          <w:b w:val="0"/>
+          <w:i w:val="0"/>
+          <w:color w:val="464B52"/>
+          <w:sz w:val="21"/>
+        </w:rPr>
+        <w:t xml:space="preserve"> Of 6,205 people we put in Lecturer and can check, 4,851 call themselves academics. The other 1,354 call themselves something else — mostly researchers, students or heads of department.</w:t>
+      </w:r>
+    </w:p>
+    <w:p>
+      <w:pPr>
+        <w:spacing w:after="120"/>
+      </w:pPr>
+      <w:r>
+        <w:rPr>
+          <w:rFonts w:ascii="Calibri" w:hAnsi="Calibri"/>
+          <w:b/>
+          <w:i w:val="0"/>
+          <w:color w:val="464B52"/>
+          <w:sz w:val="21"/>
+        </w:rPr>
+        <w:t>99.2% — did we read the title right?</w:t>
+      </w:r>
+      <w:r>
+        <w:rPr>
+          <w:rFonts w:ascii="Calibri" w:hAnsi="Calibri"/>
+          <w:b w:val="0"/>
+          <w:i w:val="0"/>
+          <w:color w:val="464B52"/>
+          <w:sz w:val="21"/>
+        </w:rPr>
+        <w:t xml:space="preserve"> This is the one that measures *us* rather than how people describe themselves. Of those 1,354, only </w:t>
+      </w:r>
+      <w:r>
+        <w:rPr>
+          <w:rFonts w:ascii="Calibri" w:hAnsi="Calibri"/>
+          <w:b/>
+          <w:i w:val="0"/>
+          <w:color w:val="464B52"/>
+          <w:sz w:val="21"/>
+        </w:rPr>
+        <w:t>50</w:t>
+      </w:r>
+      <w:r>
+        <w:rPr>
+          <w:rFonts w:ascii="Calibri" w:hAnsi="Calibri"/>
+          <w:b w:val="0"/>
+          <w:i w:val="0"/>
+          <w:color w:val="464B52"/>
+          <w:sz w:val="21"/>
+        </w:rPr>
+        <w:t xml:space="preserve"> have an ORCID job title that is not a teaching title at all. The rest wrote *Lecturer* or *Professor* in their employment record and then picked a different option on a survey form.</w:t>
+      </w:r>
+    </w:p>
+    <w:tbl>
+      <w:tblPr>
+        <w:tblW w:type="auto" w:w="0"/>
+        <w:jc w:val="left"/>
+        <w:tblLook w:firstColumn="1" w:firstRow="1" w:lastColumn="0" w:lastRow="0" w:noHBand="0" w:noVBand="1" w:val="04A0"/>
+        <w:tblBorders>
+          <w:top w:val="none" w:sz="0"/>
+          <w:left w:val="none" w:sz="0"/>
+          <w:bottom w:val="none" w:sz="0"/>
+          <w:right w:val="none" w:sz="0"/>
+          <w:insideH w:val="none" w:sz="0"/>
+          <w:insideV w:val="none" w:sz="0"/>
+        </w:tblBorders>
+      </w:tblPr>
+      <w:tblGrid>
+        <w:gridCol w:w="9648"/>
+      </w:tblGrid>
+      <w:tr>
+        <w:tc>
+          <w:tcPr>
+            <w:tcW w:type="dxa" w:w="9648"/>
+            <w:shd w:val="clear" w:fill="F2F6F5"/>
+          </w:tcPr>
+          <w:p>
+            <w:pPr>
+              <w:spacing w:after="60"/>
+            </w:pPr>
+            <w:r>
+              <w:rPr>
+                <w:rFonts w:ascii="Calibri" w:hAnsi="Calibri"/>
+                <w:b/>
+                <w:color w:val="1F6F6A"/>
+                <w:sz w:val="19"/>
+              </w:rPr>
+              <w:t>WHY 78.2% IS NOT AN ERROR RATE</w:t>
+            </w:r>
+          </w:p>
+          <w:p>
+            <w:pPr>
+              <w:spacing w:after="40"/>
+            </w:pPr>
+            <w:r>
+              <w:rPr>
+                <w:rFonts w:ascii="Consolas" w:hAnsi="Consolas"/>
+                <w:b w:val="0"/>
+                <w:color w:val="1C1F23"/>
+                <w:sz w:val="19"/>
+              </w:rPr>
+              <w:t>103 people  wrote 'lecturer' in ORCID,  said 'PhD student' on the survey</w:t>
+            </w:r>
+          </w:p>
+          <w:p>
+            <w:pPr>
+              <w:spacing w:after="40"/>
+            </w:pPr>
+            <w:r>
+              <w:rPr>
+                <w:rFonts w:ascii="Consolas" w:hAnsi="Consolas"/>
+                <w:b w:val="0"/>
+                <w:color w:val="1C1F23"/>
+                <w:sz w:val="19"/>
+              </w:rPr>
+              <w:t xml:space="preserve"> 93 people  wrote 'professor',          said 'Laboratory Director'</w:t>
+            </w:r>
+          </w:p>
+          <w:p>
+            <w:pPr>
+              <w:spacing w:after="40"/>
+            </w:pPr>
+            <w:r>
+              <w:rPr>
+                <w:rFonts w:ascii="Consolas" w:hAnsi="Consolas"/>
+                <w:b w:val="0"/>
+                <w:color w:val="1C1F23"/>
+                <w:sz w:val="19"/>
+              </w:rPr>
+              <w:t xml:space="preserve"> 54 people  wrote 'professor',          said 'Head of Department'</w:t>
+            </w:r>
+          </w:p>
+          <w:p>
+            <w:pPr>
+              <w:spacing w:after="40"/>
+            </w:pPr>
+          </w:p>
+          <w:p>
+            <w:pPr>
+              <w:spacing w:after="40"/>
+            </w:pPr>
+            <w:r>
+              <w:rPr>
+                <w:rFonts w:ascii="Calibri" w:hAnsi="Calibri"/>
+                <w:b w:val="0"/>
+                <w:color w:val="464B52"/>
+                <w:sz w:val="20"/>
+              </w:rPr>
+              <w:t>None of these is a mistake. They hold a lectureship AND they are a doctoral student, or a lab head, or a department head. The survey takes one answer; a career has several.</w:t>
+            </w:r>
+          </w:p>
+          <w:p>
+            <w:pPr>
+              <w:spacing w:after="40"/>
+            </w:pPr>
+          </w:p>
+          <w:p>
+            <w:pPr>
+              <w:spacing w:after="40"/>
+            </w:pPr>
+            <w:r>
+              <w:rPr>
+                <w:rFonts w:ascii="Calibri" w:hAnsi="Calibri"/>
+                <w:b w:val="0"/>
+                <w:color w:val="464B52"/>
+                <w:sz w:val="20"/>
+              </w:rPr>
+              <w:t xml:space="preserve">And the first line is </w:t>
+            </w:r>
+            <w:r>
+              <w:rPr>
+                <w:rFonts w:ascii="Calibri" w:hAnsi="Calibri"/>
+                <w:b/>
+                <w:color w:val="464B52"/>
+                <w:sz w:val="20"/>
+              </w:rPr>
+              <w:t>marketing's own rule</w:t>
+            </w:r>
+            <w:r>
+              <w:rPr>
+                <w:rFonts w:ascii="Calibri" w:hAnsi="Calibri"/>
+                <w:b w:val="0"/>
+                <w:color w:val="464B52"/>
+                <w:sz w:val="20"/>
+              </w:rPr>
+              <w:t>: on 21 October the decision was that if somebody teaches they go in Lecturer, doctoral student or not.</w:t>
+            </w:r>
+          </w:p>
+        </w:tc>
+      </w:tr>
+    </w:tbl>
+    <w:p>
+      <w:pPr>
+        <w:spacing w:after="40"/>
+      </w:pPr>
+    </w:p>
+    <w:p>
+      <w:pPr>
+        <w:keepNext/>
+        <w:spacing w:before="280" w:after="80"/>
+      </w:pPr>
+      <w:r>
+        <w:rPr>
+          <w:rFonts w:ascii="Calibri" w:hAnsi="Calibri"/>
+          <w:b/>
+          <w:color w:val="1F6F6A"/>
+          <w:sz w:val="25"/>
+        </w:rPr>
+        <w:t>6.1.3  What we fixed, and what it taught us</w:t>
+      </w:r>
+    </w:p>
+    <w:p>
+      <w:pPr>
+        <w:spacing w:after="120"/>
+      </w:pPr>
+      <w:r>
+        <w:rPr>
+          <w:rFonts w:ascii="Calibri" w:hAnsi="Calibri"/>
+          <w:b w:val="0"/>
+          <w:i w:val="0"/>
+          <w:color w:val="464B52"/>
+          <w:sz w:val="21"/>
+        </w:rPr>
+        <w:t xml:space="preserve">Fourteen corrections on 30 October, covering </w:t>
+      </w:r>
+      <w:r>
+        <w:rPr>
+          <w:rFonts w:ascii="Calibri" w:hAnsi="Calibri"/>
+          <w:b/>
+          <w:i w:val="0"/>
+          <w:color w:val="464B52"/>
+          <w:sz w:val="21"/>
+        </w:rPr>
+        <w:t>16,507 records</w:t>
+      </w:r>
+      <w:r>
+        <w:rPr>
+          <w:rFonts w:ascii="Calibri" w:hAnsi="Calibri"/>
+          <w:b w:val="0"/>
+          <w:i w:val="0"/>
+          <w:color w:val="464B52"/>
+          <w:sz w:val="21"/>
+        </w:rPr>
+        <w:t>, found by reading the group four ways: by example word, by margin, by single-word titles, and by titles carrying another profession's vocabulary.</w:t>
+      </w:r>
+    </w:p>
+    <w:tbl>
+      <w:tblPr>
+        <w:tblStyle w:val="TableGrid"/>
+        <w:tblW w:type="auto" w:w="0"/>
+        <w:jc w:val="left"/>
+        <w:tblLook w:firstColumn="1" w:firstRow="1" w:lastColumn="0" w:lastRow="0" w:noHBand="0" w:noVBand="1" w:val="04A0"/>
+      </w:tblPr>
+      <w:tblGrid>
+        <w:gridCol w:w="2412"/>
+        <w:gridCol w:w="2412"/>
+        <w:gridCol w:w="2412"/>
+        <w:gridCol w:w="2412"/>
+      </w:tblGrid>
+      <w:tr>
+        <w:tc>
+          <w:tcPr>
+            <w:tcW w:type="dxa" w:w="2880"/>
+            <w:shd w:val="clear" w:fill="1C1F23"/>
+          </w:tcPr>
+          <w:p>
+            <w:pPr>
+              <w:spacing w:after="20"/>
+            </w:pPr>
+            <w:r>
+              <w:rPr>
+                <w:rFonts w:ascii="Calibri" w:hAnsi="Calibri"/>
+                <w:b/>
+                <w:color w:val="FFFFFF"/>
+                <w:sz w:val="17"/>
+              </w:rPr>
+              <w:t>Title</w:t>
+            </w:r>
+          </w:p>
+        </w:tc>
+        <w:tc>
+          <w:tcPr>
+            <w:tcW w:type="dxa" w:w="1080"/>
+            <w:shd w:val="clear" w:fill="1C1F23"/>
+          </w:tcPr>
+          <w:p>
+            <w:pPr>
+              <w:spacing w:after="20"/>
+            </w:pPr>
+            <w:r>
+              <w:rPr>
+                <w:rFonts w:ascii="Calibri" w:hAnsi="Calibri"/>
+                <w:b/>
+                <w:color w:val="FFFFFF"/>
+                <w:sz w:val="17"/>
+              </w:rPr>
+              <w:t>Records</w:t>
+            </w:r>
+          </w:p>
+        </w:tc>
+        <w:tc>
+          <w:tcPr>
+            <w:tcW w:type="dxa" w:w="1296"/>
+            <w:shd w:val="clear" w:fill="1C1F23"/>
+          </w:tcPr>
+          <w:p>
+            <w:pPr>
+              <w:spacing w:after="20"/>
+            </w:pPr>
+            <w:r>
+              <w:rPr>
+                <w:rFonts w:ascii="Calibri" w:hAnsi="Calibri"/>
+                <w:b/>
+                <w:color w:val="FFFFFF"/>
+                <w:sz w:val="17"/>
+              </w:rPr>
+              <w:t>Was</w:t>
+            </w:r>
+          </w:p>
+        </w:tc>
+        <w:tc>
+          <w:tcPr>
+            <w:tcW w:type="dxa" w:w="4248"/>
+            <w:shd w:val="clear" w:fill="1C1F23"/>
+          </w:tcPr>
+          <w:p>
+            <w:pPr>
+              <w:spacing w:after="20"/>
+            </w:pPr>
+            <w:r>
+              <w:rPr>
+                <w:rFonts w:ascii="Calibri" w:hAnsi="Calibri"/>
+                <w:b/>
+                <w:color w:val="FFFFFF"/>
+                <w:sz w:val="17"/>
+              </w:rPr>
+              <w:t>Now</w:t>
+            </w:r>
+          </w:p>
+        </w:tc>
+      </w:tr>
+      <w:tr>
+        <w:tc>
+          <w:tcPr>
+            <w:tcW w:type="dxa" w:w="2880"/>
+          </w:tcPr>
+          <w:p>
+            <w:pPr>
+              <w:spacing w:after="20"/>
+            </w:pPr>
+            <w:r>
+              <w:rPr>
+                <w:rFonts w:ascii="Consolas" w:hAnsi="Consolas"/>
+                <w:b w:val="0"/>
+                <w:color w:val="464B52"/>
+                <w:sz w:val="16"/>
+              </w:rPr>
+              <w:t>associate</w:t>
+            </w:r>
+          </w:p>
+        </w:tc>
+        <w:tc>
+          <w:tcPr>
+            <w:tcW w:type="dxa" w:w="1080"/>
+          </w:tcPr>
+          <w:p>
+            <w:pPr>
+              <w:spacing w:after="20"/>
+            </w:pPr>
+            <w:r>
+              <w:rPr>
+                <w:rFonts w:ascii="Calibri" w:hAnsi="Calibri"/>
+                <w:b w:val="0"/>
+                <w:color w:val="464B52"/>
+                <w:sz w:val="17"/>
+              </w:rPr>
+              <w:t>6,631</w:t>
+            </w:r>
+          </w:p>
+        </w:tc>
+        <w:tc>
+          <w:tcPr>
+            <w:tcW w:type="dxa" w:w="1296"/>
+          </w:tcPr>
+          <w:p>
+            <w:pPr>
+              <w:spacing w:after="20"/>
+            </w:pPr>
+            <w:r>
+              <w:rPr>
+                <w:rFonts w:ascii="Calibri" w:hAnsi="Calibri"/>
+                <w:b w:val="0"/>
+                <w:color w:val="464B52"/>
+                <w:sz w:val="17"/>
+              </w:rPr>
+              <w:t>teaching</w:t>
+            </w:r>
+          </w:p>
+        </w:tc>
+        <w:tc>
+          <w:tcPr>
+            <w:tcW w:type="dxa" w:w="4248"/>
+          </w:tcPr>
+          <w:p>
+            <w:pPr>
+              <w:spacing w:after="20"/>
+            </w:pPr>
+            <w:r>
+              <w:rPr>
+                <w:rFonts w:ascii="Calibri" w:hAnsi="Calibri"/>
+                <w:b/>
+                <w:color w:val="464B52"/>
+                <w:sz w:val="17"/>
+              </w:rPr>
+              <w:t>rejected</w:t>
+            </w:r>
+            <w:r>
+              <w:rPr>
+                <w:rFonts w:ascii="Calibri" w:hAnsi="Calibri"/>
+                <w:b w:val="0"/>
+                <w:color w:val="464B52"/>
+                <w:sz w:val="17"/>
+              </w:rPr>
+              <w:t xml:space="preserve"> — names no profession</w:t>
+            </w:r>
+          </w:p>
+        </w:tc>
+      </w:tr>
+      <w:tr>
+        <w:tc>
+          <w:tcPr>
+            <w:tcW w:type="dxa" w:w="2880"/>
+            <w:shd w:val="clear" w:fill="F7F7F6"/>
+          </w:tcPr>
+          <w:p>
+            <w:pPr>
+              <w:spacing w:after="20"/>
+            </w:pPr>
+            <w:r>
+              <w:rPr>
+                <w:rFonts w:ascii="Consolas" w:hAnsi="Consolas"/>
+                <w:b w:val="0"/>
+                <w:color w:val="464B52"/>
+                <w:sz w:val="16"/>
+              </w:rPr>
+              <w:t>visiting ph d student</w:t>
+            </w:r>
+          </w:p>
+        </w:tc>
+        <w:tc>
+          <w:tcPr>
+            <w:tcW w:type="dxa" w:w="1080"/>
+            <w:shd w:val="clear" w:fill="F7F7F6"/>
+          </w:tcPr>
+          <w:p>
+            <w:pPr>
+              <w:spacing w:after="20"/>
+            </w:pPr>
+            <w:r>
+              <w:rPr>
+                <w:rFonts w:ascii="Calibri" w:hAnsi="Calibri"/>
+                <w:b w:val="0"/>
+                <w:color w:val="464B52"/>
+                <w:sz w:val="17"/>
+              </w:rPr>
+              <w:t>2,036</w:t>
+            </w:r>
+          </w:p>
+        </w:tc>
+        <w:tc>
+          <w:tcPr>
+            <w:tcW w:type="dxa" w:w="1296"/>
+            <w:shd w:val="clear" w:fill="F7F7F6"/>
+          </w:tcPr>
+          <w:p>
+            <w:pPr>
+              <w:spacing w:after="20"/>
+            </w:pPr>
+            <w:r>
+              <w:rPr>
+                <w:rFonts w:ascii="Calibri" w:hAnsi="Calibri"/>
+                <w:b w:val="0"/>
+                <w:color w:val="464B52"/>
+                <w:sz w:val="17"/>
+              </w:rPr>
+              <w:t>teaching</w:t>
+            </w:r>
+          </w:p>
+        </w:tc>
+        <w:tc>
+          <w:tcPr>
+            <w:tcW w:type="dxa" w:w="4248"/>
+            <w:shd w:val="clear" w:fill="F7F7F6"/>
+          </w:tcPr>
+          <w:p>
+            <w:pPr>
+              <w:spacing w:after="20"/>
+            </w:pPr>
+            <w:r>
+              <w:rPr>
+                <w:rFonts w:ascii="Calibri" w:hAnsi="Calibri"/>
+                <w:b w:val="0"/>
+                <w:color w:val="464B52"/>
+                <w:sz w:val="17"/>
+              </w:rPr>
+              <w:t>student</w:t>
+            </w:r>
+          </w:p>
+        </w:tc>
+      </w:tr>
+      <w:tr>
+        <w:tc>
+          <w:tcPr>
+            <w:tcW w:type="dxa" w:w="2880"/>
+          </w:tcPr>
+          <w:p>
+            <w:pPr>
+              <w:spacing w:after="20"/>
+            </w:pPr>
+            <w:r>
+              <w:rPr>
+                <w:rFonts w:ascii="Consolas" w:hAnsi="Consolas"/>
+                <w:b w:val="0"/>
+                <w:color w:val="464B52"/>
+                <w:sz w:val="16"/>
+              </w:rPr>
+              <w:t>senior advisor</w:t>
+            </w:r>
+          </w:p>
+        </w:tc>
+        <w:tc>
+          <w:tcPr>
+            <w:tcW w:type="dxa" w:w="1080"/>
+          </w:tcPr>
+          <w:p>
+            <w:pPr>
+              <w:spacing w:after="20"/>
+            </w:pPr>
+            <w:r>
+              <w:rPr>
+                <w:rFonts w:ascii="Calibri" w:hAnsi="Calibri"/>
+                <w:b w:val="0"/>
+                <w:color w:val="464B52"/>
+                <w:sz w:val="17"/>
+              </w:rPr>
+              <w:t>1,754</w:t>
+            </w:r>
+          </w:p>
+        </w:tc>
+        <w:tc>
+          <w:tcPr>
+            <w:tcW w:type="dxa" w:w="1296"/>
+          </w:tcPr>
+          <w:p>
+            <w:pPr>
+              <w:spacing w:after="20"/>
+            </w:pPr>
+            <w:r>
+              <w:rPr>
+                <w:rFonts w:ascii="Calibri" w:hAnsi="Calibri"/>
+                <w:b w:val="0"/>
+                <w:color w:val="464B52"/>
+                <w:sz w:val="17"/>
+              </w:rPr>
+              <w:t>teaching</w:t>
+            </w:r>
+          </w:p>
+        </w:tc>
+        <w:tc>
+          <w:tcPr>
+            <w:tcW w:type="dxa" w:w="4248"/>
+          </w:tcPr>
+          <w:p>
+            <w:pPr>
+              <w:spacing w:after="20"/>
+            </w:pPr>
+            <w:r>
+              <w:rPr>
+                <w:rFonts w:ascii="Calibri" w:hAnsi="Calibri"/>
+                <w:b/>
+                <w:color w:val="464B52"/>
+                <w:sz w:val="17"/>
+              </w:rPr>
+              <w:t>rejected</w:t>
+            </w:r>
+          </w:p>
+        </w:tc>
+      </w:tr>
+      <w:tr>
+        <w:tc>
+          <w:tcPr>
+            <w:tcW w:type="dxa" w:w="2880"/>
+            <w:shd w:val="clear" w:fill="F7F7F6"/>
+          </w:tcPr>
+          <w:p>
+            <w:pPr>
+              <w:spacing w:after="20"/>
+            </w:pPr>
+            <w:r>
+              <w:rPr>
+                <w:rFonts w:ascii="Consolas" w:hAnsi="Consolas"/>
+                <w:b w:val="0"/>
+                <w:color w:val="464B52"/>
+                <w:sz w:val="16"/>
+              </w:rPr>
+              <w:t>facultativo especialista</w:t>
+            </w:r>
+          </w:p>
+        </w:tc>
+        <w:tc>
+          <w:tcPr>
+            <w:tcW w:type="dxa" w:w="1080"/>
+            <w:shd w:val="clear" w:fill="F7F7F6"/>
+          </w:tcPr>
+          <w:p>
+            <w:pPr>
+              <w:spacing w:after="20"/>
+            </w:pPr>
+            <w:r>
+              <w:rPr>
+                <w:rFonts w:ascii="Calibri" w:hAnsi="Calibri"/>
+                <w:b w:val="0"/>
+                <w:color w:val="464B52"/>
+                <w:sz w:val="17"/>
+              </w:rPr>
+              <w:t>1,222</w:t>
+            </w:r>
+          </w:p>
+        </w:tc>
+        <w:tc>
+          <w:tcPr>
+            <w:tcW w:type="dxa" w:w="1296"/>
+            <w:shd w:val="clear" w:fill="F7F7F6"/>
+          </w:tcPr>
+          <w:p>
+            <w:pPr>
+              <w:spacing w:after="20"/>
+            </w:pPr>
+            <w:r>
+              <w:rPr>
+                <w:rFonts w:ascii="Calibri" w:hAnsi="Calibri"/>
+                <w:b w:val="0"/>
+                <w:color w:val="464B52"/>
+                <w:sz w:val="17"/>
+              </w:rPr>
+              <w:t>teaching</w:t>
+            </w:r>
+          </w:p>
+        </w:tc>
+        <w:tc>
+          <w:tcPr>
+            <w:tcW w:type="dxa" w:w="4248"/>
+            <w:shd w:val="clear" w:fill="F7F7F6"/>
+          </w:tcPr>
+          <w:p>
+            <w:pPr>
+              <w:spacing w:after="20"/>
+            </w:pPr>
+            <w:r>
+              <w:rPr>
+                <w:rFonts w:ascii="Calibri" w:hAnsi="Calibri"/>
+                <w:b w:val="0"/>
+                <w:color w:val="464B52"/>
+                <w:sz w:val="17"/>
+              </w:rPr>
+              <w:t>practitioner — Spanish hospital consultant</w:t>
+            </w:r>
+          </w:p>
+        </w:tc>
+      </w:tr>
+      <w:tr>
+        <w:tc>
+          <w:tcPr>
+            <w:tcW w:type="dxa" w:w="2880"/>
+          </w:tcPr>
+          <w:p>
+            <w:pPr>
+              <w:spacing w:after="20"/>
+            </w:pPr>
+            <w:r>
+              <w:rPr>
+                <w:rFonts w:ascii="Consolas" w:hAnsi="Consolas"/>
+                <w:b w:val="0"/>
+                <w:color w:val="464B52"/>
+                <w:sz w:val="16"/>
+              </w:rPr>
+              <w:t>assistenzarzt</w:t>
+            </w:r>
+          </w:p>
+        </w:tc>
+        <w:tc>
+          <w:tcPr>
+            <w:tcW w:type="dxa" w:w="1080"/>
+          </w:tcPr>
+          <w:p>
+            <w:pPr>
+              <w:spacing w:after="20"/>
+            </w:pPr>
+            <w:r>
+              <w:rPr>
+                <w:rFonts w:ascii="Calibri" w:hAnsi="Calibri"/>
+                <w:b w:val="0"/>
+                <w:color w:val="464B52"/>
+                <w:sz w:val="17"/>
+              </w:rPr>
+              <w:t>1,133</w:t>
+            </w:r>
+          </w:p>
+        </w:tc>
+        <w:tc>
+          <w:tcPr>
+            <w:tcW w:type="dxa" w:w="1296"/>
+          </w:tcPr>
+          <w:p>
+            <w:pPr>
+              <w:spacing w:after="20"/>
+            </w:pPr>
+            <w:r>
+              <w:rPr>
+                <w:rFonts w:ascii="Calibri" w:hAnsi="Calibri"/>
+                <w:b w:val="0"/>
+                <w:color w:val="464B52"/>
+                <w:sz w:val="17"/>
+              </w:rPr>
+              <w:t>teaching</w:t>
+            </w:r>
+          </w:p>
+        </w:tc>
+        <w:tc>
+          <w:tcPr>
+            <w:tcW w:type="dxa" w:w="4248"/>
+          </w:tcPr>
+          <w:p>
+            <w:pPr>
+              <w:spacing w:after="20"/>
+            </w:pPr>
+            <w:r>
+              <w:rPr>
+                <w:rFonts w:ascii="Calibri" w:hAnsi="Calibri"/>
+                <w:b w:val="0"/>
+                <w:color w:val="464B52"/>
+                <w:sz w:val="17"/>
+              </w:rPr>
+              <w:t>clinical trainee — German junior doctor</w:t>
+            </w:r>
+          </w:p>
+        </w:tc>
+      </w:tr>
+      <w:tr>
+        <w:tc>
+          <w:tcPr>
+            <w:tcW w:type="dxa" w:w="2880"/>
+            <w:shd w:val="clear" w:fill="F7F7F6"/>
+          </w:tcPr>
+          <w:p>
+            <w:pPr>
+              <w:spacing w:after="20"/>
+            </w:pPr>
+            <w:r>
+              <w:rPr>
+                <w:rFonts w:ascii="Consolas" w:hAnsi="Consolas"/>
+                <w:b w:val="0"/>
+                <w:color w:val="464B52"/>
+                <w:sz w:val="16"/>
+              </w:rPr>
+              <w:t>assistant editor</w:t>
+            </w:r>
+          </w:p>
+        </w:tc>
+        <w:tc>
+          <w:tcPr>
+            <w:tcW w:type="dxa" w:w="1080"/>
+            <w:shd w:val="clear" w:fill="F7F7F6"/>
+          </w:tcPr>
+          <w:p>
+            <w:pPr>
+              <w:spacing w:after="20"/>
+            </w:pPr>
+            <w:r>
+              <w:rPr>
+                <w:rFonts w:ascii="Calibri" w:hAnsi="Calibri"/>
+                <w:b w:val="0"/>
+                <w:color w:val="464B52"/>
+                <w:sz w:val="17"/>
+              </w:rPr>
+              <w:t>1,133</w:t>
+            </w:r>
+          </w:p>
+        </w:tc>
+        <w:tc>
+          <w:tcPr>
+            <w:tcW w:type="dxa" w:w="1296"/>
+            <w:shd w:val="clear" w:fill="F7F7F6"/>
+          </w:tcPr>
+          <w:p>
+            <w:pPr>
+              <w:spacing w:after="20"/>
+            </w:pPr>
+            <w:r>
+              <w:rPr>
+                <w:rFonts w:ascii="Calibri" w:hAnsi="Calibri"/>
+                <w:b w:val="0"/>
+                <w:color w:val="464B52"/>
+                <w:sz w:val="17"/>
+              </w:rPr>
+              <w:t>teaching</w:t>
+            </w:r>
+          </w:p>
+        </w:tc>
+        <w:tc>
+          <w:tcPr>
+            <w:tcW w:type="dxa" w:w="4248"/>
+            <w:shd w:val="clear" w:fill="F7F7F6"/>
+          </w:tcPr>
+          <w:p>
+            <w:pPr>
+              <w:spacing w:after="20"/>
+            </w:pPr>
+            <w:r>
+              <w:rPr>
+                <w:rFonts w:ascii="Calibri" w:hAnsi="Calibri"/>
+                <w:b w:val="0"/>
+                <w:color w:val="464B52"/>
+                <w:sz w:val="17"/>
+              </w:rPr>
+              <w:t>support</w:t>
+            </w:r>
+          </w:p>
+        </w:tc>
+      </w:tr>
+      <w:tr>
+        <w:tc>
+          <w:tcPr>
+            <w:tcW w:type="dxa" w:w="2880"/>
+          </w:tcPr>
+          <w:p>
+            <w:pPr>
+              <w:spacing w:after="20"/>
+            </w:pPr>
+            <w:r>
+              <w:rPr>
+                <w:rFonts w:ascii="Consolas" w:hAnsi="Consolas"/>
+                <w:b w:val="0"/>
+                <w:color w:val="464B52"/>
+                <w:sz w:val="16"/>
+              </w:rPr>
+              <w:t>visiting</w:t>
+            </w:r>
+          </w:p>
+        </w:tc>
+        <w:tc>
+          <w:tcPr>
+            <w:tcW w:type="dxa" w:w="1080"/>
+          </w:tcPr>
+          <w:p>
+            <w:pPr>
+              <w:spacing w:after="20"/>
+            </w:pPr>
+            <w:r>
+              <w:rPr>
+                <w:rFonts w:ascii="Calibri" w:hAnsi="Calibri"/>
+                <w:b w:val="0"/>
+                <w:color w:val="464B52"/>
+                <w:sz w:val="17"/>
+              </w:rPr>
+              <w:t>585</w:t>
+            </w:r>
+          </w:p>
+        </w:tc>
+        <w:tc>
+          <w:tcPr>
+            <w:tcW w:type="dxa" w:w="1296"/>
+          </w:tcPr>
+          <w:p>
+            <w:pPr>
+              <w:spacing w:after="20"/>
+            </w:pPr>
+            <w:r>
+              <w:rPr>
+                <w:rFonts w:ascii="Calibri" w:hAnsi="Calibri"/>
+                <w:b w:val="0"/>
+                <w:color w:val="464B52"/>
+                <w:sz w:val="17"/>
+              </w:rPr>
+              <w:t>teaching</w:t>
+            </w:r>
+          </w:p>
+        </w:tc>
+        <w:tc>
+          <w:tcPr>
+            <w:tcW w:type="dxa" w:w="4248"/>
+          </w:tcPr>
+          <w:p>
+            <w:pPr>
+              <w:spacing w:after="20"/>
+            </w:pPr>
+            <w:r>
+              <w:rPr>
+                <w:rFonts w:ascii="Calibri" w:hAnsi="Calibri"/>
+                <w:b/>
+                <w:color w:val="464B52"/>
+                <w:sz w:val="17"/>
+              </w:rPr>
+              <w:t>rejected</w:t>
+            </w:r>
+            <w:r>
+              <w:rPr>
+                <w:rFonts w:ascii="Calibri" w:hAnsi="Calibri"/>
+                <w:b w:val="0"/>
+                <w:color w:val="464B52"/>
+                <w:sz w:val="17"/>
+              </w:rPr>
+              <w:t xml:space="preserve"> — no occupation attached</w:t>
+            </w:r>
+          </w:p>
+        </w:tc>
+      </w:tr>
+      <w:tr>
+        <w:tc>
+          <w:tcPr>
+            <w:tcW w:type="dxa" w:w="2880"/>
+            <w:shd w:val="clear" w:fill="F7F7F6"/>
+          </w:tcPr>
+          <w:p>
+            <w:pPr>
+              <w:spacing w:after="20"/>
+            </w:pPr>
+            <w:r>
+              <w:rPr>
+                <w:rFonts w:ascii="Consolas" w:hAnsi="Consolas"/>
+                <w:b w:val="0"/>
+                <w:color w:val="464B52"/>
+                <w:sz w:val="16"/>
+              </w:rPr>
+              <w:t>assistenzärztin</w:t>
+            </w:r>
+          </w:p>
+        </w:tc>
+        <w:tc>
+          <w:tcPr>
+            <w:tcW w:type="dxa" w:w="1080"/>
+            <w:shd w:val="clear" w:fill="F7F7F6"/>
+          </w:tcPr>
+          <w:p>
+            <w:pPr>
+              <w:spacing w:after="20"/>
+            </w:pPr>
+            <w:r>
+              <w:rPr>
+                <w:rFonts w:ascii="Calibri" w:hAnsi="Calibri"/>
+                <w:b w:val="0"/>
+                <w:color w:val="464B52"/>
+                <w:sz w:val="17"/>
+              </w:rPr>
+              <w:t>487</w:t>
+            </w:r>
+          </w:p>
+        </w:tc>
+        <w:tc>
+          <w:tcPr>
+            <w:tcW w:type="dxa" w:w="1296"/>
+            <w:shd w:val="clear" w:fill="F7F7F6"/>
+          </w:tcPr>
+          <w:p>
+            <w:pPr>
+              <w:spacing w:after="20"/>
+            </w:pPr>
+            <w:r>
+              <w:rPr>
+                <w:rFonts w:ascii="Calibri" w:hAnsi="Calibri"/>
+                <w:b w:val="0"/>
+                <w:color w:val="464B52"/>
+                <w:sz w:val="17"/>
+              </w:rPr>
+              <w:t>teaching</w:t>
+            </w:r>
+          </w:p>
+        </w:tc>
+        <w:tc>
+          <w:tcPr>
+            <w:tcW w:type="dxa" w:w="4248"/>
+            <w:shd w:val="clear" w:fill="F7F7F6"/>
+          </w:tcPr>
+          <w:p>
+            <w:pPr>
+              <w:spacing w:after="20"/>
+            </w:pPr>
+            <w:r>
+              <w:rPr>
+                <w:rFonts w:ascii="Calibri" w:hAnsi="Calibri"/>
+                <w:b w:val="0"/>
+                <w:color w:val="464B52"/>
+                <w:sz w:val="17"/>
+              </w:rPr>
+              <w:t>clinical trainee</w:t>
+            </w:r>
+          </w:p>
+        </w:tc>
+      </w:tr>
+      <w:tr>
+        <w:tc>
+          <w:tcPr>
+            <w:tcW w:type="dxa" w:w="2880"/>
+          </w:tcPr>
+          <w:p>
+            <w:pPr>
+              <w:spacing w:after="20"/>
+            </w:pPr>
+            <w:r>
+              <w:rPr>
+                <w:rFonts w:ascii="Consolas" w:hAnsi="Consolas"/>
+                <w:b w:val="0"/>
+                <w:color w:val="464B52"/>
+                <w:sz w:val="16"/>
+              </w:rPr>
+              <w:t>alumni</w:t>
+            </w:r>
+          </w:p>
+        </w:tc>
+        <w:tc>
+          <w:tcPr>
+            <w:tcW w:type="dxa" w:w="1080"/>
+          </w:tcPr>
+          <w:p>
+            <w:pPr>
+              <w:spacing w:after="20"/>
+            </w:pPr>
+            <w:r>
+              <w:rPr>
+                <w:rFonts w:ascii="Calibri" w:hAnsi="Calibri"/>
+                <w:b w:val="0"/>
+                <w:color w:val="464B52"/>
+                <w:sz w:val="17"/>
+              </w:rPr>
+              <w:t>433</w:t>
+            </w:r>
+          </w:p>
+        </w:tc>
+        <w:tc>
+          <w:tcPr>
+            <w:tcW w:type="dxa" w:w="1296"/>
+          </w:tcPr>
+          <w:p>
+            <w:pPr>
+              <w:spacing w:after="20"/>
+            </w:pPr>
+            <w:r>
+              <w:rPr>
+                <w:rFonts w:ascii="Calibri" w:hAnsi="Calibri"/>
+                <w:b w:val="0"/>
+                <w:color w:val="464B52"/>
+                <w:sz w:val="17"/>
+              </w:rPr>
+              <w:t>teaching</w:t>
+            </w:r>
+          </w:p>
+        </w:tc>
+        <w:tc>
+          <w:tcPr>
+            <w:tcW w:type="dxa" w:w="4248"/>
+          </w:tcPr>
+          <w:p>
+            <w:pPr>
+              <w:spacing w:after="20"/>
+            </w:pPr>
+            <w:r>
+              <w:rPr>
+                <w:rFonts w:ascii="Calibri" w:hAnsi="Calibri"/>
+                <w:b/>
+                <w:color w:val="464B52"/>
+                <w:sz w:val="17"/>
+              </w:rPr>
+              <w:t>rejected</w:t>
+            </w:r>
+            <w:r>
+              <w:rPr>
+                <w:rFonts w:ascii="Calibri" w:hAnsi="Calibri"/>
+                <w:b w:val="0"/>
+                <w:color w:val="464B52"/>
+                <w:sz w:val="17"/>
+              </w:rPr>
+              <w:t xml:space="preserve"> — being a graduate is not a job</w:t>
+            </w:r>
+          </w:p>
+        </w:tc>
+      </w:tr>
+      <w:tr>
+        <w:tc>
+          <w:tcPr>
+            <w:tcW w:type="dxa" w:w="2880"/>
+            <w:shd w:val="clear" w:fill="F7F7F6"/>
+          </w:tcPr>
+          <w:p>
+            <w:pPr>
+              <w:spacing w:after="20"/>
+            </w:pPr>
+            <w:r>
+              <w:rPr>
+                <w:rFonts w:ascii="Consolas" w:hAnsi="Consolas"/>
+                <w:b w:val="0"/>
+                <w:color w:val="464B52"/>
+                <w:sz w:val="16"/>
+              </w:rPr>
+              <w:t>科主任</w:t>
+            </w:r>
+          </w:p>
+        </w:tc>
+        <w:tc>
+          <w:tcPr>
+            <w:tcW w:type="dxa" w:w="1080"/>
+            <w:shd w:val="clear" w:fill="F7F7F6"/>
+          </w:tcPr>
+          <w:p>
+            <w:pPr>
+              <w:spacing w:after="20"/>
+            </w:pPr>
+            <w:r>
+              <w:rPr>
+                <w:rFonts w:ascii="Calibri" w:hAnsi="Calibri"/>
+                <w:b w:val="0"/>
+                <w:color w:val="464B52"/>
+                <w:sz w:val="17"/>
+              </w:rPr>
+              <w:t>406</w:t>
+            </w:r>
+          </w:p>
+        </w:tc>
+        <w:tc>
+          <w:tcPr>
+            <w:tcW w:type="dxa" w:w="1296"/>
+            <w:shd w:val="clear" w:fill="F7F7F6"/>
+          </w:tcPr>
+          <w:p>
+            <w:pPr>
+              <w:spacing w:after="20"/>
+            </w:pPr>
+            <w:r>
+              <w:rPr>
+                <w:rFonts w:ascii="Calibri" w:hAnsi="Calibri"/>
+                <w:b w:val="0"/>
+                <w:color w:val="464B52"/>
+                <w:sz w:val="17"/>
+              </w:rPr>
+              <w:t>teaching</w:t>
+            </w:r>
+          </w:p>
+        </w:tc>
+        <w:tc>
+          <w:tcPr>
+            <w:tcW w:type="dxa" w:w="4248"/>
+            <w:shd w:val="clear" w:fill="F7F7F6"/>
+          </w:tcPr>
+          <w:p>
+            <w:pPr>
+              <w:spacing w:after="20"/>
+            </w:pPr>
+            <w:r>
+              <w:rPr>
+                <w:rFonts w:ascii="Calibri" w:hAnsi="Calibri"/>
+                <w:b w:val="0"/>
+                <w:color w:val="464B52"/>
+                <w:sz w:val="17"/>
+              </w:rPr>
+              <w:t>leadership — Chinese department head</w:t>
+            </w:r>
+          </w:p>
+        </w:tc>
+      </w:tr>
+      <w:tr>
+        <w:tc>
+          <w:tcPr>
+            <w:tcW w:type="dxa" w:w="2880"/>
+          </w:tcPr>
+          <w:p>
+            <w:pPr>
+              <w:spacing w:after="20"/>
+            </w:pPr>
+            <w:r>
+              <w:rPr>
+                <w:rFonts w:ascii="Consolas" w:hAnsi="Consolas"/>
+                <w:b w:val="0"/>
+                <w:color w:val="464B52"/>
+                <w:sz w:val="16"/>
+              </w:rPr>
+              <w:t>co-editor</w:t>
+            </w:r>
+          </w:p>
+        </w:tc>
+        <w:tc>
+          <w:tcPr>
+            <w:tcW w:type="dxa" w:w="1080"/>
+          </w:tcPr>
+          <w:p>
+            <w:pPr>
+              <w:spacing w:after="20"/>
+            </w:pPr>
+            <w:r>
+              <w:rPr>
+                <w:rFonts w:ascii="Calibri" w:hAnsi="Calibri"/>
+                <w:b w:val="0"/>
+                <w:color w:val="464B52"/>
+                <w:sz w:val="17"/>
+              </w:rPr>
+              <w:t>312</w:t>
+            </w:r>
+          </w:p>
+        </w:tc>
+        <w:tc>
+          <w:tcPr>
+            <w:tcW w:type="dxa" w:w="1296"/>
+          </w:tcPr>
+          <w:p>
+            <w:pPr>
+              <w:spacing w:after="20"/>
+            </w:pPr>
+            <w:r>
+              <w:rPr>
+                <w:rFonts w:ascii="Calibri" w:hAnsi="Calibri"/>
+                <w:b w:val="0"/>
+                <w:color w:val="464B52"/>
+                <w:sz w:val="17"/>
+              </w:rPr>
+              <w:t>teaching</w:t>
+            </w:r>
+          </w:p>
+        </w:tc>
+        <w:tc>
+          <w:tcPr>
+            <w:tcW w:type="dxa" w:w="4248"/>
+          </w:tcPr>
+          <w:p>
+            <w:pPr>
+              <w:spacing w:after="20"/>
+            </w:pPr>
+            <w:r>
+              <w:rPr>
+                <w:rFonts w:ascii="Calibri" w:hAnsi="Calibri"/>
+                <w:b w:val="0"/>
+                <w:color w:val="464B52"/>
+                <w:sz w:val="17"/>
+              </w:rPr>
+              <w:t>support</w:t>
+            </w:r>
+          </w:p>
+        </w:tc>
+      </w:tr>
+      <w:tr>
+        <w:tc>
+          <w:tcPr>
+            <w:tcW w:type="dxa" w:w="2880"/>
+            <w:shd w:val="clear" w:fill="F7F7F6"/>
+          </w:tcPr>
+          <w:p>
+            <w:pPr>
+              <w:spacing w:after="20"/>
+            </w:pPr>
+            <w:r>
+              <w:rPr>
+                <w:rFonts w:ascii="Consolas" w:hAnsi="Consolas"/>
+                <w:b w:val="0"/>
+                <w:color w:val="464B52"/>
+                <w:sz w:val="16"/>
+              </w:rPr>
+              <w:t>universitätsassistent</w:t>
+            </w:r>
+          </w:p>
+        </w:tc>
+        <w:tc>
+          <w:tcPr>
+            <w:tcW w:type="dxa" w:w="1080"/>
+            <w:shd w:val="clear" w:fill="F7F7F6"/>
+          </w:tcPr>
+          <w:p>
+            <w:pPr>
+              <w:spacing w:after="20"/>
+            </w:pPr>
+            <w:r>
+              <w:rPr>
+                <w:rFonts w:ascii="Calibri" w:hAnsi="Calibri"/>
+                <w:b w:val="0"/>
+                <w:color w:val="464B52"/>
+                <w:sz w:val="17"/>
+              </w:rPr>
+              <w:t>280</w:t>
+            </w:r>
+          </w:p>
+        </w:tc>
+        <w:tc>
+          <w:tcPr>
+            <w:tcW w:type="dxa" w:w="1296"/>
+            <w:shd w:val="clear" w:fill="F7F7F6"/>
+          </w:tcPr>
+          <w:p>
+            <w:pPr>
+              <w:spacing w:after="20"/>
+            </w:pPr>
+            <w:r>
+              <w:rPr>
+                <w:rFonts w:ascii="Calibri" w:hAnsi="Calibri"/>
+                <w:b w:val="0"/>
+                <w:color w:val="464B52"/>
+                <w:sz w:val="17"/>
+              </w:rPr>
+              <w:t>teaching</w:t>
+            </w:r>
+          </w:p>
+        </w:tc>
+        <w:tc>
+          <w:tcPr>
+            <w:tcW w:type="dxa" w:w="4248"/>
+            <w:shd w:val="clear" w:fill="F7F7F6"/>
+          </w:tcPr>
+          <w:p>
+            <w:pPr>
+              <w:spacing w:after="20"/>
+            </w:pPr>
+            <w:r>
+              <w:rPr>
+                <w:rFonts w:ascii="Calibri" w:hAnsi="Calibri"/>
+                <w:b w:val="0"/>
+                <w:color w:val="464B52"/>
+                <w:sz w:val="17"/>
+              </w:rPr>
+              <w:t>early researcher — Austrian doctoral post</w:t>
+            </w:r>
+          </w:p>
+        </w:tc>
+      </w:tr>
+      <w:tr>
+        <w:tc>
+          <w:tcPr>
+            <w:tcW w:type="dxa" w:w="2880"/>
+          </w:tcPr>
+          <w:p>
+            <w:pPr>
+              <w:spacing w:after="20"/>
+            </w:pPr>
+            <w:r>
+              <w:rPr>
+                <w:rFonts w:ascii="Consolas" w:hAnsi="Consolas"/>
+                <w:b w:val="0"/>
+                <w:color w:val="464B52"/>
+                <w:sz w:val="16"/>
+              </w:rPr>
+              <w:t>recenseador</w:t>
+            </w:r>
+          </w:p>
+        </w:tc>
+        <w:tc>
+          <w:tcPr>
+            <w:tcW w:type="dxa" w:w="1080"/>
+          </w:tcPr>
+          <w:p>
+            <w:pPr>
+              <w:spacing w:after="20"/>
+            </w:pPr>
+            <w:r>
+              <w:rPr>
+                <w:rFonts w:ascii="Calibri" w:hAnsi="Calibri"/>
+                <w:b w:val="0"/>
+                <w:color w:val="464B52"/>
+                <w:sz w:val="17"/>
+              </w:rPr>
+              <w:t>95</w:t>
+            </w:r>
+          </w:p>
+        </w:tc>
+        <w:tc>
+          <w:tcPr>
+            <w:tcW w:type="dxa" w:w="1296"/>
+          </w:tcPr>
+          <w:p>
+            <w:pPr>
+              <w:spacing w:after="20"/>
+            </w:pPr>
+            <w:r>
+              <w:rPr>
+                <w:rFonts w:ascii="Calibri" w:hAnsi="Calibri"/>
+                <w:b w:val="0"/>
+                <w:color w:val="464B52"/>
+                <w:sz w:val="17"/>
+              </w:rPr>
+              <w:t>teaching</w:t>
+            </w:r>
+          </w:p>
+        </w:tc>
+        <w:tc>
+          <w:tcPr>
+            <w:tcW w:type="dxa" w:w="4248"/>
+          </w:tcPr>
+          <w:p>
+            <w:pPr>
+              <w:spacing w:after="20"/>
+            </w:pPr>
+            <w:r>
+              <w:rPr>
+                <w:rFonts w:ascii="Calibri" w:hAnsi="Calibri"/>
+                <w:b/>
+                <w:color w:val="464B52"/>
+                <w:sz w:val="17"/>
+              </w:rPr>
+              <w:t>rejected</w:t>
+            </w:r>
+            <w:r>
+              <w:rPr>
+                <w:rFonts w:ascii="Calibri" w:hAnsi="Calibri"/>
+                <w:b w:val="0"/>
+                <w:color w:val="464B52"/>
+                <w:sz w:val="17"/>
+              </w:rPr>
+              <w:t xml:space="preserve"> — Portuguese census enumerator</w:t>
+            </w:r>
+          </w:p>
+        </w:tc>
+      </w:tr>
+    </w:tbl>
+    <w:p>
+      <w:pPr>
+        <w:spacing w:after="40"/>
+      </w:pPr>
+    </w:p>
+    <w:p>
+      <w:pPr>
+        <w:spacing w:after="80"/>
+      </w:pPr>
+      <w:r>
+        <w:rPr>
+          <w:rFonts w:ascii="Calibri" w:hAnsi="Calibri"/>
+          <w:b/>
+          <w:i w:val="0"/>
+          <w:color w:val="464B52"/>
+          <w:sz w:val="21"/>
+        </w:rPr>
+        <w:t>The pattern behind six of them has now cost us three times.</w:t>
+      </w:r>
+    </w:p>
+    <w:p>
+      <w:pPr>
+        <w:jc w:val="center"/>
+      </w:pPr>
+      <w:r>
+        <w:drawing>
+          <wp:inline xmlns:a="http://schemas.openxmlformats.org/drawingml/2006/main" xmlns:pic="http://schemas.openxmlformats.org/drawingml/2006/picture">
+            <wp:extent cx="5669280" cy="2232747"/>
+            <wp:docPr id="9" name="Picture 9"/>
+            <wp:cNvGraphicFramePr>
+              <a:graphicFrameLocks noChangeAspect="1"/>
+            </wp:cNvGraphicFramePr>
+            <a:graphic>
+              <a:graphicData uri="http://schemas.openxmlformats.org/drawingml/2006/picture">
+                <pic:pic>
+                  <pic:nvPicPr>
+                    <pic:cNvPr id="0" name="one_word.png"/>
+                    <pic:cNvPicPr/>
+                  </pic:nvPicPr>
+                  <pic:blipFill>
+                    <a:blip r:embed="rId17"/>
+                    <a:stretch>
+                      <a:fillRect/>
+                    </a:stretch>
+                  </pic:blipFill>
+                  <pic:spPr>
+                    <a:xfrm>
+                      <a:off x="0" y="0"/>
+                      <a:ext cx="5669280" cy="2232747"/>
+                    </a:xfrm>
+                    <a:prstGeom prst="rect"/>
+                  </pic:spPr>
+                </pic:pic>
+              </a:graphicData>
+            </a:graphic>
+          </wp:inline>
+        </w:drawing>
+      </w:r>
+    </w:p>
+    <w:p>
+      <w:pPr>
+        <w:spacing w:after="200"/>
+        <w:jc w:val="center"/>
+      </w:pPr>
+      <w:r>
+        <w:rPr>
+          <w:rFonts w:ascii="Calibri" w:hAnsi="Calibri"/>
+          <w:i/>
+          <w:color w:val="6F757E"/>
+          <w:sz w:val="17"/>
+        </w:rPr>
+        <w:t>A title matching ONE word of a two-word example term.</w:t>
+      </w:r>
+    </w:p>
+    <w:p>
+      <w:pPr>
+        <w:spacing w:after="120"/>
+      </w:pPr>
+      <w:r>
+        <w:rPr>
+          <w:rFonts w:ascii="Consolas" w:hAnsi="Consolas"/>
+          <w:b w:val="0"/>
+          <w:i w:val="0"/>
+          <w:color w:val="464B52"/>
+          <w:sz w:val="20"/>
+        </w:rPr>
+        <w:t>member</w:t>
+      </w:r>
+      <w:r>
+        <w:rPr>
+          <w:rFonts w:ascii="Calibri" w:hAnsi="Calibri"/>
+          <w:b w:val="0"/>
+          <w:i w:val="0"/>
+          <w:color w:val="464B52"/>
+          <w:sz w:val="21"/>
+        </w:rPr>
+        <w:t xml:space="preserve"> reached </w:t>
+      </w:r>
+      <w:r>
+        <w:rPr>
+          <w:rFonts w:ascii="Consolas" w:hAnsi="Consolas"/>
+          <w:b w:val="0"/>
+          <w:i w:val="0"/>
+          <w:color w:val="464B52"/>
+          <w:sz w:val="20"/>
+        </w:rPr>
+        <w:t>faculty member</w:t>
+      </w:r>
+      <w:r>
+        <w:rPr>
+          <w:rFonts w:ascii="Calibri" w:hAnsi="Calibri"/>
+          <w:b w:val="0"/>
+          <w:i w:val="0"/>
+          <w:color w:val="464B52"/>
+          <w:sz w:val="21"/>
+        </w:rPr>
+        <w:t xml:space="preserve">. </w:t>
+      </w:r>
+      <w:r>
+        <w:rPr>
+          <w:rFonts w:ascii="Consolas" w:hAnsi="Consolas"/>
+          <w:b w:val="0"/>
+          <w:i w:val="0"/>
+          <w:color w:val="464B52"/>
+          <w:sz w:val="20"/>
+        </w:rPr>
+        <w:t>fellow</w:t>
+      </w:r>
+      <w:r>
+        <w:rPr>
+          <w:rFonts w:ascii="Calibri" w:hAnsi="Calibri"/>
+          <w:b w:val="0"/>
+          <w:i w:val="0"/>
+          <w:color w:val="464B52"/>
+          <w:sz w:val="21"/>
+        </w:rPr>
+        <w:t xml:space="preserve"> reached </w:t>
+      </w:r>
+      <w:r>
+        <w:rPr>
+          <w:rFonts w:ascii="Consolas" w:hAnsi="Consolas"/>
+          <w:b w:val="0"/>
+          <w:i w:val="0"/>
+          <w:color w:val="464B52"/>
+          <w:sz w:val="20"/>
+        </w:rPr>
+        <w:t>clinical fellow</w:t>
+      </w:r>
+      <w:r>
+        <w:rPr>
+          <w:rFonts w:ascii="Calibri" w:hAnsi="Calibri"/>
+          <w:b w:val="0"/>
+          <w:i w:val="0"/>
+          <w:color w:val="464B52"/>
+          <w:sz w:val="21"/>
+        </w:rPr>
+        <w:t xml:space="preserve">. </w:t>
+      </w:r>
+      <w:r>
+        <w:rPr>
+          <w:rFonts w:ascii="Consolas" w:hAnsi="Consolas"/>
+          <w:b w:val="0"/>
+          <w:i w:val="0"/>
+          <w:color w:val="464B52"/>
+          <w:sz w:val="20"/>
+        </w:rPr>
+        <w:t>associate</w:t>
+      </w:r>
+      <w:r>
+        <w:rPr>
+          <w:rFonts w:ascii="Calibri" w:hAnsi="Calibri"/>
+          <w:b w:val="0"/>
+          <w:i w:val="0"/>
+          <w:color w:val="464B52"/>
+          <w:sz w:val="21"/>
+        </w:rPr>
+        <w:t xml:space="preserve"> reached </w:t>
+      </w:r>
+      <w:r>
+        <w:rPr>
+          <w:rFonts w:ascii="Consolas" w:hAnsi="Consolas"/>
+          <w:b w:val="0"/>
+          <w:i w:val="0"/>
+          <w:color w:val="464B52"/>
+          <w:sz w:val="20"/>
+        </w:rPr>
+        <w:t>associate professor</w:t>
+      </w:r>
+      <w:r>
+        <w:rPr>
+          <w:rFonts w:ascii="Calibri" w:hAnsi="Calibri"/>
+          <w:b w:val="0"/>
+          <w:i w:val="0"/>
+          <w:color w:val="464B52"/>
+          <w:sz w:val="21"/>
+        </w:rPr>
+        <w:t xml:space="preserve">. In each case the single word carries no occupation at all — an associate is a grade at a law firm as readily as a university — and in each case it took a human reading the list to notice. </w:t>
+      </w:r>
+      <w:r>
+        <w:rPr>
+          <w:rFonts w:ascii="Calibri" w:hAnsi="Calibri"/>
+          <w:b/>
+          <w:i w:val="0"/>
+          <w:color w:val="464B52"/>
+          <w:sz w:val="21"/>
+        </w:rPr>
+        <w:t>78,565 records</w:t>
+      </w:r>
+      <w:r>
+        <w:rPr>
+          <w:rFonts w:ascii="Calibri" w:hAnsi="Calibri"/>
+          <w:b w:val="0"/>
+          <w:i w:val="0"/>
+          <w:color w:val="464B52"/>
+          <w:sz w:val="21"/>
+        </w:rPr>
+        <w:t>, and it will happen again. A check for it should run with every build.</w:t>
+      </w:r>
+    </w:p>
+    <w:tbl>
+      <w:tblPr>
+        <w:tblW w:type="auto" w:w="0"/>
+        <w:jc w:val="left"/>
+        <w:tblLook w:firstColumn="1" w:firstRow="1" w:lastColumn="0" w:lastRow="0" w:noHBand="0" w:noVBand="1" w:val="04A0"/>
+        <w:tblBorders>
+          <w:top w:val="none" w:sz="0"/>
+          <w:left w:val="none" w:sz="0"/>
+          <w:bottom w:val="none" w:sz="0"/>
+          <w:right w:val="none" w:sz="0"/>
+          <w:insideH w:val="none" w:sz="0"/>
+          <w:insideV w:val="none" w:sz="0"/>
+        </w:tblBorders>
+      </w:tblPr>
+      <w:tblGrid>
+        <w:gridCol w:w="9648"/>
+      </w:tblGrid>
+      <w:tr>
+        <w:tc>
+          <w:tcPr>
+            <w:tcW w:type="dxa" w:w="9648"/>
+            <w:shd w:val="clear" w:fill="FDF8EF"/>
+          </w:tcPr>
+          <w:p>
+            <w:pPr>
+              <w:spacing w:after="60"/>
+            </w:pPr>
+            <w:r>
+              <w:rPr>
+                <w:rFonts w:ascii="Calibri" w:hAnsi="Calibri"/>
+                <w:b/>
+                <w:color w:val="8A6410"/>
+                <w:sz w:val="19"/>
+              </w:rPr>
+              <w:t>AND A CORRECTION DOES NOT TRAVEL TO OTHER LANGUAGES</w:t>
+            </w:r>
+          </w:p>
+          <w:p>
+            <w:pPr>
+              <w:spacing w:after="40"/>
+            </w:pPr>
+            <w:r>
+              <w:rPr>
+                <w:rFonts w:ascii="Calibri" w:hAnsi="Calibri"/>
+                <w:b w:val="0"/>
+                <w:color w:val="464B52"/>
+                <w:sz w:val="20"/>
+              </w:rPr>
+              <w:t xml:space="preserve">Three of the fourteen were fixes we had </w:t>
+            </w:r>
+            <w:r>
+              <w:rPr>
+                <w:rFonts w:ascii="Calibri" w:hAnsi="Calibri"/>
+                <w:b/>
+                <w:color w:val="464B52"/>
+                <w:sz w:val="20"/>
+              </w:rPr>
+              <w:t>already made</w:t>
+            </w:r>
+            <w:r>
+              <w:rPr>
+                <w:rFonts w:ascii="Calibri" w:hAnsi="Calibri"/>
+                <w:b w:val="0"/>
+                <w:color w:val="464B52"/>
+                <w:sz w:val="20"/>
+              </w:rPr>
+              <w:t>, escaping in another language or inflection:</w:t>
+            </w:r>
+          </w:p>
+          <w:p>
+            <w:pPr>
+              <w:spacing w:after="40"/>
+            </w:pPr>
+          </w:p>
+          <w:p>
+            <w:pPr>
+              <w:spacing w:after="40"/>
+            </w:pPr>
+            <w:r>
+              <w:rPr>
+                <w:rFonts w:ascii="Consolas" w:hAnsi="Consolas"/>
+                <w:b w:val="0"/>
+                <w:color w:val="1C1F23"/>
+                <w:sz w:val="19"/>
+              </w:rPr>
+              <w:t>university assistant</w:t>
+            </w:r>
+            <w:r>
+              <w:rPr>
+                <w:rFonts w:ascii="Calibri" w:hAnsi="Calibri"/>
+                <w:b w:val="0"/>
+                <w:color w:val="464B52"/>
+                <w:sz w:val="20"/>
+              </w:rPr>
+              <w:t xml:space="preserve">  corrected in October, </w:t>
+            </w:r>
+            <w:r>
+              <w:rPr>
+                <w:rFonts w:ascii="Consolas" w:hAnsi="Consolas"/>
+                <w:b w:val="0"/>
+                <w:color w:val="1C1F23"/>
+                <w:sz w:val="19"/>
+              </w:rPr>
+              <w:t>universitätsassistent</w:t>
+            </w:r>
+            <w:r>
+              <w:rPr>
+                <w:rFonts w:ascii="Calibri" w:hAnsi="Calibri"/>
+                <w:b w:val="0"/>
+                <w:color w:val="464B52"/>
+                <w:sz w:val="20"/>
+              </w:rPr>
+              <w:t xml:space="preserve"> was not</w:t>
+            </w:r>
+          </w:p>
+          <w:p>
+            <w:pPr>
+              <w:spacing w:after="40"/>
+            </w:pPr>
+            <w:r>
+              <w:rPr>
+                <w:rFonts w:ascii="Consolas" w:hAnsi="Consolas"/>
+                <w:b w:val="0"/>
+                <w:color w:val="1C1F23"/>
+                <w:sz w:val="19"/>
+              </w:rPr>
+              <w:t>visiting scientist</w:t>
+            </w:r>
+            <w:r>
+              <w:rPr>
+                <w:rFonts w:ascii="Calibri" w:hAnsi="Calibri"/>
+                <w:b w:val="0"/>
+                <w:color w:val="464B52"/>
+                <w:sz w:val="20"/>
+              </w:rPr>
+              <w:t xml:space="preserve">    moved 21 October,    </w:t>
+            </w:r>
+            <w:r>
+              <w:rPr>
+                <w:rFonts w:ascii="Consolas" w:hAnsi="Consolas"/>
+                <w:b w:val="0"/>
+                <w:color w:val="1C1F23"/>
+                <w:sz w:val="19"/>
+              </w:rPr>
+              <w:t>visiting ph d student</w:t>
+            </w:r>
+            <w:r>
+              <w:rPr>
+                <w:rFonts w:ascii="Calibri" w:hAnsi="Calibri"/>
+                <w:b w:val="0"/>
+                <w:color w:val="464B52"/>
+                <w:sz w:val="20"/>
+              </w:rPr>
+              <w:t xml:space="preserve"> was not</w:t>
+            </w:r>
+          </w:p>
+          <w:p>
+            <w:pPr>
+              <w:spacing w:after="40"/>
+            </w:pPr>
+            <w:r>
+              <w:rPr>
+                <w:rFonts w:ascii="Consolas" w:hAnsi="Consolas"/>
+                <w:b w:val="0"/>
+                <w:color w:val="1C1F23"/>
+                <w:sz w:val="19"/>
+              </w:rPr>
+              <w:t>assistenzarzt</w:t>
+            </w:r>
+            <w:r>
+              <w:rPr>
+                <w:rFonts w:ascii="Calibri" w:hAnsi="Calibri"/>
+                <w:b w:val="0"/>
+                <w:color w:val="464B52"/>
+                <w:sz w:val="20"/>
+              </w:rPr>
+              <w:t xml:space="preserve">         fixed 30 October,    </w:t>
+            </w:r>
+            <w:r>
+              <w:rPr>
+                <w:rFonts w:ascii="Consolas" w:hAnsi="Consolas"/>
+                <w:b w:val="0"/>
+                <w:color w:val="1C1F23"/>
+                <w:sz w:val="19"/>
+              </w:rPr>
+              <w:t>assistenzärztin</w:t>
+            </w:r>
+            <w:r>
+              <w:rPr>
+                <w:rFonts w:ascii="Calibri" w:hAnsi="Calibri"/>
+                <w:b w:val="0"/>
+                <w:color w:val="464B52"/>
+                <w:sz w:val="20"/>
+              </w:rPr>
+              <w:t xml:space="preserve"> needed its own row</w:t>
+            </w:r>
+          </w:p>
+          <w:p>
+            <w:pPr>
+              <w:spacing w:after="40"/>
+            </w:pPr>
+          </w:p>
+          <w:p>
+            <w:pPr>
+              <w:spacing w:after="40"/>
+            </w:pPr>
+            <w:r>
+              <w:rPr>
+                <w:rFonts w:ascii="Calibri" w:hAnsi="Calibri"/>
+                <w:b w:val="0"/>
+                <w:color w:val="464B52"/>
+                <w:sz w:val="20"/>
+              </w:rPr>
+              <w:t>The dictionary keys on the exact string, so every correction should be followed by the question: what is this in the other languages we see?</w:t>
+            </w:r>
+          </w:p>
+        </w:tc>
+      </w:tr>
+    </w:tbl>
+    <w:p>
+      <w:pPr>
+        <w:spacing w:after="40"/>
+      </w:pPr>
+    </w:p>
+    <w:tbl>
+      <w:tblPr>
+        <w:tblW w:type="auto" w:w="0"/>
+        <w:jc w:val="left"/>
+        <w:tblLook w:firstColumn="1" w:firstRow="1" w:lastColumn="0" w:lastRow="0" w:noHBand="0" w:noVBand="1" w:val="04A0"/>
+        <w:tblBorders>
+          <w:top w:val="none" w:sz="0"/>
+          <w:left w:val="none" w:sz="0"/>
+          <w:bottom w:val="none" w:sz="0"/>
+          <w:right w:val="none" w:sz="0"/>
+          <w:insideH w:val="none" w:sz="0"/>
+          <w:insideV w:val="none" w:sz="0"/>
+        </w:tblBorders>
+      </w:tblPr>
+      <w:tblGrid>
+        <w:gridCol w:w="9648"/>
+      </w:tblGrid>
+      <w:tr>
+        <w:tc>
+          <w:tcPr>
+            <w:tcW w:type="dxa" w:w="9648"/>
+            <w:shd w:val="clear" w:fill="FAF2F5"/>
+          </w:tcPr>
+          <w:p>
+            <w:pPr>
+              <w:spacing w:after="60"/>
+            </w:pPr>
+            <w:r>
+              <w:rPr>
+                <w:rFonts w:ascii="Calibri" w:hAnsi="Calibri"/>
+                <w:b/>
+                <w:color w:val="8A3D5E"/>
+                <w:sz w:val="19"/>
+              </w:rPr>
+              <w:t>THE FIXES BARELY MOVED THE AUDIENCE, AND THAT IS THE LESSON</w:t>
+            </w:r>
+          </w:p>
+          <w:p>
+            <w:pPr>
+              <w:spacing w:after="40"/>
+            </w:pPr>
+            <w:r>
+              <w:rPr>
+                <w:rFonts w:ascii="Calibri" w:hAnsi="Calibri"/>
+                <w:b w:val="0"/>
+                <w:color w:val="464B52"/>
+                <w:sz w:val="20"/>
+              </w:rPr>
+              <w:t xml:space="preserve">16,507 records left the teaching group. The Lecturer audience went from </w:t>
+            </w:r>
+            <w:r>
+              <w:rPr>
+                <w:rFonts w:ascii="Calibri" w:hAnsi="Calibri"/>
+                <w:b/>
+                <w:color w:val="464B52"/>
+                <w:sz w:val="20"/>
+              </w:rPr>
+              <w:t>6,206 to 6,205</w:t>
+            </w:r>
+            <w:r>
+              <w:rPr>
+                <w:rFonts w:ascii="Calibri" w:hAnsi="Calibri"/>
+                <w:b w:val="0"/>
+                <w:color w:val="464B52"/>
+                <w:sz w:val="20"/>
+              </w:rPr>
+              <w:t xml:space="preserve"> people in the checkable sample, and precision stayed at </w:t>
+            </w:r>
+            <w:r>
+              <w:rPr>
+                <w:rFonts w:ascii="Calibri" w:hAnsi="Calibri"/>
+                <w:b/>
+                <w:color w:val="464B52"/>
+                <w:sz w:val="20"/>
+              </w:rPr>
+              <w:t>78.2%</w:t>
+            </w:r>
+            <w:r>
+              <w:rPr>
+                <w:rFonts w:ascii="Calibri" w:hAnsi="Calibri"/>
+                <w:b w:val="0"/>
+                <w:color w:val="464B52"/>
+                <w:sz w:val="20"/>
+              </w:rPr>
+              <w:t>.</w:t>
+            </w:r>
+          </w:p>
+          <w:p>
+            <w:pPr>
+              <w:spacing w:after="40"/>
+            </w:pPr>
+          </w:p>
+          <w:p>
+            <w:pPr>
+              <w:spacing w:after="40"/>
+            </w:pPr>
+            <w:r>
+              <w:rPr>
+                <w:rFonts w:ascii="Calibri" w:hAnsi="Calibri"/>
+                <w:b w:val="0"/>
+                <w:color w:val="464B52"/>
+                <w:sz w:val="20"/>
+              </w:rPr>
+              <w:t xml:space="preserve">Because somebody who wrote </w:t>
+            </w:r>
+            <w:r>
+              <w:rPr>
+                <w:rFonts w:ascii="Consolas" w:hAnsi="Consolas"/>
+                <w:b w:val="0"/>
+                <w:color w:val="1C1F23"/>
+                <w:sz w:val="19"/>
+              </w:rPr>
+              <w:t>associate</w:t>
+            </w:r>
+            <w:r>
+              <w:rPr>
+                <w:rFonts w:ascii="Calibri" w:hAnsi="Calibri"/>
+                <w:b w:val="0"/>
+                <w:color w:val="464B52"/>
+                <w:sz w:val="20"/>
+              </w:rPr>
+              <w:t xml:space="preserve"> in one employment record almost always wrote </w:t>
+            </w:r>
+            <w:r>
+              <w:rPr>
+                <w:rFonts w:ascii="Consolas" w:hAnsi="Consolas"/>
+                <w:b w:val="0"/>
+                <w:color w:val="1C1F23"/>
+                <w:sz w:val="19"/>
+              </w:rPr>
+              <w:t>associate professor</w:t>
+            </w:r>
+            <w:r>
+              <w:rPr>
+                <w:rFonts w:ascii="Calibri" w:hAnsi="Calibri"/>
+                <w:b w:val="0"/>
+                <w:color w:val="464B52"/>
+                <w:sz w:val="20"/>
+              </w:rPr>
+              <w:t xml:space="preserve"> in another. Removing the bad title does not remove the person — they are still a lecturer, through a better record.</w:t>
+            </w:r>
+          </w:p>
+          <w:p>
+            <w:pPr>
+              <w:spacing w:after="40"/>
+            </w:pPr>
+          </w:p>
+          <w:p>
+            <w:pPr>
+              <w:spacing w:after="40"/>
+            </w:pPr>
+            <w:r>
+              <w:rPr>
+                <w:rFonts w:ascii="Calibri" w:hAnsi="Calibri"/>
+                <w:b/>
+                <w:color w:val="464B52"/>
+                <w:sz w:val="20"/>
+              </w:rPr>
+              <w:t>A correct dictionary and a correct audience are different things.</w:t>
+            </w:r>
+            <w:r>
+              <w:rPr>
+                <w:rFonts w:ascii="Calibri" w:hAnsi="Calibri"/>
+                <w:b w:val="0"/>
+                <w:color w:val="464B52"/>
+                <w:sz w:val="20"/>
+              </w:rPr>
+              <w:t xml:space="preserve"> This is the third time the project has measured that, and it is the single most useful thing to remember when judging whether a fix was worth making. It was — the dictionary is what the next audience will be built on.</w:t>
+            </w:r>
+          </w:p>
+        </w:tc>
+      </w:tr>
+    </w:tbl>
+    <w:p>
+      <w:pPr>
+        <w:spacing w:after="40"/>
+      </w:pPr>
+    </w:p>
+    <w:p>
+      <w:pPr>
+        <w:keepNext/>
+        <w:spacing w:before="280" w:after="80"/>
+      </w:pPr>
+      <w:r>
+        <w:rPr>
+          <w:rFonts w:ascii="Calibri" w:hAnsi="Calibri"/>
+          <w:b/>
+          <w:color w:val="1F6F6A"/>
+          <w:sz w:val="25"/>
+        </w:rPr>
+        <w:t>6.1.4  What is still open</w:t>
+      </w:r>
+    </w:p>
+    <w:tbl>
+      <w:tblPr>
+        <w:tblStyle w:val="TableGrid"/>
+        <w:tblW w:type="auto" w:w="0"/>
+        <w:jc w:val="left"/>
+        <w:tblLook w:firstColumn="1" w:firstRow="1" w:lastColumn="0" w:lastRow="0" w:noHBand="0" w:noVBand="1" w:val="04A0"/>
+      </w:tblPr>
+      <w:tblGrid>
+        <w:gridCol w:w="3216"/>
+        <w:gridCol w:w="3216"/>
+        <w:gridCol w:w="3216"/>
+      </w:tblGrid>
+      <w:tr>
+        <w:tc>
+          <w:tcPr>
+            <w:tcW w:type="dxa" w:w="3600"/>
+            <w:shd w:val="clear" w:fill="1C1F23"/>
+          </w:tcPr>
+          <w:p>
+            <w:pPr>
+              <w:spacing w:after="20"/>
+            </w:pPr>
+            <w:r>
+              <w:rPr>
+                <w:rFonts w:ascii="Calibri" w:hAnsi="Calibri"/>
+                <w:b/>
+                <w:color w:val="FFFFFF"/>
+                <w:sz w:val="17"/>
+              </w:rPr>
+              <w:t>Question</w:t>
+            </w:r>
+          </w:p>
+        </w:tc>
+        <w:tc>
+          <w:tcPr>
+            <w:tcW w:type="dxa" w:w="1152"/>
+            <w:shd w:val="clear" w:fill="1C1F23"/>
+          </w:tcPr>
+          <w:p>
+            <w:pPr>
+              <w:spacing w:after="20"/>
+            </w:pPr>
+            <w:r>
+              <w:rPr>
+                <w:rFonts w:ascii="Calibri" w:hAnsi="Calibri"/>
+                <w:b/>
+                <w:color w:val="FFFFFF"/>
+                <w:sz w:val="17"/>
+              </w:rPr>
+              <w:t>Records</w:t>
+            </w:r>
+          </w:p>
+        </w:tc>
+        <w:tc>
+          <w:tcPr>
+            <w:tcW w:type="dxa" w:w="4752"/>
+            <w:shd w:val="clear" w:fill="1C1F23"/>
+          </w:tcPr>
+          <w:p>
+            <w:pPr>
+              <w:spacing w:after="20"/>
+            </w:pPr>
+            <w:r>
+              <w:rPr>
+                <w:rFonts w:ascii="Calibri" w:hAnsi="Calibri"/>
+                <w:b/>
+                <w:color w:val="FFFFFF"/>
+                <w:sz w:val="17"/>
+              </w:rPr>
+              <w:t>Where it stands</w:t>
+            </w:r>
+          </w:p>
+        </w:tc>
+      </w:tr>
+      <w:tr>
+        <w:tc>
+          <w:tcPr>
+            <w:tcW w:type="dxa" w:w="3600"/>
+          </w:tcPr>
+          <w:p>
+            <w:pPr>
+              <w:spacing w:after="20"/>
+            </w:pPr>
+            <w:r>
+              <w:rPr>
+                <w:rFonts w:ascii="Calibri" w:hAnsi="Calibri"/>
+                <w:b w:val="0"/>
+                <w:color w:val="464B52"/>
+                <w:sz w:val="17"/>
+              </w:rPr>
+              <w:t>Are visiting scholars and fellows teaching staff?</w:t>
+            </w:r>
+          </w:p>
+        </w:tc>
+        <w:tc>
+          <w:tcPr>
+            <w:tcW w:type="dxa" w:w="1152"/>
+          </w:tcPr>
+          <w:p>
+            <w:pPr>
+              <w:spacing w:after="20"/>
+            </w:pPr>
+            <w:r>
+              <w:rPr>
+                <w:rFonts w:ascii="Calibri" w:hAnsi="Calibri"/>
+                <w:b w:val="0"/>
+                <w:color w:val="464B52"/>
+                <w:sz w:val="17"/>
+              </w:rPr>
+              <w:t>81,749</w:t>
+            </w:r>
+          </w:p>
+        </w:tc>
+        <w:tc>
+          <w:tcPr>
+            <w:tcW w:type="dxa" w:w="4752"/>
+          </w:tcPr>
+          <w:p>
+            <w:pPr>
+              <w:spacing w:after="20"/>
+            </w:pPr>
+            <w:r>
+              <w:rPr>
+                <w:rFonts w:ascii="Calibri" w:hAnsi="Calibri"/>
+                <w:b/>
+                <w:color w:val="464B52"/>
+                <w:sz w:val="17"/>
+              </w:rPr>
+              <w:t>Open.</w:t>
+            </w:r>
+            <w:r>
+              <w:rPr>
+                <w:rFonts w:ascii="Calibri" w:hAnsi="Calibri"/>
+                <w:b w:val="0"/>
+                <w:color w:val="464B52"/>
+                <w:sz w:val="17"/>
+              </w:rPr>
+              <w:t xml:space="preserve"> </w:t>
+            </w:r>
+            <w:r>
+              <w:rPr>
+                <w:rFonts w:ascii="Consolas" w:hAnsi="Consolas"/>
+                <w:b w:val="0"/>
+                <w:color w:val="464B52"/>
+                <w:sz w:val="16"/>
+              </w:rPr>
+              <w:t>visiting scholar</w:t>
+            </w:r>
+            <w:r>
+              <w:rPr>
+                <w:rFonts w:ascii="Calibri" w:hAnsi="Calibri"/>
+                <w:b w:val="0"/>
+                <w:color w:val="464B52"/>
+                <w:sz w:val="17"/>
+              </w:rPr>
+              <w:t xml:space="preserve"> 60,561, </w:t>
+            </w:r>
+            <w:r>
+              <w:rPr>
+                <w:rFonts w:ascii="Consolas" w:hAnsi="Consolas"/>
+                <w:b w:val="0"/>
+                <w:color w:val="464B52"/>
+                <w:sz w:val="16"/>
+              </w:rPr>
+              <w:t>visiting fellow</w:t>
+            </w:r>
+            <w:r>
+              <w:rPr>
+                <w:rFonts w:ascii="Calibri" w:hAnsi="Calibri"/>
+                <w:b w:val="0"/>
+                <w:color w:val="464B52"/>
+                <w:sz w:val="17"/>
+              </w:rPr>
+              <w:t xml:space="preserve"> 15,832. May teach, may only research</w:t>
+            </w:r>
+          </w:p>
+        </w:tc>
+      </w:tr>
+      <w:tr>
+        <w:tc>
+          <w:tcPr>
+            <w:tcW w:type="dxa" w:w="3600"/>
+            <w:shd w:val="clear" w:fill="F7F7F6"/>
+          </w:tcPr>
+          <w:p>
+            <w:pPr>
+              <w:spacing w:after="20"/>
+            </w:pPr>
+            <w:r>
+              <w:rPr>
+                <w:rFonts w:ascii="Calibri" w:hAnsi="Calibri"/>
+                <w:b w:val="0"/>
+                <w:color w:val="464B52"/>
+                <w:sz w:val="17"/>
+              </w:rPr>
+              <w:t>Is an honorary professor active?</w:t>
+            </w:r>
+          </w:p>
+        </w:tc>
+        <w:tc>
+          <w:tcPr>
+            <w:tcW w:type="dxa" w:w="1152"/>
+            <w:shd w:val="clear" w:fill="F7F7F6"/>
+          </w:tcPr>
+          <w:p>
+            <w:pPr>
+              <w:spacing w:after="20"/>
+            </w:pPr>
+            <w:r>
+              <w:rPr>
+                <w:rFonts w:ascii="Calibri" w:hAnsi="Calibri"/>
+                <w:b w:val="0"/>
+                <w:color w:val="464B52"/>
+                <w:sz w:val="17"/>
+              </w:rPr>
+              <w:t>6,651</w:t>
+            </w:r>
+          </w:p>
+        </w:tc>
+        <w:tc>
+          <w:tcPr>
+            <w:tcW w:type="dxa" w:w="4752"/>
+            <w:shd w:val="clear" w:fill="F7F7F6"/>
+          </w:tcPr>
+          <w:p>
+            <w:pPr>
+              <w:spacing w:after="20"/>
+            </w:pPr>
+            <w:r>
+              <w:rPr>
+                <w:rFonts w:ascii="Calibri" w:hAnsi="Calibri"/>
+                <w:b/>
+                <w:color w:val="464B52"/>
+                <w:sz w:val="17"/>
+              </w:rPr>
+              <w:t>Open.</w:t>
+            </w:r>
+            <w:r>
+              <w:rPr>
+                <w:rFonts w:ascii="Calibri" w:hAnsi="Calibri"/>
+                <w:b w:val="0"/>
+                <w:color w:val="464B52"/>
+                <w:sz w:val="17"/>
+              </w:rPr>
+              <w:t xml:space="preserve"> We rejected </w:t>
+            </w:r>
+            <w:r>
+              <w:rPr>
+                <w:rFonts w:ascii="Consolas" w:hAnsi="Consolas"/>
+                <w:b w:val="0"/>
+                <w:color w:val="464B52"/>
+                <w:sz w:val="16"/>
+              </w:rPr>
+              <w:t>emeritus professor</w:t>
+            </w:r>
+            <w:r>
+              <w:rPr>
+                <w:rFonts w:ascii="Calibri" w:hAnsi="Calibri"/>
+                <w:b w:val="0"/>
+                <w:color w:val="464B52"/>
+                <w:sz w:val="17"/>
+              </w:rPr>
+              <w:t xml:space="preserve"> and </w:t>
+            </w:r>
+            <w:r>
+              <w:rPr>
+                <w:rFonts w:ascii="Consolas" w:hAnsi="Consolas"/>
+                <w:b w:val="0"/>
+                <w:color w:val="464B52"/>
+                <w:sz w:val="16"/>
+              </w:rPr>
+              <w:t>honorary researcher</w:t>
+            </w:r>
+            <w:r>
+              <w:rPr>
+                <w:rFonts w:ascii="Calibri" w:hAnsi="Calibri"/>
+                <w:b w:val="0"/>
+                <w:color w:val="464B52"/>
+                <w:sz w:val="17"/>
+              </w:rPr>
+              <w:t>; this one survived</w:t>
+            </w:r>
+          </w:p>
+        </w:tc>
+      </w:tr>
+      <w:tr>
+        <w:tc>
+          <w:tcPr>
+            <w:tcW w:type="dxa" w:w="3600"/>
+          </w:tcPr>
+          <w:p>
+            <w:pPr>
+              <w:spacing w:after="20"/>
+            </w:pPr>
+            <w:r>
+              <w:rPr>
+                <w:rFonts w:ascii="Calibri" w:hAnsi="Calibri"/>
+                <w:b w:val="0"/>
+                <w:color w:val="464B52"/>
+                <w:sz w:val="17"/>
+              </w:rPr>
+              <w:t>Compound titles split by word order</w:t>
+            </w:r>
+          </w:p>
+        </w:tc>
+        <w:tc>
+          <w:tcPr>
+            <w:tcW w:type="dxa" w:w="1152"/>
+          </w:tcPr>
+          <w:p>
+            <w:pPr>
+              <w:spacing w:after="20"/>
+            </w:pPr>
+            <w:r>
+              <w:rPr>
+                <w:rFonts w:ascii="Calibri" w:hAnsi="Calibri"/>
+                <w:b w:val="0"/>
+                <w:color w:val="464B52"/>
+                <w:sz w:val="17"/>
+              </w:rPr>
+              <w:t>~68,000</w:t>
+            </w:r>
+          </w:p>
+        </w:tc>
+        <w:tc>
+          <w:tcPr>
+            <w:tcW w:type="dxa" w:w="4752"/>
+          </w:tcPr>
+          <w:p>
+            <w:pPr>
+              <w:spacing w:after="20"/>
+            </w:pPr>
+            <w:r>
+              <w:rPr>
+                <w:rFonts w:ascii="Calibri" w:hAnsi="Calibri"/>
+                <w:b/>
+                <w:color w:val="464B52"/>
+                <w:sz w:val="17"/>
+              </w:rPr>
+              <w:t>Open.</w:t>
+            </w:r>
+            <w:r>
+              <w:rPr>
+                <w:rFonts w:ascii="Calibri" w:hAnsi="Calibri"/>
+                <w:b w:val="0"/>
+                <w:color w:val="464B52"/>
+                <w:sz w:val="17"/>
+              </w:rPr>
+              <w:t xml:space="preserve"> </w:t>
+            </w:r>
+            <w:r>
+              <w:rPr>
+                <w:rFonts w:ascii="Consolas" w:hAnsi="Consolas"/>
+                <w:b w:val="0"/>
+                <w:color w:val="464B52"/>
+                <w:sz w:val="16"/>
+              </w:rPr>
+              <w:t>professor and director</w:t>
+            </w:r>
+            <w:r>
+              <w:rPr>
+                <w:rFonts w:ascii="Calibri" w:hAnsi="Calibri"/>
+                <w:b w:val="0"/>
+                <w:color w:val="464B52"/>
+                <w:sz w:val="17"/>
+              </w:rPr>
+              <w:t xml:space="preserve"> is leadership, </w:t>
+            </w:r>
+            <w:r>
+              <w:rPr>
+                <w:rFonts w:ascii="Consolas" w:hAnsi="Consolas"/>
+                <w:b w:val="0"/>
+                <w:color w:val="464B52"/>
+                <w:sz w:val="16"/>
+              </w:rPr>
+              <w:t>professor &amp; director</w:t>
+            </w:r>
+            <w:r>
+              <w:rPr>
+                <w:rFonts w:ascii="Calibri" w:hAnsi="Calibri"/>
+                <w:b w:val="0"/>
+                <w:color w:val="464B52"/>
+                <w:sz w:val="17"/>
+              </w:rPr>
+              <w:t xml:space="preserve"> is teaching</w:t>
+            </w:r>
+          </w:p>
+        </w:tc>
+      </w:tr>
+      <w:tr>
+        <w:tc>
+          <w:tcPr>
+            <w:tcW w:type="dxa" w:w="3600"/>
+            <w:shd w:val="clear" w:fill="F7F7F6"/>
+          </w:tcPr>
+          <w:p>
+            <w:pPr>
+              <w:spacing w:after="20"/>
+            </w:pPr>
+            <w:r>
+              <w:rPr>
+                <w:rFonts w:ascii="Calibri" w:hAnsi="Calibri"/>
+                <w:b w:val="0"/>
+                <w:color w:val="464B52"/>
+                <w:sz w:val="17"/>
+              </w:rPr>
+              <w:t>Does a title that names two jobs count as both?</w:t>
+            </w:r>
+          </w:p>
+        </w:tc>
+        <w:tc>
+          <w:tcPr>
+            <w:tcW w:type="dxa" w:w="1152"/>
+            <w:shd w:val="clear" w:fill="F7F7F6"/>
+          </w:tcPr>
+          <w:p>
+            <w:pPr>
+              <w:spacing w:after="20"/>
+            </w:pPr>
+            <w:r>
+              <w:rPr>
+                <w:rFonts w:ascii="Calibri" w:hAnsi="Calibri"/>
+                <w:b w:val="0"/>
+                <w:color w:val="464B52"/>
+                <w:sz w:val="17"/>
+              </w:rPr>
+              <w:t>78,000</w:t>
+            </w:r>
+          </w:p>
+        </w:tc>
+        <w:tc>
+          <w:tcPr>
+            <w:tcW w:type="dxa" w:w="4752"/>
+            <w:shd w:val="clear" w:fill="F7F7F6"/>
+          </w:tcPr>
+          <w:p>
+            <w:pPr>
+              <w:spacing w:after="20"/>
+            </w:pPr>
+            <w:r>
+              <w:rPr>
+                <w:rFonts w:ascii="Calibri" w:hAnsi="Calibri"/>
+                <w:b/>
+                <w:color w:val="464B52"/>
+                <w:sz w:val="17"/>
+              </w:rPr>
+              <w:t>Decided 30 Oct</w:t>
+            </w:r>
+            <w:r>
+              <w:rPr>
+                <w:rFonts w:ascii="Calibri" w:hAnsi="Calibri"/>
+                <w:b w:val="0"/>
+                <w:color w:val="464B52"/>
+                <w:sz w:val="17"/>
+              </w:rPr>
+              <w:t xml:space="preserve"> — no, they stay in Lecturer. Awaiting marketing's confirmation</w:t>
+            </w:r>
+          </w:p>
+        </w:tc>
+      </w:tr>
+      <w:tr>
+        <w:tc>
+          <w:tcPr>
+            <w:tcW w:type="dxa" w:w="3600"/>
+          </w:tcPr>
+          <w:p>
+            <w:pPr>
+              <w:spacing w:after="20"/>
+            </w:pPr>
+            <w:r>
+              <w:rPr>
+                <w:rFonts w:ascii="Calibri" w:hAnsi="Calibri"/>
+                <w:b w:val="0"/>
+                <w:color w:val="464B52"/>
+                <w:sz w:val="17"/>
+              </w:rPr>
+              <w:t>Are teaching assistants lecturers?</w:t>
+            </w:r>
+          </w:p>
+        </w:tc>
+        <w:tc>
+          <w:tcPr>
+            <w:tcW w:type="dxa" w:w="1152"/>
+          </w:tcPr>
+          <w:p>
+            <w:pPr>
+              <w:spacing w:after="20"/>
+            </w:pPr>
+            <w:r>
+              <w:rPr>
+                <w:rFonts w:ascii="Calibri" w:hAnsi="Calibri"/>
+                <w:b w:val="0"/>
+                <w:color w:val="464B52"/>
+                <w:sz w:val="17"/>
+              </w:rPr>
+              <w:t>178,205</w:t>
+            </w:r>
+          </w:p>
+        </w:tc>
+        <w:tc>
+          <w:tcPr>
+            <w:tcW w:type="dxa" w:w="4752"/>
+          </w:tcPr>
+          <w:p>
+            <w:pPr>
+              <w:spacing w:after="20"/>
+            </w:pPr>
+            <w:r>
+              <w:rPr>
+                <w:rFonts w:ascii="Calibri" w:hAnsi="Calibri"/>
+                <w:b/>
+                <w:color w:val="464B52"/>
+                <w:sz w:val="17"/>
+              </w:rPr>
+              <w:t>Decided 21 Oct</w:t>
+            </w:r>
+            <w:r>
+              <w:rPr>
+                <w:rFonts w:ascii="Calibri" w:hAnsi="Calibri"/>
+                <w:b w:val="0"/>
+                <w:color w:val="464B52"/>
+                <w:sz w:val="17"/>
+              </w:rPr>
+              <w:t xml:space="preserve"> — yes, if they teach</w:t>
+            </w:r>
+          </w:p>
+        </w:tc>
+      </w:tr>
+    </w:tbl>
+    <w:p>
+      <w:pPr>
+        <w:spacing w:after="40"/>
+      </w:pPr>
+    </w:p>
+    <w:tbl>
+      <w:tblPr>
+        <w:tblW w:type="auto" w:w="0"/>
+        <w:jc w:val="left"/>
+        <w:tblLook w:firstColumn="1" w:firstRow="1" w:lastColumn="0" w:lastRow="0" w:noHBand="0" w:noVBand="1" w:val="04A0"/>
+        <w:tblBorders>
+          <w:top w:val="none" w:sz="0"/>
+          <w:left w:val="none" w:sz="0"/>
+          <w:bottom w:val="none" w:sz="0"/>
+          <w:right w:val="none" w:sz="0"/>
+          <w:insideH w:val="none" w:sz="0"/>
+          <w:insideV w:val="none" w:sz="0"/>
+        </w:tblBorders>
+      </w:tblPr>
+      <w:tblGrid>
+        <w:gridCol w:w="9648"/>
+      </w:tblGrid>
+      <w:tr>
+        <w:tc>
+          <w:tcPr>
+            <w:tcW w:type="dxa" w:w="9648"/>
+            <w:shd w:val="clear" w:fill="FBF1EF"/>
+          </w:tcPr>
+          <w:p>
+            <w:pPr>
+              <w:spacing w:after="60"/>
+            </w:pPr>
+            <w:r>
+              <w:rPr>
+                <w:rFonts w:ascii="Calibri" w:hAnsi="Calibri"/>
+                <w:b/>
+                <w:color w:val="9B3B2F"/>
+                <w:sz w:val="19"/>
+              </w:rPr>
+              <w:t>THE STRUCTURAL RISK WORTH KNOWING</w:t>
+            </w:r>
+          </w:p>
+          <w:p>
+            <w:pPr>
+              <w:spacing w:after="40"/>
+            </w:pPr>
+            <w:r>
+              <w:rPr>
+                <w:rFonts w:ascii="Calibri" w:hAnsi="Calibri"/>
+                <w:b w:val="0"/>
+                <w:color w:val="464B52"/>
+                <w:sz w:val="20"/>
+              </w:rPr>
+              <w:t xml:space="preserve">Lecturer asks only about the job title. Its </w:t>
+            </w:r>
+            <w:r>
+              <w:rPr>
+                <w:rFonts w:ascii="Calibri" w:hAnsi="Calibri"/>
+                <w:b/>
+                <w:color w:val="464B52"/>
+                <w:sz w:val="20"/>
+              </w:rPr>
+              <w:t>department weight is zero</w:t>
+            </w:r>
+            <w:r>
+              <w:rPr>
+                <w:rFonts w:ascii="Calibri" w:hAnsi="Calibri"/>
+                <w:b w:val="0"/>
+                <w:color w:val="464B52"/>
+                <w:sz w:val="20"/>
+              </w:rPr>
+              <w:t>, so there is no second signal to catch a wrong one.</w:t>
+            </w:r>
+          </w:p>
+          <w:p>
+            <w:pPr>
+              <w:spacing w:after="40"/>
+            </w:pPr>
+          </w:p>
+          <w:p>
+            <w:pPr>
+              <w:spacing w:after="40"/>
+            </w:pPr>
+            <w:r>
+              <w:rPr>
+                <w:rFonts w:ascii="Consolas" w:hAnsi="Consolas"/>
+                <w:b w:val="0"/>
+                <w:color w:val="1C1F23"/>
+                <w:sz w:val="19"/>
+              </w:rPr>
+              <w:t>weakest acceptable title 0.75 x 0.70 = 0.525,  resolved organisation 0.25  =  0.775</w:t>
+            </w:r>
+          </w:p>
+          <w:p>
+            <w:pPr>
+              <w:spacing w:after="40"/>
+            </w:pPr>
+            <w:r>
+              <w:rPr>
+                <w:rFonts w:ascii="Consolas" w:hAnsi="Consolas"/>
+                <w:b w:val="0"/>
+                <w:color w:val="1C1F23"/>
+                <w:sz w:val="19"/>
+              </w:rPr>
+              <w:t>the line is 0.60</w:t>
+            </w:r>
+          </w:p>
+          <w:p>
+            <w:pPr>
+              <w:spacing w:after="40"/>
+            </w:pPr>
+          </w:p>
+          <w:p>
+            <w:pPr>
+              <w:spacing w:after="40"/>
+            </w:pPr>
+            <w:r>
+              <w:rPr>
+                <w:rFonts w:ascii="Calibri" w:hAnsi="Calibri"/>
+                <w:b w:val="0"/>
+                <w:color w:val="464B52"/>
+                <w:sz w:val="20"/>
+              </w:rPr>
+              <w:t>Anything that lands in the teaching group reaches the audience as soon as the organisation resolves. Compare healthcare, where the department has to agree before anybody is confirmed.</w:t>
+            </w:r>
+          </w:p>
+          <w:p>
+            <w:pPr>
+              <w:spacing w:after="40"/>
+            </w:pPr>
+          </w:p>
+          <w:p>
+            <w:pPr>
+              <w:spacing w:after="40"/>
+            </w:pPr>
+            <w:r>
+              <w:rPr>
+                <w:rFonts w:ascii="Calibri" w:hAnsi="Calibri"/>
+                <w:b w:val="0"/>
+                <w:color w:val="464B52"/>
+                <w:sz w:val="20"/>
+              </w:rPr>
+              <w:t>That is why the group is read by hand more often than its 6.7% uncertainty figure would suggest it needs — nothing else is checking.</w:t>
+            </w:r>
+          </w:p>
+        </w:tc>
+      </w:tr>
+    </w:tbl>
+    <w:p>
+      <w:pPr>
+        <w:spacing w:after="40"/>
+      </w:pPr>
+    </w:p>
+    <w:p>
+      <w:pPr>
+        <w:spacing w:after="40"/>
+      </w:pPr>
+      <w:r>
+        <w:rPr>
+          <w:rFonts w:ascii="Calibri" w:hAnsi="Calibri"/>
+          <w:b/>
+          <w:i w:val="0"/>
+          <w:color w:val="464B52"/>
+          <w:sz w:val="21"/>
+        </w:rPr>
+        <w:t>The other eight, in brief.</w:t>
+      </w:r>
+      <w:r>
+        <w:rPr>
+          <w:rFonts w:ascii="Calibri" w:hAnsi="Calibri"/>
+          <w:b w:val="0"/>
+          <w:i w:val="0"/>
+          <w:color w:val="464B52"/>
+          <w:sz w:val="21"/>
+        </w:rPr>
+        <w:t xml:space="preserve"> Each will get the same treatment as Lecturer in turn. For now, where they stand.</w:t>
+      </w:r>
+    </w:p>
+    <w:p>
+      <w:pPr>
+        <w:keepNext/>
+        <w:spacing w:before="280" w:after="80"/>
+      </w:pPr>
+      <w:r>
+        <w:rPr>
+          <w:rFonts w:ascii="Calibri" w:hAnsi="Calibri"/>
+          <w:b/>
+          <w:color w:val="1F6F6A"/>
+          <w:sz w:val="25"/>
+        </w:rPr>
+        <w:t>6.2  RESEARCHER — 321,824 people</w:t>
+      </w:r>
+    </w:p>
+    <w:p>
+      <w:pPr>
+        <w:spacing w:after="100"/>
+      </w:pPr>
+      <w:r>
+        <w:rPr>
+          <w:rFonts w:ascii="Calibri" w:hAnsi="Calibri"/>
+          <w:b/>
+          <w:i w:val="0"/>
+          <w:color w:val="464B52"/>
+          <w:sz w:val="21"/>
+        </w:rPr>
+        <w:t>74.3% found, 43.9% agree.</w:t>
+      </w:r>
+      <w:r>
+        <w:rPr>
+          <w:rFonts w:ascii="Calibri" w:hAnsi="Calibri"/>
+          <w:b w:val="0"/>
+          <w:i w:val="0"/>
+          <w:color w:val="464B52"/>
+          <w:sz w:val="21"/>
+        </w:rPr>
+        <w:t xml:space="preserve"> Built from two title groups, </w:t>
+      </w:r>
+      <w:r>
+        <w:rPr>
+          <w:rFonts w:ascii="Consolas" w:hAnsi="Consolas"/>
+          <w:b w:val="0"/>
+          <w:i w:val="0"/>
+          <w:color w:val="464B52"/>
+          <w:sz w:val="20"/>
+        </w:rPr>
+        <w:t>researcher_early</w:t>
+      </w:r>
+      <w:r>
+        <w:rPr>
+          <w:rFonts w:ascii="Calibri" w:hAnsi="Calibri"/>
+          <w:b w:val="0"/>
+          <w:i w:val="0"/>
+          <w:color w:val="464B52"/>
+          <w:sz w:val="21"/>
+        </w:rPr>
+        <w:t xml:space="preserve"> (8.4M records) and </w:t>
+      </w:r>
+      <w:r>
+        <w:rPr>
+          <w:rFonts w:ascii="Consolas" w:hAnsi="Consolas"/>
+          <w:b w:val="0"/>
+          <w:i w:val="0"/>
+          <w:color w:val="464B52"/>
+          <w:sz w:val="20"/>
+        </w:rPr>
+        <w:t>researcher_established</w:t>
+      </w:r>
+      <w:r>
+        <w:rPr>
+          <w:rFonts w:ascii="Calibri" w:hAnsi="Calibri"/>
+          <w:b w:val="0"/>
+          <w:i w:val="0"/>
+          <w:color w:val="464B52"/>
+          <w:sz w:val="21"/>
+        </w:rPr>
+        <w:t xml:space="preserve"> (1.9M), which both feed this one audience — the seniority split is computed and then never used.</w:t>
+      </w:r>
+    </w:p>
+    <w:p>
+      <w:pPr>
+        <w:spacing w:after="100"/>
+      </w:pPr>
+      <w:r>
+        <w:rPr>
+          <w:rFonts w:ascii="Calibri" w:hAnsi="Calibri"/>
+          <w:b/>
+          <w:i w:val="0"/>
+          <w:color w:val="464B52"/>
+          <w:sz w:val="21"/>
+        </w:rPr>
+        <w:t>The low precision is largely an artefact.</w:t>
+      </w:r>
+      <w:r>
+        <w:rPr>
+          <w:rFonts w:ascii="Calibri" w:hAnsi="Calibri"/>
+          <w:b w:val="0"/>
+          <w:i w:val="0"/>
+          <w:color w:val="464B52"/>
+          <w:sz w:val="21"/>
+        </w:rPr>
+        <w:t xml:space="preserve"> A professor who runs a research group is in both Lecturer and Researcher; the survey records one answer, so one of the two memberships is counted wrong whatever we do.</w:t>
+      </w:r>
+    </w:p>
+    <w:p>
+      <w:pPr>
+        <w:spacing w:after="100"/>
+      </w:pPr>
+      <w:r>
+        <w:rPr>
+          <w:rFonts w:ascii="Calibri" w:hAnsi="Calibri"/>
+          <w:b/>
+          <w:i w:val="0"/>
+          <w:color w:val="464B52"/>
+          <w:sz w:val="21"/>
+        </w:rPr>
+        <w:t>Its cleanest half.</w:t>
+      </w:r>
+      <w:r>
+        <w:rPr>
+          <w:rFonts w:ascii="Calibri" w:hAnsi="Calibri"/>
+          <w:b w:val="0"/>
+          <w:i w:val="0"/>
+          <w:color w:val="464B52"/>
+          <w:sz w:val="21"/>
+        </w:rPr>
+        <w:t xml:space="preserve"> </w:t>
+      </w:r>
+      <w:r>
+        <w:rPr>
+          <w:rFonts w:ascii="Consolas" w:hAnsi="Consolas"/>
+          <w:b w:val="0"/>
+          <w:i w:val="0"/>
+          <w:color w:val="464B52"/>
+          <w:sz w:val="20"/>
+        </w:rPr>
+        <w:t>researcher_early</w:t>
+      </w:r>
+      <w:r>
+        <w:rPr>
+          <w:rFonts w:ascii="Calibri" w:hAnsi="Calibri"/>
+          <w:b w:val="0"/>
+          <w:i w:val="0"/>
+          <w:color w:val="464B52"/>
+          <w:sz w:val="21"/>
+        </w:rPr>
+        <w:t xml:space="preserve"> needed </w:t>
+      </w:r>
+      <w:r>
+        <w:rPr>
+          <w:rFonts w:ascii="Calibri" w:hAnsi="Calibri"/>
+          <w:b/>
+          <w:i w:val="0"/>
+          <w:color w:val="464B52"/>
+          <w:sz w:val="21"/>
+        </w:rPr>
+        <w:t>zero corrections</w:t>
+      </w:r>
+      <w:r>
+        <w:rPr>
+          <w:rFonts w:ascii="Calibri" w:hAnsi="Calibri"/>
+          <w:b w:val="0"/>
+          <w:i w:val="0"/>
+          <w:color w:val="464B52"/>
+          <w:sz w:val="21"/>
+        </w:rPr>
+        <w:t xml:space="preserve"> on its first read — the only group in the project that did. Being generic did not make </w:t>
+      </w:r>
+      <w:r>
+        <w:rPr>
+          <w:rFonts w:ascii="Consolas" w:hAnsi="Consolas"/>
+          <w:b w:val="0"/>
+          <w:i w:val="0"/>
+          <w:color w:val="464B52"/>
+          <w:sz w:val="20"/>
+        </w:rPr>
+        <w:t>researcher</w:t>
+      </w:r>
+      <w:r>
+        <w:rPr>
+          <w:rFonts w:ascii="Calibri" w:hAnsi="Calibri"/>
+          <w:b w:val="0"/>
+          <w:i w:val="0"/>
+          <w:color w:val="464B52"/>
+          <w:sz w:val="21"/>
+        </w:rPr>
+        <w:t xml:space="preserve"> dirty, because the space around it is densely packed with real research vocabulary.</w:t>
+      </w:r>
+    </w:p>
+    <w:p>
+      <w:pPr>
+        <w:spacing w:after="100"/>
+      </w:pPr>
+      <w:r>
+        <w:rPr>
+          <w:rFonts w:ascii="Calibri" w:hAnsi="Calibri"/>
+          <w:b/>
+          <w:i w:val="0"/>
+          <w:color w:val="464B52"/>
+          <w:sz w:val="21"/>
+        </w:rPr>
+        <w:t>Same structural risk as Lecturer:</w:t>
+      </w:r>
+      <w:r>
+        <w:rPr>
+          <w:rFonts w:ascii="Calibri" w:hAnsi="Calibri"/>
+          <w:b w:val="0"/>
+          <w:i w:val="0"/>
+          <w:color w:val="464B52"/>
+          <w:sz w:val="21"/>
+        </w:rPr>
+        <w:t xml:space="preserve"> department weight zero, no second signal.</w:t>
+      </w:r>
+    </w:p>
+    <w:p>
+      <w:pPr>
+        <w:keepNext/>
+        <w:spacing w:before="280" w:after="80"/>
+      </w:pPr>
+      <w:r>
+        <w:rPr>
+          <w:rFonts w:ascii="Calibri" w:hAnsi="Calibri"/>
+          <w:b/>
+          <w:color w:val="1F6F6A"/>
+          <w:sz w:val="25"/>
+        </w:rPr>
+        <w:t>6.3  HEALTHCARE (BROAD) — 126,869 people</w:t>
+      </w:r>
+    </w:p>
+    <w:p>
+      <w:pPr>
+        <w:spacing w:after="100"/>
+      </w:pPr>
+      <w:r>
+        <w:rPr>
+          <w:rFonts w:ascii="Calibri" w:hAnsi="Calibri"/>
+          <w:b/>
+          <w:i w:val="0"/>
+          <w:color w:val="464B52"/>
+          <w:sz w:val="21"/>
+        </w:rPr>
+        <w:t>90.9% found, 22.7% agree.</w:t>
+      </w:r>
+      <w:r>
+        <w:rPr>
+          <w:rFonts w:ascii="Calibri" w:hAnsi="Calibri"/>
+          <w:b w:val="0"/>
+          <w:i w:val="0"/>
+          <w:color w:val="464B52"/>
+          <w:sz w:val="21"/>
+        </w:rPr>
+        <w:t xml:space="preserve"> The widest net: it admits anybody whose job title is clinical </w:t>
+      </w:r>
+      <w:r>
+        <w:rPr>
+          <w:rFonts w:ascii="Calibri" w:hAnsi="Calibri"/>
+          <w:b/>
+          <w:i w:val="0"/>
+          <w:color w:val="464B52"/>
+          <w:sz w:val="21"/>
+        </w:rPr>
+        <w:t>or</w:t>
+      </w:r>
+      <w:r>
+        <w:rPr>
+          <w:rFonts w:ascii="Calibri" w:hAnsi="Calibri"/>
+          <w:b w:val="0"/>
+          <w:i w:val="0"/>
+          <w:color w:val="464B52"/>
+          <w:sz w:val="21"/>
+        </w:rPr>
+        <w:t xml:space="preserve"> whose department is, so that nobody clinical is missed.</w:t>
+      </w:r>
+    </w:p>
+    <w:p>
+      <w:pPr>
+        <w:spacing w:after="100"/>
+      </w:pPr>
+      <w:r>
+        <w:rPr>
+          <w:rFonts w:ascii="Calibri" w:hAnsi="Calibri"/>
+          <w:b/>
+          <w:i w:val="0"/>
+          <w:color w:val="464B52"/>
+          <w:sz w:val="21"/>
+        </w:rPr>
+        <w:t>The 22.7% is mostly the design working.</w:t>
+      </w:r>
+      <w:r>
+        <w:rPr>
+          <w:rFonts w:ascii="Calibri" w:hAnsi="Calibri"/>
+          <w:b w:val="0"/>
+          <w:i w:val="0"/>
+          <w:color w:val="464B52"/>
+          <w:sz w:val="21"/>
+        </w:rPr>
+        <w:t xml:space="preserve"> 887 of the people in it describe themselves as professors or researchers rather than clinicians — they are there because of their department. A Professor of Cardiology belongs in it and will write *Professor* on a survey.</w:t>
+      </w:r>
+    </w:p>
+    <w:p>
+      <w:pPr>
+        <w:spacing w:after="100"/>
+      </w:pPr>
+      <w:r>
+        <w:rPr>
+          <w:rFonts w:ascii="Calibri" w:hAnsi="Calibri"/>
+          <w:b/>
+          <w:i w:val="0"/>
+          <w:color w:val="464B52"/>
+          <w:sz w:val="21"/>
+        </w:rPr>
+        <w:t>And that number prices an open question.</w:t>
+      </w:r>
+      <w:r>
+        <w:rPr>
+          <w:rFonts w:ascii="Calibri" w:hAnsi="Calibri"/>
+          <w:b w:val="0"/>
+          <w:i w:val="0"/>
+          <w:color w:val="464B52"/>
+          <w:sz w:val="21"/>
+        </w:rPr>
+        <w:t xml:space="preserve"> Whether those 887 belong is marketing question 2: is *healthcare professional* about the work or about the subject. The argument used to be abstract; it now has a figure attached.</w:t>
+      </w:r>
+    </w:p>
+    <w:p>
+      <w:pPr>
+        <w:keepNext/>
+        <w:spacing w:before="280" w:after="80"/>
+      </w:pPr>
+      <w:r>
+        <w:rPr>
+          <w:rFonts w:ascii="Calibri" w:hAnsi="Calibri"/>
+          <w:b/>
+          <w:color w:val="1F6F6A"/>
+          <w:sz w:val="25"/>
+        </w:rPr>
+        <w:t>6.4  HEAD OF FACULTY — 17,528 people</w:t>
+      </w:r>
+    </w:p>
+    <w:p>
+      <w:pPr>
+        <w:spacing w:after="100"/>
+      </w:pPr>
+      <w:r>
+        <w:rPr>
+          <w:rFonts w:ascii="Calibri" w:hAnsi="Calibri"/>
+          <w:b/>
+          <w:i w:val="0"/>
+          <w:color w:val="464B52"/>
+          <w:sz w:val="21"/>
+        </w:rPr>
+        <w:t>23.8% found, 26.3% agree. The weakest audience we have</w:t>
+      </w:r>
+      <w:r>
+        <w:rPr>
+          <w:rFonts w:ascii="Calibri" w:hAnsi="Calibri"/>
+          <w:b w:val="0"/>
+          <w:i w:val="0"/>
+          <w:color w:val="464B52"/>
+          <w:sz w:val="21"/>
+        </w:rPr>
+        <w:t>, and poor in both directions.</w:t>
+      </w:r>
+    </w:p>
+    <w:p>
+      <w:pPr>
+        <w:spacing w:after="100"/>
+      </w:pPr>
+      <w:r>
+        <w:rPr>
+          <w:rFonts w:ascii="Calibri" w:hAnsi="Calibri"/>
+          <w:b/>
+          <w:i w:val="0"/>
+          <w:color w:val="464B52"/>
+          <w:sz w:val="21"/>
+        </w:rPr>
+        <w:t>But most of the recall gap is not a defect.</w:t>
+      </w:r>
+      <w:r>
+        <w:rPr>
+          <w:rFonts w:ascii="Calibri" w:hAnsi="Calibri"/>
+          <w:b w:val="0"/>
+          <w:i w:val="0"/>
+          <w:color w:val="464B52"/>
+          <w:sz w:val="21"/>
+        </w:rPr>
+        <w:t xml:space="preserve"> Of people who say they head a department, around 62% wrote only </w:t>
+      </w:r>
+      <w:r>
+        <w:rPr>
+          <w:rFonts w:ascii="Consolas" w:hAnsi="Consolas"/>
+          <w:b w:val="0"/>
+          <w:i w:val="0"/>
+          <w:color w:val="464B52"/>
+          <w:sz w:val="20"/>
+        </w:rPr>
+        <w:t>professor</w:t>
+      </w:r>
+      <w:r>
+        <w:rPr>
+          <w:rFonts w:ascii="Calibri" w:hAnsi="Calibri"/>
+          <w:b w:val="0"/>
+          <w:i w:val="0"/>
+          <w:color w:val="464B52"/>
+          <w:sz w:val="21"/>
+        </w:rPr>
+        <w:t xml:space="preserve"> in ORCID — nothing in their record says they lead anything. We cannot know, and the standing rule is not to guess.</w:t>
+      </w:r>
+    </w:p>
+    <w:p>
+      <w:pPr>
+        <w:spacing w:after="100"/>
+      </w:pPr>
+      <w:r>
+        <w:rPr>
+          <w:rFonts w:ascii="Calibri" w:hAnsi="Calibri"/>
+          <w:b/>
+          <w:i w:val="0"/>
+          <w:color w:val="464B52"/>
+          <w:sz w:val="21"/>
+        </w:rPr>
+        <w:t>Three known causes, two of them chosen deliberately.</w:t>
+      </w:r>
+      <w:r>
+        <w:rPr>
+          <w:rFonts w:ascii="Calibri" w:hAnsi="Calibri"/>
+          <w:b w:val="0"/>
+          <w:i w:val="0"/>
+          <w:color w:val="464B52"/>
+          <w:sz w:val="21"/>
+        </w:rPr>
+        <w:t xml:space="preserve"> One title belongs to one profession, so a dean who wrote *professor* is a lecturer to us. The audience counts current posts only. And it was narrowed to universities on 29 October at a measured cost of 2,819 people — a decision taken knowingly, preferring a small certain audience to a large arguable one.</w:t>
+      </w:r>
+    </w:p>
+    <w:p>
+      <w:pPr>
+        <w:spacing w:after="100"/>
+      </w:pPr>
+      <w:r>
+        <w:rPr>
+          <w:rFonts w:ascii="Calibri" w:hAnsi="Calibri"/>
+          <w:b/>
+          <w:i w:val="0"/>
+          <w:color w:val="464B52"/>
+          <w:sz w:val="21"/>
+        </w:rPr>
+        <w:t>And it is starved by the organisation, not the title.</w:t>
+      </w:r>
+      <w:r>
+        <w:rPr>
+          <w:rFonts w:ascii="Calibri" w:hAnsi="Calibri"/>
+          <w:b w:val="0"/>
+          <w:i w:val="0"/>
+          <w:color w:val="464B52"/>
+          <w:sz w:val="21"/>
+        </w:rPr>
+        <w:t xml:space="preserve"> About 14,600 records carry a strong leadership title — average score 0.856 — and can never be confirmed because the organisation did not resolve and therefore scores zero.</w:t>
+      </w:r>
+    </w:p>
+    <w:tbl>
+      <w:tblPr>
+        <w:tblW w:type="auto" w:w="0"/>
+        <w:jc w:val="left"/>
+        <w:tblLook w:firstColumn="1" w:firstRow="1" w:lastColumn="0" w:lastRow="0" w:noHBand="0" w:noVBand="1" w:val="04A0"/>
+        <w:tblBorders>
+          <w:top w:val="none" w:sz="0"/>
+          <w:left w:val="none" w:sz="0"/>
+          <w:bottom w:val="none" w:sz="0"/>
+          <w:right w:val="none" w:sz="0"/>
+          <w:insideH w:val="none" w:sz="0"/>
+          <w:insideV w:val="none" w:sz="0"/>
+        </w:tblBorders>
+      </w:tblPr>
+      <w:tblGrid>
+        <w:gridCol w:w="9648"/>
+      </w:tblGrid>
+      <w:tr>
+        <w:tc>
+          <w:tcPr>
+            <w:tcW w:type="dxa" w:w="9648"/>
+            <w:shd w:val="clear" w:fill="FDF8EF"/>
+          </w:tcPr>
+          <w:p>
+            <w:pPr>
+              <w:spacing w:after="60"/>
+            </w:pPr>
+            <w:r>
+              <w:rPr>
+                <w:rFonts w:ascii="Calibri" w:hAnsi="Calibri"/>
+                <w:b/>
+                <w:color w:val="8A6410"/>
+                <w:sz w:val="19"/>
+              </w:rPr>
+              <w:t>OPEN WORK: THE PROFESSOR-PLUS-LEADERSHIP COMPOUND TITLES</w:t>
+            </w:r>
+          </w:p>
+          <w:p>
+            <w:pPr>
+              <w:spacing w:after="40"/>
+            </w:pPr>
+            <w:r>
+              <w:rPr>
+                <w:rFonts w:ascii="Calibri" w:hAnsi="Calibri"/>
+                <w:b w:val="0"/>
+                <w:color w:val="464B52"/>
+                <w:sz w:val="20"/>
+              </w:rPr>
+              <w:t xml:space="preserve">This is the one route that could materially grow the audience from data we already hold. About </w:t>
+            </w:r>
+            <w:r>
+              <w:rPr>
+                <w:rFonts w:ascii="Calibri" w:hAnsi="Calibri"/>
+                <w:b/>
+                <w:color w:val="464B52"/>
+                <w:sz w:val="20"/>
+              </w:rPr>
+              <w:t>68,000 records</w:t>
+            </w:r>
+            <w:r>
+              <w:rPr>
+                <w:rFonts w:ascii="Calibri" w:hAnsi="Calibri"/>
+                <w:b w:val="0"/>
+                <w:color w:val="464B52"/>
+                <w:sz w:val="20"/>
+              </w:rPr>
+              <w:t xml:space="preserve"> carry a title naming both posts — </w:t>
+            </w:r>
+            <w:r>
+              <w:rPr>
+                <w:rFonts w:ascii="Consolas" w:hAnsi="Consolas"/>
+                <w:b w:val="0"/>
+                <w:color w:val="1C1F23"/>
+                <w:sz w:val="19"/>
+              </w:rPr>
+              <w:t>professor and head of department</w:t>
+            </w:r>
+            <w:r>
+              <w:rPr>
+                <w:rFonts w:ascii="Calibri" w:hAnsi="Calibri"/>
+                <w:b w:val="0"/>
+                <w:color w:val="464B52"/>
+                <w:sz w:val="20"/>
+              </w:rPr>
+              <w:t xml:space="preserve">, </w:t>
+            </w:r>
+            <w:r>
+              <w:rPr>
+                <w:rFonts w:ascii="Consolas" w:hAnsi="Consolas"/>
+                <w:b w:val="0"/>
+                <w:color w:val="1C1F23"/>
+                <w:sz w:val="19"/>
+              </w:rPr>
+              <w:t>professor &amp; dean</w:t>
+            </w:r>
+            <w:r>
+              <w:rPr>
+                <w:rFonts w:ascii="Calibri" w:hAnsi="Calibri"/>
+                <w:b w:val="0"/>
+                <w:color w:val="464B52"/>
+                <w:sz w:val="20"/>
+              </w:rPr>
+              <w:t xml:space="preserve">, </w:t>
+            </w:r>
+            <w:r>
+              <w:rPr>
+                <w:rFonts w:ascii="Consolas" w:hAnsi="Consolas"/>
+                <w:b w:val="0"/>
+                <w:color w:val="1C1F23"/>
+                <w:sz w:val="19"/>
+              </w:rPr>
+              <w:t>professor and director</w:t>
+            </w:r>
+            <w:r>
+              <w:rPr>
+                <w:rFonts w:ascii="Calibri" w:hAnsi="Calibri"/>
+                <w:b w:val="0"/>
+                <w:color w:val="464B52"/>
+                <w:sz w:val="20"/>
+              </w:rPr>
+              <w:t>. They sit in teaching today, so none of them reaches Head of Faculty.</w:t>
+            </w:r>
+          </w:p>
+          <w:p>
+            <w:pPr>
+              <w:spacing w:after="40"/>
+            </w:pPr>
+          </w:p>
+          <w:p>
+            <w:pPr>
+              <w:spacing w:after="40"/>
+            </w:pPr>
+            <w:r>
+              <w:rPr>
+                <w:rFonts w:ascii="Calibri" w:hAnsi="Calibri"/>
+                <w:b w:val="0"/>
+                <w:color w:val="464B52"/>
+                <w:sz w:val="20"/>
+              </w:rPr>
+              <w:t xml:space="preserve">**Reading the full list on 30 October found that </w:t>
+            </w:r>
+            <w:r>
+              <w:rPr>
+                <w:rFonts w:ascii="Consolas" w:hAnsi="Consolas"/>
+                <w:b w:val="0"/>
+                <w:color w:val="1C1F23"/>
+                <w:sz w:val="19"/>
+              </w:rPr>
+              <w:t>chair</w:t>
+            </w:r>
+            <w:r>
+              <w:rPr>
+                <w:rFonts w:ascii="Calibri" w:hAnsi="Calibri"/>
+                <w:b w:val="0"/>
+                <w:color w:val="464B52"/>
+                <w:sz w:val="20"/>
+              </w:rPr>
+              <w:t xml:space="preserve"> cannot be used.** Roughly 1,600 records of the family are endowed professorships, not leadership posts:</w:t>
+            </w:r>
+          </w:p>
+          <w:p>
+            <w:pPr>
+              <w:spacing w:after="40"/>
+            </w:pPr>
+          </w:p>
+          <w:p>
+            <w:pPr>
+              <w:spacing w:after="40"/>
+            </w:pPr>
+            <w:r>
+              <w:rPr>
+                <w:rFonts w:ascii="Consolas" w:hAnsi="Consolas"/>
+                <w:b w:val="0"/>
+                <w:color w:val="1C1F23"/>
+                <w:sz w:val="19"/>
+              </w:rPr>
+              <w:t>full professor and chairholder chair of strategic entrepreneurship      227</w:t>
+            </w:r>
+          </w:p>
+          <w:p>
+            <w:pPr>
+              <w:spacing w:after="40"/>
+            </w:pPr>
+            <w:r>
+              <w:rPr>
+                <w:rFonts w:ascii="Consolas" w:hAnsi="Consolas"/>
+                <w:b w:val="0"/>
+                <w:color w:val="1C1F23"/>
+                <w:sz w:val="19"/>
+              </w:rPr>
+              <w:t>dean s chair associate professor                                        204</w:t>
+            </w:r>
+          </w:p>
+          <w:p>
+            <w:pPr>
+              <w:spacing w:after="40"/>
+            </w:pPr>
+            <w:r>
+              <w:rPr>
+                <w:rFonts w:ascii="Consolas" w:hAnsi="Consolas"/>
+                <w:b w:val="0"/>
+                <w:color w:val="1C1F23"/>
+                <w:sz w:val="19"/>
+              </w:rPr>
+              <w:t>professor canada research chair tier 1                                  178</w:t>
+            </w:r>
+          </w:p>
+          <w:p>
+            <w:pPr>
+              <w:spacing w:after="40"/>
+            </w:pPr>
+            <w:r>
+              <w:rPr>
+                <w:rFonts w:ascii="Consolas" w:hAnsi="Consolas"/>
+                <w:b w:val="0"/>
+                <w:color w:val="1C1F23"/>
+                <w:sz w:val="19"/>
+              </w:rPr>
+              <w:t>canada research chair and full professor                                174</w:t>
+            </w:r>
+          </w:p>
+          <w:p>
+            <w:pPr>
+              <w:spacing w:after="40"/>
+            </w:pPr>
+            <w:r>
+              <w:rPr>
+                <w:rFonts w:ascii="Consolas" w:hAnsi="Consolas"/>
+                <w:b w:val="0"/>
+                <w:color w:val="1C1F23"/>
+                <w:sz w:val="19"/>
+              </w:rPr>
+              <w:t>professor &amp; canada excellence research chair                            172</w:t>
+            </w:r>
+          </w:p>
+          <w:p>
+            <w:pPr>
+              <w:spacing w:after="40"/>
+            </w:pPr>
+          </w:p>
+          <w:p>
+            <w:pPr>
+              <w:spacing w:after="40"/>
+            </w:pPr>
+            <w:r>
+              <w:rPr>
+                <w:rFonts w:ascii="Calibri" w:hAnsi="Calibri"/>
+                <w:b w:val="0"/>
+                <w:color w:val="464B52"/>
+                <w:sz w:val="20"/>
+              </w:rPr>
+              <w:t xml:space="preserve">A Canada Research Chair is a funded research professorship. A </w:t>
+            </w:r>
+            <w:r>
+              <w:rPr>
+                <w:rFonts w:ascii="Calibri" w:hAnsi="Calibri"/>
+                <w:b/>
+                <w:color w:val="464B52"/>
+                <w:sz w:val="20"/>
+              </w:rPr>
+              <w:t>Dean's Chair</w:t>
+            </w:r>
+            <w:r>
+              <w:rPr>
+                <w:rFonts w:ascii="Calibri" w:hAnsi="Calibri"/>
+                <w:b w:val="0"/>
+                <w:color w:val="464B52"/>
+                <w:sz w:val="20"/>
+              </w:rPr>
+              <w:t xml:space="preserve"> is an endowed chair named after the office that pays for it, not a deanship. A European </w:t>
+            </w:r>
+            <w:r>
+              <w:rPr>
+                <w:rFonts w:ascii="Calibri" w:hAnsi="Calibri"/>
+                <w:b/>
+                <w:color w:val="464B52"/>
+                <w:sz w:val="20"/>
+              </w:rPr>
+              <w:t>Chair of X</w:t>
+            </w:r>
+            <w:r>
+              <w:rPr>
+                <w:rFonts w:ascii="Calibri" w:hAnsi="Calibri"/>
+                <w:b w:val="0"/>
+                <w:color w:val="464B52"/>
+                <w:sz w:val="20"/>
+              </w:rPr>
+              <w:t xml:space="preserve"> (Lehrstuhl) is the professorship itself. All of these belong exactly where they are, in teaching.</w:t>
+            </w:r>
+          </w:p>
+          <w:p>
+            <w:pPr>
+              <w:spacing w:after="40"/>
+            </w:pPr>
+          </w:p>
+          <w:p>
+            <w:pPr>
+              <w:spacing w:after="40"/>
+            </w:pPr>
+            <w:r>
+              <w:rPr>
+                <w:rFonts w:ascii="Calibri" w:hAnsi="Calibri"/>
+                <w:b/>
+                <w:color w:val="464B52"/>
+                <w:sz w:val="20"/>
+              </w:rPr>
+              <w:t>And the exclusion cannot be written as a pattern.</w:t>
+            </w:r>
+            <w:r>
+              <w:rPr>
+                <w:rFonts w:ascii="Calibri" w:hAnsi="Calibri"/>
+                <w:b w:val="0"/>
+                <w:color w:val="464B52"/>
+                <w:sz w:val="20"/>
+              </w:rPr>
+              <w:t xml:space="preserve"> The pattern layer is a plain text match and BigQuery's regular expressions have no way to say "not", so "contains professor and chair but not research chair" is not expressible. A pattern would take the endowed chairs with it.</w:t>
+            </w:r>
+          </w:p>
+          <w:p>
+            <w:pPr>
+              <w:spacing w:after="40"/>
+            </w:pPr>
+          </w:p>
+          <w:p>
+            <w:pPr>
+              <w:spacing w:after="40"/>
+            </w:pPr>
+            <w:r>
+              <w:rPr>
+                <w:rFonts w:ascii="Calibri" w:hAnsi="Calibri"/>
+                <w:b w:val="0"/>
+                <w:color w:val="464B52"/>
+                <w:sz w:val="20"/>
+              </w:rPr>
+              <w:t xml:space="preserve">So the scope narrows to </w:t>
+            </w:r>
+            <w:r>
+              <w:rPr>
+                <w:rFonts w:ascii="Calibri" w:hAnsi="Calibri"/>
+                <w:b/>
+                <w:color w:val="464B52"/>
+                <w:sz w:val="20"/>
+              </w:rPr>
+              <w:t>head</w:t>
+            </w:r>
+            <w:r>
+              <w:rPr>
+                <w:rFonts w:ascii="Calibri" w:hAnsi="Calibri"/>
+                <w:b w:val="0"/>
+                <w:color w:val="464B52"/>
+                <w:sz w:val="20"/>
+              </w:rPr>
+              <w:t xml:space="preserve"> and </w:t>
+            </w:r>
+            <w:r>
+              <w:rPr>
+                <w:rFonts w:ascii="Calibri" w:hAnsi="Calibri"/>
+                <w:b/>
+                <w:color w:val="464B52"/>
+                <w:sz w:val="20"/>
+              </w:rPr>
+              <w:t>dean</w:t>
+            </w:r>
+            <w:r>
+              <w:rPr>
+                <w:rFonts w:ascii="Calibri" w:hAnsi="Calibri"/>
+                <w:b w:val="0"/>
+                <w:color w:val="464B52"/>
+                <w:sz w:val="20"/>
+              </w:rPr>
+              <w:t xml:space="preserve"> compounds, with </w:t>
+            </w:r>
+            <w:r>
+              <w:rPr>
+                <w:rFonts w:ascii="Consolas" w:hAnsi="Consolas"/>
+                <w:b w:val="0"/>
+                <w:color w:val="1C1F23"/>
+                <w:sz w:val="19"/>
+              </w:rPr>
+              <w:t>chair</w:t>
+            </w:r>
+            <w:r>
+              <w:rPr>
+                <w:rFonts w:ascii="Calibri" w:hAnsi="Calibri"/>
+                <w:b w:val="0"/>
+                <w:color w:val="464B52"/>
+                <w:sz w:val="20"/>
+              </w:rPr>
+              <w:t xml:space="preserve"> set aside entirely. </w:t>
+            </w:r>
+            <w:r>
+              <w:rPr>
+                <w:rFonts w:ascii="Consolas" w:hAnsi="Consolas"/>
+                <w:b w:val="0"/>
+                <w:color w:val="1C1F23"/>
+                <w:sz w:val="19"/>
+              </w:rPr>
+              <w:t>analyses/30_leadership_compounds.sql</w:t>
+            </w:r>
+            <w:r>
+              <w:rPr>
+                <w:rFonts w:ascii="Calibri" w:hAnsi="Calibri"/>
+                <w:b w:val="0"/>
+                <w:color w:val="464B52"/>
+                <w:sz w:val="20"/>
+              </w:rPr>
+              <w:t xml:space="preserve"> sizes that family and measures both sides of the trade before anything is changed: how many people would leave Lecturer (only those holding no other teaching title) and how many would newly reach Head of Faculty.</w:t>
+            </w:r>
+          </w:p>
+        </w:tc>
+      </w:tr>
+    </w:tbl>
+    <w:p>
+      <w:pPr>
+        <w:spacing w:after="40"/>
+      </w:pPr>
+    </w:p>
+    <w:p>
+      <w:pPr>
+        <w:keepNext/>
+        <w:spacing w:before="280" w:after="80"/>
+      </w:pPr>
+      <w:r>
+        <w:rPr>
+          <w:rFonts w:ascii="Calibri" w:hAnsi="Calibri"/>
+          <w:b/>
+          <w:color w:val="1F6F6A"/>
+          <w:sz w:val="25"/>
+        </w:rPr>
+        <w:t>6.5  PRACTITIONER and CLINICAL RESEARCHER — 60,937 and 50,600 people</w:t>
+      </w:r>
+    </w:p>
+    <w:p>
+      <w:pPr>
+        <w:spacing w:after="100"/>
+      </w:pPr>
+      <w:r>
+        <w:rPr>
+          <w:rFonts w:ascii="Calibri" w:hAnsi="Calibri"/>
+          <w:b/>
+          <w:i w:val="0"/>
+          <w:color w:val="464B52"/>
+          <w:sz w:val="21"/>
+        </w:rPr>
+        <w:t>35.8% and 48.2% agree; neither has a recall figure</w:t>
+      </w:r>
+      <w:r>
+        <w:rPr>
+          <w:rFonts w:ascii="Calibri" w:hAnsi="Calibri"/>
+          <w:b w:val="0"/>
+          <w:i w:val="0"/>
+          <w:color w:val="464B52"/>
+          <w:sz w:val="21"/>
+        </w:rPr>
+        <w:t>, because the survey offers only *Physician/Clinician* and *Healthcare professional* with no sub-breakdown.</w:t>
+      </w:r>
+    </w:p>
+    <w:p>
+      <w:pPr>
+        <w:spacing w:after="100"/>
+      </w:pPr>
+      <w:r>
+        <w:rPr>
+          <w:rFonts w:ascii="Calibri" w:hAnsi="Calibri"/>
+          <w:b/>
+          <w:i w:val="0"/>
+          <w:color w:val="464B52"/>
+          <w:sz w:val="21"/>
+        </w:rPr>
+        <w:t>Practitioner is the least-read group in the project</w:t>
+      </w:r>
+      <w:r>
+        <w:rPr>
+          <w:rFonts w:ascii="Calibri" w:hAnsi="Calibri"/>
+          <w:b w:val="0"/>
+          <w:i w:val="0"/>
+          <w:color w:val="464B52"/>
+          <w:sz w:val="21"/>
+        </w:rPr>
+        <w:t xml:space="preserve"> — titles covering 38% of its records, against 75% for early-career researchers. Clinical vocabulary is the most scattered in the data: 58 example words and still not enough, because *Resident*, *Registrar*, *Facharzt* and *Interno* share no common word.</w:t>
+      </w:r>
+    </w:p>
+    <w:p>
+      <w:pPr>
+        <w:spacing w:after="100"/>
+      </w:pPr>
+      <w:r>
+        <w:rPr>
+          <w:rFonts w:ascii="Calibri" w:hAnsi="Calibri"/>
+          <w:b/>
+          <w:i w:val="0"/>
+          <w:color w:val="464B52"/>
+          <w:sz w:val="21"/>
+        </w:rPr>
+        <w:t>It is also where the role library cannot help.</w:t>
+      </w:r>
+      <w:r>
+        <w:rPr>
+          <w:rFonts w:ascii="Calibri" w:hAnsi="Calibri"/>
+          <w:b w:val="0"/>
+          <w:i w:val="0"/>
+          <w:color w:val="464B52"/>
+          <w:sz w:val="21"/>
+        </w:rPr>
+        <w:t xml:space="preserve"> 52 of our 58 clinical example words are absent from it — it has Physician, Clinician and Surgeon but no specialty list at all. That gap is what the clinical expert conversation exists to fill.</w:t>
+      </w:r>
+    </w:p>
+    <w:p>
+      <w:pPr>
+        <w:keepNext/>
+        <w:spacing w:before="280" w:after="80"/>
+      </w:pPr>
+      <w:r>
+        <w:rPr>
+          <w:rFonts w:ascii="Calibri" w:hAnsi="Calibri"/>
+          <w:b/>
+          <w:color w:val="1F6F6A"/>
+          <w:sz w:val="25"/>
+        </w:rPr>
+        <w:t>6.6  CLINICAL ADMINISTRATOR — 6,865 people</w:t>
+      </w:r>
+    </w:p>
+    <w:p>
+      <w:pPr>
+        <w:spacing w:after="100"/>
+      </w:pPr>
+      <w:r>
+        <w:rPr>
+          <w:rFonts w:ascii="Calibri" w:hAnsi="Calibri"/>
+          <w:b/>
+          <w:i w:val="0"/>
+          <w:color w:val="464B52"/>
+          <w:sz w:val="21"/>
+        </w:rPr>
+        <w:t>22.5% agree, on 71 people checked — too few to conclude anything.</w:t>
+      </w:r>
+    </w:p>
+    <w:p>
+      <w:pPr>
+        <w:spacing w:after="100"/>
+      </w:pPr>
+      <w:r>
+        <w:rPr>
+          <w:rFonts w:ascii="Calibri" w:hAnsi="Calibri"/>
+          <w:b w:val="0"/>
+          <w:i w:val="0"/>
+          <w:color w:val="464B52"/>
+          <w:sz w:val="21"/>
+        </w:rPr>
+        <w:t xml:space="preserve">Worth one note from 29 October: </w:t>
+      </w:r>
+      <w:r>
+        <w:rPr>
+          <w:rFonts w:ascii="Consolas" w:hAnsi="Consolas"/>
+          <w:b w:val="0"/>
+          <w:i w:val="0"/>
+          <w:color w:val="464B52"/>
+          <w:sz w:val="20"/>
+        </w:rPr>
+        <w:t>medical director</w:t>
+      </w:r>
+      <w:r>
+        <w:rPr>
+          <w:rFonts w:ascii="Calibri" w:hAnsi="Calibri"/>
+          <w:b w:val="0"/>
+          <w:i w:val="0"/>
+          <w:color w:val="464B52"/>
+          <w:sz w:val="21"/>
+        </w:rPr>
+        <w:t xml:space="preserve"> was moved into leadership so it would reach this audience, and 198 people arrived. The same move put 145 people into Head of Faculty, where they do not belong, and that was accepted rather than fixed because removing them would have cost 294 heads of department and 17 deans.</w:t>
+      </w:r>
+    </w:p>
+    <w:p>
+      <w:pPr>
+        <w:keepNext/>
+        <w:spacing w:before="280" w:after="80"/>
+      </w:pPr>
+      <w:r>
+        <w:rPr>
+          <w:rFonts w:ascii="Calibri" w:hAnsi="Calibri"/>
+          <w:b/>
+          <w:color w:val="1F6F6A"/>
+          <w:sz w:val="25"/>
+        </w:rPr>
+        <w:t>6.7  PHARMACIST — 2,245 people</w:t>
+      </w:r>
+    </w:p>
+    <w:p>
+      <w:pPr>
+        <w:spacing w:after="100"/>
+      </w:pPr>
+      <w:r>
+        <w:rPr>
+          <w:rFonts w:ascii="Calibri" w:hAnsi="Calibri"/>
+          <w:b/>
+          <w:i w:val="0"/>
+          <w:color w:val="464B52"/>
+          <w:sz w:val="21"/>
+        </w:rPr>
+        <w:t>Cannot be measured.</w:t>
+      </w:r>
+      <w:r>
+        <w:rPr>
+          <w:rFonts w:ascii="Calibri" w:hAnsi="Calibri"/>
+          <w:b w:val="0"/>
+          <w:i w:val="0"/>
+          <w:color w:val="464B52"/>
+          <w:sz w:val="21"/>
+        </w:rPr>
+        <w:t xml:space="preserve"> The survey has no pharmacist option, so this audience has no external check at all and will not get one from this source.</w:t>
+      </w:r>
+    </w:p>
+    <w:p>
+      <w:pPr>
+        <w:spacing w:after="100"/>
+      </w:pPr>
+      <w:r>
+        <w:rPr>
+          <w:rFonts w:ascii="Calibri" w:hAnsi="Calibri"/>
+          <w:b w:val="0"/>
+          <w:i w:val="0"/>
+          <w:color w:val="464B52"/>
+          <w:sz w:val="21"/>
+        </w:rPr>
+        <w:t xml:space="preserve">What we do know is internal. It was proportionally the dirtiest group in the project — 21% of its records were wrong, caused almost entirely by five foreign example words, with French </w:t>
+      </w:r>
+      <w:r>
+        <w:rPr>
+          <w:rFonts w:ascii="Consolas" w:hAnsi="Consolas"/>
+          <w:b w:val="0"/>
+          <w:i w:val="0"/>
+          <w:color w:val="464B52"/>
+          <w:sz w:val="20"/>
+        </w:rPr>
+        <w:t>praticien</w:t>
+      </w:r>
+      <w:r>
+        <w:rPr>
+          <w:rFonts w:ascii="Calibri" w:hAnsi="Calibri"/>
+          <w:b w:val="0"/>
+          <w:i w:val="0"/>
+          <w:color w:val="464B52"/>
+          <w:sz w:val="21"/>
+        </w:rPr>
+        <w:t xml:space="preserve"> sitting three letters from </w:t>
+      </w:r>
+      <w:r>
+        <w:rPr>
+          <w:rFonts w:ascii="Consolas" w:hAnsi="Consolas"/>
+          <w:b w:val="0"/>
+          <w:i w:val="0"/>
+          <w:color w:val="464B52"/>
+          <w:sz w:val="20"/>
+        </w:rPr>
+        <w:t>pharmacien</w:t>
+      </w:r>
+      <w:r>
+        <w:rPr>
+          <w:rFonts w:ascii="Calibri" w:hAnsi="Calibri"/>
+          <w:b w:val="0"/>
+          <w:i w:val="0"/>
+          <w:color w:val="464B52"/>
+          <w:sz w:val="21"/>
+        </w:rPr>
+        <w:t>.</w:t>
+      </w:r>
+    </w:p>
+    <w:p>
+      <w:pPr>
+        <w:spacing w:after="100"/>
+      </w:pPr>
+      <w:r>
+        <w:rPr>
+          <w:rFonts w:ascii="Calibri" w:hAnsi="Calibri"/>
+          <w:b/>
+          <w:i w:val="0"/>
+          <w:color w:val="464B52"/>
+          <w:sz w:val="21"/>
+        </w:rPr>
+        <w:t>And fixing all of that moved the audience by 91 people.</w:t>
+      </w:r>
+      <w:r>
+        <w:rPr>
+          <w:rFonts w:ascii="Calibri" w:hAnsi="Calibri"/>
+          <w:b w:val="0"/>
+          <w:i w:val="0"/>
+          <w:color w:val="464B52"/>
+          <w:sz w:val="21"/>
+        </w:rPr>
+        <w:t xml:space="preserve"> The weights make a pharmacy department effectively mandatory, so a chemist without one was never confirmed in the first place. The clearest demonstration in the project that a dictionary and an audience are different things.</w:t>
+      </w:r>
+    </w:p>
+    <w:p>
+      <w:pPr>
+        <w:keepNext/>
+        <w:spacing w:before="280" w:after="80"/>
+      </w:pPr>
+      <w:r>
+        <w:rPr>
+          <w:rFonts w:ascii="Calibri" w:hAnsi="Calibri"/>
+          <w:b/>
+          <w:color w:val="1F6F6A"/>
+          <w:sz w:val="25"/>
+        </w:rPr>
+        <w:t>6.8  LIBRARIAN — 668 people</w:t>
+      </w:r>
+    </w:p>
+    <w:p>
+      <w:pPr>
+        <w:spacing w:after="100"/>
+      </w:pPr>
+      <w:r>
+        <w:rPr>
+          <w:rFonts w:ascii="Calibri" w:hAnsi="Calibri"/>
+          <w:b/>
+          <w:i w:val="0"/>
+          <w:color w:val="464B52"/>
+          <w:sz w:val="21"/>
+        </w:rPr>
+        <w:t>Cannot be measured externally</w:t>
+      </w:r>
+      <w:r>
+        <w:rPr>
+          <w:rFonts w:ascii="Calibri" w:hAnsi="Calibri"/>
+          <w:b w:val="0"/>
+          <w:i w:val="0"/>
+          <w:color w:val="464B52"/>
+          <w:sz w:val="21"/>
+        </w:rPr>
+        <w:t xml:space="preserve"> — four people in the ground truth set.</w:t>
+      </w:r>
+    </w:p>
+    <w:p>
+      <w:pPr>
+        <w:spacing w:after="100"/>
+      </w:pPr>
+      <w:r>
+        <w:rPr>
+          <w:rFonts w:ascii="Calibri" w:hAnsi="Calibri"/>
+          <w:b/>
+          <w:i w:val="0"/>
+          <w:color w:val="464B52"/>
+          <w:sz w:val="21"/>
+        </w:rPr>
+        <w:t>But it is the one audience whose error rate we actually know</w:t>
+      </w:r>
+      <w:r>
+        <w:rPr>
+          <w:rFonts w:ascii="Calibri" w:hAnsi="Calibri"/>
+          <w:b w:val="0"/>
+          <w:i w:val="0"/>
+          <w:color w:val="464B52"/>
+          <w:sz w:val="21"/>
+        </w:rPr>
+        <w:t xml:space="preserve">, because every assignment is exact. It is decided by eleven literal patterns rather than by the machine, so each of its 871 titles either contains the word or does not. We read the exceptions: </w:t>
+      </w:r>
+      <w:r>
+        <w:rPr>
+          <w:rFonts w:ascii="Calibri" w:hAnsi="Calibri"/>
+          <w:b/>
+          <w:i w:val="0"/>
+          <w:color w:val="464B52"/>
+          <w:sz w:val="21"/>
+        </w:rPr>
+        <w:t>89 records of 21,855, or 0.4%</w:t>
+      </w:r>
+      <w:r>
+        <w:rPr>
+          <w:rFonts w:ascii="Calibri" w:hAnsi="Calibri"/>
+          <w:b w:val="0"/>
+          <w:i w:val="0"/>
+          <w:color w:val="464B52"/>
+          <w:sz w:val="21"/>
+        </w:rPr>
+        <w:t>, both of them genetic and chemical *libraries* rather than library staff.</w:t>
+      </w:r>
+    </w:p>
+    <w:p>
+      <w:pPr>
+        <w:spacing w:after="100"/>
+      </w:pPr>
+      <w:r>
+        <w:rPr>
+          <w:rFonts w:ascii="Calibri" w:hAnsi="Calibri"/>
+          <w:b w:val="0"/>
+          <w:i w:val="0"/>
+          <w:color w:val="464B52"/>
+          <w:sz w:val="21"/>
+        </w:rPr>
+        <w:t>That is a different kind of evidence from everything else here — not a sample, a complete reading. It is possible only because the group is small and the rule is literal.</w:t>
+      </w:r>
+    </w:p>
+    <w:p>
+      <w:pPr>
+        <w:keepNext/>
+        <w:spacing w:before="400" w:after="120"/>
+      </w:pPr>
+      <w:r>
+        <w:rPr>
+          <w:rFonts w:ascii="Calibri" w:hAnsi="Calibri"/>
+          <w:b/>
+          <w:color w:val="1C1F23"/>
+          <w:sz w:val="32"/>
+        </w:rPr>
+        <w:t>7.  How to use the taxonomy well — step by step</w:t>
       </w:r>
     </w:p>
     <w:p>
@@ -6826,7 +13232,7 @@
                 <w:rFonts w:ascii="Consolas" w:hAnsi="Consolas"/>
                 <w:b w:val="0"/>
                 <w:color w:val="464B52"/>
-                <w:sz w:val="19"/>
+                <w:sz w:val="18"/>
               </w:rPr>
               <w:t>practitioner</w:t>
             </w:r>
@@ -6887,7 +13293,7 @@
                 <w:rFonts w:ascii="Consolas" w:hAnsi="Consolas"/>
                 <w:b w:val="0"/>
                 <w:color w:val="464B52"/>
-                <w:sz w:val="19"/>
+                <w:sz w:val="18"/>
               </w:rPr>
               <w:t>trainee_clinical</w:t>
             </w:r>
@@ -6947,7 +13353,7 @@
                 <w:rFonts w:ascii="Consolas" w:hAnsi="Consolas"/>
                 <w:b w:val="0"/>
                 <w:color w:val="464B52"/>
-                <w:sz w:val="19"/>
+                <w:sz w:val="18"/>
               </w:rPr>
               <w:t>student</w:t>
             </w:r>
@@ -7163,7 +13569,7 @@
           <w:color w:val="1C1F23"/>
           <w:sz w:val="32"/>
         </w:rPr>
-        <w:t>7.  Which matches need the most attention</w:t>
+        <w:t>8.  Which matches need the most attention</w:t>
       </w:r>
     </w:p>
     <w:p>
@@ -7290,9 +13696,36 @@
                 <w:rFonts w:ascii="Consolas" w:hAnsi="Consolas"/>
                 <w:b w:val="0"/>
                 <w:color w:val="464B52"/>
+                <w:sz w:val="16"/>
+              </w:rPr>
+              <w:t>research assistant professor</w:t>
+            </w:r>
+            <w:r>
+              <w:rPr>
+                <w:rFonts w:ascii="Calibri" w:hAnsi="Calibri"/>
+                <w:b w:val="0"/>
+                <w:color w:val="464B52"/>
                 <w:sz w:val="17"/>
               </w:rPr>
-              <w:t>research assistant professor` is in Researcher, while `assistant research professor` is in Teaching</w:t>
+              <w:t xml:space="preserve"> is in Researcher, while </w:t>
+            </w:r>
+            <w:r>
+              <w:rPr>
+                <w:rFonts w:ascii="Consolas" w:hAnsi="Consolas"/>
+                <w:b w:val="0"/>
+                <w:color w:val="464B52"/>
+                <w:sz w:val="16"/>
+              </w:rPr>
+              <w:t>assistant research professor</w:t>
+            </w:r>
+            <w:r>
+              <w:rPr>
+                <w:rFonts w:ascii="Calibri" w:hAnsi="Calibri"/>
+                <w:b w:val="0"/>
+                <w:color w:val="464B52"/>
+                <w:sz w:val="17"/>
+              </w:rPr>
+              <w:t xml:space="preserve"> is in Teaching</w:t>
             </w:r>
           </w:p>
         </w:tc>
@@ -7369,9 +13802,36 @@
                 <w:rFonts w:ascii="Consolas" w:hAnsi="Consolas"/>
                 <w:b w:val="0"/>
                 <w:color w:val="464B52"/>
+                <w:sz w:val="16"/>
+              </w:rPr>
+              <w:t>research director</w:t>
+            </w:r>
+            <w:r>
+              <w:rPr>
+                <w:rFonts w:ascii="Calibri" w:hAnsi="Calibri"/>
+                <w:b w:val="0"/>
+                <w:color w:val="464B52"/>
                 <w:sz w:val="17"/>
               </w:rPr>
-              <w:t>research director` is a researcher, but `director of research` was in a group that feeds nothing</w:t>
+              <w:t xml:space="preserve"> is a researcher, but </w:t>
+            </w:r>
+            <w:r>
+              <w:rPr>
+                <w:rFonts w:ascii="Consolas" w:hAnsi="Consolas"/>
+                <w:b w:val="0"/>
+                <w:color w:val="464B52"/>
+                <w:sz w:val="16"/>
+              </w:rPr>
+              <w:t>director of research</w:t>
+            </w:r>
+            <w:r>
+              <w:rPr>
+                <w:rFonts w:ascii="Calibri" w:hAnsi="Calibri"/>
+                <w:b w:val="0"/>
+                <w:color w:val="464B52"/>
+                <w:sz w:val="17"/>
+              </w:rPr>
+              <w:t xml:space="preserve"> was in a group that feeds nothing</w:t>
             </w:r>
           </w:p>
         </w:tc>
@@ -7459,9 +13919,18 @@
                 <w:rFonts w:ascii="Consolas" w:hAnsi="Consolas"/>
                 <w:b w:val="0"/>
                 <w:color w:val="464B52"/>
+                <w:sz w:val="16"/>
+              </w:rPr>
+              <w:t>fellow</w:t>
+            </w:r>
+            <w:r>
+              <w:rPr>
+                <w:rFonts w:ascii="Calibri" w:hAnsi="Calibri"/>
+                <w:b w:val="0"/>
+                <w:color w:val="464B52"/>
                 <w:sz w:val="17"/>
               </w:rPr>
-              <w:t>fellow` on its own was treated as a doctor in training</w:t>
+              <w:t xml:space="preserve"> on its own was treated as a doctor in training</w:t>
             </w:r>
           </w:p>
         </w:tc>
@@ -7547,9 +14016,18 @@
                 <w:rFonts w:ascii="Consolas" w:hAnsi="Consolas"/>
                 <w:b w:val="0"/>
                 <w:color w:val="464B52"/>
+                <w:sz w:val="16"/>
+              </w:rPr>
+              <w:t>pi</w:t>
+            </w:r>
+            <w:r>
+              <w:rPr>
+                <w:rFonts w:ascii="Calibri" w:hAnsi="Calibri"/>
+                <w:b w:val="0"/>
+                <w:color w:val="464B52"/>
                 <w:sz w:val="17"/>
               </w:rPr>
-              <w:t>pi` was given no profession at all</w:t>
+              <w:t xml:space="preserve"> was given no profession at all</w:t>
             </w:r>
           </w:p>
         </w:tc>
@@ -7637,9 +14115,54 @@
                 <w:rFonts w:ascii="Consolas" w:hAnsi="Consolas"/>
                 <w:b w:val="0"/>
                 <w:color w:val="464B52"/>
+                <w:sz w:val="16"/>
+              </w:rPr>
+              <w:t>statistician</w:t>
+            </w:r>
+            <w:r>
+              <w:rPr>
+                <w:rFonts w:ascii="Calibri" w:hAnsi="Calibri"/>
+                <w:b w:val="0"/>
+                <w:color w:val="464B52"/>
                 <w:sz w:val="17"/>
               </w:rPr>
-              <w:t>statistician` feeds nothing, but `biostatistician` and `bioinformatician` are researchers</w:t>
+              <w:t xml:space="preserve"> feeds nothing, but </w:t>
+            </w:r>
+            <w:r>
+              <w:rPr>
+                <w:rFonts w:ascii="Consolas" w:hAnsi="Consolas"/>
+                <w:b w:val="0"/>
+                <w:color w:val="464B52"/>
+                <w:sz w:val="16"/>
+              </w:rPr>
+              <w:t>biostatistician</w:t>
+            </w:r>
+            <w:r>
+              <w:rPr>
+                <w:rFonts w:ascii="Calibri" w:hAnsi="Calibri"/>
+                <w:b w:val="0"/>
+                <w:color w:val="464B52"/>
+                <w:sz w:val="17"/>
+              </w:rPr>
+              <w:t xml:space="preserve"> and </w:t>
+            </w:r>
+            <w:r>
+              <w:rPr>
+                <w:rFonts w:ascii="Consolas" w:hAnsi="Consolas"/>
+                <w:b w:val="0"/>
+                <w:color w:val="464B52"/>
+                <w:sz w:val="16"/>
+              </w:rPr>
+              <w:t>bioinformatician</w:t>
+            </w:r>
+            <w:r>
+              <w:rPr>
+                <w:rFonts w:ascii="Calibri" w:hAnsi="Calibri"/>
+                <w:b w:val="0"/>
+                <w:color w:val="464B52"/>
+                <w:sz w:val="17"/>
+              </w:rPr>
+              <w:t xml:space="preserve"> are researchers</w:t>
             </w:r>
           </w:p>
         </w:tc>
@@ -7725,9 +14248,18 @@
                 <w:rFonts w:ascii="Consolas" w:hAnsi="Consolas"/>
                 <w:b w:val="0"/>
                 <w:color w:val="464B52"/>
+                <w:sz w:val="16"/>
+              </w:rPr>
+              <w:t>medical director</w:t>
+            </w:r>
+            <w:r>
+              <w:rPr>
+                <w:rFonts w:ascii="Calibri" w:hAnsi="Calibri"/>
+                <w:b w:val="0"/>
+                <w:color w:val="464B52"/>
                 <w:sz w:val="17"/>
               </w:rPr>
-              <w:t>medical director` was treated as someone who treats patients</w:t>
+              <w:t xml:space="preserve"> was treated as someone who treats patients</w:t>
             </w:r>
           </w:p>
         </w:tc>
@@ -7815,9 +14347,36 @@
                 <w:rFonts w:ascii="Consolas" w:hAnsi="Consolas"/>
                 <w:b w:val="0"/>
                 <w:color w:val="464B52"/>
+                <w:sz w:val="16"/>
+              </w:rPr>
+              <w:t>privatdozent</w:t>
+            </w:r>
+            <w:r>
+              <w:rPr>
+                <w:rFonts w:ascii="Calibri" w:hAnsi="Calibri"/>
+                <w:b w:val="0"/>
+                <w:color w:val="464B52"/>
                 <w:sz w:val="17"/>
               </w:rPr>
-              <w:t>privatdozent` and `pd` are given no profession</w:t>
+              <w:t xml:space="preserve"> and </w:t>
+            </w:r>
+            <w:r>
+              <w:rPr>
+                <w:rFonts w:ascii="Consolas" w:hAnsi="Consolas"/>
+                <w:b w:val="0"/>
+                <w:color w:val="464B52"/>
+                <w:sz w:val="16"/>
+              </w:rPr>
+              <w:t>pd</w:t>
+            </w:r>
+            <w:r>
+              <w:rPr>
+                <w:rFonts w:ascii="Calibri" w:hAnsi="Calibri"/>
+                <w:b w:val="0"/>
+                <w:color w:val="464B52"/>
+                <w:sz w:val="17"/>
+              </w:rPr>
+              <w:t xml:space="preserve"> are given no profession</w:t>
             </w:r>
           </w:p>
         </w:tc>
@@ -7874,7 +14433,25 @@
                 <w:color w:val="464B52"/>
                 <w:sz w:val="17"/>
               </w:rPr>
-              <w:t>Check what `pd` really is, then two lines</w:t>
+              <w:t xml:space="preserve">Check what </w:t>
+            </w:r>
+            <w:r>
+              <w:rPr>
+                <w:rFonts w:ascii="Consolas" w:hAnsi="Consolas"/>
+                <w:b w:val="0"/>
+                <w:color w:val="464B52"/>
+                <w:sz w:val="16"/>
+              </w:rPr>
+              <w:t>pd</w:t>
+            </w:r>
+            <w:r>
+              <w:rPr>
+                <w:rFonts w:ascii="Calibri" w:hAnsi="Calibri"/>
+                <w:b w:val="0"/>
+                <w:color w:val="464B52"/>
+                <w:sz w:val="17"/>
+              </w:rPr>
+              <w:t xml:space="preserve"> really is, then two lines</w:t>
             </w:r>
           </w:p>
         </w:tc>
@@ -8172,7 +14749,7 @@
           <w:color w:val="1C1F23"/>
           <w:sz w:val="32"/>
         </w:rPr>
-        <w:t>8.  What happens next</w:t>
+        <w:t>9.  What happens next</w:t>
       </w:r>
     </w:p>
     <w:tbl>
@@ -8324,7 +14901,25 @@
                 <w:color w:val="464B52"/>
                 <w:sz w:val="18"/>
               </w:rPr>
-              <w:t>Written as `analyses/28`. Finds splits like the 85,845-record one automatically. No judgement needed.</w:t>
+              <w:t xml:space="preserve">Written as </w:t>
+            </w:r>
+            <w:r>
+              <w:rPr>
+                <w:rFonts w:ascii="Consolas" w:hAnsi="Consolas"/>
+                <w:b w:val="0"/>
+                <w:color w:val="464B52"/>
+                <w:sz w:val="17"/>
+              </w:rPr>
+              <w:t>analyses/28</w:t>
+            </w:r>
+            <w:r>
+              <w:rPr>
+                <w:rFonts w:ascii="Calibri" w:hAnsi="Calibri"/>
+                <w:b w:val="0"/>
+                <w:color w:val="464B52"/>
+                <w:sz w:val="18"/>
+              </w:rPr>
+              <w:t>. Finds splits like the 85,845-record one automatically. No judgement needed.</w:t>
             </w:r>
           </w:p>
         </w:tc>
@@ -8563,9 +15158,18 @@
                 <w:rFonts w:ascii="Consolas" w:hAnsi="Consolas"/>
                 <w:b w:val="0"/>
                 <w:color w:val="464B52"/>
+                <w:sz w:val="17"/>
+              </w:rPr>
+              <w:t>is_book_author_communications_opted_in</w:t>
+            </w:r>
+            <w:r>
+              <w:rPr>
+                <w:rFonts w:ascii="Calibri" w:hAnsi="Calibri"/>
+                <w:b w:val="0"/>
+                <w:color w:val="464B52"/>
                 <w:sz w:val="18"/>
               </w:rPr>
-              <w:t>is_book_author_communications_opted_in`. Agreed. Half an hour.</w:t>
+              <w:t>. Agreed. Half an hour.</w:t>
             </w:r>
           </w:p>
         </w:tc>
@@ -8804,7 +15408,25 @@
                 <w:color w:val="464B52"/>
                 <w:sz w:val="18"/>
               </w:rPr>
-              <w:t>Chloe pointed at `Staging_Response`. Would make the check repeatable instead of a one-off export.</w:t>
+              <w:t xml:space="preserve">Chloe pointed at </w:t>
+            </w:r>
+            <w:r>
+              <w:rPr>
+                <w:rFonts w:ascii="Consolas" w:hAnsi="Consolas"/>
+                <w:b w:val="0"/>
+                <w:color w:val="464B52"/>
+                <w:sz w:val="17"/>
+              </w:rPr>
+              <w:t>Staging_Response</w:t>
+            </w:r>
+            <w:r>
+              <w:rPr>
+                <w:rFonts w:ascii="Calibri" w:hAnsi="Calibri"/>
+                <w:b w:val="0"/>
+                <w:color w:val="464B52"/>
+                <w:sz w:val="18"/>
+              </w:rPr>
+              <w:t>. Would make the check repeatable instead of a one-off export.</w:t>
             </w:r>
           </w:p>
         </w:tc>
@@ -9227,7 +15849,25 @@
                 <w:color w:val="464B52"/>
                 <w:sz w:val="18"/>
               </w:rPr>
-              <w:t>Move `medical director` back to Practitioner</w:t>
+              <w:t xml:space="preserve">Move </w:t>
+            </w:r>
+            <w:r>
+              <w:rPr>
+                <w:rFonts w:ascii="Consolas" w:hAnsi="Consolas"/>
+                <w:b w:val="0"/>
+                <w:color w:val="464B52"/>
+                <w:sz w:val="17"/>
+              </w:rPr>
+              <w:t>medical director</w:t>
+            </w:r>
+            <w:r>
+              <w:rPr>
+                <w:rFonts w:ascii="Calibri" w:hAnsi="Calibri"/>
+                <w:b w:val="0"/>
+                <w:color w:val="464B52"/>
+                <w:sz w:val="18"/>
+              </w:rPr>
+              <w:t xml:space="preserve"> back to Practitioner</w:t>
             </w:r>
           </w:p>
         </w:tc>
@@ -9362,7 +16002,87 @@
           <w:color w:val="464B52"/>
           <w:sz w:val="21"/>
         </w:rPr>
-        <w:t xml:space="preserve"> `medical director` added 198 people to Clinical Administrator, so the move itself was worth it. And the hospital path into Head of Faculty carried about 2,000 people — 826 `director`, 294 `head of department`, 17 `dean` — so lowering the score would have cost far more than the 95 medical directors it removed.</w:t>
+        <w:t xml:space="preserve"> </w:t>
+      </w:r>
+      <w:r>
+        <w:rPr>
+          <w:rFonts w:ascii="Consolas" w:hAnsi="Consolas"/>
+          <w:b w:val="0"/>
+          <w:i w:val="0"/>
+          <w:color w:val="464B52"/>
+          <w:sz w:val="20"/>
+        </w:rPr>
+        <w:t>medical director</w:t>
+      </w:r>
+      <w:r>
+        <w:rPr>
+          <w:rFonts w:ascii="Calibri" w:hAnsi="Calibri"/>
+          <w:b w:val="0"/>
+          <w:i w:val="0"/>
+          <w:color w:val="464B52"/>
+          <w:sz w:val="21"/>
+        </w:rPr>
+        <w:t xml:space="preserve"> added 198 people to Clinical Administrator, so the move itself was worth it. And the hospital path into Head of Faculty carried about 2,000 people — 826 </w:t>
+      </w:r>
+      <w:r>
+        <w:rPr>
+          <w:rFonts w:ascii="Consolas" w:hAnsi="Consolas"/>
+          <w:b w:val="0"/>
+          <w:i w:val="0"/>
+          <w:color w:val="464B52"/>
+          <w:sz w:val="20"/>
+        </w:rPr>
+        <w:t>director</w:t>
+      </w:r>
+      <w:r>
+        <w:rPr>
+          <w:rFonts w:ascii="Calibri" w:hAnsi="Calibri"/>
+          <w:b w:val="0"/>
+          <w:i w:val="0"/>
+          <w:color w:val="464B52"/>
+          <w:sz w:val="21"/>
+        </w:rPr>
+        <w:t xml:space="preserve">, 294 </w:t>
+      </w:r>
+      <w:r>
+        <w:rPr>
+          <w:rFonts w:ascii="Consolas" w:hAnsi="Consolas"/>
+          <w:b w:val="0"/>
+          <w:i w:val="0"/>
+          <w:color w:val="464B52"/>
+          <w:sz w:val="20"/>
+        </w:rPr>
+        <w:t>head of department</w:t>
+      </w:r>
+      <w:r>
+        <w:rPr>
+          <w:rFonts w:ascii="Calibri" w:hAnsi="Calibri"/>
+          <w:b w:val="0"/>
+          <w:i w:val="0"/>
+          <w:color w:val="464B52"/>
+          <w:sz w:val="21"/>
+        </w:rPr>
+        <w:t xml:space="preserve">, 17 </w:t>
+      </w:r>
+      <w:r>
+        <w:rPr>
+          <w:rFonts w:ascii="Consolas" w:hAnsi="Consolas"/>
+          <w:b w:val="0"/>
+          <w:i w:val="0"/>
+          <w:color w:val="464B52"/>
+          <w:sz w:val="20"/>
+        </w:rPr>
+        <w:t>dean</w:t>
+      </w:r>
+      <w:r>
+        <w:rPr>
+          <w:rFonts w:ascii="Calibri" w:hAnsi="Calibri"/>
+          <w:b w:val="0"/>
+          <w:i w:val="0"/>
+          <w:color w:val="464B52"/>
+          <w:sz w:val="21"/>
+        </w:rPr>
+        <w:t xml:space="preserve"> — so lowering the score would have cost far more than the 95 medical directors it removed.</w:t>
       </w:r>
     </w:p>
     <w:p>

--- a/orcid_role_identifier/docs/ORCID-Role-Enrichment-Status-and-Plan.docx
+++ b/orcid_role_identifier/docs/ORCID-Role-Enrichment-Status-and-Plan.docx
@@ -405,7 +405,7 @@
                 <w:color w:val="464B52"/>
                 <w:sz w:val="20"/>
               </w:rPr>
-              <w:t>And the route that could grow it has been sized and partly ruled out.</w:t>
+              <w:t>And the route that could grow it has been measured.</w:t>
             </w:r>
             <w:r>
               <w:rPr>
@@ -414,7 +414,7 @@
                 <w:color w:val="464B52"/>
                 <w:sz w:val="20"/>
               </w:rPr>
-              <w:t xml:space="preserve"> </w:t>
+              <w:t xml:space="preserve"> The professor-plus-leadership compounds would cost Lecturer at most 1,739 people (0.43%) and gain Head of Faculty up to 3,376 (+19%) — the best trade that audience has been offered. </w:t>
             </w:r>
             <w:r>
               <w:rPr>
@@ -432,7 +432,43 @@
                 <w:color w:val="464B52"/>
                 <w:sz w:val="20"/>
               </w:rPr>
-              <w:t xml:space="preserve"> cannot be used as a leadership signal: ~1,600 records of the compound family are endowed professorships, Canada Research Chairs and Lehrstühle. See the box under 6.4.</w:t>
+              <w:t xml:space="preserve"> is ruled out of it: 290 of 968 chair titles are endowed professorships. And </w:t>
+            </w:r>
+            <w:r>
+              <w:rPr>
+                <w:rFonts w:ascii="Consolas" w:hAnsi="Consolas"/>
+                <w:b w:val="0"/>
+                <w:color w:val="1C1F23"/>
+                <w:sz w:val="19"/>
+              </w:rPr>
+              <w:t>head</w:t>
+            </w:r>
+            <w:r>
+              <w:rPr>
+                <w:rFonts w:ascii="Calibri" w:hAnsi="Calibri"/>
+                <w:b w:val="0"/>
+                <w:color w:val="464B52"/>
+                <w:sz w:val="20"/>
+              </w:rPr>
+              <w:t xml:space="preserve"> on its own is ruled out too, by </w:t>
+            </w:r>
+            <w:r>
+              <w:rPr>
+                <w:rFonts w:ascii="Consolas" w:hAnsi="Consolas"/>
+                <w:b w:val="0"/>
+                <w:color w:val="1C1F23"/>
+                <w:sz w:val="19"/>
+              </w:rPr>
+              <w:t>head and neck surgery</w:t>
+            </w:r>
+            <w:r>
+              <w:rPr>
+                <w:rFonts w:ascii="Calibri" w:hAnsi="Calibri"/>
+                <w:b w:val="0"/>
+                <w:color w:val="464B52"/>
+                <w:sz w:val="20"/>
+              </w:rPr>
+              <w:t>. See the two boxes under 6.4.</w:t>
             </w:r>
           </w:p>
         </w:tc>
@@ -11664,7 +11700,7 @@
                 <w:color w:val="8A6410"/>
                 <w:sz w:val="19"/>
               </w:rPr>
-              <w:t>OPEN WORK: THE PROFESSOR-PLUS-LEADERSHIP COMPOUND TITLES</w:t>
+              <w:t>MEASURED 30 OCTOBER: THE COMPOUND TITLES, AND WHAT THEY WOULD BUY</w:t>
             </w:r>
           </w:p>
           <w:p>
@@ -11678,25 +11714,7 @@
                 <w:color w:val="464B52"/>
                 <w:sz w:val="20"/>
               </w:rPr>
-              <w:t xml:space="preserve">This is the one route that could materially grow the audience from data we already hold. About </w:t>
-            </w:r>
-            <w:r>
-              <w:rPr>
-                <w:rFonts w:ascii="Calibri" w:hAnsi="Calibri"/>
-                <w:b/>
-                <w:color w:val="464B52"/>
-                <w:sz w:val="20"/>
-              </w:rPr>
-              <w:t>68,000 records</w:t>
-            </w:r>
-            <w:r>
-              <w:rPr>
-                <w:rFonts w:ascii="Calibri" w:hAnsi="Calibri"/>
-                <w:b w:val="0"/>
-                <w:color w:val="464B52"/>
-                <w:sz w:val="20"/>
-              </w:rPr>
-              <w:t xml:space="preserve"> carry a title naming both posts — </w:t>
+              <w:t xml:space="preserve">This is the one route that could materially grow the audience from data we already hold: titles naming both posts — </w:t>
             </w:r>
             <w:r>
               <w:rPr>
@@ -11732,8 +11750,18 @@
                 <w:color w:val="464B52"/>
                 <w:sz w:val="20"/>
               </w:rPr>
-              <w:t xml:space="preserve">, </w:t>
-            </w:r>
+              <w:t>. They sit in teaching today, so none of them reaches Head of Faculty. Sized for the first time on 30 October:</w:t>
+            </w:r>
+          </w:p>
+          <w:p>
+            <w:pPr>
+              <w:spacing w:after="40"/>
+            </w:pPr>
+          </w:p>
+          <w:p>
+            <w:pPr>
+              <w:spacing w:after="40"/>
+            </w:pPr>
             <w:r>
               <w:rPr>
                 <w:rFonts w:ascii="Consolas" w:hAnsi="Consolas"/>
@@ -11741,36 +11769,13 @@
                 <w:color w:val="1C1F23"/>
                 <w:sz w:val="19"/>
               </w:rPr>
-              <w:t>professor and director</w:t>
-            </w:r>
-            <w:r>
-              <w:rPr>
-                <w:rFonts w:ascii="Calibri" w:hAnsi="Calibri"/>
-                <w:b w:val="0"/>
-                <w:color w:val="464B52"/>
-                <w:sz w:val="20"/>
-              </w:rPr>
-              <w:t>. They sit in teaching today, so none of them reaches Head of Faculty.</w:t>
+              <w:t>head or dean, no chair word     1,982 titles    78,005 records</w:t>
             </w:r>
           </w:p>
           <w:p>
             <w:pPr>
               <w:spacing w:after="40"/>
             </w:pPr>
-          </w:p>
-          <w:p>
-            <w:pPr>
-              <w:spacing w:after="40"/>
-            </w:pPr>
-            <w:r>
-              <w:rPr>
-                <w:rFonts w:ascii="Calibri" w:hAnsi="Calibri"/>
-                <w:b w:val="0"/>
-                <w:color w:val="464B52"/>
-                <w:sz w:val="20"/>
-              </w:rPr>
-              <w:t xml:space="preserve">**Reading the full list on 30 October found that </w:t>
-            </w:r>
             <w:r>
               <w:rPr>
                 <w:rFonts w:ascii="Consolas" w:hAnsi="Consolas"/>
@@ -11778,22 +11783,8 @@
                 <w:color w:val="1C1F23"/>
                 <w:sz w:val="19"/>
               </w:rPr>
-              <w:t>chair</w:t>
-            </w:r>
-            <w:r>
-              <w:rPr>
-                <w:rFonts w:ascii="Calibri" w:hAnsi="Calibri"/>
-                <w:b w:val="0"/>
-                <w:color w:val="464B52"/>
-                <w:sz w:val="20"/>
-              </w:rPr>
-              <w:t xml:space="preserve"> cannot be used.** Roughly 1,600 records of the family are endowed professorships, not leadership posts:</w:t>
-            </w:r>
-          </w:p>
-          <w:p>
-            <w:pPr>
-              <w:spacing w:after="40"/>
-            </w:pPr>
+              <w:t>chair word only                   968 titles    44,611 records</w:t>
+            </w:r>
           </w:p>
           <w:p>
             <w:pPr>
@@ -11806,13 +11797,27 @@
                 <w:color w:val="1C1F23"/>
                 <w:sz w:val="19"/>
               </w:rPr>
-              <w:t>full professor and chairholder chair of strategic entrepreneurship      227</w:t>
+              <w:t>both                                49 titles     1,421 records</w:t>
             </w:r>
           </w:p>
           <w:p>
             <w:pPr>
               <w:spacing w:after="40"/>
             </w:pPr>
+          </w:p>
+          <w:p>
+            <w:pPr>
+              <w:spacing w:after="40"/>
+            </w:pPr>
+            <w:r>
+              <w:rPr>
+                <w:rFonts w:ascii="Calibri" w:hAnsi="Calibri"/>
+                <w:b w:val="0"/>
+                <w:color w:val="464B52"/>
+                <w:sz w:val="20"/>
+              </w:rPr>
+              <w:t>**</w:t>
+            </w:r>
             <w:r>
               <w:rPr>
                 <w:rFonts w:ascii="Consolas" w:hAnsi="Consolas"/>
@@ -11820,13 +11825,17 @@
                 <w:color w:val="1C1F23"/>
                 <w:sz w:val="19"/>
               </w:rPr>
-              <w:t>dean s chair associate professor                                        204</w:t>
-            </w:r>
-          </w:p>
-          <w:p>
-            <w:pPr>
-              <w:spacing w:after="40"/>
-            </w:pPr>
+              <w:t>chair</w:t>
+            </w:r>
+            <w:r>
+              <w:rPr>
+                <w:rFonts w:ascii="Calibri" w:hAnsi="Calibri"/>
+                <w:b w:val="0"/>
+                <w:color w:val="464B52"/>
+                <w:sz w:val="20"/>
+              </w:rPr>
+              <w:t xml:space="preserve"> is ruled out. 290 of the 968 chair titles are endowed professorships**, not leadership posts — Canada Research Chairs, a </w:t>
+            </w:r>
             <w:r>
               <w:rPr>
                 <w:rFonts w:ascii="Consolas" w:hAnsi="Consolas"/>
@@ -11834,8 +11843,50 @@
                 <w:color w:val="1C1F23"/>
                 <w:sz w:val="19"/>
               </w:rPr>
-              <w:t>professor canada research chair tier 1                                  178</w:t>
-            </w:r>
+              <w:t>Dean's Chair</w:t>
+            </w:r>
+            <w:r>
+              <w:rPr>
+                <w:rFonts w:ascii="Calibri" w:hAnsi="Calibri"/>
+                <w:b w:val="0"/>
+                <w:color w:val="464B52"/>
+                <w:sz w:val="20"/>
+              </w:rPr>
+              <w:t>, a European Lehrstuhl. Thirty per cent of the family by title count. And the exclusion cannot be written as a pattern: the pattern layer is a plain text match, and BigQuery's regular expressions have no way to say "not", so "contains professor and chair but not research chair" is not expressible in one row.</w:t>
+            </w:r>
+          </w:p>
+          <w:p>
+            <w:pPr>
+              <w:spacing w:after="40"/>
+            </w:pPr>
+          </w:p>
+          <w:p>
+            <w:pPr>
+              <w:spacing w:after="40"/>
+            </w:pPr>
+            <w:r>
+              <w:rPr>
+                <w:rFonts w:ascii="Calibri" w:hAnsi="Calibri"/>
+                <w:b/>
+                <w:color w:val="464B52"/>
+                <w:sz w:val="20"/>
+              </w:rPr>
+              <w:t>The head and dean family, measured both ways.</w:t>
+            </w:r>
+            <w:r>
+              <w:rPr>
+                <w:rFonts w:ascii="Calibri" w:hAnsi="Calibri"/>
+                <w:b w:val="0"/>
+                <w:color w:val="464B52"/>
+                <w:sz w:val="20"/>
+              </w:rPr>
+              <w:t xml:space="preserve"> 3,683 people hold one:</w:t>
+            </w:r>
+          </w:p>
+          <w:p>
+            <w:pPr>
+              <w:spacing w:after="40"/>
+            </w:pPr>
           </w:p>
           <w:p>
             <w:pPr>
@@ -11848,7 +11899,7 @@
                 <w:color w:val="1C1F23"/>
                 <w:sz w:val="19"/>
               </w:rPr>
-              <w:t>canada research chair and full professor                                174</w:t>
+              <w:t>Lecturer loses      at most 1,739 of 399,884 people   0.43%</w:t>
             </w:r>
           </w:p>
           <w:p>
@@ -11862,146 +11913,13 @@
                 <w:color w:val="1C1F23"/>
                 <w:sz w:val="19"/>
               </w:rPr>
-              <w:t>professor &amp; canada excellence research chair                            172</w:t>
+              <w:t xml:space="preserve">                    the other 1,944 hold another teaching title and stay</w:t>
             </w:r>
           </w:p>
           <w:p>
             <w:pPr>
               <w:spacing w:after="40"/>
             </w:pPr>
-          </w:p>
-          <w:p>
-            <w:pPr>
-              <w:spacing w:after="40"/>
-            </w:pPr>
-            <w:r>
-              <w:rPr>
-                <w:rFonts w:ascii="Calibri" w:hAnsi="Calibri"/>
-                <w:b w:val="0"/>
-                <w:color w:val="464B52"/>
-                <w:sz w:val="20"/>
-              </w:rPr>
-              <w:t xml:space="preserve">A Canada Research Chair is a funded research professorship. A </w:t>
-            </w:r>
-            <w:r>
-              <w:rPr>
-                <w:rFonts w:ascii="Calibri" w:hAnsi="Calibri"/>
-                <w:b/>
-                <w:color w:val="464B52"/>
-                <w:sz w:val="20"/>
-              </w:rPr>
-              <w:t>Dean's Chair</w:t>
-            </w:r>
-            <w:r>
-              <w:rPr>
-                <w:rFonts w:ascii="Calibri" w:hAnsi="Calibri"/>
-                <w:b w:val="0"/>
-                <w:color w:val="464B52"/>
-                <w:sz w:val="20"/>
-              </w:rPr>
-              <w:t xml:space="preserve"> is an endowed chair named after the office that pays for it, not a deanship. A European </w:t>
-            </w:r>
-            <w:r>
-              <w:rPr>
-                <w:rFonts w:ascii="Calibri" w:hAnsi="Calibri"/>
-                <w:b/>
-                <w:color w:val="464B52"/>
-                <w:sz w:val="20"/>
-              </w:rPr>
-              <w:t>Chair of X</w:t>
-            </w:r>
-            <w:r>
-              <w:rPr>
-                <w:rFonts w:ascii="Calibri" w:hAnsi="Calibri"/>
-                <w:b w:val="0"/>
-                <w:color w:val="464B52"/>
-                <w:sz w:val="20"/>
-              </w:rPr>
-              <w:t xml:space="preserve"> (Lehrstuhl) is the professorship itself. All of these belong exactly where they are, in teaching.</w:t>
-            </w:r>
-          </w:p>
-          <w:p>
-            <w:pPr>
-              <w:spacing w:after="40"/>
-            </w:pPr>
-          </w:p>
-          <w:p>
-            <w:pPr>
-              <w:spacing w:after="40"/>
-            </w:pPr>
-            <w:r>
-              <w:rPr>
-                <w:rFonts w:ascii="Calibri" w:hAnsi="Calibri"/>
-                <w:b/>
-                <w:color w:val="464B52"/>
-                <w:sz w:val="20"/>
-              </w:rPr>
-              <w:t>And the exclusion cannot be written as a pattern.</w:t>
-            </w:r>
-            <w:r>
-              <w:rPr>
-                <w:rFonts w:ascii="Calibri" w:hAnsi="Calibri"/>
-                <w:b w:val="0"/>
-                <w:color w:val="464B52"/>
-                <w:sz w:val="20"/>
-              </w:rPr>
-              <w:t xml:space="preserve"> The pattern layer is a plain text match and BigQuery's regular expressions have no way to say "not", so "contains professor and chair but not research chair" is not expressible. A pattern would take the endowed chairs with it.</w:t>
-            </w:r>
-          </w:p>
-          <w:p>
-            <w:pPr>
-              <w:spacing w:after="40"/>
-            </w:pPr>
-          </w:p>
-          <w:p>
-            <w:pPr>
-              <w:spacing w:after="40"/>
-            </w:pPr>
-            <w:r>
-              <w:rPr>
-                <w:rFonts w:ascii="Calibri" w:hAnsi="Calibri"/>
-                <w:b w:val="0"/>
-                <w:color w:val="464B52"/>
-                <w:sz w:val="20"/>
-              </w:rPr>
-              <w:t xml:space="preserve">So the scope narrows to </w:t>
-            </w:r>
-            <w:r>
-              <w:rPr>
-                <w:rFonts w:ascii="Calibri" w:hAnsi="Calibri"/>
-                <w:b/>
-                <w:color w:val="464B52"/>
-                <w:sz w:val="20"/>
-              </w:rPr>
-              <w:t>head</w:t>
-            </w:r>
-            <w:r>
-              <w:rPr>
-                <w:rFonts w:ascii="Calibri" w:hAnsi="Calibri"/>
-                <w:b w:val="0"/>
-                <w:color w:val="464B52"/>
-                <w:sz w:val="20"/>
-              </w:rPr>
-              <w:t xml:space="preserve"> and </w:t>
-            </w:r>
-            <w:r>
-              <w:rPr>
-                <w:rFonts w:ascii="Calibri" w:hAnsi="Calibri"/>
-                <w:b/>
-                <w:color w:val="464B52"/>
-                <w:sz w:val="20"/>
-              </w:rPr>
-              <w:t>dean</w:t>
-            </w:r>
-            <w:r>
-              <w:rPr>
-                <w:rFonts w:ascii="Calibri" w:hAnsi="Calibri"/>
-                <w:b w:val="0"/>
-                <w:color w:val="464B52"/>
-                <w:sz w:val="20"/>
-              </w:rPr>
-              <w:t xml:space="preserve"> compounds, with </w:t>
-            </w:r>
             <w:r>
               <w:rPr>
                 <w:rFonts w:ascii="Consolas" w:hAnsi="Consolas"/>
@@ -12009,17 +11927,13 @@
                 <w:color w:val="1C1F23"/>
                 <w:sz w:val="19"/>
               </w:rPr>
-              <w:t>chair</w:t>
-            </w:r>
-            <w:r>
-              <w:rPr>
-                <w:rFonts w:ascii="Calibri" w:hAnsi="Calibri"/>
-                <w:b w:val="0"/>
-                <w:color w:val="464B52"/>
-                <w:sz w:val="20"/>
-              </w:rPr>
-              <w:t xml:space="preserve"> set aside entirely. </w:t>
-            </w:r>
+              <w:t>Head of Faculty gains  up to 3,376 of 17,528 people    +19%</w:t>
+            </w:r>
+          </w:p>
+          <w:p>
+            <w:pPr>
+              <w:spacing w:after="40"/>
+            </w:pPr>
             <w:r>
               <w:rPr>
                 <w:rFonts w:ascii="Consolas" w:hAnsi="Consolas"/>
@@ -12027,6 +11941,43 @@
                 <w:color w:val="1C1F23"/>
                 <w:sz w:val="19"/>
               </w:rPr>
+              <w:t xml:space="preserve">                    3,263 of them reachable; 307 are already in it</w:t>
+            </w:r>
+          </w:p>
+          <w:p>
+            <w:pPr>
+              <w:spacing w:after="40"/>
+            </w:pPr>
+          </w:p>
+          <w:p>
+            <w:pPr>
+              <w:spacing w:after="40"/>
+            </w:pPr>
+            <w:r>
+              <w:rPr>
+                <w:rFonts w:ascii="Calibri" w:hAnsi="Calibri"/>
+                <w:b/>
+                <w:color w:val="464B52"/>
+                <w:sz w:val="20"/>
+              </w:rPr>
+              <w:t>That is the best trade this audience has been offered.</w:t>
+            </w:r>
+            <w:r>
+              <w:rPr>
+                <w:rFonts w:ascii="Calibri" w:hAnsi="Calibri"/>
+                <w:b w:val="0"/>
+                <w:color w:val="464B52"/>
+                <w:sz w:val="20"/>
+              </w:rPr>
+              <w:t xml:space="preserve"> It is also an upper bound on the gain, because faculty_head still needs the organisation to resolve, and that is what already strands 14,600 strong leadership records. Query H in </w:t>
+            </w:r>
+            <w:r>
+              <w:rPr>
+                <w:rFonts w:ascii="Consolas" w:hAnsi="Consolas"/>
+                <w:b w:val="0"/>
+                <w:color w:val="1C1F23"/>
+                <w:sz w:val="19"/>
+              </w:rPr>
               <w:t>analyses/30_leadership_compounds.sql</w:t>
             </w:r>
             <w:r>
@@ -12036,7 +11987,470 @@
                 <w:color w:val="464B52"/>
                 <w:sz w:val="20"/>
               </w:rPr>
-              <w:t xml:space="preserve"> sizes that family and measures both sides of the trade before anything is changed: how many people would leave Lecturer (only those holding no other teaching title) and how many would newly reach Head of Faculty.</w:t>
+              <w:t xml:space="preserve"> is what decides it.</w:t>
+            </w:r>
+          </w:p>
+        </w:tc>
+      </w:tr>
+    </w:tbl>
+    <w:p>
+      <w:pPr>
+        <w:spacing w:after="40"/>
+      </w:pPr>
+    </w:p>
+    <w:tbl>
+      <w:tblPr>
+        <w:tblW w:type="auto" w:w="0"/>
+        <w:jc w:val="left"/>
+        <w:tblLook w:firstColumn="1" w:firstRow="1" w:lastColumn="0" w:lastRow="0" w:noHBand="0" w:noVBand="1" w:val="04A0"/>
+        <w:tblBorders>
+          <w:top w:val="none" w:sz="0"/>
+          <w:left w:val="none" w:sz="0"/>
+          <w:bottom w:val="none" w:sz="0"/>
+          <w:right w:val="none" w:sz="0"/>
+          <w:insideH w:val="none" w:sz="0"/>
+          <w:insideV w:val="none" w:sz="0"/>
+        </w:tblBorders>
+      </w:tblPr>
+      <w:tblGrid>
+        <w:gridCol w:w="9648"/>
+      </w:tblGrid>
+      <w:tr>
+        <w:tc>
+          <w:tcPr>
+            <w:tcW w:type="dxa" w:w="9648"/>
+            <w:shd w:val="clear" w:fill="FBF1EF"/>
+          </w:tcPr>
+          <w:p>
+            <w:pPr>
+              <w:spacing w:after="60"/>
+            </w:pPr>
+            <w:r>
+              <w:rPr>
+                <w:rFonts w:ascii="Calibri" w:hAnsi="Calibri"/>
+                <w:b/>
+                <w:color w:val="9B3B2F"/>
+                <w:sz w:val="19"/>
+              </w:rPr>
+              <w:t>AND `head` ON ITS OWN CANNOT BE TRUSTED EITHER</w:t>
+            </w:r>
+          </w:p>
+          <w:p>
+            <w:pPr>
+              <w:spacing w:after="40"/>
+            </w:pPr>
+            <w:r>
+              <w:rPr>
+                <w:rFonts w:ascii="Calibri" w:hAnsi="Calibri"/>
+                <w:b w:val="0"/>
+                <w:color w:val="464B52"/>
+                <w:sz w:val="20"/>
+              </w:rPr>
+              <w:t>Reading the list found that the word does not always mean a leadership post:</w:t>
+            </w:r>
+          </w:p>
+          <w:p>
+            <w:pPr>
+              <w:spacing w:after="40"/>
+            </w:pPr>
+          </w:p>
+          <w:p>
+            <w:pPr>
+              <w:spacing w:after="40"/>
+            </w:pPr>
+            <w:r>
+              <w:rPr>
+                <w:rFonts w:ascii="Consolas" w:hAnsi="Consolas"/>
+                <w:b w:val="0"/>
+                <w:color w:val="1C1F23"/>
+                <w:sz w:val="19"/>
+              </w:rPr>
+              <w:t>assistant professor director head and neck surgery        107   anatomy</w:t>
+            </w:r>
+          </w:p>
+          <w:p>
+            <w:pPr>
+              <w:spacing w:after="40"/>
+            </w:pPr>
+            <w:r>
+              <w:rPr>
+                <w:rFonts w:ascii="Consolas" w:hAnsi="Consolas"/>
+                <w:b w:val="0"/>
+                <w:color w:val="1C1F23"/>
+                <w:sz w:val="19"/>
+              </w:rPr>
+              <w:t>professor - senior consultant - head of thrombosis unit   128   clinical unit</w:t>
+            </w:r>
+          </w:p>
+          <w:p>
+            <w:pPr>
+              <w:spacing w:after="40"/>
+            </w:pPr>
+            <w:r>
+              <w:rPr>
+                <w:rFonts w:ascii="Consolas" w:hAnsi="Consolas"/>
+                <w:b w:val="0"/>
+                <w:color w:val="1C1F23"/>
+                <w:sz w:val="19"/>
+              </w:rPr>
+              <w:t>assistant professor head of spine center                  151   clinical centre</w:t>
+            </w:r>
+          </w:p>
+          <w:p>
+            <w:pPr>
+              <w:spacing w:after="40"/>
+            </w:pPr>
+            <w:r>
+              <w:rPr>
+                <w:rFonts w:ascii="Consolas" w:hAnsi="Consolas"/>
+                <w:b w:val="0"/>
+                <w:color w:val="1C1F23"/>
+                <w:sz w:val="19"/>
+              </w:rPr>
+              <w:t>associate professor - head of scientific committee        156   a committee</w:t>
+            </w:r>
+          </w:p>
+          <w:p>
+            <w:pPr>
+              <w:spacing w:after="40"/>
+            </w:pPr>
+            <w:r>
+              <w:rPr>
+                <w:rFonts w:ascii="Consolas" w:hAnsi="Consolas"/>
+                <w:b w:val="0"/>
+                <w:color w:val="1C1F23"/>
+                <w:sz w:val="19"/>
+              </w:rPr>
+              <w:t>assistant professor and head of quality assurance unit    130   an admin unit</w:t>
+            </w:r>
+          </w:p>
+          <w:p>
+            <w:pPr>
+              <w:spacing w:after="40"/>
+            </w:pPr>
+            <w:r>
+              <w:rPr>
+                <w:rFonts w:ascii="Consolas" w:hAnsi="Consolas"/>
+                <w:b w:val="0"/>
+                <w:color w:val="1C1F23"/>
+                <w:sz w:val="19"/>
+              </w:rPr>
+              <w:t>dean of the sport sciences faculty 2010-2020 professor    126   ENDED in 2020</w:t>
+            </w:r>
+          </w:p>
+          <w:p>
+            <w:pPr>
+              <w:spacing w:after="40"/>
+            </w:pPr>
+            <w:r>
+              <w:rPr>
+                <w:rFonts w:ascii="Consolas" w:hAnsi="Consolas"/>
+                <w:b w:val="0"/>
+                <w:color w:val="1C1F23"/>
+                <w:sz w:val="19"/>
+              </w:rPr>
+              <w:t>dean 2010-2018 adjunct professor 2008-                    109   ENDED in 2018</w:t>
+            </w:r>
+          </w:p>
+          <w:p>
+            <w:pPr>
+              <w:spacing w:after="40"/>
+            </w:pPr>
+          </w:p>
+          <w:p>
+            <w:pPr>
+              <w:spacing w:after="40"/>
+            </w:pPr>
+            <w:r>
+              <w:rPr>
+                <w:rFonts w:ascii="Calibri" w:hAnsi="Calibri"/>
+                <w:b w:val="0"/>
+                <w:color w:val="464B52"/>
+                <w:sz w:val="20"/>
+              </w:rPr>
+              <w:t xml:space="preserve">About 1,500 records in the top 120 titles alone, and </w:t>
+            </w:r>
+            <w:r>
+              <w:rPr>
+                <w:rFonts w:ascii="Calibri" w:hAnsi="Calibri"/>
+                <w:b/>
+                <w:color w:val="464B52"/>
+                <w:sz w:val="20"/>
+              </w:rPr>
+              <w:t>head and neck surgery</w:t>
+            </w:r>
+            <w:r>
+              <w:rPr>
+                <w:rFonts w:ascii="Calibri" w:hAnsi="Calibri"/>
+                <w:b w:val="0"/>
+                <w:color w:val="464B52"/>
+                <w:sz w:val="20"/>
+              </w:rPr>
+              <w:t xml:space="preserve"> settles it: a bare </w:t>
+            </w:r>
+            <w:r>
+              <w:rPr>
+                <w:rFonts w:ascii="Consolas" w:hAnsi="Consolas"/>
+                <w:b w:val="0"/>
+                <w:color w:val="1C1F23"/>
+                <w:sz w:val="19"/>
+              </w:rPr>
+              <w:t>head</w:t>
+            </w:r>
+            <w:r>
+              <w:rPr>
+                <w:rFonts w:ascii="Calibri" w:hAnsi="Calibri"/>
+                <w:b w:val="0"/>
+                <w:color w:val="464B52"/>
+                <w:sz w:val="20"/>
+              </w:rPr>
+              <w:t xml:space="preserve"> match would put a surgeon in charge of a faculty on the strength of an anatomical term.</w:t>
+            </w:r>
+          </w:p>
+          <w:p>
+            <w:pPr>
+              <w:spacing w:after="40"/>
+            </w:pPr>
+          </w:p>
+          <w:p>
+            <w:pPr>
+              <w:spacing w:after="40"/>
+            </w:pPr>
+            <w:r>
+              <w:rPr>
+                <w:rFonts w:ascii="Calibri" w:hAnsi="Calibri"/>
+                <w:b/>
+                <w:color w:val="464B52"/>
+                <w:sz w:val="20"/>
+              </w:rPr>
+              <w:t>So the rule has to name the level, not the word</w:t>
+            </w:r>
+            <w:r>
+              <w:rPr>
+                <w:rFonts w:ascii="Calibri" w:hAnsi="Calibri"/>
+                <w:b w:val="0"/>
+                <w:color w:val="464B52"/>
+                <w:sz w:val="20"/>
+              </w:rPr>
+              <w:t xml:space="preserve">: </w:t>
+            </w:r>
+            <w:r>
+              <w:rPr>
+                <w:rFonts w:ascii="Consolas" w:hAnsi="Consolas"/>
+                <w:b w:val="0"/>
+                <w:color w:val="1C1F23"/>
+                <w:sz w:val="19"/>
+              </w:rPr>
+              <w:t>head of department</w:t>
+            </w:r>
+            <w:r>
+              <w:rPr>
+                <w:rFonts w:ascii="Calibri" w:hAnsi="Calibri"/>
+                <w:b w:val="0"/>
+                <w:color w:val="464B52"/>
+                <w:sz w:val="20"/>
+              </w:rPr>
+              <w:t xml:space="preserve">, </w:t>
+            </w:r>
+            <w:r>
+              <w:rPr>
+                <w:rFonts w:ascii="Consolas" w:hAnsi="Consolas"/>
+                <w:b w:val="0"/>
+                <w:color w:val="1C1F23"/>
+                <w:sz w:val="19"/>
+              </w:rPr>
+              <w:t>head of school</w:t>
+            </w:r>
+            <w:r>
+              <w:rPr>
+                <w:rFonts w:ascii="Calibri" w:hAnsi="Calibri"/>
+                <w:b w:val="0"/>
+                <w:color w:val="464B52"/>
+                <w:sz w:val="20"/>
+              </w:rPr>
+              <w:t xml:space="preserve">, </w:t>
+            </w:r>
+            <w:r>
+              <w:rPr>
+                <w:rFonts w:ascii="Consolas" w:hAnsi="Consolas"/>
+                <w:b w:val="0"/>
+                <w:color w:val="1C1F23"/>
+                <w:sz w:val="19"/>
+              </w:rPr>
+              <w:t>head of faculty</w:t>
+            </w:r>
+            <w:r>
+              <w:rPr>
+                <w:rFonts w:ascii="Calibri" w:hAnsi="Calibri"/>
+                <w:b w:val="0"/>
+                <w:color w:val="464B52"/>
+                <w:sz w:val="20"/>
+              </w:rPr>
+              <w:t xml:space="preserve">, </w:t>
+            </w:r>
+            <w:r>
+              <w:rPr>
+                <w:rFonts w:ascii="Consolas" w:hAnsi="Consolas"/>
+                <w:b w:val="0"/>
+                <w:color w:val="1C1F23"/>
+                <w:sz w:val="19"/>
+              </w:rPr>
+              <w:t>head of institute</w:t>
+            </w:r>
+            <w:r>
+              <w:rPr>
+                <w:rFonts w:ascii="Calibri" w:hAnsi="Calibri"/>
+                <w:b w:val="0"/>
+                <w:color w:val="464B52"/>
+                <w:sz w:val="20"/>
+              </w:rPr>
+              <w:t xml:space="preserve">, </w:t>
+            </w:r>
+            <w:r>
+              <w:rPr>
+                <w:rFonts w:ascii="Consolas" w:hAnsi="Consolas"/>
+                <w:b w:val="0"/>
+                <w:color w:val="1C1F23"/>
+                <w:sz w:val="19"/>
+              </w:rPr>
+              <w:t>head of division</w:t>
+            </w:r>
+            <w:r>
+              <w:rPr>
+                <w:rFonts w:ascii="Calibri" w:hAnsi="Calibri"/>
+                <w:b w:val="0"/>
+                <w:color w:val="464B52"/>
+                <w:sz w:val="20"/>
+              </w:rPr>
+              <w:t xml:space="preserve">, </w:t>
+            </w:r>
+            <w:r>
+              <w:rPr>
+                <w:rFonts w:ascii="Consolas" w:hAnsi="Consolas"/>
+                <w:b w:val="0"/>
+                <w:color w:val="1C1F23"/>
+                <w:sz w:val="19"/>
+              </w:rPr>
+              <w:t>dean</w:t>
+            </w:r>
+            <w:r>
+              <w:rPr>
+                <w:rFonts w:ascii="Calibri" w:hAnsi="Calibri"/>
+                <w:b w:val="0"/>
+                <w:color w:val="464B52"/>
+                <w:sz w:val="20"/>
+              </w:rPr>
+              <w:t>. Those are positive and specific, so they need no "not".</w:t>
+            </w:r>
+          </w:p>
+          <w:p>
+            <w:pPr>
+              <w:spacing w:after="40"/>
+            </w:pPr>
+          </w:p>
+          <w:p>
+            <w:pPr>
+              <w:spacing w:after="40"/>
+            </w:pPr>
+            <w:r>
+              <w:rPr>
+                <w:rFonts w:ascii="Calibri" w:hAnsi="Calibri"/>
+                <w:b/>
+                <w:color w:val="464B52"/>
+                <w:sz w:val="20"/>
+              </w:rPr>
+              <w:t>Which argues for a pattern rather than overrides, for the first time since librarian.</w:t>
+            </w:r>
+            <w:r>
+              <w:rPr>
+                <w:rFonts w:ascii="Calibri" w:hAnsi="Calibri"/>
+                <w:b w:val="0"/>
+                <w:color w:val="464B52"/>
+                <w:sz w:val="20"/>
+              </w:rPr>
+              <w:t xml:space="preserve"> 1,982 titles cannot be written out by hand, and the top 120 are only 64% of the family — an override list would leave the same word-order inconsistency at a different cut. A pattern matches </w:t>
+            </w:r>
+            <w:r>
+              <w:rPr>
+                <w:rFonts w:ascii="Consolas" w:hAnsi="Consolas"/>
+                <w:b w:val="0"/>
+                <w:color w:val="1C1F23"/>
+                <w:sz w:val="19"/>
+              </w:rPr>
+              <w:t>professor and head of department</w:t>
+            </w:r>
+            <w:r>
+              <w:rPr>
+                <w:rFonts w:ascii="Calibri" w:hAnsi="Calibri"/>
+                <w:b w:val="0"/>
+                <w:color w:val="464B52"/>
+                <w:sz w:val="20"/>
+              </w:rPr>
+              <w:t xml:space="preserve"> and </w:t>
+            </w:r>
+            <w:r>
+              <w:rPr>
+                <w:rFonts w:ascii="Consolas" w:hAnsi="Consolas"/>
+                <w:b w:val="0"/>
+                <w:color w:val="1C1F23"/>
+                <w:sz w:val="19"/>
+              </w:rPr>
+              <w:t>head of department professor</w:t>
+            </w:r>
+            <w:r>
+              <w:rPr>
+                <w:rFonts w:ascii="Calibri" w:hAnsi="Calibri"/>
+                <w:b w:val="0"/>
+                <w:color w:val="464B52"/>
+                <w:sz w:val="20"/>
+              </w:rPr>
+              <w:t xml:space="preserve"> identically, which closes the open item in 1.10a as a side effect.</w:t>
+            </w:r>
+          </w:p>
+          <w:p>
+            <w:pPr>
+              <w:spacing w:after="40"/>
+            </w:pPr>
+          </w:p>
+          <w:p>
+            <w:pPr>
+              <w:spacing w:after="40"/>
+            </w:pPr>
+            <w:r>
+              <w:rPr>
+                <w:rFonts w:ascii="Calibri" w:hAnsi="Calibri"/>
+                <w:b/>
+                <w:color w:val="464B52"/>
+                <w:sz w:val="20"/>
+              </w:rPr>
+              <w:t>It is an architectural change and it is not made yet.</w:t>
+            </w:r>
+            <w:r>
+              <w:rPr>
+                <w:rFonts w:ascii="Calibri" w:hAnsi="Calibri"/>
+                <w:b w:val="0"/>
+                <w:color w:val="464B52"/>
+                <w:sz w:val="20"/>
+              </w:rPr>
+              <w:t xml:space="preserve"> The pattern layer has only ever held librarian; it forces a score of 1.0 and cannot reject; and </w:t>
+            </w:r>
+            <w:r>
+              <w:rPr>
+                <w:rFonts w:ascii="Consolas" w:hAnsi="Consolas"/>
+                <w:b w:val="0"/>
+                <w:color w:val="1C1F23"/>
+                <w:sz w:val="19"/>
+              </w:rPr>
+              <w:t>assert_title_patterns_do_not_collide</w:t>
+            </w:r>
+            <w:r>
+              <w:rPr>
+                <w:rFonts w:ascii="Calibri" w:hAnsi="Calibri"/>
+                <w:b w:val="0"/>
+                <w:color w:val="464B52"/>
+                <w:sz w:val="20"/>
+              </w:rPr>
+              <w:t xml:space="preserve"> fails the build if two groups claim one title. Queries F, G and H measure the sweep, the collisions and whether the gain survives the organisation. Nothing changes before they are run.</w:t>
             </w:r>
           </w:p>
         </w:tc>

--- a/orcid_role_identifier/docs/ORCID-Role-Enrichment-Status-and-Plan.docx
+++ b/orcid_role_identifier/docs/ORCID-Role-Enrichment-Status-and-Plan.docx
@@ -405,7 +405,7 @@
                 <w:color w:val="464B52"/>
                 <w:sz w:val="20"/>
               </w:rPr>
-              <w:t>And the route that could grow it has been measured.</w:t>
+              <w:t>And the route that could grow Head of Faculty has been measured, and the obvious implementation was rejected on the measurement.</w:t>
             </w:r>
             <w:r>
               <w:rPr>
@@ -414,7 +414,7 @@
                 <w:color w:val="464B52"/>
                 <w:sz w:val="20"/>
               </w:rPr>
-              <w:t xml:space="preserve"> The professor-plus-leadership compounds would cost Lecturer at most 1,739 people (0.43%) and gain Head of Faculty up to 3,376 (+19%) — the best trade that audience has been offered. </w:t>
+              <w:t xml:space="preserve"> The compounds would cost Lecturer at most 1,739 people (0.43%) and gain up to 3,376 (+19%). But a pattern for them would also sweep 14,500 records out of eight other groups — including 2.7% of the whole pharmacist group — because </w:t>
             </w:r>
             <w:r>
               <w:rPr>
@@ -423,7 +423,7 @@
                 <w:color w:val="1C1F23"/>
                 <w:sz w:val="19"/>
               </w:rPr>
-              <w:t>chair</w:t>
+              <w:t>head of X</w:t>
             </w:r>
             <w:r>
               <w:rPr>
@@ -432,7 +432,7 @@
                 <w:color w:val="464B52"/>
                 <w:sz w:val="20"/>
               </w:rPr>
-              <w:t xml:space="preserve"> is ruled out of it: 290 of 968 chair titles are endowed professorships. And </w:t>
+              <w:t xml:space="preserve"> and </w:t>
             </w:r>
             <w:r>
               <w:rPr>
@@ -441,7 +441,7 @@
                 <w:color w:val="1C1F23"/>
                 <w:sz w:val="19"/>
               </w:rPr>
-              <w:t>head</w:t>
+              <w:t>dean</w:t>
             </w:r>
             <w:r>
               <w:rPr>
@@ -450,25 +450,7 @@
                 <w:color w:val="464B52"/>
                 <w:sz w:val="20"/>
               </w:rPr>
-              <w:t xml:space="preserve"> on its own is ruled out too, by </w:t>
-            </w:r>
-            <w:r>
-              <w:rPr>
-                <w:rFonts w:ascii="Consolas" w:hAnsi="Consolas"/>
-                <w:b w:val="0"/>
-                <w:color w:val="1C1F23"/>
-                <w:sz w:val="19"/>
-              </w:rPr>
-              <w:t>head and neck surgery</w:t>
-            </w:r>
-            <w:r>
-              <w:rPr>
-                <w:rFonts w:ascii="Calibri" w:hAnsi="Calibri"/>
-                <w:b w:val="0"/>
-                <w:color w:val="464B52"/>
-                <w:sz w:val="20"/>
-              </w:rPr>
-              <w:t>. See the two boxes under 6.4.</w:t>
+              <w:t xml:space="preserve"> are modifiers, not professions. The design that survives applies a pattern within one group, and two queries have to come back before it is built. Section 6.4.</w:t>
             </w:r>
           </w:p>
         </w:tc>
@@ -11834,7 +11816,7 @@
                 <w:color w:val="464B52"/>
                 <w:sz w:val="20"/>
               </w:rPr>
-              <w:t xml:space="preserve"> is ruled out. 290 of the 968 chair titles are endowed professorships**, not leadership posts — Canada Research Chairs, a </w:t>
+              <w:t xml:space="preserve"> is ruled out. 335 chair titles over 8,889 records are endowed professorships**, not leadership posts — Canada Research Chairs, a </w:t>
             </w:r>
             <w:r>
               <w:rPr>
@@ -11852,7 +11834,7 @@
                 <w:color w:val="464B52"/>
                 <w:sz w:val="20"/>
               </w:rPr>
-              <w:t>, a European Lehrstuhl. Thirty per cent of the family by title count. And the exclusion cannot be written as a pattern: the pattern layer is a plain text match, and BigQuery's regular expressions have no way to say "not", so "contains professor and chair but not research chair" is not expressible in one row.</w:t>
+              <w:t>, a European Lehrstuhl. Reading the visible rows had put that at ~1,600 records; measured, it is five times larger. And the exclusion cannot be written as a pattern: the pattern layer is a plain text match, and BigQuery's regular expressions have no way to say "not", so "contains professor and chair but not research chair" is not expressible in one row.</w:t>
             </w:r>
           </w:p>
           <w:p>
@@ -12121,13 +12103,36 @@
                 <w:color w:val="1C1F23"/>
                 <w:sz w:val="19"/>
               </w:rPr>
-              <w:t>assistant professor and head of quality assurance unit    130   an admin unit</w:t>
+              <w:t>dean of the sport sciences faculty 2010-2020 professor    126   ENDED in 2020</w:t>
             </w:r>
           </w:p>
           <w:p>
             <w:pPr>
               <w:spacing w:after="40"/>
             </w:pPr>
+          </w:p>
+          <w:p>
+            <w:pPr>
+              <w:spacing w:after="40"/>
+            </w:pPr>
+            <w:r>
+              <w:rPr>
+                <w:rFonts w:ascii="Calibri" w:hAnsi="Calibri"/>
+                <w:b/>
+                <w:color w:val="464B52"/>
+                <w:sz w:val="20"/>
+              </w:rPr>
+              <w:t>head and neck surgery</w:t>
+            </w:r>
+            <w:r>
+              <w:rPr>
+                <w:rFonts w:ascii="Calibri" w:hAnsi="Calibri"/>
+                <w:b w:val="0"/>
+                <w:color w:val="464B52"/>
+                <w:sz w:val="20"/>
+              </w:rPr>
+              <w:t xml:space="preserve"> settles it: a bare </w:t>
+            </w:r>
             <w:r>
               <w:rPr>
                 <w:rFonts w:ascii="Consolas" w:hAnsi="Consolas"/>
@@ -12135,13 +12140,17 @@
                 <w:color w:val="1C1F23"/>
                 <w:sz w:val="19"/>
               </w:rPr>
-              <w:t>dean of the sport sciences faculty 2010-2020 professor    126   ENDED in 2020</w:t>
-            </w:r>
-          </w:p>
-          <w:p>
-            <w:pPr>
-              <w:spacing w:after="40"/>
-            </w:pPr>
+              <w:t>head</w:t>
+            </w:r>
+            <w:r>
+              <w:rPr>
+                <w:rFonts w:ascii="Calibri" w:hAnsi="Calibri"/>
+                <w:b w:val="0"/>
+                <w:color w:val="464B52"/>
+                <w:sz w:val="20"/>
+              </w:rPr>
+              <w:t xml:space="preserve"> match would read an anatomical term as a faculty post. So the rule has to name the level — </w:t>
+            </w:r>
             <w:r>
               <w:rPr>
                 <w:rFonts w:ascii="Consolas" w:hAnsi="Consolas"/>
@@ -12149,18 +12158,8 @@
                 <w:color w:val="1C1F23"/>
                 <w:sz w:val="19"/>
               </w:rPr>
-              <w:t>dean 2010-2018 adjunct professor 2008-                    109   ENDED in 2018</w:t>
-            </w:r>
-          </w:p>
-          <w:p>
-            <w:pPr>
-              <w:spacing w:after="40"/>
-            </w:pPr>
-          </w:p>
-          <w:p>
-            <w:pPr>
-              <w:spacing w:after="40"/>
-            </w:pPr>
+              <w:t>head of department</w:t>
+            </w:r>
             <w:r>
               <w:rPr>
                 <w:rFonts w:ascii="Calibri" w:hAnsi="Calibri"/>
@@ -12168,25 +12167,7 @@
                 <w:color w:val="464B52"/>
                 <w:sz w:val="20"/>
               </w:rPr>
-              <w:t xml:space="preserve">About 1,500 records in the top 120 titles alone, and </w:t>
-            </w:r>
-            <w:r>
-              <w:rPr>
-                <w:rFonts w:ascii="Calibri" w:hAnsi="Calibri"/>
-                <w:b/>
-                <w:color w:val="464B52"/>
-                <w:sz w:val="20"/>
-              </w:rPr>
-              <w:t>head and neck surgery</w:t>
-            </w:r>
-            <w:r>
-              <w:rPr>
-                <w:rFonts w:ascii="Calibri" w:hAnsi="Calibri"/>
-                <w:b w:val="0"/>
-                <w:color w:val="464B52"/>
-                <w:sz w:val="20"/>
-              </w:rPr>
-              <w:t xml:space="preserve"> settles it: a bare </w:t>
+              <w:t xml:space="preserve">, </w:t>
             </w:r>
             <w:r>
               <w:rPr>
@@ -12195,7 +12176,7 @@
                 <w:color w:val="1C1F23"/>
                 <w:sz w:val="19"/>
               </w:rPr>
-              <w:t>head</w:t>
+              <w:t>head of school</w:t>
             </w:r>
             <w:r>
               <w:rPr>
@@ -12204,35 +12185,7 @@
                 <w:color w:val="464B52"/>
                 <w:sz w:val="20"/>
               </w:rPr>
-              <w:t xml:space="preserve"> match would put a surgeon in charge of a faculty on the strength of an anatomical term.</w:t>
-            </w:r>
-          </w:p>
-          <w:p>
-            <w:pPr>
-              <w:spacing w:after="40"/>
-            </w:pPr>
-          </w:p>
-          <w:p>
-            <w:pPr>
-              <w:spacing w:after="40"/>
-            </w:pPr>
-            <w:r>
-              <w:rPr>
-                <w:rFonts w:ascii="Calibri" w:hAnsi="Calibri"/>
-                <w:b/>
-                <w:color w:val="464B52"/>
-                <w:sz w:val="20"/>
-              </w:rPr>
-              <w:t>So the rule has to name the level, not the word</w:t>
-            </w:r>
-            <w:r>
-              <w:rPr>
-                <w:rFonts w:ascii="Calibri" w:hAnsi="Calibri"/>
-                <w:b w:val="0"/>
-                <w:color w:val="464B52"/>
-                <w:sz w:val="20"/>
-              </w:rPr>
-              <w:t xml:space="preserve">: </w:t>
+              <w:t xml:space="preserve">, </w:t>
             </w:r>
             <w:r>
               <w:rPr>
@@ -12241,7 +12194,7 @@
                 <w:color w:val="1C1F23"/>
                 <w:sz w:val="19"/>
               </w:rPr>
-              <w:t>head of department</w:t>
+              <w:t>head of faculty</w:t>
             </w:r>
             <w:r>
               <w:rPr>
@@ -12259,7 +12212,7 @@
                 <w:color w:val="1C1F23"/>
                 <w:sz w:val="19"/>
               </w:rPr>
-              <w:t>head of school</w:t>
+              <w:t>head of institute</w:t>
             </w:r>
             <w:r>
               <w:rPr>
@@ -12277,7 +12230,7 @@
                 <w:color w:val="1C1F23"/>
                 <w:sz w:val="19"/>
               </w:rPr>
-              <w:t>head of faculty</w:t>
+              <w:t>head of division</w:t>
             </w:r>
             <w:r>
               <w:rPr>
@@ -12295,7 +12248,7 @@
                 <w:color w:val="1C1F23"/>
                 <w:sz w:val="19"/>
               </w:rPr>
-              <w:t>head of institute</w:t>
+              <w:t>dean</w:t>
             </w:r>
             <w:r>
               <w:rPr>
@@ -12304,8 +12257,147 @@
                 <w:color w:val="464B52"/>
                 <w:sz w:val="20"/>
               </w:rPr>
-              <w:t xml:space="preserve">, </w:t>
-            </w:r>
+              <w:t>. Those are positive and specific, so they need no "not".</w:t>
+            </w:r>
+          </w:p>
+        </w:tc>
+      </w:tr>
+    </w:tbl>
+    <w:p>
+      <w:pPr>
+        <w:spacing w:after="40"/>
+      </w:pPr>
+    </w:p>
+    <w:p>
+      <w:pPr>
+        <w:keepNext/>
+        <w:spacing w:before="280" w:after="80"/>
+      </w:pPr>
+      <w:r>
+        <w:rPr>
+          <w:rFonts w:ascii="Calibri" w:hAnsi="Calibri"/>
+          <w:b/>
+          <w:color w:val="1F6F6A"/>
+          <w:sz w:val="25"/>
+        </w:rPr>
+        <w:t>The pattern layer was the obvious answer, and the measurement killed it</w:t>
+      </w:r>
+    </w:p>
+    <w:p>
+      <w:pPr>
+        <w:spacing w:after="120"/>
+      </w:pPr>
+      <w:r>
+        <w:rPr>
+          <w:rFonts w:ascii="Calibri" w:hAnsi="Calibri"/>
+          <w:b w:val="0"/>
+          <w:i w:val="0"/>
+          <w:color w:val="464B52"/>
+          <w:sz w:val="21"/>
+        </w:rPr>
+        <w:t xml:space="preserve">1,982 titles cannot be written out as individual overrides, so the plan was to extend the pattern layer beyond librarian for the first time — a pattern matches </w:t>
+      </w:r>
+      <w:r>
+        <w:rPr>
+          <w:rFonts w:ascii="Consolas" w:hAnsi="Consolas"/>
+          <w:b w:val="0"/>
+          <w:i w:val="0"/>
+          <w:color w:val="464B52"/>
+          <w:sz w:val="20"/>
+        </w:rPr>
+        <w:t>professor and head of department</w:t>
+      </w:r>
+      <w:r>
+        <w:rPr>
+          <w:rFonts w:ascii="Calibri" w:hAnsi="Calibri"/>
+          <w:b w:val="0"/>
+          <w:i w:val="0"/>
+          <w:color w:val="464B52"/>
+          <w:sz w:val="21"/>
+        </w:rPr>
+        <w:t xml:space="preserve"> and </w:t>
+      </w:r>
+      <w:r>
+        <w:rPr>
+          <w:rFonts w:ascii="Consolas" w:hAnsi="Consolas"/>
+          <w:b w:val="0"/>
+          <w:i w:val="0"/>
+          <w:color w:val="464B52"/>
+          <w:sz w:val="20"/>
+        </w:rPr>
+        <w:t>head of department professor</w:t>
+      </w:r>
+      <w:r>
+        <w:rPr>
+          <w:rFonts w:ascii="Calibri" w:hAnsi="Calibri"/>
+          <w:b w:val="0"/>
+          <w:i w:val="0"/>
+          <w:color w:val="464B52"/>
+          <w:sz w:val="21"/>
+        </w:rPr>
+        <w:t xml:space="preserve"> identically, which would have closed the word-order question too. Three queries were run first. The second one ended it.</w:t>
+      </w:r>
+    </w:p>
+    <w:tbl>
+      <w:tblPr>
+        <w:tblW w:type="auto" w:w="0"/>
+        <w:jc w:val="left"/>
+        <w:tblLook w:firstColumn="1" w:firstRow="1" w:lastColumn="0" w:lastRow="0" w:noHBand="0" w:noVBand="1" w:val="04A0"/>
+        <w:tblBorders>
+          <w:top w:val="none" w:sz="0"/>
+          <w:left w:val="none" w:sz="0"/>
+          <w:bottom w:val="none" w:sz="0"/>
+          <w:right w:val="none" w:sz="0"/>
+          <w:insideH w:val="none" w:sz="0"/>
+          <w:insideV w:val="none" w:sz="0"/>
+        </w:tblBorders>
+      </w:tblPr>
+      <w:tblGrid>
+        <w:gridCol w:w="9648"/>
+      </w:tblGrid>
+      <w:tr>
+        <w:tc>
+          <w:tcPr>
+            <w:tcW w:type="dxa" w:w="9648"/>
+            <w:shd w:val="clear" w:fill="FBF1EF"/>
+          </w:tcPr>
+          <w:p>
+            <w:pPr>
+              <w:spacing w:after="60"/>
+            </w:pPr>
+            <w:r>
+              <w:rPr>
+                <w:rFonts w:ascii="Calibri" w:hAnsi="Calibri"/>
+                <w:b/>
+                <w:color w:val="9B3B2F"/>
+                <w:sz w:val="19"/>
+              </w:rPr>
+              <w:t>WHAT THE PATTERN WOULD HAVE TAKEN WITH IT — 14,500 RECORDS, EIGHT GROUPS</w:t>
+            </w:r>
+          </w:p>
+          <w:p>
+            <w:pPr>
+              <w:spacing w:after="40"/>
+            </w:pPr>
+            <w:r>
+              <w:rPr>
+                <w:rFonts w:ascii="Calibri" w:hAnsi="Calibri"/>
+                <w:b w:val="0"/>
+                <w:color w:val="464B52"/>
+                <w:sz w:val="20"/>
+              </w:rPr>
+              <w:t>A pattern matches every title containing the phrase, not only professor compounds:</w:t>
+            </w:r>
+          </w:p>
+          <w:p>
+            <w:pPr>
+              <w:spacing w:after="40"/>
+            </w:pPr>
+          </w:p>
+          <w:p>
+            <w:pPr>
+              <w:spacing w:after="40"/>
+            </w:pPr>
             <w:r>
               <w:rPr>
                 <w:rFonts w:ascii="Consolas" w:hAnsi="Consolas"/>
@@ -12313,17 +12405,13 @@
                 <w:color w:val="1C1F23"/>
                 <w:sz w:val="19"/>
               </w:rPr>
-              <w:t>head of division</w:t>
-            </w:r>
-            <w:r>
-              <w:rPr>
-                <w:rFonts w:ascii="Calibri" w:hAnsi="Calibri"/>
-                <w:b w:val="0"/>
-                <w:color w:val="464B52"/>
-                <w:sz w:val="20"/>
-              </w:rPr>
-              <w:t xml:space="preserve">, </w:t>
-            </w:r>
+              <w:t>researcher, early        5,217 records   associate dean research</w:t>
+            </w:r>
+          </w:p>
+          <w:p>
+            <w:pPr>
+              <w:spacing w:after="40"/>
+            </w:pPr>
             <w:r>
               <w:rPr>
                 <w:rFonts w:ascii="Consolas" w:hAnsi="Consolas"/>
@@ -12331,45 +12419,13 @@
                 <w:color w:val="1C1F23"/>
                 <w:sz w:val="19"/>
               </w:rPr>
-              <w:t>dean</w:t>
-            </w:r>
-            <w:r>
-              <w:rPr>
-                <w:rFonts w:ascii="Calibri" w:hAnsi="Calibri"/>
-                <w:b w:val="0"/>
-                <w:color w:val="464B52"/>
-                <w:sz w:val="20"/>
-              </w:rPr>
-              <w:t>. Those are positive and specific, so they need no "not".</w:t>
+              <w:t>researcher, established  3,389           principal researcher - head of department</w:t>
             </w:r>
           </w:p>
           <w:p>
             <w:pPr>
               <w:spacing w:after="40"/>
             </w:pPr>
-          </w:p>
-          <w:p>
-            <w:pPr>
-              <w:spacing w:after="40"/>
-            </w:pPr>
-            <w:r>
-              <w:rPr>
-                <w:rFonts w:ascii="Calibri" w:hAnsi="Calibri"/>
-                <w:b/>
-                <w:color w:val="464B52"/>
-                <w:sz w:val="20"/>
-              </w:rPr>
-              <w:t>Which argues for a pattern rather than overrides, for the first time since librarian.</w:t>
-            </w:r>
-            <w:r>
-              <w:rPr>
-                <w:rFonts w:ascii="Calibri" w:hAnsi="Calibri"/>
-                <w:b w:val="0"/>
-                <w:color w:val="464B52"/>
-                <w:sz w:val="20"/>
-              </w:rPr>
-              <w:t xml:space="preserve"> 1,982 titles cannot be written out by hand, and the top 120 are only 64% of the family — an override list would leave the same word-order inconsistency at a different cut. A pattern matches </w:t>
-            </w:r>
             <w:r>
               <w:rPr>
                 <w:rFonts w:ascii="Consolas" w:hAnsi="Consolas"/>
@@ -12377,17 +12433,13 @@
                 <w:color w:val="1C1F23"/>
                 <w:sz w:val="19"/>
               </w:rPr>
-              <w:t>professor and head of department</w:t>
-            </w:r>
-            <w:r>
-              <w:rPr>
-                <w:rFonts w:ascii="Calibri" w:hAnsi="Calibri"/>
-                <w:b w:val="0"/>
-                <w:color w:val="464B52"/>
-                <w:sz w:val="20"/>
-              </w:rPr>
-              <w:t xml:space="preserve"> and </w:t>
-            </w:r>
+              <w:t>practitioner             2,353           head of department of cardiology</w:t>
+            </w:r>
+          </w:p>
+          <w:p>
+            <w:pPr>
+              <w:spacing w:after="40"/>
+            </w:pPr>
             <w:r>
               <w:rPr>
                 <w:rFonts w:ascii="Consolas" w:hAnsi="Consolas"/>
@@ -12395,45 +12447,13 @@
                 <w:color w:val="1C1F23"/>
                 <w:sz w:val="19"/>
               </w:rPr>
-              <w:t>head of department professor</w:t>
-            </w:r>
-            <w:r>
-              <w:rPr>
-                <w:rFonts w:ascii="Calibri" w:hAnsi="Calibri"/>
-                <w:b w:val="0"/>
-                <w:color w:val="464B52"/>
-                <w:sz w:val="20"/>
-              </w:rPr>
-              <w:t xml:space="preserve"> identically, which closes the open item in 1.10a as a side effect.</w:t>
+              <w:t>pharmacist               1,990           cluster pharmacy manager &amp; head of department</w:t>
             </w:r>
           </w:p>
           <w:p>
             <w:pPr>
               <w:spacing w:after="40"/>
             </w:pPr>
-          </w:p>
-          <w:p>
-            <w:pPr>
-              <w:spacing w:after="40"/>
-            </w:pPr>
-            <w:r>
-              <w:rPr>
-                <w:rFonts w:ascii="Calibri" w:hAnsi="Calibri"/>
-                <w:b/>
-                <w:color w:val="464B52"/>
-                <w:sz w:val="20"/>
-              </w:rPr>
-              <w:t>It is an architectural change and it is not made yet.</w:t>
-            </w:r>
-            <w:r>
-              <w:rPr>
-                <w:rFonts w:ascii="Calibri" w:hAnsi="Calibri"/>
-                <w:b w:val="0"/>
-                <w:color w:val="464B52"/>
-                <w:sz w:val="20"/>
-              </w:rPr>
-              <w:t xml:space="preserve"> The pattern layer has only ever held librarian; it forces a score of 1.0 and cannot reject; and </w:t>
-            </w:r>
             <w:r>
               <w:rPr>
                 <w:rFonts w:ascii="Consolas" w:hAnsi="Consolas"/>
@@ -12441,8 +12461,60 @@
                 <w:color w:val="1C1F23"/>
                 <w:sz w:val="19"/>
               </w:rPr>
-              <w:t>assert_title_patterns_do_not_collide</w:t>
-            </w:r>
+              <w:t>support / technical      1,023</w:t>
+            </w:r>
+          </w:p>
+          <w:p>
+            <w:pPr>
+              <w:spacing w:after="40"/>
+            </w:pPr>
+            <w:r>
+              <w:rPr>
+                <w:rFonts w:ascii="Consolas" w:hAnsi="Consolas"/>
+                <w:b w:val="0"/>
+                <w:color w:val="1C1F23"/>
+                <w:sz w:val="19"/>
+              </w:rPr>
+              <w:t>student                    396           sub-dean graduate studies</w:t>
+            </w:r>
+          </w:p>
+          <w:p>
+            <w:pPr>
+              <w:spacing w:after="40"/>
+            </w:pPr>
+            <w:r>
+              <w:rPr>
+                <w:rFonts w:ascii="Consolas" w:hAnsi="Consolas"/>
+                <w:b w:val="0"/>
+                <w:color w:val="1C1F23"/>
+                <w:sz w:val="19"/>
+              </w:rPr>
+              <w:t>clinical trainee            91           dean s clinical research fellow</w:t>
+            </w:r>
+          </w:p>
+          <w:p>
+            <w:pPr>
+              <w:spacing w:after="40"/>
+            </w:pPr>
+            <w:r>
+              <w:rPr>
+                <w:rFonts w:ascii="Consolas" w:hAnsi="Consolas"/>
+                <w:b w:val="0"/>
+                <w:color w:val="1C1F23"/>
+                <w:sz w:val="19"/>
+              </w:rPr>
+              <w:t>librarian                   14           associate dean of library services</w:t>
+            </w:r>
+          </w:p>
+          <w:p>
+            <w:pPr>
+              <w:spacing w:after="40"/>
+            </w:pPr>
+          </w:p>
+          <w:p>
+            <w:pPr>
+              <w:spacing w:after="40"/>
+            </w:pPr>
             <w:r>
               <w:rPr>
                 <w:rFonts w:ascii="Calibri" w:hAnsi="Calibri"/>
@@ -12450,7 +12522,594 @@
                 <w:color w:val="464B52"/>
                 <w:sz w:val="20"/>
               </w:rPr>
-              <w:t xml:space="preserve"> fails the build if two groups claim one title. Queries F, G and H measure the sweep, the collisions and whether the gain survives the organisation. Nothing changes before they are run.</w:t>
+              <w:t>Against a gain of about 49,100 records out of teaching. And the reason is structural, not a regex that needs tightening:</w:t>
+            </w:r>
+          </w:p>
+          <w:p>
+            <w:pPr>
+              <w:spacing w:after="40"/>
+            </w:pPr>
+          </w:p>
+          <w:p>
+            <w:pPr>
+              <w:spacing w:after="40"/>
+            </w:pPr>
+            <w:r>
+              <w:rPr>
+                <w:rFonts w:ascii="Calibri" w:hAnsi="Calibri"/>
+                <w:b w:val="0"/>
+                <w:color w:val="464B52"/>
+                <w:sz w:val="20"/>
+              </w:rPr>
+              <w:t>**</w:t>
+            </w:r>
+            <w:r>
+              <w:rPr>
+                <w:rFonts w:ascii="Consolas" w:hAnsi="Consolas"/>
+                <w:b w:val="0"/>
+                <w:color w:val="1C1F23"/>
+                <w:sz w:val="19"/>
+              </w:rPr>
+              <w:t>head of X</w:t>
+            </w:r>
+            <w:r>
+              <w:rPr>
+                <w:rFonts w:ascii="Calibri" w:hAnsi="Calibri"/>
+                <w:b w:val="0"/>
+                <w:color w:val="464B52"/>
+                <w:sz w:val="20"/>
+              </w:rPr>
+              <w:t xml:space="preserve"> and </w:t>
+            </w:r>
+            <w:r>
+              <w:rPr>
+                <w:rFonts w:ascii="Consolas" w:hAnsi="Consolas"/>
+                <w:b w:val="0"/>
+                <w:color w:val="1C1F23"/>
+                <w:sz w:val="19"/>
+              </w:rPr>
+              <w:t>dean</w:t>
+            </w:r>
+            <w:r>
+              <w:rPr>
+                <w:rFonts w:ascii="Calibri" w:hAnsi="Calibri"/>
+                <w:b w:val="0"/>
+                <w:color w:val="464B52"/>
+                <w:sz w:val="20"/>
+              </w:rPr>
+              <w:t xml:space="preserve"> are modifiers, not professions.</w:t>
+            </w:r>
+            <w:r>
+              <w:rPr>
+                <w:rFonts w:ascii="Calibri" w:hAnsi="Calibri"/>
+                <w:b/>
+                <w:color w:val="464B52"/>
+                <w:sz w:val="20"/>
+              </w:rPr>
+              <w:t xml:space="preserve"> They attach to any job, so a pattern matching them overrides the profession word standing next to it in the same string. A head of a cardiology department stops being a clinician. A pharmacy manager stops being a pharmacist — and 1,990 records is </w:t>
+            </w:r>
+            <w:r>
+              <w:rPr>
+                <w:rFonts w:ascii="Calibri" w:hAnsi="Calibri"/>
+                <w:b w:val="0"/>
+                <w:color w:val="464B52"/>
+                <w:sz w:val="20"/>
+              </w:rPr>
+              <w:t>2.7% of the entire pharmacist group**, in the audience that has no external check at all.</w:t>
+            </w:r>
+          </w:p>
+          <w:p>
+            <w:pPr>
+              <w:spacing w:after="40"/>
+            </w:pPr>
+          </w:p>
+          <w:p>
+            <w:pPr>
+              <w:spacing w:after="40"/>
+            </w:pPr>
+            <w:r>
+              <w:rPr>
+                <w:rFonts w:ascii="Calibri" w:hAnsi="Calibri"/>
+                <w:b w:val="0"/>
+                <w:color w:val="464B52"/>
+                <w:sz w:val="20"/>
+              </w:rPr>
+              <w:t>A pattern cannot reject and forces a score of 1.0, and it is undone one title at a time, so repairing that would take hundreds of exclusions — worse than the override list it was meant to replace.</w:t>
+            </w:r>
+          </w:p>
+        </w:tc>
+      </w:tr>
+    </w:tbl>
+    <w:p>
+      <w:pPr>
+        <w:spacing w:after="40"/>
+      </w:pPr>
+    </w:p>
+    <w:p>
+      <w:pPr>
+        <w:spacing w:after="120"/>
+      </w:pPr>
+      <w:r>
+        <w:rPr>
+          <w:rFonts w:ascii="Calibri" w:hAnsi="Calibri"/>
+          <w:b/>
+          <w:i w:val="0"/>
+          <w:color w:val="464B52"/>
+          <w:sz w:val="21"/>
+        </w:rPr>
+        <w:t>This is the one-title-one-profession decision restated with numbers.</w:t>
+      </w:r>
+      <w:r>
+        <w:rPr>
+          <w:rFonts w:ascii="Calibri" w:hAnsi="Calibri"/>
+          <w:b w:val="0"/>
+          <w:i w:val="0"/>
+          <w:color w:val="464B52"/>
+          <w:sz w:val="21"/>
+        </w:rPr>
+        <w:t xml:space="preserve"> Marketing's rule that a title names one profession is exactly what makes the profession word the one that has to win. Being a head of department is an attribute of a job; it is not the job.</w:t>
+      </w:r>
+    </w:p>
+    <w:tbl>
+      <w:tblPr>
+        <w:tblW w:type="auto" w:w="0"/>
+        <w:jc w:val="left"/>
+        <w:tblLook w:firstColumn="1" w:firstRow="1" w:lastColumn="0" w:lastRow="0" w:noHBand="0" w:noVBand="1" w:val="04A0"/>
+        <w:tblBorders>
+          <w:top w:val="none" w:sz="0"/>
+          <w:left w:val="none" w:sz="0"/>
+          <w:bottom w:val="none" w:sz="0"/>
+          <w:right w:val="none" w:sz="0"/>
+          <w:insideH w:val="none" w:sz="0"/>
+          <w:insideV w:val="none" w:sz="0"/>
+        </w:tblBorders>
+      </w:tblPr>
+      <w:tblGrid>
+        <w:gridCol w:w="9648"/>
+      </w:tblGrid>
+      <w:tr>
+        <w:tc>
+          <w:tcPr>
+            <w:tcW w:type="dxa" w:w="9648"/>
+            <w:shd w:val="clear" w:fill="F2F6F5"/>
+          </w:tcPr>
+          <w:p>
+            <w:pPr>
+              <w:spacing w:after="60"/>
+            </w:pPr>
+            <w:r>
+              <w:rPr>
+                <w:rFonts w:ascii="Calibri" w:hAnsi="Calibri"/>
+                <w:b/>
+                <w:color w:val="1F6F6A"/>
+                <w:sz w:val="19"/>
+              </w:rPr>
+              <w:t>THE DESIGN THAT SURVIVES, AND WHAT IT STILL NEEDS</w:t>
+            </w:r>
+          </w:p>
+          <w:p>
+            <w:pPr>
+              <w:spacing w:after="40"/>
+            </w:pPr>
+            <w:r>
+              <w:rPr>
+                <w:rFonts w:ascii="Calibri" w:hAnsi="Calibri"/>
+                <w:b w:val="0"/>
+                <w:color w:val="464B52"/>
+                <w:sz w:val="20"/>
+              </w:rPr>
+              <w:t xml:space="preserve">A pattern that applies </w:t>
+            </w:r>
+            <w:r>
+              <w:rPr>
+                <w:rFonts w:ascii="Calibri" w:hAnsi="Calibri"/>
+                <w:b/>
+                <w:color w:val="464B52"/>
+                <w:sz w:val="20"/>
+              </w:rPr>
+              <w:t>within one group</w:t>
+            </w:r>
+            <w:r>
+              <w:rPr>
+                <w:rFonts w:ascii="Calibri" w:hAnsi="Calibri"/>
+                <w:b w:val="0"/>
+                <w:color w:val="464B52"/>
+                <w:sz w:val="20"/>
+              </w:rPr>
+              <w:t>: a row that says "only when the model already put this title in teaching". Then —</w:t>
+            </w:r>
+          </w:p>
+          <w:p>
+            <w:pPr>
+              <w:spacing w:after="40"/>
+            </w:pPr>
+          </w:p>
+          <w:p>
+            <w:pPr>
+              <w:spacing w:after="40"/>
+            </w:pPr>
+            <w:r>
+              <w:rPr>
+                <w:rFonts w:ascii="Calibri" w:hAnsi="Calibri"/>
+                <w:b w:val="0"/>
+                <w:color w:val="464B52"/>
+                <w:sz w:val="20"/>
+              </w:rPr>
+              <w:t>• the 14,500-record sweep disappears by construction, because practitioner, pharmacist and the researcher groups are never consulted;</w:t>
+            </w:r>
+          </w:p>
+          <w:p>
+            <w:pPr>
+              <w:spacing w:after="40"/>
+            </w:pPr>
+            <w:r>
+              <w:rPr>
+                <w:rFonts w:ascii="Calibri" w:hAnsi="Calibri"/>
+                <w:b w:val="0"/>
+                <w:color w:val="464B52"/>
+                <w:sz w:val="20"/>
+              </w:rPr>
+              <w:t>• so do the three librarian collisions the check turned up, for the same reason;</w:t>
+            </w:r>
+          </w:p>
+          <w:p>
+            <w:pPr>
+              <w:spacing w:after="40"/>
+            </w:pPr>
+            <w:r>
+              <w:rPr>
+                <w:rFonts w:ascii="Calibri" w:hAnsi="Calibri"/>
+                <w:b w:val="0"/>
+                <w:color w:val="464B52"/>
+                <w:sz w:val="20"/>
+              </w:rPr>
+              <w:t>• the word-order split still closes, because a pattern matches every separator;</w:t>
+            </w:r>
+          </w:p>
+          <w:p>
+            <w:pPr>
+              <w:spacing w:after="40"/>
+            </w:pPr>
+            <w:r>
+              <w:rPr>
+                <w:rFonts w:ascii="Calibri" w:hAnsi="Calibri"/>
+                <w:b w:val="0"/>
+                <w:color w:val="464B52"/>
+                <w:sz w:val="20"/>
+              </w:rPr>
+              <w:t>• and the profession word still wins, which is what was decided.</w:t>
+            </w:r>
+          </w:p>
+          <w:p>
+            <w:pPr>
+              <w:spacing w:after="40"/>
+            </w:pPr>
+          </w:p>
+          <w:p>
+            <w:pPr>
+              <w:spacing w:after="40"/>
+            </w:pPr>
+            <w:r>
+              <w:rPr>
+                <w:rFonts w:ascii="Calibri" w:hAnsi="Calibri"/>
+                <w:b w:val="0"/>
+                <w:color w:val="464B52"/>
+                <w:sz w:val="20"/>
+              </w:rPr>
+              <w:t>It is one nullable column on the pattern seed and one condition in one join, plus making the model's own choice visible so the two existing pattern tests can still see what a conditional pattern acted on. Librarian rows leave the column empty and go on working unchanged.</w:t>
+            </w:r>
+          </w:p>
+          <w:p>
+            <w:pPr>
+              <w:spacing w:after="40"/>
+            </w:pPr>
+          </w:p>
+          <w:p>
+            <w:pPr>
+              <w:spacing w:after="40"/>
+            </w:pPr>
+            <w:r>
+              <w:rPr>
+                <w:rFonts w:ascii="Calibri" w:hAnsi="Calibri"/>
+                <w:b/>
+                <w:color w:val="464B52"/>
+                <w:sz w:val="20"/>
+              </w:rPr>
+              <w:t>Two things are measured before it is built, and one of them could still cancel it.</w:t>
+            </w:r>
+            <w:r>
+              <w:rPr>
+                <w:rFonts w:ascii="Calibri" w:hAnsi="Calibri"/>
+                <w:b w:val="0"/>
+                <w:color w:val="464B52"/>
+                <w:sz w:val="20"/>
+              </w:rPr>
+              <w:t xml:space="preserve"> </w:t>
+            </w:r>
+            <w:r>
+              <w:rPr>
+                <w:rFonts w:ascii="Consolas" w:hAnsi="Consolas"/>
+                <w:b w:val="0"/>
+                <w:color w:val="1C1F23"/>
+                <w:sz w:val="19"/>
+              </w:rPr>
+              <w:t>analyses/30</w:t>
+            </w:r>
+            <w:r>
+              <w:rPr>
+                <w:rFonts w:ascii="Calibri" w:hAnsi="Calibri"/>
+                <w:b w:val="0"/>
+                <w:color w:val="464B52"/>
+                <w:sz w:val="20"/>
+              </w:rPr>
+              <w:t xml:space="preserve"> query I lists the exclusions — </w:t>
+            </w:r>
+            <w:r>
+              <w:rPr>
+                <w:rFonts w:ascii="Consolas" w:hAnsi="Consolas"/>
+                <w:b w:val="0"/>
+                <w:color w:val="1C1F23"/>
+                <w:sz w:val="19"/>
+              </w:rPr>
+              <w:t>dean s chair</w:t>
+            </w:r>
+            <w:r>
+              <w:rPr>
+                <w:rFonts w:ascii="Calibri" w:hAnsi="Calibri"/>
+                <w:b w:val="0"/>
+                <w:color w:val="464B52"/>
+                <w:sz w:val="20"/>
+              </w:rPr>
+              <w:t xml:space="preserve">, </w:t>
+            </w:r>
+            <w:r>
+              <w:rPr>
+                <w:rFonts w:ascii="Consolas" w:hAnsi="Consolas"/>
+                <w:b w:val="0"/>
+                <w:color w:val="1C1F23"/>
+                <w:sz w:val="19"/>
+              </w:rPr>
+              <w:t>dean s clinical research fellow</w:t>
+            </w:r>
+            <w:r>
+              <w:rPr>
+                <w:rFonts w:ascii="Calibri" w:hAnsi="Calibri"/>
+                <w:b w:val="0"/>
+                <w:color w:val="464B52"/>
+                <w:sz w:val="20"/>
+              </w:rPr>
+              <w:t>, a post carrying its own end date. Query J asks whether these people's employers resolve to an academic organisation at all: faculty_head scores Healthcare, Company, Funder and UNKNOWN at zero, so if they sit there the +19% is fiction and nothing should be changed.</w:t>
+            </w:r>
+          </w:p>
+        </w:tc>
+      </w:tr>
+    </w:tbl>
+    <w:p>
+      <w:pPr>
+        <w:spacing w:after="40"/>
+      </w:pPr>
+    </w:p>
+    <w:tbl>
+      <w:tblPr>
+        <w:tblW w:type="auto" w:w="0"/>
+        <w:jc w:val="left"/>
+        <w:tblLook w:firstColumn="1" w:firstRow="1" w:lastColumn="0" w:lastRow="0" w:noHBand="0" w:noVBand="1" w:val="04A0"/>
+        <w:tblBorders>
+          <w:top w:val="none" w:sz="0"/>
+          <w:left w:val="none" w:sz="0"/>
+          <w:bottom w:val="none" w:sz="0"/>
+          <w:right w:val="none" w:sz="0"/>
+          <w:insideH w:val="none" w:sz="0"/>
+          <w:insideV w:val="none" w:sz="0"/>
+        </w:tblBorders>
+      </w:tblPr>
+      <w:tblGrid>
+        <w:gridCol w:w="9648"/>
+      </w:tblGrid>
+      <w:tr>
+        <w:tc>
+          <w:tcPr>
+            <w:tcW w:type="dxa" w:w="9648"/>
+            <w:shd w:val="clear" w:fill="FDF8EF"/>
+          </w:tcPr>
+          <w:p>
+            <w:pPr>
+              <w:spacing w:after="60"/>
+            </w:pPr>
+            <w:r>
+              <w:rPr>
+                <w:rFonts w:ascii="Calibri" w:hAnsi="Calibri"/>
+                <w:b/>
+                <w:color w:val="8A6410"/>
+                <w:sz w:val="19"/>
+              </w:rPr>
+              <w:t>A FOURTH SIGHTING OF THE SAME FAILURE, IN THE POSSESSIVE</w:t>
+            </w:r>
+          </w:p>
+          <w:p>
+            <w:pPr>
+              <w:spacing w:after="40"/>
+            </w:pPr>
+            <w:r>
+              <w:rPr>
+                <w:rFonts w:ascii="Consolas" w:hAnsi="Consolas"/>
+                <w:b w:val="0"/>
+                <w:color w:val="1C1F23"/>
+                <w:sz w:val="19"/>
+              </w:rPr>
+              <w:t>dean s chair</w:t>
+            </w:r>
+            <w:r>
+              <w:rPr>
+                <w:rFonts w:ascii="Calibri" w:hAnsi="Calibri"/>
+                <w:b w:val="0"/>
+                <w:color w:val="464B52"/>
+                <w:sz w:val="20"/>
+              </w:rPr>
+              <w:t xml:space="preserve">, </w:t>
+            </w:r>
+            <w:r>
+              <w:rPr>
+                <w:rFonts w:ascii="Consolas" w:hAnsi="Consolas"/>
+                <w:b w:val="0"/>
+                <w:color w:val="1C1F23"/>
+                <w:sz w:val="19"/>
+              </w:rPr>
+              <w:t>dean s clinical prize</w:t>
+            </w:r>
+            <w:r>
+              <w:rPr>
+                <w:rFonts w:ascii="Calibri" w:hAnsi="Calibri"/>
+                <w:b w:val="0"/>
+                <w:color w:val="464B52"/>
+                <w:sz w:val="20"/>
+              </w:rPr>
+              <w:t xml:space="preserve">, </w:t>
+            </w:r>
+            <w:r>
+              <w:rPr>
+                <w:rFonts w:ascii="Consolas" w:hAnsi="Consolas"/>
+                <w:b w:val="0"/>
+                <w:color w:val="1C1F23"/>
+                <w:sz w:val="19"/>
+              </w:rPr>
+              <w:t>dean s clinical research fellow</w:t>
+            </w:r>
+            <w:r>
+              <w:rPr>
+                <w:rFonts w:ascii="Calibri" w:hAnsi="Calibri"/>
+                <w:b w:val="0"/>
+                <w:color w:val="464B52"/>
+                <w:sz w:val="20"/>
+              </w:rPr>
+              <w:t xml:space="preserve">, </w:t>
+            </w:r>
+            <w:r>
+              <w:rPr>
+                <w:rFonts w:ascii="Consolas" w:hAnsi="Consolas"/>
+                <w:b w:val="0"/>
+                <w:color w:val="1C1F23"/>
+                <w:sz w:val="19"/>
+              </w:rPr>
+              <w:t>dean s research assistant</w:t>
+            </w:r>
+            <w:r>
+              <w:rPr>
+                <w:rFonts w:ascii="Calibri" w:hAnsi="Calibri"/>
+                <w:b w:val="0"/>
+                <w:color w:val="464B52"/>
+                <w:sz w:val="20"/>
+              </w:rPr>
+              <w:t xml:space="preserve"> — an award or a post </w:t>
+            </w:r>
+            <w:r>
+              <w:rPr>
+                <w:rFonts w:ascii="Calibri" w:hAnsi="Calibri"/>
+                <w:b/>
+                <w:color w:val="464B52"/>
+                <w:sz w:val="20"/>
+              </w:rPr>
+              <w:t>named after</w:t>
+            </w:r>
+            <w:r>
+              <w:rPr>
+                <w:rFonts w:ascii="Calibri" w:hAnsi="Calibri"/>
+                <w:b w:val="0"/>
+                <w:color w:val="464B52"/>
+                <w:sz w:val="20"/>
+              </w:rPr>
+              <w:t xml:space="preserve"> the dean, which a </w:t>
+            </w:r>
+            <w:r>
+              <w:rPr>
+                <w:rFonts w:ascii="Consolas" w:hAnsi="Consolas"/>
+                <w:b w:val="0"/>
+                <w:color w:val="1C1F23"/>
+                <w:sz w:val="19"/>
+              </w:rPr>
+              <w:t>dean</w:t>
+            </w:r>
+            <w:r>
+              <w:rPr>
+                <w:rFonts w:ascii="Calibri" w:hAnsi="Calibri"/>
+                <w:b w:val="0"/>
+                <w:color w:val="464B52"/>
+                <w:sz w:val="20"/>
+              </w:rPr>
+              <w:t xml:space="preserve"> match reads as a deanship.</w:t>
+            </w:r>
+          </w:p>
+          <w:p>
+            <w:pPr>
+              <w:spacing w:after="40"/>
+            </w:pPr>
+          </w:p>
+          <w:p>
+            <w:pPr>
+              <w:spacing w:after="40"/>
+            </w:pPr>
+            <w:r>
+              <w:rPr>
+                <w:rFonts w:ascii="Calibri" w:hAnsi="Calibri"/>
+                <w:b w:val="0"/>
+                <w:color w:val="464B52"/>
+                <w:sz w:val="20"/>
+              </w:rPr>
+              <w:t xml:space="preserve">It is the shape that gave us </w:t>
+            </w:r>
+            <w:r>
+              <w:rPr>
+                <w:rFonts w:ascii="Consolas" w:hAnsi="Consolas"/>
+                <w:b w:val="0"/>
+                <w:color w:val="1C1F23"/>
+                <w:sz w:val="19"/>
+              </w:rPr>
+              <w:t>member</w:t>
+            </w:r>
+            <w:r>
+              <w:rPr>
+                <w:rFonts w:ascii="Calibri" w:hAnsi="Calibri"/>
+                <w:b w:val="0"/>
+                <w:color w:val="464B52"/>
+                <w:sz w:val="20"/>
+              </w:rPr>
+              <w:t xml:space="preserve"> (23,157), </w:t>
+            </w:r>
+            <w:r>
+              <w:rPr>
+                <w:rFonts w:ascii="Consolas" w:hAnsi="Consolas"/>
+                <w:b w:val="0"/>
+                <w:color w:val="1C1F23"/>
+                <w:sz w:val="19"/>
+              </w:rPr>
+              <w:t>fellow</w:t>
+            </w:r>
+            <w:r>
+              <w:rPr>
+                <w:rFonts w:ascii="Calibri" w:hAnsi="Calibri"/>
+                <w:b w:val="0"/>
+                <w:color w:val="464B52"/>
+                <w:sz w:val="20"/>
+              </w:rPr>
+              <w:t xml:space="preserve"> (48,777) and </w:t>
+            </w:r>
+            <w:r>
+              <w:rPr>
+                <w:rFonts w:ascii="Consolas" w:hAnsi="Consolas"/>
+                <w:b w:val="0"/>
+                <w:color w:val="1C1F23"/>
+                <w:sz w:val="19"/>
+              </w:rPr>
+              <w:t>associate</w:t>
+            </w:r>
+            <w:r>
+              <w:rPr>
+                <w:rFonts w:ascii="Calibri" w:hAnsi="Calibri"/>
+                <w:b w:val="0"/>
+                <w:color w:val="464B52"/>
+                <w:sz w:val="20"/>
+              </w:rPr>
+              <w:t xml:space="preserve"> (6,631): a word that means something only in company. Found this time before it shipped rather than after, which is the first time that has happened.</w:t>
             </w:r>
           </w:p>
         </w:tc>

--- a/orcid_role_identifier/docs/ORCID-Role-Enrichment-Status-and-Plan.docx
+++ b/orcid_role_identifier/docs/ORCID-Role-Enrichment-Status-and-Plan.docx
@@ -405,7 +405,7 @@
                 <w:color w:val="464B52"/>
                 <w:sz w:val="20"/>
               </w:rPr>
-              <w:t>And the route that could grow Head of Faculty has been measured, and the obvious implementation was rejected on the measurement.</w:t>
+              <w:t>Head of Faculty grows for the first time, by 8.5%.</w:t>
             </w:r>
             <w:r>
               <w:rPr>
@@ -414,7 +414,7 @@
                 <w:color w:val="464B52"/>
                 <w:sz w:val="20"/>
               </w:rPr>
-              <w:t xml:space="preserve"> The compounds would cost Lecturer at most 1,739 people (0.43%) and gain up to 3,376 (+19%). But a pattern for them would also sweep 14,500 records out of eight other groups — including 2.7% of the whole pharmacist group — because </w:t>
+              <w:t xml:space="preserve"> The professor-plus-leadership compounds now reach it: 1,498 new confirmed people against 1,026 leaving Lecturer, which is 0.26% of that audience. It took a new mechanism — a pattern scoped to one group — because an unscoped one would have swept 14,500 records out of eight other groups, including 2.7% of the whole pharmacist group. </w:t>
             </w:r>
             <w:r>
               <w:rPr>
@@ -450,7 +450,7 @@
                 <w:color w:val="464B52"/>
                 <w:sz w:val="20"/>
               </w:rPr>
-              <w:t xml:space="preserve"> are modifiers, not professions. The design that survives applies a pattern within one group, and two queries have to come back before it is built. Section 6.4.</w:t>
+              <w:t xml:space="preserve"> are modifiers, not professions. Section 6.4 has the measurement and what is still open.</w:t>
             </w:r>
           </w:p>
         </w:tc>
@@ -11525,7 +11525,7 @@
           <w:color w:val="1F6F6A"/>
           <w:sz w:val="25"/>
         </w:rPr>
-        <w:t>6.4  HEAD OF FACULTY — 17,528 people</w:t>
+        <w:t>6.4  HEAD OF FACULTY — 17,528 people, 19,026 after the next build</w:t>
       </w:r>
     </w:p>
     <w:p>
@@ -11853,7 +11853,7 @@
                 <w:color w:val="464B52"/>
                 <w:sz w:val="20"/>
               </w:rPr>
-              <w:t>The head and dean family, measured both ways.</w:t>
+              <w:t>The head and dean family, measured both ways and then shipped.</w:t>
             </w:r>
             <w:r>
               <w:rPr>
@@ -11862,7 +11862,7 @@
                 <w:color w:val="464B52"/>
                 <w:sz w:val="20"/>
               </w:rPr>
-              <w:t xml:space="preserve"> 3,683 people hold one:</w:t>
+              <w:t xml:space="preserve"> 1,706 titles over 48,995 records, held by 2,354 people:</w:t>
             </w:r>
           </w:p>
           <w:p>
@@ -11881,7 +11881,7 @@
                 <w:color w:val="1C1F23"/>
                 <w:sz w:val="19"/>
               </w:rPr>
-              <w:t>Lecturer loses      at most 1,739 of 399,884 people   0.43%</w:t>
+              <w:t>Lecturer           399,884  -&gt;  398,858      -0.26%</w:t>
             </w:r>
           </w:p>
           <w:p>
@@ -11895,7 +11895,7 @@
                 <w:color w:val="1C1F23"/>
                 <w:sz w:val="19"/>
               </w:rPr>
-              <w:t xml:space="preserve">                    the other 1,944 hold another teaching title and stay</w:t>
+              <w:t xml:space="preserve">                   1,026 leave; 1,328 hold another teaching title and stay</w:t>
             </w:r>
           </w:p>
           <w:p>
@@ -11909,7 +11909,7 @@
                 <w:color w:val="1C1F23"/>
                 <w:sz w:val="19"/>
               </w:rPr>
-              <w:t>Head of Faculty gains  up to 3,376 of 17,528 people    +19%</w:t>
+              <w:t>Head of Faculty     17,528  -&gt;   19,026      +8.5%</w:t>
             </w:r>
           </w:p>
           <w:p>
@@ -11923,7 +11923,7 @@
                 <w:color w:val="1C1F23"/>
                 <w:sz w:val="19"/>
               </w:rPr>
-              <w:t xml:space="preserve">                    3,263 of them reachable; 307 are already in it</w:t>
+              <w:t xml:space="preserve">                   1,498 new and confirmed; 280 already in; 543 no ROR match</w:t>
             </w:r>
           </w:p>
           <w:p>
@@ -11942,7 +11942,7 @@
                 <w:color w:val="464B52"/>
                 <w:sz w:val="20"/>
               </w:rPr>
-              <w:t>That is the best trade this audience has been offered.</w:t>
+              <w:t>The organisation does not block it</w:t>
             </w:r>
             <w:r>
               <w:rPr>
@@ -11951,25 +11951,7 @@
                 <w:color w:val="464B52"/>
                 <w:sz w:val="20"/>
               </w:rPr>
-              <w:t xml:space="preserve"> It is also an upper bound on the gain, because faculty_head still needs the organisation to resolve, and that is what already strands 14,600 strong leadership records. Query H in </w:t>
-            </w:r>
-            <w:r>
-              <w:rPr>
-                <w:rFonts w:ascii="Consolas" w:hAnsi="Consolas"/>
-                <w:b w:val="0"/>
-                <w:color w:val="1C1F23"/>
-                <w:sz w:val="19"/>
-              </w:rPr>
-              <w:t>analyses/30_leadership_compounds.sql</w:t>
-            </w:r>
-            <w:r>
-              <w:rPr>
-                <w:rFonts w:ascii="Calibri" w:hAnsi="Calibri"/>
-                <w:b w:val="0"/>
-                <w:color w:val="464B52"/>
-                <w:sz w:val="20"/>
-              </w:rPr>
-              <w:t xml:space="preserve"> is what decides it.</w:t>
+              <w:t>, which was the one thing that could have. 1,702 of the 2,354 are at an Education or Facility employer. What strands 14,600 strong leadership records elsewhere does not strand these, because a professor who also heads a department is at a university and the ROR resolves.</w:t>
             </w:r>
           </w:p>
         </w:tc>
@@ -12684,7 +12666,7 @@
                 <w:color w:val="1F6F6A"/>
                 <w:sz w:val="19"/>
               </w:rPr>
-              <w:t>THE DESIGN THAT SURVIVES, AND WHAT IT STILL NEEDS</w:t>
+              <w:t>WHAT SHIPPED — A PATTERN THAT APPLIES WITHIN ONE GROUP</w:t>
             </w:r>
           </w:p>
           <w:p>
@@ -12698,7 +12680,7 @@
                 <w:color w:val="464B52"/>
                 <w:sz w:val="20"/>
               </w:rPr>
-              <w:t xml:space="preserve">A pattern that applies </w:t>
+              <w:t xml:space="preserve">A pattern row can now say </w:t>
             </w:r>
             <w:r>
               <w:rPr>
@@ -12707,7 +12689,7 @@
                 <w:color w:val="464B52"/>
                 <w:sz w:val="20"/>
               </w:rPr>
-              <w:t>within one group</w:t>
+              <w:t>only when the model already put this title in teaching</w:t>
             </w:r>
             <w:r>
               <w:rPr>
@@ -12716,7 +12698,7 @@
                 <w:color w:val="464B52"/>
                 <w:sz w:val="20"/>
               </w:rPr>
-              <w:t>: a row that says "only when the model already put this title in teaching". Then —</w:t>
+              <w:t>. That removes the 14,500-record sweep by construction: practitioner, pharmacist and the researcher groups are never consulted. The three librarian collisions go the same way, the word-order split closes because a pattern matches every separator, and the profession word still wins.</w:t>
             </w:r>
           </w:p>
           <w:p>
@@ -12728,104 +12710,6 @@
             <w:pPr>
               <w:spacing w:after="40"/>
             </w:pPr>
-            <w:r>
-              <w:rPr>
-                <w:rFonts w:ascii="Calibri" w:hAnsi="Calibri"/>
-                <w:b w:val="0"/>
-                <w:color w:val="464B52"/>
-                <w:sz w:val="20"/>
-              </w:rPr>
-              <w:t>• the 14,500-record sweep disappears by construction, because practitioner, pharmacist and the researcher groups are never consulted;</w:t>
-            </w:r>
-          </w:p>
-          <w:p>
-            <w:pPr>
-              <w:spacing w:after="40"/>
-            </w:pPr>
-            <w:r>
-              <w:rPr>
-                <w:rFonts w:ascii="Calibri" w:hAnsi="Calibri"/>
-                <w:b w:val="0"/>
-                <w:color w:val="464B52"/>
-                <w:sz w:val="20"/>
-              </w:rPr>
-              <w:t>• so do the three librarian collisions the check turned up, for the same reason;</w:t>
-            </w:r>
-          </w:p>
-          <w:p>
-            <w:pPr>
-              <w:spacing w:after="40"/>
-            </w:pPr>
-            <w:r>
-              <w:rPr>
-                <w:rFonts w:ascii="Calibri" w:hAnsi="Calibri"/>
-                <w:b w:val="0"/>
-                <w:color w:val="464B52"/>
-                <w:sz w:val="20"/>
-              </w:rPr>
-              <w:t>• the word-order split still closes, because a pattern matches every separator;</w:t>
-            </w:r>
-          </w:p>
-          <w:p>
-            <w:pPr>
-              <w:spacing w:after="40"/>
-            </w:pPr>
-            <w:r>
-              <w:rPr>
-                <w:rFonts w:ascii="Calibri" w:hAnsi="Calibri"/>
-                <w:b w:val="0"/>
-                <w:color w:val="464B52"/>
-                <w:sz w:val="20"/>
-              </w:rPr>
-              <w:t>• and the profession word still wins, which is what was decided.</w:t>
-            </w:r>
-          </w:p>
-          <w:p>
-            <w:pPr>
-              <w:spacing w:after="40"/>
-            </w:pPr>
-          </w:p>
-          <w:p>
-            <w:pPr>
-              <w:spacing w:after="40"/>
-            </w:pPr>
-            <w:r>
-              <w:rPr>
-                <w:rFonts w:ascii="Calibri" w:hAnsi="Calibri"/>
-                <w:b w:val="0"/>
-                <w:color w:val="464B52"/>
-                <w:sz w:val="20"/>
-              </w:rPr>
-              <w:t>It is one nullable column on the pattern seed and one condition in one join, plus making the model's own choice visible so the two existing pattern tests can still see what a conditional pattern acted on. Librarian rows leave the column empty and go on working unchanged.</w:t>
-            </w:r>
-          </w:p>
-          <w:p>
-            <w:pPr>
-              <w:spacing w:after="40"/>
-            </w:pPr>
-          </w:p>
-          <w:p>
-            <w:pPr>
-              <w:spacing w:after="40"/>
-            </w:pPr>
-            <w:r>
-              <w:rPr>
-                <w:rFonts w:ascii="Calibri" w:hAnsi="Calibri"/>
-                <w:b/>
-                <w:color w:val="464B52"/>
-                <w:sz w:val="20"/>
-              </w:rPr>
-              <w:t>Two things are measured before it is built, and one of them could still cancel it.</w:t>
-            </w:r>
-            <w:r>
-              <w:rPr>
-                <w:rFonts w:ascii="Calibri" w:hAnsi="Calibri"/>
-                <w:b w:val="0"/>
-                <w:color w:val="464B52"/>
-                <w:sz w:val="20"/>
-              </w:rPr>
-              <w:t xml:space="preserve"> </w:t>
-            </w:r>
             <w:r>
               <w:rPr>
                 <w:rFonts w:ascii="Consolas" w:hAnsi="Consolas"/>
@@ -12833,17 +12717,13 @@
                 <w:color w:val="1C1F23"/>
                 <w:sz w:val="19"/>
               </w:rPr>
-              <w:t>analyses/30</w:t>
-            </w:r>
-            <w:r>
-              <w:rPr>
-                <w:rFonts w:ascii="Calibri" w:hAnsi="Calibri"/>
-                <w:b w:val="0"/>
-                <w:color w:val="464B52"/>
-                <w:sz w:val="20"/>
-              </w:rPr>
-              <w:t xml:space="preserve"> query I lists the exclusions — </w:t>
-            </w:r>
+              <w:t>10 patterns   head of department / school / faculty / institute / division,</w:t>
+            </w:r>
+          </w:p>
+          <w:p>
+            <w:pPr>
+              <w:spacing w:after="40"/>
+            </w:pPr>
             <w:r>
               <w:rPr>
                 <w:rFonts w:ascii="Consolas" w:hAnsi="Consolas"/>
@@ -12851,17 +12731,13 @@
                 <w:color w:val="1C1F23"/>
                 <w:sz w:val="19"/>
               </w:rPr>
-              <w:t>dean s chair</w:t>
-            </w:r>
-            <w:r>
-              <w:rPr>
-                <w:rFonts w:ascii="Calibri" w:hAnsi="Calibri"/>
-                <w:b w:val="0"/>
-                <w:color w:val="464B52"/>
-                <w:sz w:val="20"/>
-              </w:rPr>
-              <w:t xml:space="preserve">, </w:t>
-            </w:r>
+              <w:t xml:space="preserve">              head of the department, head of dept, dean, decano, dekan</w:t>
+            </w:r>
+          </w:p>
+          <w:p>
+            <w:pPr>
+              <w:spacing w:after="40"/>
+            </w:pPr>
             <w:r>
               <w:rPr>
                 <w:rFonts w:ascii="Consolas" w:hAnsi="Consolas"/>
@@ -12869,16 +12745,359 @@
                 <w:color w:val="1C1F23"/>
                 <w:sz w:val="19"/>
               </w:rPr>
-              <w:t>dean s clinical research fellow</w:t>
-            </w:r>
-            <w:r>
-              <w:rPr>
-                <w:rFonts w:ascii="Calibri" w:hAnsi="Calibri"/>
-                <w:b w:val="0"/>
+              <w:t>10 exclusions the possessives - dean s chair, college of science dean s</w:t>
+            </w:r>
+          </w:p>
+          <w:p>
+            <w:pPr>
+              <w:spacing w:after="40"/>
+            </w:pPr>
+            <w:r>
+              <w:rPr>
+                <w:rFonts w:ascii="Consolas" w:hAnsi="Consolas"/>
+                <w:b w:val="0"/>
+                <w:color w:val="1C1F23"/>
+                <w:sz w:val="19"/>
+              </w:rPr>
+              <w:t xml:space="preserve">              distinguished professor, dean s assistant full-time lecturer</w:t>
+            </w:r>
+          </w:p>
+          <w:p>
+            <w:pPr>
+              <w:spacing w:after="40"/>
+            </w:pPr>
+            <w:r>
+              <w:rPr>
+                <w:rFonts w:ascii="Consolas" w:hAnsi="Consolas"/>
+                <w:b w:val="0"/>
+                <w:color w:val="1C1F23"/>
+                <w:sz w:val="19"/>
+              </w:rPr>
+              <w:t xml:space="preserve"> 1 correction ... vice dean/ acting dean/ dean s advisor IS a deanship.</w:t>
+            </w:r>
+          </w:p>
+          <w:p>
+            <w:pPr>
+              <w:spacing w:after="40"/>
+            </w:pPr>
+            <w:r>
+              <w:rPr>
+                <w:rFonts w:ascii="Consolas" w:hAnsi="Consolas"/>
+                <w:b w:val="0"/>
+                <w:color w:val="1C1F23"/>
+                <w:sz w:val="19"/>
+              </w:rPr>
+              <w:t xml:space="preserve">              The exclusion regex had flagged it on the possessive alone</w:t>
+            </w:r>
+          </w:p>
+          <w:p>
+            <w:pPr>
+              <w:spacing w:after="40"/>
+            </w:pPr>
+            <w:r>
+              <w:rPr>
+                <w:rFonts w:ascii="Consolas" w:hAnsi="Consolas"/>
+                <w:b w:val="0"/>
+                <w:color w:val="1C1F23"/>
+                <w:sz w:val="19"/>
+              </w:rPr>
+              <w:t xml:space="preserve"> 3 decisions  the collision titles, all to librarian</w:t>
+            </w:r>
+          </w:p>
+          <w:p>
+            <w:pPr>
+              <w:spacing w:after="40"/>
+            </w:pPr>
+          </w:p>
+          <w:p>
+            <w:pPr>
+              <w:spacing w:after="40"/>
+            </w:pPr>
+            <w:r>
+              <w:rPr>
+                <w:rFonts w:ascii="Calibri" w:hAnsi="Calibri"/>
+                <w:b/>
                 <w:color w:val="464B52"/>
                 <w:sz w:val="20"/>
               </w:rPr>
-              <w:t>, a post carrying its own end date. Query J asks whether these people's employers resolve to an academic organisation at all: faculty_head scores Healthcare, Company, Funder and UNKNOWN at zero, so if they sit there the +19% is fiction and nothing should be changed.</w:t>
+              <w:t>Why the trade is defensible, and it is not that Head of Faculty is small.</w:t>
+            </w:r>
+            <w:r>
+              <w:rPr>
+                <w:rFonts w:ascii="Calibri" w:hAnsi="Calibri"/>
+                <w:b w:val="0"/>
+                <w:color w:val="464B52"/>
+                <w:sz w:val="20"/>
+              </w:rPr>
+              <w:t xml:space="preserve"> Under the one-title-one-profession rule something has to be dropped from </w:t>
+            </w:r>
+            <w:r>
+              <w:rPr>
+                <w:rFonts w:ascii="Consolas" w:hAnsi="Consolas"/>
+                <w:b w:val="0"/>
+                <w:color w:val="1C1F23"/>
+                <w:sz w:val="19"/>
+              </w:rPr>
+              <w:t>professor and head of department</w:t>
+            </w:r>
+            <w:r>
+              <w:rPr>
+                <w:rFonts w:ascii="Calibri" w:hAnsi="Calibri"/>
+                <w:b w:val="0"/>
+                <w:color w:val="464B52"/>
+                <w:sz w:val="20"/>
+              </w:rPr>
+              <w:t>, and the two readings are not equal: heading a department at a university entails being an academic there, while being a professor entails nothing about leading anything. The leadership reading keeps both facts; the teaching reading throws one away. That is an argument about what the title says.</w:t>
+            </w:r>
+          </w:p>
+        </w:tc>
+      </w:tr>
+    </w:tbl>
+    <w:p>
+      <w:pPr>
+        <w:spacing w:after="40"/>
+      </w:pPr>
+    </w:p>
+    <w:tbl>
+      <w:tblPr>
+        <w:tblW w:type="auto" w:w="0"/>
+        <w:jc w:val="left"/>
+        <w:tblLook w:firstColumn="1" w:firstRow="1" w:lastColumn="0" w:lastRow="0" w:noHBand="0" w:noVBand="1" w:val="04A0"/>
+        <w:tblBorders>
+          <w:top w:val="none" w:sz="0"/>
+          <w:left w:val="none" w:sz="0"/>
+          <w:bottom w:val="none" w:sz="0"/>
+          <w:right w:val="none" w:sz="0"/>
+          <w:insideH w:val="none" w:sz="0"/>
+          <w:insideV w:val="none" w:sz="0"/>
+        </w:tblBorders>
+      </w:tblPr>
+      <w:tblGrid>
+        <w:gridCol w:w="9648"/>
+      </w:tblGrid>
+      <w:tr>
+        <w:tc>
+          <w:tcPr>
+            <w:tcW w:type="dxa" w:w="9648"/>
+            <w:shd w:val="clear" w:fill="FDF8EF"/>
+          </w:tcPr>
+          <w:p>
+            <w:pPr>
+              <w:spacing w:after="60"/>
+            </w:pPr>
+            <w:r>
+              <w:rPr>
+                <w:rFonts w:ascii="Calibri" w:hAnsi="Calibri"/>
+                <w:b/>
+                <w:color w:val="8A6410"/>
+                <w:sz w:val="19"/>
+              </w:rPr>
+              <w:t>WHAT IS STILL NOT CERTAIN, AND IT IS SMALL</w:t>
+            </w:r>
+          </w:p>
+          <w:p>
+            <w:pPr>
+              <w:spacing w:after="40"/>
+            </w:pPr>
+            <w:r>
+              <w:rPr>
+                <w:rFonts w:ascii="Calibri" w:hAnsi="Calibri"/>
+                <w:b/>
+                <w:color w:val="464B52"/>
+                <w:sz w:val="20"/>
+              </w:rPr>
+              <w:t>One flaw was found while writing it and fixed before it shipped.</w:t>
+            </w:r>
+            <w:r>
+              <w:rPr>
+                <w:rFonts w:ascii="Calibri" w:hAnsi="Calibri"/>
+                <w:b w:val="0"/>
+                <w:color w:val="464B52"/>
+                <w:sz w:val="20"/>
+              </w:rPr>
+              <w:t xml:space="preserve"> The scope has to mean the model *assigned* that group, not merely that teaching was its nearest guess. The nearest group is recorded even for a title the model rejected as too weak, so conditioning on it would have promoted those titles with a perfect score — rescuing precisely what the confidence floor exists to hold back.</w:t>
+            </w:r>
+          </w:p>
+          <w:p>
+            <w:pPr>
+              <w:spacing w:after="40"/>
+            </w:pPr>
+          </w:p>
+          <w:p>
+            <w:pPr>
+              <w:spacing w:after="40"/>
+            </w:pPr>
+            <w:r>
+              <w:rPr>
+                <w:rFonts w:ascii="Calibri" w:hAnsi="Calibri"/>
+                <w:b/>
+                <w:color w:val="464B52"/>
+                <w:sz w:val="20"/>
+              </w:rPr>
+              <w:t>Two things the build will settle.</w:t>
+            </w:r>
+            <w:r>
+              <w:rPr>
+                <w:rFonts w:ascii="Calibri" w:hAnsi="Calibri"/>
+                <w:b w:val="0"/>
+                <w:color w:val="464B52"/>
+                <w:sz w:val="20"/>
+              </w:rPr>
+              <w:t xml:space="preserve"> A title that is teaching by human decision rather than by the model will not be claimed, which would show up as slightly fewer than 1,706 titles moving; there are 26 human decisions in that group and none of them is a head or dean compound, so this should be nil. And the four smallest patterns — </w:t>
+            </w:r>
+            <w:r>
+              <w:rPr>
+                <w:rFonts w:ascii="Consolas" w:hAnsi="Consolas"/>
+                <w:b w:val="0"/>
+                <w:color w:val="1C1F23"/>
+                <w:sz w:val="19"/>
+              </w:rPr>
+              <w:t>dekan</w:t>
+            </w:r>
+            <w:r>
+              <w:rPr>
+                <w:rFonts w:ascii="Calibri" w:hAnsi="Calibri"/>
+                <w:b w:val="0"/>
+                <w:color w:val="464B52"/>
+                <w:sz w:val="20"/>
+              </w:rPr>
+              <w:t xml:space="preserve"> with 2 titles, </w:t>
+            </w:r>
+            <w:r>
+              <w:rPr>
+                <w:rFonts w:ascii="Consolas" w:hAnsi="Consolas"/>
+                <w:b w:val="0"/>
+                <w:color w:val="1C1F23"/>
+                <w:sz w:val="19"/>
+              </w:rPr>
+              <w:t>head of dept</w:t>
+            </w:r>
+            <w:r>
+              <w:rPr>
+                <w:rFonts w:ascii="Calibri" w:hAnsi="Calibri"/>
+                <w:b w:val="0"/>
+                <w:color w:val="464B52"/>
+                <w:sz w:val="20"/>
+              </w:rPr>
+              <w:t xml:space="preserve"> and </w:t>
+            </w:r>
+            <w:r>
+              <w:rPr>
+                <w:rFonts w:ascii="Consolas" w:hAnsi="Consolas"/>
+                <w:b w:val="0"/>
+                <w:color w:val="1C1F23"/>
+                <w:sz w:val="19"/>
+              </w:rPr>
+              <w:t>decano</w:t>
+            </w:r>
+            <w:r>
+              <w:rPr>
+                <w:rFonts w:ascii="Calibri" w:hAnsi="Calibri"/>
+                <w:b w:val="0"/>
+                <w:color w:val="464B52"/>
+                <w:sz w:val="20"/>
+              </w:rPr>
+              <w:t xml:space="preserve"> with 4, </w:t>
+            </w:r>
+            <w:r>
+              <w:rPr>
+                <w:rFonts w:ascii="Consolas" w:hAnsi="Consolas"/>
+                <w:b w:val="0"/>
+                <w:color w:val="1C1F23"/>
+                <w:sz w:val="19"/>
+              </w:rPr>
+              <w:t>head of faculty</w:t>
+            </w:r>
+            <w:r>
+              <w:rPr>
+                <w:rFonts w:ascii="Calibri" w:hAnsi="Calibri"/>
+                <w:b w:val="0"/>
+                <w:color w:val="464B52"/>
+                <w:sz w:val="20"/>
+              </w:rPr>
+              <w:t xml:space="preserve"> with 6 — would fail the test that every pattern must match something, if even one of those few turns out to be a human decision. That failure is the guard working, and the fix is one word in a note.</w:t>
+            </w:r>
+          </w:p>
+          <w:p>
+            <w:pPr>
+              <w:spacing w:after="40"/>
+            </w:pPr>
+          </w:p>
+          <w:p>
+            <w:pPr>
+              <w:spacing w:after="40"/>
+            </w:pPr>
+            <w:r>
+              <w:rPr>
+                <w:rFonts w:ascii="Calibri" w:hAnsi="Calibri"/>
+                <w:b/>
+                <w:color w:val="464B52"/>
+                <w:sz w:val="20"/>
+              </w:rPr>
+              <w:t>And one known residual: 26 titles, 604 records, 1.2% of the scope.</w:t>
+            </w:r>
+            <w:r>
+              <w:rPr>
+                <w:rFonts w:ascii="Calibri" w:hAnsi="Calibri"/>
+                <w:b w:val="0"/>
+                <w:color w:val="464B52"/>
+                <w:sz w:val="20"/>
+              </w:rPr>
+              <w:t xml:space="preserve"> They carry their own dates, and a date is not a rule — </w:t>
+            </w:r>
+            <w:r>
+              <w:rPr>
+                <w:rFonts w:ascii="Consolas" w:hAnsi="Consolas"/>
+                <w:b w:val="0"/>
+                <w:color w:val="1C1F23"/>
+                <w:sz w:val="19"/>
+              </w:rPr>
+              <w:t>dean 2010-2018</w:t>
+            </w:r>
+            <w:r>
+              <w:rPr>
+                <w:rFonts w:ascii="Calibri" w:hAnsi="Calibri"/>
+                <w:b w:val="0"/>
+                <w:color w:val="464B52"/>
+                <w:sz w:val="20"/>
+              </w:rPr>
+              <w:t xml:space="preserve"> has ended, </w:t>
+            </w:r>
+            <w:r>
+              <w:rPr>
+                <w:rFonts w:ascii="Consolas" w:hAnsi="Consolas"/>
+                <w:b w:val="0"/>
+                <w:color w:val="1C1F23"/>
+                <w:sz w:val="19"/>
+              </w:rPr>
+              <w:t>dean 2014-</w:t>
+            </w:r>
+            <w:r>
+              <w:rPr>
+                <w:rFonts w:ascii="Calibri" w:hAnsi="Calibri"/>
+                <w:b w:val="0"/>
+                <w:color w:val="464B52"/>
+                <w:sz w:val="20"/>
+              </w:rPr>
+              <w:t xml:space="preserve"> and </w:t>
+            </w:r>
+            <w:r>
+              <w:rPr>
+                <w:rFonts w:ascii="Consolas" w:hAnsi="Consolas"/>
+                <w:b w:val="0"/>
+                <w:color w:val="1C1F23"/>
+                <w:sz w:val="19"/>
+              </w:rPr>
+              <w:t>head of department 1997-pres</w:t>
+            </w:r>
+            <w:r>
+              <w:rPr>
+                <w:rFonts w:ascii="Calibri" w:hAnsi="Calibri"/>
+                <w:b w:val="0"/>
+                <w:color w:val="464B52"/>
+                <w:sz w:val="20"/>
+              </w:rPr>
+              <w:t xml:space="preserve"> have not, and one title carries both ranges with the headship on the open side. Query L lists all 26 to be read rather than regexed.</w:t>
             </w:r>
           </w:p>
         </w:tc>

--- a/orcid_role_identifier/docs/ORCID-Role-Enrichment-Status-and-Plan.docx
+++ b/orcid_role_identifier/docs/ORCID-Role-Enrichment-Status-and-Plan.docx
@@ -405,7 +405,7 @@
                 <w:color w:val="464B52"/>
                 <w:sz w:val="20"/>
               </w:rPr>
-              <w:t>Head of Faculty grows for the first time, by 8.5%.</w:t>
+              <w:t>Head of Faculty is 33,241 people, up from 17,528 — and only 1,715 of that is our work.</w:t>
             </w:r>
             <w:r>
               <w:rPr>
@@ -414,7 +414,26 @@
                 <w:color w:val="464B52"/>
                 <w:sz w:val="20"/>
               </w:rPr>
-              <w:t xml:space="preserve"> The professor-plus-leadership compounds now reach it: 1,498 new confirmed people against 1,026 leaving Lecturer, which is 0.26% of that audience. It took a new mechanism — a pattern scoped to one group — because an unscoped one would have swept 14,500 records out of eight other groups, including 2.7% of the whole pharmacist group. </w:t>
+              <w:t xml:space="preserve"> The professor-plus-leadership compounds now reach the audience and brought exactly what was forecast, within 4%. The rest arrived in the same build because employers resolved to academic organisations, which is the thing this audience has always been starved by. Two findings, reported as two. Section 6.4.</w:t>
+            </w:r>
+          </w:p>
+          <w:p>
+            <w:pPr>
+              <w:spacing w:after="40"/>
+            </w:pPr>
+          </w:p>
+          <w:p>
+            <w:pPr>
+              <w:spacing w:after="40"/>
+            </w:pPr>
+            <w:r>
+              <w:rPr>
+                <w:rFonts w:ascii="Calibri" w:hAnsi="Calibri"/>
+                <w:b w:val="0"/>
+                <w:color w:val="464B52"/>
+                <w:sz w:val="20"/>
+              </w:rPr>
+              <w:t xml:space="preserve">It took a new mechanism — a pattern scoped to one title group — because an unscoped one would have swept 14,500 records out of eight other groups, including 2.7% of the whole pharmacist group. </w:t>
             </w:r>
             <w:r>
               <w:rPr>
@@ -450,7 +469,7 @@
                 <w:color w:val="464B52"/>
                 <w:sz w:val="20"/>
               </w:rPr>
-              <w:t xml:space="preserve"> are modifiers, not professions. Section 6.4 has the measurement and what is still open.</w:t>
+              <w:t xml:space="preserve"> are modifiers, not professions. The scoping then held to the record: the eight other groups moved by zero.</w:t>
             </w:r>
           </w:p>
         </w:tc>
@@ -11525,7 +11544,7 @@
           <w:color w:val="1F6F6A"/>
           <w:sz w:val="25"/>
         </w:rPr>
-        <w:t>6.4  HEAD OF FACULTY — 17,528 people, 19,026 after the next build</w:t>
+        <w:t>6.4  HEAD OF FACULTY — 33,241 people, up from 17,528</w:t>
       </w:r>
     </w:p>
     <w:p>
@@ -11540,7 +11559,7 @@
           <w:color w:val="464B52"/>
           <w:sz w:val="21"/>
         </w:rPr>
-        <w:t>23.8% found, 26.3% agree. The weakest audience we have</w:t>
+        <w:t>23.8% found. Agreement now reads 12.6% on 1,775 people, against 26.3% on 71 before</w:t>
       </w:r>
       <w:r>
         <w:rPr>
@@ -11550,7 +11569,27 @@
           <w:color w:val="464B52"/>
           <w:sz w:val="21"/>
         </w:rPr>
-        <w:t>, and poor in both directions.</w:t>
+        <w:t xml:space="preserve"> — and the fall is mostly the sample growing 25-fold, not the labels getting worse. Asked the way Lecturer was asked — does the person's title say they lead something — </w:t>
+      </w:r>
+      <w:r>
+        <w:rPr>
+          <w:rFonts w:ascii="Calibri" w:hAnsi="Calibri"/>
+          <w:b/>
+          <w:i w:val="0"/>
+          <w:color w:val="464B52"/>
+          <w:sz w:val="21"/>
+        </w:rPr>
+        <w:t>about 86% are right</w:t>
+      </w:r>
+      <w:r>
+        <w:rPr>
+          <w:rFonts w:ascii="Calibri" w:hAnsi="Calibri"/>
+          <w:b w:val="0"/>
+          <w:i w:val="0"/>
+          <w:color w:val="464B52"/>
+          <w:sz w:val="21"/>
+        </w:rPr>
+        <w:t>, with roughly 14% having no leadership word in any title at all. That 14% is the real error rate and it is the one to work on.</w:t>
       </w:r>
     </w:p>
     <w:p>
@@ -11853,7 +11892,7 @@
                 <w:color w:val="464B52"/>
                 <w:sz w:val="20"/>
               </w:rPr>
-              <w:t>The head and dean family, measured both ways and then shipped.</w:t>
+              <w:t>The head and dean family: built, and it did what was forecast.</w:t>
             </w:r>
             <w:r>
               <w:rPr>
@@ -11862,7 +11901,25 @@
                 <w:color w:val="464B52"/>
                 <w:sz w:val="20"/>
               </w:rPr>
-              <w:t xml:space="preserve"> 1,706 titles over 48,995 records, held by 2,354 people:</w:t>
+              <w:t xml:space="preserve"> 1,685 titles over 48,518 ORCID records, held by 2,333 people. After the build, </w:t>
+            </w:r>
+            <w:r>
+              <w:rPr>
+                <w:rFonts w:ascii="Calibri" w:hAnsi="Calibri"/>
+                <w:b/>
+                <w:color w:val="464B52"/>
+                <w:sz w:val="20"/>
+              </w:rPr>
+              <w:t>1,715 of them are in Head of Faculty</w:t>
+            </w:r>
+            <w:r>
+              <w:rPr>
+                <w:rFonts w:ascii="Calibri" w:hAnsi="Calibri"/>
+                <w:b w:val="0"/>
+                <w:color w:val="464B52"/>
+                <w:sz w:val="20"/>
+              </w:rPr>
+              <w:t xml:space="preserve"> against a forecast of 1,778 — within 4%.</w:t>
             </w:r>
           </w:p>
           <w:p>
@@ -11874,6 +11931,24 @@
             <w:pPr>
               <w:spacing w:after="40"/>
             </w:pPr>
+            <w:r>
+              <w:rPr>
+                <w:rFonts w:ascii="Calibri" w:hAnsi="Calibri"/>
+                <w:b/>
+                <w:color w:val="464B52"/>
+                <w:sz w:val="20"/>
+              </w:rPr>
+              <w:t>And a warning about every record count in this document.</w:t>
+            </w:r>
+            <w:r>
+              <w:rPr>
+                <w:rFonts w:ascii="Calibri" w:hAnsi="Calibri"/>
+                <w:b w:val="0"/>
+                <w:color w:val="464B52"/>
+                <w:sz w:val="20"/>
+              </w:rPr>
+              <w:t xml:space="preserve"> The build showed the pipeline holds 1,737,768 employment records in total, while the dictionary says teaching academics alone have 11,946,079. So a records figure is counted across all of ORCID, and a people figure comes from the records that matched a Springer Nature id — about 19 to 1. </w:t>
+            </w:r>
             <w:r>
               <w:rPr>
                 <w:rFonts w:ascii="Consolas" w:hAnsi="Consolas"/>
@@ -11881,22 +11956,22 @@
                 <w:color w:val="1C1F23"/>
                 <w:sz w:val="19"/>
               </w:rPr>
-              <w:t>Lecturer           399,884  -&gt;  398,858      -0.26%</w:t>
+              <w:t>48,518 ORCID records → 2,557 of ours → 2,333 people</w:t>
+            </w:r>
+            <w:r>
+              <w:rPr>
+                <w:rFonts w:ascii="Calibri" w:hAnsi="Calibri"/>
+                <w:b w:val="0"/>
+                <w:color w:val="464B52"/>
+                <w:sz w:val="20"/>
+              </w:rPr>
+              <w:t>. The two are not comparable and reading them as one scale is how the forecast for this change was nearly mis-stated.</w:t>
             </w:r>
           </w:p>
           <w:p>
             <w:pPr>
               <w:spacing w:after="40"/>
             </w:pPr>
-            <w:r>
-              <w:rPr>
-                <w:rFonts w:ascii="Consolas" w:hAnsi="Consolas"/>
-                <w:b w:val="0"/>
-                <w:color w:val="1C1F23"/>
-                <w:sz w:val="19"/>
-              </w:rPr>
-              <w:t xml:space="preserve">                   1,026 leave; 1,328 hold another teaching title and stay</w:t>
-            </w:r>
           </w:p>
           <w:p>
             <w:pPr>
@@ -11904,45 +11979,12 @@
             </w:pPr>
             <w:r>
               <w:rPr>
-                <w:rFonts w:ascii="Consolas" w:hAnsi="Consolas"/>
-                <w:b w:val="0"/>
-                <w:color w:val="1C1F23"/>
-                <w:sz w:val="19"/>
-              </w:rPr>
-              <w:t>Head of Faculty     17,528  -&gt;   19,026      +8.5%</w:t>
-            </w:r>
-          </w:p>
-          <w:p>
-            <w:pPr>
-              <w:spacing w:after="40"/>
-            </w:pPr>
-            <w:r>
-              <w:rPr>
-                <w:rFonts w:ascii="Consolas" w:hAnsi="Consolas"/>
-                <w:b w:val="0"/>
-                <w:color w:val="1C1F23"/>
-                <w:sz w:val="19"/>
-              </w:rPr>
-              <w:t xml:space="preserve">                   1,498 new and confirmed; 280 already in; 543 no ROR match</w:t>
-            </w:r>
-          </w:p>
-          <w:p>
-            <w:pPr>
-              <w:spacing w:after="40"/>
-            </w:pPr>
-          </w:p>
-          <w:p>
-            <w:pPr>
-              <w:spacing w:after="40"/>
-            </w:pPr>
-            <w:r>
-              <w:rPr>
                 <w:rFonts w:ascii="Calibri" w:hAnsi="Calibri"/>
                 <w:b/>
                 <w:color w:val="464B52"/>
                 <w:sz w:val="20"/>
               </w:rPr>
-              <w:t>The organisation does not block it</w:t>
+              <w:t>The audience also nearly doubled in the same build, and that is NOT this work.</w:t>
             </w:r>
             <w:r>
               <w:rPr>
@@ -11951,7 +11993,7 @@
                 <w:color w:val="464B52"/>
                 <w:sz w:val="20"/>
               </w:rPr>
-              <w:t>, which was the one thing that could have. 1,702 of the 2,354 are at an Education or Facility employer. What strands 14,600 strong leadership records elsewhere does not strand these, because a professor who also heads a department is at a university and the ROR resolves.</w:t>
+              <w:t xml:space="preserve"> Head of Faculty went 17,528 → 33,241, and 31,526 of those people hold none of these titles. The record counts show the leadership group gained records from these patterns and from nothing else, so those people already had their titles — the only other thing this audience needs is an employer that resolves to an academic organisation, and about 14,600 strong leadership records were stranded on exactly that. Two findings in one build, and they have to be reported as two or this work takes credit for the organisation data.</w:t>
             </w:r>
           </w:p>
         </w:tc>

--- a/orcid_role_identifier/docs/ORCID-Role-Enrichment-Status-and-Plan.docx
+++ b/orcid_role_identifier/docs/ORCID-Role-Enrichment-Status-and-Plan.docx
@@ -405,7 +405,7 @@
                 <w:color w:val="464B52"/>
                 <w:sz w:val="20"/>
               </w:rPr>
-              <w:t>Head of Faculty is 33,241 people, up from 17,528 — and only 1,715 of that is our work.</w:t>
+              <w:t>Head of Faculty is 33,242 people, up from 17,528, and it is now measured properly: 79.4% certainly right, 15.2% uncertain, 5.7% wrong.</w:t>
             </w:r>
             <w:r>
               <w:rPr>
@@ -414,7 +414,7 @@
                 <w:color w:val="464B52"/>
                 <w:sz w:val="20"/>
               </w:rPr>
-              <w:t xml:space="preserve"> The professor-plus-leadership compounds now reach the audience and brought exactly what was forecast, within 4%. The rest arrived in the same build because employers resolved to academic organisations, which is the thing this audience has always been starved by. Two findings, reported as two. Section 6.4.</w:t>
+              <w:t xml:space="preserve"> Only 1,715 of the growth is our work.** The professor-plus-leadership compounds now reach the audience and brought exactly what was forecast, within 4%. The rest arrived in the same build because employers resolved to academic organisations, which is the thing this audience has always been starved by. Two findings, reported as two. Section 6.4.</w:t>
             </w:r>
           </w:p>
           <w:p>
@@ -11559,7 +11559,7 @@
           <w:color w:val="464B52"/>
           <w:sz w:val="21"/>
         </w:rPr>
-        <w:t>23.8% found. Agreement now reads 12.6% on 1,775 people, against 26.3% on 71 before</w:t>
+        <w:t>33,241 people, up from 17,528 — and the audience is now measured properly.</w:t>
       </w:r>
       <w:r>
         <w:rPr>
@@ -11569,8 +11569,108 @@
           <w:color w:val="464B52"/>
           <w:sz w:val="21"/>
         </w:rPr>
-        <w:t xml:space="preserve"> — and the fall is mostly the sample growing 25-fold, not the labels getting worse. Asked the way Lecturer was asked — does the person's title say they lead something — </w:t>
+        <w:t xml:space="preserve"> Straight agreement reads 12.6% on 1,775 checkable people against 26.3% on 71 before, but that number answers the wrong question. Asked the way Lecturer was asked — does this person's title actually say they lead something:</w:t>
       </w:r>
+    </w:p>
+    <w:p>
+      <w:pPr>
+        <w:spacing w:after="100"/>
+      </w:pPr>
+      <w:r>
+        <w:rPr>
+          <w:rFonts w:ascii="Consolas" w:hAnsi="Consolas"/>
+          <w:b w:val="0"/>
+          <w:i w:val="0"/>
+          <w:color w:val="464B52"/>
+          <w:sz w:val="20"/>
+        </w:rPr>
+        <w:t>223 people   said they are leadership themselves</w:t>
+      </w:r>
+    </w:p>
+    <w:p>
+      <w:pPr>
+        <w:spacing w:after="100"/>
+      </w:pPr>
+      <w:r>
+        <w:rPr>
+          <w:rFonts w:ascii="Consolas" w:hAnsi="Consolas"/>
+          <w:b w:val="0"/>
+          <w:i w:val="0"/>
+          <w:color w:val="464B52"/>
+          <w:sz w:val="20"/>
+        </w:rPr>
+        <w:t>1,186        a title names a faculty-level post - head of department,</w:t>
+      </w:r>
+    </w:p>
+    <w:p>
+      <w:pPr>
+        <w:spacing w:after="100"/>
+      </w:pPr>
+      <w:r>
+        <w:rPr>
+          <w:rFonts w:ascii="Consolas" w:hAnsi="Consolas"/>
+          <w:b w:val="0"/>
+          <w:i w:val="0"/>
+          <w:color w:val="464B52"/>
+          <w:sz w:val="20"/>
+        </w:rPr>
+        <w:t xml:space="preserve">             dean, rector, chancellor. They ticked one box on a form</w:t>
+      </w:r>
+    </w:p>
+    <w:p>
+      <w:pPr>
+        <w:spacing w:after="100"/>
+      </w:pPr>
+      <w:r>
+        <w:rPr>
+          <w:rFonts w:ascii="Consolas" w:hAnsi="Consolas"/>
+          <w:b w:val="0"/>
+          <w:i w:val="0"/>
+          <w:color w:val="464B52"/>
+          <w:sz w:val="20"/>
+        </w:rPr>
+        <w:t>270          UNCERTAIN - their only leadership word is chair, director</w:t>
+      </w:r>
+    </w:p>
+    <w:p>
+      <w:pPr>
+        <w:spacing w:after="100"/>
+      </w:pPr>
+      <w:r>
+        <w:rPr>
+          <w:rFonts w:ascii="Consolas" w:hAnsi="Consolas"/>
+          <w:b w:val="0"/>
+          <w:i w:val="0"/>
+          <w:color w:val="464B52"/>
+          <w:sz w:val="20"/>
+        </w:rPr>
+        <w:t xml:space="preserve">             or head, the three we have measured as unreliable</w:t>
+      </w:r>
+    </w:p>
+    <w:p>
+      <w:pPr>
+        <w:spacing w:after="100"/>
+      </w:pPr>
+      <w:r>
+        <w:rPr>
+          <w:rFonts w:ascii="Consolas" w:hAnsi="Consolas"/>
+          <w:b w:val="0"/>
+          <w:i w:val="0"/>
+          <w:color w:val="464B52"/>
+          <w:sz w:val="20"/>
+        </w:rPr>
+        <w:t>101          no leadership word in ANY of their titles</w:t>
+      </w:r>
+    </w:p>
+    <w:p>
+      <w:pPr>
+        <w:spacing w:after="100"/>
+      </w:pPr>
+    </w:p>
+    <w:p>
+      <w:pPr>
+        <w:spacing w:after="100"/>
+      </w:pPr>
       <w:r>
         <w:rPr>
           <w:rFonts w:ascii="Calibri" w:hAnsi="Calibri"/>
@@ -11579,7 +11679,7 @@
           <w:color w:val="464B52"/>
           <w:sz w:val="21"/>
         </w:rPr>
-        <w:t>about 86% are right</w:t>
+        <w:t>79.4% certainly right, 15.2% uncertain, 5.7% wrong.</w:t>
       </w:r>
       <w:r>
         <w:rPr>
@@ -11589,8 +11689,163 @@
           <w:color w:val="464B52"/>
           <w:sz w:val="21"/>
         </w:rPr>
-        <w:t>, with roughly 14% having no leadership word in any title at all. That 14% is the real error rate and it is the one to work on.</w:t>
+        <w:t xml:space="preserve"> So the audience is about 94% defensible. The first version of this check gave ~14% wrong, because its word list counted </w:t>
       </w:r>
+      <w:r>
+        <w:rPr>
+          <w:rFonts w:ascii="Consolas" w:hAnsi="Consolas"/>
+          <w:b w:val="0"/>
+          <w:i w:val="0"/>
+          <w:color w:val="464B52"/>
+          <w:sz w:val="20"/>
+        </w:rPr>
+        <w:t>chair</w:t>
+      </w:r>
+      <w:r>
+        <w:rPr>
+          <w:rFonts w:ascii="Calibri" w:hAnsi="Calibri"/>
+          <w:b w:val="0"/>
+          <w:i w:val="0"/>
+          <w:color w:val="464B52"/>
+          <w:sz w:val="21"/>
+        </w:rPr>
+        <w:t xml:space="preserve"> as leadership and had no </w:t>
+      </w:r>
+      <w:r>
+        <w:rPr>
+          <w:rFonts w:ascii="Consolas" w:hAnsi="Consolas"/>
+          <w:b w:val="0"/>
+          <w:i w:val="0"/>
+          <w:color w:val="464B52"/>
+          <w:sz w:val="20"/>
+        </w:rPr>
+        <w:t>chancellor</w:t>
+      </w:r>
+      <w:r>
+        <w:rPr>
+          <w:rFonts w:ascii="Calibri" w:hAnsi="Calibri"/>
+          <w:b w:val="0"/>
+          <w:i w:val="0"/>
+          <w:color w:val="464B52"/>
+          <w:sz w:val="21"/>
+        </w:rPr>
+        <w:t xml:space="preserve"> — wrong in both directions at once, which is worth remembering before quoting any figure that rests on a hand-written word list.</w:t>
+      </w:r>
+    </w:p>
+    <w:p>
+      <w:pPr>
+        <w:spacing w:after="100"/>
+      </w:pPr>
+    </w:p>
+    <w:p>
+      <w:pPr>
+        <w:spacing w:after="100"/>
+      </w:pPr>
+      <w:r>
+        <w:rPr>
+          <w:rFonts w:ascii="Calibri" w:hAnsi="Calibri"/>
+          <w:b/>
+          <w:i w:val="0"/>
+          <w:color w:val="464B52"/>
+          <w:sz w:val="21"/>
+        </w:rPr>
+        <w:t>And those 270 put a price on a question that has been open since October.</w:t>
+      </w:r>
+      <w:r>
+        <w:rPr>
+          <w:rFonts w:ascii="Calibri" w:hAnsi="Calibri"/>
+          <w:b w:val="0"/>
+          <w:i w:val="0"/>
+          <w:color w:val="464B52"/>
+          <w:sz w:val="21"/>
+        </w:rPr>
+        <w:t xml:space="preserve"> What to do with the </w:t>
+      </w:r>
+      <w:r>
+        <w:rPr>
+          <w:rFonts w:ascii="Consolas" w:hAnsi="Consolas"/>
+          <w:b w:val="0"/>
+          <w:i w:val="0"/>
+          <w:color w:val="464B52"/>
+          <w:sz w:val="20"/>
+        </w:rPr>
+        <w:t>director</w:t>
+      </w:r>
+      <w:r>
+        <w:rPr>
+          <w:rFonts w:ascii="Calibri" w:hAnsi="Calibri"/>
+          <w:b w:val="0"/>
+          <w:i w:val="0"/>
+          <w:color w:val="464B52"/>
+          <w:sz w:val="21"/>
+        </w:rPr>
+        <w:t xml:space="preserve"> family had no cost attached to it. It now has one: 15.2% of this audience is there on nothing but </w:t>
+      </w:r>
+      <w:r>
+        <w:rPr>
+          <w:rFonts w:ascii="Consolas" w:hAnsi="Consolas"/>
+          <w:b w:val="0"/>
+          <w:i w:val="0"/>
+          <w:color w:val="464B52"/>
+          <w:sz w:val="20"/>
+        </w:rPr>
+        <w:t>chair</w:t>
+      </w:r>
+      <w:r>
+        <w:rPr>
+          <w:rFonts w:ascii="Calibri" w:hAnsi="Calibri"/>
+          <w:b w:val="0"/>
+          <w:i w:val="0"/>
+          <w:color w:val="464B52"/>
+          <w:sz w:val="21"/>
+        </w:rPr>
+        <w:t xml:space="preserve">, </w:t>
+      </w:r>
+      <w:r>
+        <w:rPr>
+          <w:rFonts w:ascii="Consolas" w:hAnsi="Consolas"/>
+          <w:b w:val="0"/>
+          <w:i w:val="0"/>
+          <w:color w:val="464B52"/>
+          <w:sz w:val="20"/>
+        </w:rPr>
+        <w:t>director</w:t>
+      </w:r>
+      <w:r>
+        <w:rPr>
+          <w:rFonts w:ascii="Calibri" w:hAnsi="Calibri"/>
+          <w:b w:val="0"/>
+          <w:i w:val="0"/>
+          <w:color w:val="464B52"/>
+          <w:sz w:val="21"/>
+        </w:rPr>
+        <w:t xml:space="preserve"> or </w:t>
+      </w:r>
+      <w:r>
+        <w:rPr>
+          <w:rFonts w:ascii="Consolas" w:hAnsi="Consolas"/>
+          <w:b w:val="0"/>
+          <w:i w:val="0"/>
+          <w:color w:val="464B52"/>
+          <w:sz w:val="20"/>
+        </w:rPr>
+        <w:t>head</w:t>
+      </w:r>
+      <w:r>
+        <w:rPr>
+          <w:rFonts w:ascii="Calibri" w:hAnsi="Calibri"/>
+          <w:b w:val="0"/>
+          <w:i w:val="0"/>
+          <w:color w:val="464B52"/>
+          <w:sz w:val="21"/>
+        </w:rPr>
+        <w:t>. Whichever way marketing answers, that is the number that moves.</w:t>
+      </w:r>
+    </w:p>
+    <w:p>
+      <w:pPr>
+        <w:spacing w:after="100"/>
+      </w:pPr>
     </w:p>
     <w:p>
       <w:pPr>
@@ -11674,7 +11929,7 @@
           <w:color w:val="464B52"/>
           <w:sz w:val="21"/>
         </w:rPr>
-        <w:t>And it is starved by the organisation, not the title.</w:t>
+        <w:t>It was starved by the organisation rather than the title, and that eased in the 30 October build.</w:t>
       </w:r>
       <w:r>
         <w:rPr>
@@ -11684,7 +11939,52 @@
           <w:color w:val="464B52"/>
           <w:sz w:val="21"/>
         </w:rPr>
-        <w:t xml:space="preserve"> About 14,600 records carry a strong leadership title — average score 0.856 — and can never be confirmed because the organisation did not resolve and therefore scores zero.</w:t>
+        <w:t xml:space="preserve"> About 14,600 records carried a strong leadership title and an employer that did not resolve, so they scored zero and could never be confirmed. Most of the audience nearly doubling is those people arriving — not the compound work, which brought 1,715 of it.</w:t>
+      </w:r>
+    </w:p>
+    <w:p>
+      <w:pPr>
+        <w:spacing w:after="100"/>
+      </w:pPr>
+      <w:r>
+        <w:rPr>
+          <w:rFonts w:ascii="Calibri" w:hAnsi="Calibri"/>
+          <w:b/>
+          <w:i w:val="0"/>
+          <w:color w:val="464B52"/>
+          <w:sz w:val="21"/>
+        </w:rPr>
+        <w:t>A fourth instance of the project's most useful lesson, in the same build.</w:t>
+      </w:r>
+      <w:r>
+        <w:rPr>
+          <w:rFonts w:ascii="Calibri" w:hAnsi="Calibri"/>
+          <w:b w:val="0"/>
+          <w:i w:val="0"/>
+          <w:color w:val="464B52"/>
+          <w:sz w:val="21"/>
+        </w:rPr>
+        <w:t xml:space="preserve"> 37 stale-deanship titles were rejected and 33 verbose ones were added, and the audience moved by </w:t>
+      </w:r>
+      <w:r>
+        <w:rPr>
+          <w:rFonts w:ascii="Calibri" w:hAnsi="Calibri"/>
+          <w:b/>
+          <w:i w:val="0"/>
+          <w:color w:val="464B52"/>
+          <w:sz w:val="21"/>
+        </w:rPr>
+        <w:t>one person</w:t>
+      </w:r>
+      <w:r>
+        <w:rPr>
+          <w:rFonts w:ascii="Calibri" w:hAnsi="Calibri"/>
+          <w:b w:val="0"/>
+          <w:i w:val="0"/>
+          <w:color w:val="464B52"/>
+          <w:sz w:val="21"/>
+        </w:rPr>
+        <w:t xml:space="preserve"> — 33,241 to 33,242. The people holding an expired deanship almost always hold a current leadership title too. A correct dictionary and a correct audience are different things, and this is now the fourth time it has been measured.</w:t>
       </w:r>
     </w:p>
     <w:tbl>
@@ -11892,7 +12192,7 @@
                 <w:color w:val="464B52"/>
                 <w:sz w:val="20"/>
               </w:rPr>
-              <w:t>The head and dean family: built, and it did what was forecast.</w:t>
+              <w:t>The head and dean family: built, finished, and it did what was forecast.</w:t>
             </w:r>
             <w:r>
               <w:rPr>
@@ -11919,7 +12219,7 @@
                 <w:color w:val="464B52"/>
                 <w:sz w:val="20"/>
               </w:rPr>
-              <w:t xml:space="preserve"> against a forecast of 1,778 — within 4%.</w:t>
+              <w:t xml:space="preserve"> against a forecast of 1,778 — within 4%. The scoping then held across two builds: eight other title groups, zero records moved, twice.</w:t>
             </w:r>
           </w:p>
           <w:p>
